--- a/3325600003_Iklil Najmi Hamzah_Proyek Image Processing UAS.docx
+++ b/3325600003_Iklil Najmi Hamzah_Proyek Image Processing UAS.docx
@@ -5897,8 +5897,1039 @@
           <w:szCs w:val="24"/>
         </w:rPr>
       </w:pPr>
-      <w:bookmarkStart w:id="5" w:name="_GoBack"/>
-      <w:bookmarkEnd w:id="5"/>
+      <w:proofErr w:type="spellStart"/>
+      <w:r>
+        <w:rPr>
+          <w:rFonts w:ascii="Times New Roman" w:hAnsi="Times New Roman" w:cs="Times New Roman"/>
+          <w:sz w:val="24"/>
+          <w:szCs w:val="24"/>
+        </w:rPr>
+        <w:t>Memuat</w:t>
+      </w:r>
+      <w:proofErr w:type="spellEnd"/>
+      <w:r>
+        <w:rPr>
+          <w:rFonts w:ascii="Times New Roman" w:hAnsi="Times New Roman" w:cs="Times New Roman"/>
+          <w:sz w:val="24"/>
+          <w:szCs w:val="24"/>
+        </w:rPr>
+        <w:t xml:space="preserve"> dan </w:t>
+      </w:r>
+      <w:proofErr w:type="spellStart"/>
+      <w:r>
+        <w:rPr>
+          <w:rFonts w:ascii="Times New Roman" w:hAnsi="Times New Roman" w:cs="Times New Roman"/>
+          <w:sz w:val="24"/>
+          <w:szCs w:val="24"/>
+        </w:rPr>
+        <w:t>membaca</w:t>
+      </w:r>
+      <w:proofErr w:type="spellEnd"/>
+      <w:r>
+        <w:rPr>
+          <w:rFonts w:ascii="Times New Roman" w:hAnsi="Times New Roman" w:cs="Times New Roman"/>
+          <w:sz w:val="24"/>
+          <w:szCs w:val="24"/>
+        </w:rPr>
+        <w:t xml:space="preserve"> data </w:t>
+      </w:r>
+      <w:proofErr w:type="spellStart"/>
+      <w:r>
+        <w:rPr>
+          <w:rFonts w:ascii="Times New Roman" w:hAnsi="Times New Roman" w:cs="Times New Roman"/>
+          <w:sz w:val="24"/>
+          <w:szCs w:val="24"/>
+        </w:rPr>
+        <w:t>citra</w:t>
+      </w:r>
+      <w:proofErr w:type="spellEnd"/>
+      <w:r>
+        <w:rPr>
+          <w:rFonts w:ascii="Times New Roman" w:hAnsi="Times New Roman" w:cs="Times New Roman"/>
+          <w:sz w:val="24"/>
+          <w:szCs w:val="24"/>
+        </w:rPr>
+        <w:t xml:space="preserve"> </w:t>
+      </w:r>
+      <w:proofErr w:type="spellStart"/>
+      <w:r>
+        <w:rPr>
+          <w:rFonts w:ascii="Times New Roman" w:hAnsi="Times New Roman" w:cs="Times New Roman"/>
+          <w:sz w:val="24"/>
+          <w:szCs w:val="24"/>
+        </w:rPr>
+        <w:t>sampah</w:t>
+      </w:r>
+      <w:proofErr w:type="spellEnd"/>
+      <w:r>
+        <w:rPr>
+          <w:rFonts w:ascii="Times New Roman" w:hAnsi="Times New Roman" w:cs="Times New Roman"/>
+          <w:sz w:val="24"/>
+          <w:szCs w:val="24"/>
+        </w:rPr>
+        <w:t xml:space="preserve"> </w:t>
+      </w:r>
+      <w:proofErr w:type="spellStart"/>
+      <w:r>
+        <w:rPr>
+          <w:rFonts w:ascii="Times New Roman" w:hAnsi="Times New Roman" w:cs="Times New Roman"/>
+          <w:sz w:val="24"/>
+          <w:szCs w:val="24"/>
+        </w:rPr>
+        <w:t>menggunakan</w:t>
+      </w:r>
+      <w:proofErr w:type="spellEnd"/>
+      <w:r>
+        <w:rPr>
+          <w:rFonts w:ascii="Times New Roman" w:hAnsi="Times New Roman" w:cs="Times New Roman"/>
+          <w:sz w:val="24"/>
+          <w:szCs w:val="24"/>
+        </w:rPr>
+        <w:t xml:space="preserve"> library </w:t>
+      </w:r>
+      <w:proofErr w:type="spellStart"/>
+      <w:r>
+        <w:rPr>
+          <w:rFonts w:ascii="Times New Roman" w:hAnsi="Times New Roman" w:cs="Times New Roman"/>
+          <w:sz w:val="24"/>
+          <w:szCs w:val="24"/>
+        </w:rPr>
+        <w:t>opencv</w:t>
+      </w:r>
+      <w:proofErr w:type="spellEnd"/>
+      <w:r>
+        <w:rPr>
+          <w:rFonts w:ascii="Times New Roman" w:hAnsi="Times New Roman" w:cs="Times New Roman"/>
+          <w:sz w:val="24"/>
+          <w:szCs w:val="24"/>
+        </w:rPr>
+        <w:t xml:space="preserve"> </w:t>
+      </w:r>
+      <w:proofErr w:type="spellStart"/>
+      <w:r>
+        <w:rPr>
+          <w:rFonts w:ascii="Times New Roman" w:hAnsi="Times New Roman" w:cs="Times New Roman"/>
+          <w:sz w:val="24"/>
+          <w:szCs w:val="24"/>
+        </w:rPr>
+        <w:t>sebagai</w:t>
+      </w:r>
+      <w:proofErr w:type="spellEnd"/>
+      <w:r>
+        <w:rPr>
+          <w:rFonts w:ascii="Times New Roman" w:hAnsi="Times New Roman" w:cs="Times New Roman"/>
+          <w:sz w:val="24"/>
+          <w:szCs w:val="24"/>
+        </w:rPr>
+        <w:t xml:space="preserve"> </w:t>
+      </w:r>
+      <w:proofErr w:type="spellStart"/>
+      <w:r>
+        <w:rPr>
+          <w:rFonts w:ascii="Times New Roman" w:hAnsi="Times New Roman" w:cs="Times New Roman"/>
+          <w:sz w:val="24"/>
+          <w:szCs w:val="24"/>
+        </w:rPr>
+        <w:t>tahapan</w:t>
+      </w:r>
+      <w:proofErr w:type="spellEnd"/>
+      <w:r>
+        <w:rPr>
+          <w:rFonts w:ascii="Times New Roman" w:hAnsi="Times New Roman" w:cs="Times New Roman"/>
+          <w:sz w:val="24"/>
+          <w:szCs w:val="24"/>
+        </w:rPr>
+        <w:t xml:space="preserve"> </w:t>
+      </w:r>
+      <w:proofErr w:type="spellStart"/>
+      <w:r>
+        <w:rPr>
+          <w:rFonts w:ascii="Times New Roman" w:hAnsi="Times New Roman" w:cs="Times New Roman"/>
+          <w:sz w:val="24"/>
+          <w:szCs w:val="24"/>
+        </w:rPr>
+        <w:t>awal</w:t>
+      </w:r>
+      <w:proofErr w:type="spellEnd"/>
+      <w:r>
+        <w:rPr>
+          <w:rFonts w:ascii="Times New Roman" w:hAnsi="Times New Roman" w:cs="Times New Roman"/>
+          <w:sz w:val="24"/>
+          <w:szCs w:val="24"/>
+        </w:rPr>
+        <w:t xml:space="preserve"> </w:t>
+      </w:r>
+      <w:proofErr w:type="spellStart"/>
+      <w:r>
+        <w:rPr>
+          <w:rFonts w:ascii="Times New Roman" w:hAnsi="Times New Roman" w:cs="Times New Roman"/>
+          <w:sz w:val="24"/>
+          <w:szCs w:val="24"/>
+        </w:rPr>
+        <w:t>dalam</w:t>
+      </w:r>
+      <w:proofErr w:type="spellEnd"/>
+      <w:r>
+        <w:rPr>
+          <w:rFonts w:ascii="Times New Roman" w:hAnsi="Times New Roman" w:cs="Times New Roman"/>
+          <w:sz w:val="24"/>
+          <w:szCs w:val="24"/>
+        </w:rPr>
+        <w:t xml:space="preserve"> proses </w:t>
+      </w:r>
+      <w:proofErr w:type="spellStart"/>
+      <w:r>
+        <w:rPr>
+          <w:rFonts w:ascii="Times New Roman" w:hAnsi="Times New Roman" w:cs="Times New Roman"/>
+          <w:sz w:val="24"/>
+          <w:szCs w:val="24"/>
+        </w:rPr>
+        <w:t>pengelolan</w:t>
+      </w:r>
+      <w:proofErr w:type="spellEnd"/>
+      <w:r>
+        <w:rPr>
+          <w:rFonts w:ascii="Times New Roman" w:hAnsi="Times New Roman" w:cs="Times New Roman"/>
+          <w:sz w:val="24"/>
+          <w:szCs w:val="24"/>
+        </w:rPr>
+        <w:t xml:space="preserve"> </w:t>
+      </w:r>
+      <w:proofErr w:type="spellStart"/>
+      <w:r>
+        <w:rPr>
+          <w:rFonts w:ascii="Times New Roman" w:hAnsi="Times New Roman" w:cs="Times New Roman"/>
+          <w:sz w:val="24"/>
+          <w:szCs w:val="24"/>
+        </w:rPr>
+        <w:t>citra</w:t>
+      </w:r>
+      <w:proofErr w:type="spellEnd"/>
+    </w:p>
+    <w:p>
+      <w:pPr>
+        <w:pStyle w:val="ListParagraph"/>
+        <w:numPr>
+          <w:ilvl w:val="0"/>
+          <w:numId w:val="43"/>
+        </w:numPr>
+        <w:rPr>
+          <w:rFonts w:ascii="Times New Roman" w:hAnsi="Times New Roman" w:cs="Times New Roman"/>
+          <w:sz w:val="24"/>
+          <w:szCs w:val="24"/>
+        </w:rPr>
+      </w:pPr>
+      <w:proofErr w:type="spellStart"/>
+      <w:r>
+        <w:rPr>
+          <w:rFonts w:ascii="Times New Roman" w:hAnsi="Times New Roman" w:cs="Times New Roman"/>
+          <w:sz w:val="24"/>
+          <w:szCs w:val="24"/>
+        </w:rPr>
+        <w:t>Melakukan</w:t>
+      </w:r>
+      <w:proofErr w:type="spellEnd"/>
+      <w:r>
+        <w:rPr>
+          <w:rFonts w:ascii="Times New Roman" w:hAnsi="Times New Roman" w:cs="Times New Roman"/>
+          <w:sz w:val="24"/>
+          <w:szCs w:val="24"/>
+        </w:rPr>
+        <w:t xml:space="preserve"> </w:t>
+      </w:r>
+      <w:proofErr w:type="spellStart"/>
+      <w:r>
+        <w:rPr>
+          <w:rFonts w:ascii="Times New Roman" w:hAnsi="Times New Roman" w:cs="Times New Roman"/>
+          <w:sz w:val="24"/>
+          <w:szCs w:val="24"/>
+        </w:rPr>
+        <w:t>konversi</w:t>
+      </w:r>
+      <w:proofErr w:type="spellEnd"/>
+      <w:r>
+        <w:rPr>
+          <w:rFonts w:ascii="Times New Roman" w:hAnsi="Times New Roman" w:cs="Times New Roman"/>
+          <w:sz w:val="24"/>
+          <w:szCs w:val="24"/>
+        </w:rPr>
+        <w:t xml:space="preserve"> </w:t>
+      </w:r>
+      <w:proofErr w:type="spellStart"/>
+      <w:r>
+        <w:rPr>
+          <w:rFonts w:ascii="Times New Roman" w:hAnsi="Times New Roman" w:cs="Times New Roman"/>
+          <w:sz w:val="24"/>
+          <w:szCs w:val="24"/>
+        </w:rPr>
+        <w:t>citra</w:t>
+      </w:r>
+      <w:proofErr w:type="spellEnd"/>
+      <w:r>
+        <w:rPr>
+          <w:rFonts w:ascii="Times New Roman" w:hAnsi="Times New Roman" w:cs="Times New Roman"/>
+          <w:sz w:val="24"/>
+          <w:szCs w:val="24"/>
+        </w:rPr>
+        <w:t xml:space="preserve"> </w:t>
+      </w:r>
+      <w:proofErr w:type="spellStart"/>
+      <w:r>
+        <w:rPr>
+          <w:rFonts w:ascii="Times New Roman" w:hAnsi="Times New Roman" w:cs="Times New Roman"/>
+          <w:sz w:val="24"/>
+          <w:szCs w:val="24"/>
+        </w:rPr>
+        <w:t>dari</w:t>
+      </w:r>
+      <w:proofErr w:type="spellEnd"/>
+      <w:r>
+        <w:rPr>
+          <w:rFonts w:ascii="Times New Roman" w:hAnsi="Times New Roman" w:cs="Times New Roman"/>
+          <w:sz w:val="24"/>
+          <w:szCs w:val="24"/>
+        </w:rPr>
+        <w:t xml:space="preserve"> RGB </w:t>
+      </w:r>
+      <w:proofErr w:type="spellStart"/>
+      <w:r>
+        <w:rPr>
+          <w:rFonts w:ascii="Times New Roman" w:hAnsi="Times New Roman" w:cs="Times New Roman"/>
+          <w:sz w:val="24"/>
+          <w:szCs w:val="24"/>
+        </w:rPr>
+        <w:t>menjadi</w:t>
+      </w:r>
+      <w:proofErr w:type="spellEnd"/>
+      <w:r>
+        <w:rPr>
+          <w:rFonts w:ascii="Times New Roman" w:hAnsi="Times New Roman" w:cs="Times New Roman"/>
+          <w:sz w:val="24"/>
+          <w:szCs w:val="24"/>
+        </w:rPr>
+        <w:t xml:space="preserve"> Grayscale </w:t>
+      </w:r>
+      <w:proofErr w:type="spellStart"/>
+      <w:r>
+        <w:rPr>
+          <w:rFonts w:ascii="Times New Roman" w:hAnsi="Times New Roman" w:cs="Times New Roman"/>
+          <w:sz w:val="24"/>
+          <w:szCs w:val="24"/>
+        </w:rPr>
+        <w:t>untuk</w:t>
+      </w:r>
+      <w:proofErr w:type="spellEnd"/>
+      <w:r>
+        <w:rPr>
+          <w:rFonts w:ascii="Times New Roman" w:hAnsi="Times New Roman" w:cs="Times New Roman"/>
+          <w:sz w:val="24"/>
+          <w:szCs w:val="24"/>
+        </w:rPr>
+        <w:t xml:space="preserve"> </w:t>
+      </w:r>
+      <w:proofErr w:type="spellStart"/>
+      <w:r>
+        <w:rPr>
+          <w:rFonts w:ascii="Times New Roman" w:hAnsi="Times New Roman" w:cs="Times New Roman"/>
+          <w:sz w:val="24"/>
+          <w:szCs w:val="24"/>
+        </w:rPr>
+        <w:t>menyederhanakan</w:t>
+      </w:r>
+      <w:proofErr w:type="spellEnd"/>
+      <w:r>
+        <w:rPr>
+          <w:rFonts w:ascii="Times New Roman" w:hAnsi="Times New Roman" w:cs="Times New Roman"/>
+          <w:sz w:val="24"/>
+          <w:szCs w:val="24"/>
+        </w:rPr>
+        <w:t xml:space="preserve"> </w:t>
+      </w:r>
+      <w:proofErr w:type="spellStart"/>
+      <w:r>
+        <w:rPr>
+          <w:rFonts w:ascii="Times New Roman" w:hAnsi="Times New Roman" w:cs="Times New Roman"/>
+          <w:sz w:val="24"/>
+          <w:szCs w:val="24"/>
+        </w:rPr>
+        <w:t>representasi</w:t>
+      </w:r>
+      <w:proofErr w:type="spellEnd"/>
+      <w:r>
+        <w:rPr>
+          <w:rFonts w:ascii="Times New Roman" w:hAnsi="Times New Roman" w:cs="Times New Roman"/>
+          <w:sz w:val="24"/>
+          <w:szCs w:val="24"/>
+        </w:rPr>
+        <w:t xml:space="preserve"> visual </w:t>
+      </w:r>
+      <w:proofErr w:type="spellStart"/>
+      <w:r>
+        <w:rPr>
+          <w:rFonts w:ascii="Times New Roman" w:hAnsi="Times New Roman" w:cs="Times New Roman"/>
+          <w:sz w:val="24"/>
+          <w:szCs w:val="24"/>
+        </w:rPr>
+        <w:t>objek</w:t>
+      </w:r>
+      <w:proofErr w:type="spellEnd"/>
+      <w:r>
+        <w:rPr>
+          <w:rFonts w:ascii="Times New Roman" w:hAnsi="Times New Roman" w:cs="Times New Roman"/>
+          <w:sz w:val="24"/>
+          <w:szCs w:val="24"/>
+        </w:rPr>
+        <w:t xml:space="preserve"> </w:t>
+      </w:r>
+      <w:proofErr w:type="spellStart"/>
+      <w:r>
+        <w:rPr>
+          <w:rFonts w:ascii="Times New Roman" w:hAnsi="Times New Roman" w:cs="Times New Roman"/>
+          <w:sz w:val="24"/>
+          <w:szCs w:val="24"/>
+        </w:rPr>
+        <w:t>sampah</w:t>
+      </w:r>
+      <w:proofErr w:type="spellEnd"/>
+      <w:r>
+        <w:rPr>
+          <w:rFonts w:ascii="Times New Roman" w:hAnsi="Times New Roman" w:cs="Times New Roman"/>
+          <w:sz w:val="24"/>
+          <w:szCs w:val="24"/>
+        </w:rPr>
+        <w:t xml:space="preserve"> </w:t>
+      </w:r>
+      <w:proofErr w:type="spellStart"/>
+      <w:r>
+        <w:rPr>
+          <w:rFonts w:ascii="Times New Roman" w:hAnsi="Times New Roman" w:cs="Times New Roman"/>
+          <w:sz w:val="24"/>
+          <w:szCs w:val="24"/>
+        </w:rPr>
+        <w:t>dalam</w:t>
+      </w:r>
+      <w:proofErr w:type="spellEnd"/>
+      <w:r>
+        <w:rPr>
+          <w:rFonts w:ascii="Times New Roman" w:hAnsi="Times New Roman" w:cs="Times New Roman"/>
+          <w:sz w:val="24"/>
+          <w:szCs w:val="24"/>
+        </w:rPr>
+        <w:t xml:space="preserve"> proses </w:t>
+      </w:r>
+      <w:proofErr w:type="spellStart"/>
+      <w:r>
+        <w:rPr>
+          <w:rFonts w:ascii="Times New Roman" w:hAnsi="Times New Roman" w:cs="Times New Roman"/>
+          <w:sz w:val="24"/>
+          <w:szCs w:val="24"/>
+        </w:rPr>
+        <w:t>pengelolahan</w:t>
+      </w:r>
+      <w:proofErr w:type="spellEnd"/>
+      <w:r>
+        <w:rPr>
+          <w:rFonts w:ascii="Times New Roman" w:hAnsi="Times New Roman" w:cs="Times New Roman"/>
+          <w:sz w:val="24"/>
+          <w:szCs w:val="24"/>
+        </w:rPr>
+        <w:t xml:space="preserve"> </w:t>
+      </w:r>
+      <w:proofErr w:type="spellStart"/>
+      <w:r>
+        <w:rPr>
+          <w:rFonts w:ascii="Times New Roman" w:hAnsi="Times New Roman" w:cs="Times New Roman"/>
+          <w:sz w:val="24"/>
+          <w:szCs w:val="24"/>
+        </w:rPr>
+        <w:t>selanjutnya</w:t>
+      </w:r>
+      <w:proofErr w:type="spellEnd"/>
+      <w:r>
+        <w:rPr>
+          <w:rFonts w:ascii="Times New Roman" w:hAnsi="Times New Roman" w:cs="Times New Roman"/>
+          <w:sz w:val="24"/>
+          <w:szCs w:val="24"/>
+        </w:rPr>
+        <w:t>.</w:t>
+      </w:r>
+    </w:p>
+    <w:p>
+      <w:pPr>
+        <w:pStyle w:val="ListParagraph"/>
+        <w:numPr>
+          <w:ilvl w:val="0"/>
+          <w:numId w:val="43"/>
+        </w:numPr>
+        <w:rPr>
+          <w:rFonts w:ascii="Times New Roman" w:hAnsi="Times New Roman" w:cs="Times New Roman"/>
+          <w:sz w:val="24"/>
+          <w:szCs w:val="24"/>
+        </w:rPr>
+      </w:pPr>
+      <w:proofErr w:type="spellStart"/>
+      <w:r>
+        <w:rPr>
+          <w:rFonts w:ascii="Times New Roman" w:hAnsi="Times New Roman" w:cs="Times New Roman"/>
+          <w:sz w:val="24"/>
+          <w:szCs w:val="24"/>
+        </w:rPr>
+        <w:t>Memvisualisasikan</w:t>
+      </w:r>
+      <w:proofErr w:type="spellEnd"/>
+      <w:r>
+        <w:rPr>
+          <w:rFonts w:ascii="Times New Roman" w:hAnsi="Times New Roman" w:cs="Times New Roman"/>
+          <w:sz w:val="24"/>
+          <w:szCs w:val="24"/>
+        </w:rPr>
+        <w:t xml:space="preserve"> </w:t>
+      </w:r>
+      <w:proofErr w:type="spellStart"/>
+      <w:r>
+        <w:rPr>
+          <w:rFonts w:ascii="Times New Roman" w:hAnsi="Times New Roman" w:cs="Times New Roman"/>
+          <w:sz w:val="24"/>
+          <w:szCs w:val="24"/>
+        </w:rPr>
+        <w:t>hasil</w:t>
+      </w:r>
+      <w:proofErr w:type="spellEnd"/>
+      <w:r>
+        <w:rPr>
+          <w:rFonts w:ascii="Times New Roman" w:hAnsi="Times New Roman" w:cs="Times New Roman"/>
+          <w:sz w:val="24"/>
+          <w:szCs w:val="24"/>
+        </w:rPr>
+        <w:t xml:space="preserve"> </w:t>
+      </w:r>
+      <w:proofErr w:type="spellStart"/>
+      <w:r>
+        <w:rPr>
+          <w:rFonts w:ascii="Times New Roman" w:hAnsi="Times New Roman" w:cs="Times New Roman"/>
+          <w:sz w:val="24"/>
+          <w:szCs w:val="24"/>
+        </w:rPr>
+        <w:t>pengelolahan</w:t>
+      </w:r>
+      <w:proofErr w:type="spellEnd"/>
+      <w:r>
+        <w:rPr>
+          <w:rFonts w:ascii="Times New Roman" w:hAnsi="Times New Roman" w:cs="Times New Roman"/>
+          <w:sz w:val="24"/>
+          <w:szCs w:val="24"/>
+        </w:rPr>
+        <w:t xml:space="preserve"> dan </w:t>
+      </w:r>
+      <w:proofErr w:type="spellStart"/>
+      <w:r>
+        <w:rPr>
+          <w:rFonts w:ascii="Times New Roman" w:hAnsi="Times New Roman" w:cs="Times New Roman"/>
+          <w:sz w:val="24"/>
+          <w:szCs w:val="24"/>
+        </w:rPr>
+        <w:t>deteksi</w:t>
+      </w:r>
+      <w:proofErr w:type="spellEnd"/>
+      <w:r>
+        <w:rPr>
+          <w:rFonts w:ascii="Times New Roman" w:hAnsi="Times New Roman" w:cs="Times New Roman"/>
+          <w:sz w:val="24"/>
+          <w:szCs w:val="24"/>
+        </w:rPr>
+        <w:t xml:space="preserve"> </w:t>
+      </w:r>
+      <w:proofErr w:type="spellStart"/>
+      <w:proofErr w:type="gramStart"/>
+      <w:r>
+        <w:rPr>
+          <w:rFonts w:ascii="Times New Roman" w:hAnsi="Times New Roman" w:cs="Times New Roman"/>
+          <w:sz w:val="24"/>
+          <w:szCs w:val="24"/>
+        </w:rPr>
+        <w:t>citra</w:t>
+      </w:r>
+      <w:proofErr w:type="spellEnd"/>
+      <w:r>
+        <w:rPr>
+          <w:rFonts w:ascii="Times New Roman" w:hAnsi="Times New Roman" w:cs="Times New Roman"/>
+          <w:sz w:val="24"/>
+          <w:szCs w:val="24"/>
+        </w:rPr>
+        <w:t xml:space="preserve">  </w:t>
+      </w:r>
+      <w:proofErr w:type="spellStart"/>
+      <w:r>
+        <w:rPr>
+          <w:rFonts w:ascii="Times New Roman" w:hAnsi="Times New Roman" w:cs="Times New Roman"/>
+          <w:sz w:val="24"/>
+          <w:szCs w:val="24"/>
+        </w:rPr>
+        <w:t>melalui</w:t>
+      </w:r>
+      <w:proofErr w:type="spellEnd"/>
+      <w:proofErr w:type="gramEnd"/>
+      <w:r>
+        <w:rPr>
+          <w:rFonts w:ascii="Times New Roman" w:hAnsi="Times New Roman" w:cs="Times New Roman"/>
+          <w:sz w:val="24"/>
+          <w:szCs w:val="24"/>
+        </w:rPr>
+        <w:t xml:space="preserve"> drawing, bounding box dan label </w:t>
+      </w:r>
+      <w:proofErr w:type="spellStart"/>
+      <w:r>
+        <w:rPr>
+          <w:rFonts w:ascii="Times New Roman" w:hAnsi="Times New Roman" w:cs="Times New Roman"/>
+          <w:sz w:val="24"/>
+          <w:szCs w:val="24"/>
+        </w:rPr>
+        <w:t>menggunakan</w:t>
+      </w:r>
+      <w:proofErr w:type="spellEnd"/>
+      <w:r>
+        <w:rPr>
+          <w:rFonts w:ascii="Times New Roman" w:hAnsi="Times New Roman" w:cs="Times New Roman"/>
+          <w:sz w:val="24"/>
+          <w:szCs w:val="24"/>
+        </w:rPr>
+        <w:t xml:space="preserve"> </w:t>
+      </w:r>
+      <w:proofErr w:type="spellStart"/>
+      <w:r>
+        <w:rPr>
+          <w:rFonts w:ascii="Times New Roman" w:hAnsi="Times New Roman" w:cs="Times New Roman"/>
+          <w:sz w:val="24"/>
+          <w:szCs w:val="24"/>
+        </w:rPr>
+        <w:t>opencv</w:t>
+      </w:r>
+      <w:proofErr w:type="spellEnd"/>
+      <w:r>
+        <w:rPr>
+          <w:rFonts w:ascii="Times New Roman" w:hAnsi="Times New Roman" w:cs="Times New Roman"/>
+          <w:sz w:val="24"/>
+          <w:szCs w:val="24"/>
+        </w:rPr>
+        <w:t>.</w:t>
+      </w:r>
+    </w:p>
+    <w:p>
+      <w:pPr>
+        <w:pStyle w:val="ListParagraph"/>
+        <w:numPr>
+          <w:ilvl w:val="0"/>
+          <w:numId w:val="43"/>
+        </w:numPr>
+        <w:rPr>
+          <w:rFonts w:ascii="Times New Roman" w:hAnsi="Times New Roman" w:cs="Times New Roman"/>
+          <w:sz w:val="24"/>
+          <w:szCs w:val="24"/>
+        </w:rPr>
+      </w:pPr>
+      <w:proofErr w:type="spellStart"/>
+      <w:r>
+        <w:rPr>
+          <w:rFonts w:ascii="Times New Roman" w:hAnsi="Times New Roman" w:cs="Times New Roman"/>
+          <w:sz w:val="24"/>
+          <w:szCs w:val="24"/>
+        </w:rPr>
+        <w:t>Melakukan</w:t>
+      </w:r>
+      <w:proofErr w:type="spellEnd"/>
+      <w:r>
+        <w:rPr>
+          <w:rFonts w:ascii="Times New Roman" w:hAnsi="Times New Roman" w:cs="Times New Roman"/>
+          <w:sz w:val="24"/>
+          <w:szCs w:val="24"/>
+        </w:rPr>
+        <w:t xml:space="preserve"> </w:t>
+      </w:r>
+      <w:proofErr w:type="spellStart"/>
+      <w:r>
+        <w:rPr>
+          <w:rFonts w:ascii="Times New Roman" w:hAnsi="Times New Roman" w:cs="Times New Roman"/>
+          <w:sz w:val="24"/>
+          <w:szCs w:val="24"/>
+        </w:rPr>
+        <w:t>segmentasi</w:t>
+      </w:r>
+      <w:proofErr w:type="spellEnd"/>
+      <w:r>
+        <w:rPr>
+          <w:rFonts w:ascii="Times New Roman" w:hAnsi="Times New Roman" w:cs="Times New Roman"/>
+          <w:sz w:val="24"/>
+          <w:szCs w:val="24"/>
+        </w:rPr>
+        <w:t xml:space="preserve"> </w:t>
+      </w:r>
+      <w:proofErr w:type="spellStart"/>
+      <w:r>
+        <w:rPr>
+          <w:rFonts w:ascii="Times New Roman" w:hAnsi="Times New Roman" w:cs="Times New Roman"/>
+          <w:sz w:val="24"/>
+          <w:szCs w:val="24"/>
+        </w:rPr>
+        <w:t>sederhana</w:t>
+      </w:r>
+      <w:proofErr w:type="spellEnd"/>
+      <w:r>
+        <w:rPr>
+          <w:rFonts w:ascii="Times New Roman" w:hAnsi="Times New Roman" w:cs="Times New Roman"/>
+          <w:sz w:val="24"/>
+          <w:szCs w:val="24"/>
+        </w:rPr>
+        <w:t xml:space="preserve"> </w:t>
+      </w:r>
+      <w:proofErr w:type="spellStart"/>
+      <w:r>
+        <w:rPr>
+          <w:rFonts w:ascii="Times New Roman" w:hAnsi="Times New Roman" w:cs="Times New Roman"/>
+          <w:sz w:val="24"/>
+          <w:szCs w:val="24"/>
+        </w:rPr>
+        <w:t>berbasis</w:t>
+      </w:r>
+      <w:proofErr w:type="spellEnd"/>
+      <w:r>
+        <w:rPr>
+          <w:rFonts w:ascii="Times New Roman" w:hAnsi="Times New Roman" w:cs="Times New Roman"/>
+          <w:sz w:val="24"/>
+          <w:szCs w:val="24"/>
+        </w:rPr>
+        <w:t xml:space="preserve"> thresholding </w:t>
+      </w:r>
+      <w:proofErr w:type="spellStart"/>
+      <w:r>
+        <w:rPr>
+          <w:rFonts w:ascii="Times New Roman" w:hAnsi="Times New Roman" w:cs="Times New Roman"/>
+          <w:sz w:val="24"/>
+          <w:szCs w:val="24"/>
+        </w:rPr>
+        <w:t>untuk</w:t>
+      </w:r>
+      <w:proofErr w:type="spellEnd"/>
+      <w:r>
+        <w:rPr>
+          <w:rFonts w:ascii="Times New Roman" w:hAnsi="Times New Roman" w:cs="Times New Roman"/>
+          <w:sz w:val="24"/>
+          <w:szCs w:val="24"/>
+        </w:rPr>
+        <w:t xml:space="preserve"> </w:t>
+      </w:r>
+      <w:proofErr w:type="spellStart"/>
+      <w:r>
+        <w:rPr>
+          <w:rFonts w:ascii="Times New Roman" w:hAnsi="Times New Roman" w:cs="Times New Roman"/>
+          <w:sz w:val="24"/>
+          <w:szCs w:val="24"/>
+        </w:rPr>
+        <w:t>memisahkan</w:t>
+      </w:r>
+      <w:proofErr w:type="spellEnd"/>
+      <w:r>
+        <w:rPr>
+          <w:rFonts w:ascii="Times New Roman" w:hAnsi="Times New Roman" w:cs="Times New Roman"/>
+          <w:sz w:val="24"/>
+          <w:szCs w:val="24"/>
+        </w:rPr>
+        <w:t xml:space="preserve"> </w:t>
+      </w:r>
+      <w:proofErr w:type="spellStart"/>
+      <w:r>
+        <w:rPr>
+          <w:rFonts w:ascii="Times New Roman" w:hAnsi="Times New Roman" w:cs="Times New Roman"/>
+          <w:sz w:val="24"/>
+          <w:szCs w:val="24"/>
+        </w:rPr>
+        <w:t>objek</w:t>
+      </w:r>
+      <w:proofErr w:type="spellEnd"/>
+      <w:r>
+        <w:rPr>
+          <w:rFonts w:ascii="Times New Roman" w:hAnsi="Times New Roman" w:cs="Times New Roman"/>
+          <w:sz w:val="24"/>
+          <w:szCs w:val="24"/>
+        </w:rPr>
+        <w:t xml:space="preserve"> </w:t>
+      </w:r>
+      <w:proofErr w:type="spellStart"/>
+      <w:r>
+        <w:rPr>
+          <w:rFonts w:ascii="Times New Roman" w:hAnsi="Times New Roman" w:cs="Times New Roman"/>
+          <w:sz w:val="24"/>
+          <w:szCs w:val="24"/>
+        </w:rPr>
+        <w:t>dengan</w:t>
+      </w:r>
+      <w:proofErr w:type="spellEnd"/>
+      <w:r>
+        <w:rPr>
+          <w:rFonts w:ascii="Times New Roman" w:hAnsi="Times New Roman" w:cs="Times New Roman"/>
+          <w:sz w:val="24"/>
+          <w:szCs w:val="24"/>
+        </w:rPr>
+        <w:t xml:space="preserve"> </w:t>
+      </w:r>
+      <w:proofErr w:type="spellStart"/>
+      <w:r>
+        <w:rPr>
+          <w:rFonts w:ascii="Times New Roman" w:hAnsi="Times New Roman" w:cs="Times New Roman"/>
+          <w:sz w:val="24"/>
+          <w:szCs w:val="24"/>
+        </w:rPr>
+        <w:t>latar</w:t>
+      </w:r>
+      <w:proofErr w:type="spellEnd"/>
+      <w:r>
+        <w:rPr>
+          <w:rFonts w:ascii="Times New Roman" w:hAnsi="Times New Roman" w:cs="Times New Roman"/>
+          <w:sz w:val="24"/>
+          <w:szCs w:val="24"/>
+        </w:rPr>
+        <w:t xml:space="preserve"> </w:t>
+      </w:r>
+      <w:proofErr w:type="spellStart"/>
+      <w:r>
+        <w:rPr>
+          <w:rFonts w:ascii="Times New Roman" w:hAnsi="Times New Roman" w:cs="Times New Roman"/>
+          <w:sz w:val="24"/>
+          <w:szCs w:val="24"/>
+        </w:rPr>
+        <w:t>belakang</w:t>
+      </w:r>
+      <w:proofErr w:type="spellEnd"/>
+      <w:r>
+        <w:rPr>
+          <w:rFonts w:ascii="Times New Roman" w:hAnsi="Times New Roman" w:cs="Times New Roman"/>
+          <w:sz w:val="24"/>
+          <w:szCs w:val="24"/>
+        </w:rPr>
+        <w:t xml:space="preserve"> </w:t>
+      </w:r>
+      <w:proofErr w:type="spellStart"/>
+      <w:r>
+        <w:rPr>
+          <w:rFonts w:ascii="Times New Roman" w:hAnsi="Times New Roman" w:cs="Times New Roman"/>
+          <w:sz w:val="24"/>
+          <w:szCs w:val="24"/>
+        </w:rPr>
+        <w:t>citra</w:t>
+      </w:r>
+      <w:proofErr w:type="spellEnd"/>
+      <w:r>
+        <w:rPr>
+          <w:rFonts w:ascii="Times New Roman" w:hAnsi="Times New Roman" w:cs="Times New Roman"/>
+          <w:sz w:val="24"/>
+          <w:szCs w:val="24"/>
+        </w:rPr>
+        <w:t xml:space="preserve"> </w:t>
+      </w:r>
+      <w:proofErr w:type="spellStart"/>
+      <w:r>
+        <w:rPr>
+          <w:rFonts w:ascii="Times New Roman" w:hAnsi="Times New Roman" w:cs="Times New Roman"/>
+          <w:sz w:val="24"/>
+          <w:szCs w:val="24"/>
+        </w:rPr>
+        <w:t>secara</w:t>
+      </w:r>
+      <w:proofErr w:type="spellEnd"/>
+      <w:r>
+        <w:rPr>
+          <w:rFonts w:ascii="Times New Roman" w:hAnsi="Times New Roman" w:cs="Times New Roman"/>
+          <w:sz w:val="24"/>
+          <w:szCs w:val="24"/>
+        </w:rPr>
+        <w:t xml:space="preserve"> </w:t>
+      </w:r>
+      <w:proofErr w:type="spellStart"/>
+      <w:r>
+        <w:rPr>
+          <w:rFonts w:ascii="Times New Roman" w:hAnsi="Times New Roman" w:cs="Times New Roman"/>
+          <w:sz w:val="24"/>
+          <w:szCs w:val="24"/>
+        </w:rPr>
+        <w:t>otomatis</w:t>
+      </w:r>
+      <w:proofErr w:type="spellEnd"/>
+    </w:p>
+    <w:p>
+      <w:pPr>
+        <w:pStyle w:val="ListParagraph"/>
+        <w:numPr>
+          <w:ilvl w:val="0"/>
+          <w:numId w:val="43"/>
+        </w:numPr>
+        <w:rPr>
+          <w:rFonts w:ascii="Times New Roman" w:hAnsi="Times New Roman" w:cs="Times New Roman"/>
+          <w:sz w:val="24"/>
+          <w:szCs w:val="24"/>
+        </w:rPr>
+      </w:pPr>
+      <w:proofErr w:type="spellStart"/>
+      <w:r>
+        <w:rPr>
+          <w:rFonts w:ascii="Times New Roman" w:hAnsi="Times New Roman" w:cs="Times New Roman"/>
+          <w:sz w:val="24"/>
+          <w:szCs w:val="24"/>
+        </w:rPr>
+        <w:t>Menganalisis</w:t>
+      </w:r>
+      <w:proofErr w:type="spellEnd"/>
+      <w:r>
+        <w:rPr>
+          <w:rFonts w:ascii="Times New Roman" w:hAnsi="Times New Roman" w:cs="Times New Roman"/>
+          <w:sz w:val="24"/>
+          <w:szCs w:val="24"/>
+        </w:rPr>
+        <w:t xml:space="preserve"> </w:t>
+      </w:r>
+      <w:proofErr w:type="spellStart"/>
+      <w:r>
+        <w:rPr>
+          <w:rFonts w:ascii="Times New Roman" w:hAnsi="Times New Roman" w:cs="Times New Roman"/>
+          <w:sz w:val="24"/>
+          <w:szCs w:val="24"/>
+        </w:rPr>
+        <w:t>distribusi</w:t>
+      </w:r>
+      <w:proofErr w:type="spellEnd"/>
+      <w:r>
+        <w:rPr>
+          <w:rFonts w:ascii="Times New Roman" w:hAnsi="Times New Roman" w:cs="Times New Roman"/>
+          <w:sz w:val="24"/>
+          <w:szCs w:val="24"/>
+        </w:rPr>
+        <w:t xml:space="preserve"> pixel pada </w:t>
+      </w:r>
+      <w:proofErr w:type="spellStart"/>
+      <w:r>
+        <w:rPr>
+          <w:rFonts w:ascii="Times New Roman" w:hAnsi="Times New Roman" w:cs="Times New Roman"/>
+          <w:sz w:val="24"/>
+          <w:szCs w:val="24"/>
+        </w:rPr>
+        <w:t>citra</w:t>
+      </w:r>
+      <w:proofErr w:type="spellEnd"/>
+      <w:r>
+        <w:rPr>
+          <w:rFonts w:ascii="Times New Roman" w:hAnsi="Times New Roman" w:cs="Times New Roman"/>
+          <w:sz w:val="24"/>
+          <w:szCs w:val="24"/>
+        </w:rPr>
+        <w:t xml:space="preserve"> </w:t>
+      </w:r>
+      <w:proofErr w:type="spellStart"/>
+      <w:r>
+        <w:rPr>
+          <w:rFonts w:ascii="Times New Roman" w:hAnsi="Times New Roman" w:cs="Times New Roman"/>
+          <w:sz w:val="24"/>
+          <w:szCs w:val="24"/>
+        </w:rPr>
+        <w:t>sampah</w:t>
+      </w:r>
+      <w:proofErr w:type="spellEnd"/>
+      <w:r>
+        <w:rPr>
+          <w:rFonts w:ascii="Times New Roman" w:hAnsi="Times New Roman" w:cs="Times New Roman"/>
+          <w:sz w:val="24"/>
+          <w:szCs w:val="24"/>
+        </w:rPr>
+        <w:t xml:space="preserve"> </w:t>
+      </w:r>
+      <w:proofErr w:type="spellStart"/>
+      <w:r>
+        <w:rPr>
+          <w:rFonts w:ascii="Times New Roman" w:hAnsi="Times New Roman" w:cs="Times New Roman"/>
+          <w:sz w:val="24"/>
+          <w:szCs w:val="24"/>
+        </w:rPr>
+        <w:t>melalui</w:t>
+      </w:r>
+      <w:proofErr w:type="spellEnd"/>
+      <w:r>
+        <w:rPr>
+          <w:rFonts w:ascii="Times New Roman" w:hAnsi="Times New Roman" w:cs="Times New Roman"/>
+          <w:sz w:val="24"/>
+          <w:szCs w:val="24"/>
+        </w:rPr>
+        <w:t xml:space="preserve"> </w:t>
+      </w:r>
+      <w:r>
+        <w:rPr>
+          <w:rFonts w:ascii="Times New Roman" w:hAnsi="Times New Roman" w:cs="Times New Roman"/>
+          <w:sz w:val="24"/>
+          <w:szCs w:val="24"/>
+        </w:rPr>
+        <w:t xml:space="preserve">histogram </w:t>
+      </w:r>
+      <w:proofErr w:type="spellStart"/>
+      <w:r>
+        <w:rPr>
+          <w:rFonts w:ascii="Times New Roman" w:hAnsi="Times New Roman" w:cs="Times New Roman"/>
+          <w:sz w:val="24"/>
+          <w:szCs w:val="24"/>
+        </w:rPr>
+        <w:t>guna</w:t>
+      </w:r>
+      <w:proofErr w:type="spellEnd"/>
+      <w:r>
+        <w:rPr>
+          <w:rFonts w:ascii="Times New Roman" w:hAnsi="Times New Roman" w:cs="Times New Roman"/>
+          <w:sz w:val="24"/>
+          <w:szCs w:val="24"/>
+        </w:rPr>
+        <w:t xml:space="preserve"> </w:t>
+      </w:r>
+      <w:proofErr w:type="spellStart"/>
+      <w:r>
+        <w:rPr>
+          <w:rFonts w:ascii="Times New Roman" w:hAnsi="Times New Roman" w:cs="Times New Roman"/>
+          <w:sz w:val="24"/>
+          <w:szCs w:val="24"/>
+        </w:rPr>
+        <w:t>memahami</w:t>
+      </w:r>
+      <w:proofErr w:type="spellEnd"/>
+      <w:r>
+        <w:rPr>
+          <w:rFonts w:ascii="Times New Roman" w:hAnsi="Times New Roman" w:cs="Times New Roman"/>
+          <w:sz w:val="24"/>
+          <w:szCs w:val="24"/>
+        </w:rPr>
+        <w:t xml:space="preserve"> </w:t>
+      </w:r>
+      <w:proofErr w:type="spellStart"/>
+      <w:r>
+        <w:rPr>
+          <w:rFonts w:ascii="Times New Roman" w:hAnsi="Times New Roman" w:cs="Times New Roman"/>
+          <w:sz w:val="24"/>
+          <w:szCs w:val="24"/>
+        </w:rPr>
+        <w:t>karakteristik</w:t>
+      </w:r>
+      <w:proofErr w:type="spellEnd"/>
+      <w:r>
+        <w:rPr>
+          <w:rFonts w:ascii="Times New Roman" w:hAnsi="Times New Roman" w:cs="Times New Roman"/>
+          <w:sz w:val="24"/>
+          <w:szCs w:val="24"/>
+        </w:rPr>
+        <w:t xml:space="preserve"> dataset.</w:t>
+      </w:r>
+    </w:p>
+    <w:p>
+      <w:pPr>
+        <w:pStyle w:val="ListParagraph"/>
+        <w:ind w:left="1500"/>
+        <w:rPr>
+          <w:rFonts w:ascii="Times New Roman" w:hAnsi="Times New Roman" w:cs="Times New Roman"/>
+          <w:sz w:val="24"/>
+          <w:szCs w:val="24"/>
+        </w:rPr>
+      </w:pPr>
     </w:p>
     <w:p>
       <w:pPr>
@@ -5916,7 +6947,7 @@
           <w:szCs w:val="28"/>
         </w:rPr>
       </w:pPr>
-      <w:bookmarkStart w:id="6" w:name="_Toc227788662"/>
+      <w:bookmarkStart w:id="5" w:name="_Toc227788662"/>
       <w:proofErr w:type="spellStart"/>
       <w:r>
         <w:rPr>
@@ -5929,8 +6960,1205 @@
         </w:rPr>
         <w:t>Manfaat</w:t>
       </w:r>
+      <w:bookmarkEnd w:id="5"/>
+      <w:proofErr w:type="spellEnd"/>
+    </w:p>
+    <w:p>
+      <w:pPr>
+        <w:ind w:left="780"/>
+        <w:rPr>
+          <w:rFonts w:ascii="Times New Roman" w:hAnsi="Times New Roman" w:cs="Times New Roman"/>
+          <w:sz w:val="24"/>
+          <w:szCs w:val="24"/>
+        </w:rPr>
+      </w:pPr>
+      <w:proofErr w:type="spellStart"/>
+      <w:r>
+        <w:rPr>
+          <w:rFonts w:ascii="Times New Roman" w:hAnsi="Times New Roman" w:cs="Times New Roman"/>
+          <w:sz w:val="24"/>
+          <w:szCs w:val="24"/>
+        </w:rPr>
+        <w:t>Manfaat</w:t>
+      </w:r>
+      <w:proofErr w:type="spellEnd"/>
+      <w:r>
+        <w:rPr>
+          <w:rFonts w:ascii="Times New Roman" w:hAnsi="Times New Roman" w:cs="Times New Roman"/>
+          <w:sz w:val="24"/>
+          <w:szCs w:val="24"/>
+        </w:rPr>
+        <w:t xml:space="preserve"> yang </w:t>
+      </w:r>
+      <w:proofErr w:type="spellStart"/>
+      <w:r>
+        <w:rPr>
+          <w:rFonts w:ascii="Times New Roman" w:hAnsi="Times New Roman" w:cs="Times New Roman"/>
+          <w:sz w:val="24"/>
+          <w:szCs w:val="24"/>
+        </w:rPr>
+        <w:t>saya</w:t>
+      </w:r>
+      <w:proofErr w:type="spellEnd"/>
+      <w:r>
+        <w:rPr>
+          <w:rFonts w:ascii="Times New Roman" w:hAnsi="Times New Roman" w:cs="Times New Roman"/>
+          <w:sz w:val="24"/>
+          <w:szCs w:val="24"/>
+        </w:rPr>
+        <w:t xml:space="preserve"> </w:t>
+      </w:r>
+      <w:proofErr w:type="spellStart"/>
+      <w:r>
+        <w:rPr>
+          <w:rFonts w:ascii="Times New Roman" w:hAnsi="Times New Roman" w:cs="Times New Roman"/>
+          <w:sz w:val="24"/>
+          <w:szCs w:val="24"/>
+        </w:rPr>
+        <w:t>dapatkan</w:t>
+      </w:r>
+      <w:proofErr w:type="spellEnd"/>
+      <w:r>
+        <w:rPr>
+          <w:rFonts w:ascii="Times New Roman" w:hAnsi="Times New Roman" w:cs="Times New Roman"/>
+          <w:sz w:val="24"/>
+          <w:szCs w:val="24"/>
+        </w:rPr>
+        <w:t xml:space="preserve"> </w:t>
+      </w:r>
+      <w:proofErr w:type="spellStart"/>
+      <w:r>
+        <w:rPr>
+          <w:rFonts w:ascii="Times New Roman" w:hAnsi="Times New Roman" w:cs="Times New Roman"/>
+          <w:sz w:val="24"/>
+          <w:szCs w:val="24"/>
+        </w:rPr>
+        <w:t>dalam</w:t>
+      </w:r>
+      <w:proofErr w:type="spellEnd"/>
+      <w:r>
+        <w:rPr>
+          <w:rFonts w:ascii="Times New Roman" w:hAnsi="Times New Roman" w:cs="Times New Roman"/>
+          <w:sz w:val="24"/>
+          <w:szCs w:val="24"/>
+        </w:rPr>
+        <w:t xml:space="preserve"> proses </w:t>
+      </w:r>
+      <w:proofErr w:type="spellStart"/>
+      <w:r>
+        <w:rPr>
+          <w:rFonts w:ascii="Times New Roman" w:hAnsi="Times New Roman" w:cs="Times New Roman"/>
+          <w:sz w:val="24"/>
+          <w:szCs w:val="24"/>
+        </w:rPr>
+        <w:t>pengelolahan</w:t>
+      </w:r>
+      <w:proofErr w:type="spellEnd"/>
+      <w:r>
+        <w:rPr>
+          <w:rFonts w:ascii="Times New Roman" w:hAnsi="Times New Roman" w:cs="Times New Roman"/>
+          <w:sz w:val="24"/>
+          <w:szCs w:val="24"/>
+        </w:rPr>
+        <w:t xml:space="preserve"> dan </w:t>
+      </w:r>
+      <w:proofErr w:type="spellStart"/>
+      <w:r>
+        <w:rPr>
+          <w:rFonts w:ascii="Times New Roman" w:hAnsi="Times New Roman" w:cs="Times New Roman"/>
+          <w:sz w:val="24"/>
+          <w:szCs w:val="24"/>
+        </w:rPr>
+        <w:t>deteksi</w:t>
+      </w:r>
+      <w:proofErr w:type="spellEnd"/>
+      <w:r>
+        <w:rPr>
+          <w:rFonts w:ascii="Times New Roman" w:hAnsi="Times New Roman" w:cs="Times New Roman"/>
+          <w:sz w:val="24"/>
+          <w:szCs w:val="24"/>
+        </w:rPr>
+        <w:t xml:space="preserve"> </w:t>
+      </w:r>
+      <w:proofErr w:type="spellStart"/>
+      <w:r>
+        <w:rPr>
+          <w:rFonts w:ascii="Times New Roman" w:hAnsi="Times New Roman" w:cs="Times New Roman"/>
+          <w:sz w:val="24"/>
+          <w:szCs w:val="24"/>
+        </w:rPr>
+        <w:t>sampah</w:t>
+      </w:r>
+      <w:proofErr w:type="spellEnd"/>
+      <w:r>
+        <w:rPr>
+          <w:rFonts w:ascii="Times New Roman" w:hAnsi="Times New Roman" w:cs="Times New Roman"/>
+          <w:sz w:val="24"/>
+          <w:szCs w:val="24"/>
+        </w:rPr>
+        <w:t xml:space="preserve"> </w:t>
+      </w:r>
+      <w:proofErr w:type="spellStart"/>
+      <w:r>
+        <w:rPr>
+          <w:rFonts w:ascii="Times New Roman" w:hAnsi="Times New Roman" w:cs="Times New Roman"/>
+          <w:sz w:val="24"/>
+          <w:szCs w:val="24"/>
+        </w:rPr>
+        <w:t>berbasis</w:t>
+      </w:r>
+      <w:proofErr w:type="spellEnd"/>
+      <w:r>
+        <w:rPr>
+          <w:rFonts w:ascii="Times New Roman" w:hAnsi="Times New Roman" w:cs="Times New Roman"/>
+          <w:sz w:val="24"/>
+          <w:szCs w:val="24"/>
+        </w:rPr>
+        <w:t xml:space="preserve"> Teknik </w:t>
+      </w:r>
+      <w:proofErr w:type="spellStart"/>
+      <w:r>
+        <w:rPr>
+          <w:rFonts w:ascii="Times New Roman" w:hAnsi="Times New Roman" w:cs="Times New Roman"/>
+          <w:sz w:val="24"/>
+          <w:szCs w:val="24"/>
+        </w:rPr>
+        <w:t>pengelolahan</w:t>
+      </w:r>
+      <w:proofErr w:type="spellEnd"/>
+      <w:r>
+        <w:rPr>
+          <w:rFonts w:ascii="Times New Roman" w:hAnsi="Times New Roman" w:cs="Times New Roman"/>
+          <w:sz w:val="24"/>
+          <w:szCs w:val="24"/>
+        </w:rPr>
+        <w:t xml:space="preserve"> </w:t>
+      </w:r>
+      <w:proofErr w:type="spellStart"/>
+      <w:r>
+        <w:rPr>
+          <w:rFonts w:ascii="Times New Roman" w:hAnsi="Times New Roman" w:cs="Times New Roman"/>
+          <w:sz w:val="24"/>
+          <w:szCs w:val="24"/>
+        </w:rPr>
+        <w:t>citra</w:t>
+      </w:r>
+      <w:proofErr w:type="spellEnd"/>
+      <w:r>
+        <w:rPr>
+          <w:rFonts w:ascii="Times New Roman" w:hAnsi="Times New Roman" w:cs="Times New Roman"/>
+          <w:sz w:val="24"/>
+          <w:szCs w:val="24"/>
+        </w:rPr>
+        <w:t xml:space="preserve"> </w:t>
+      </w:r>
+      <w:proofErr w:type="spellStart"/>
+      <w:r>
+        <w:rPr>
+          <w:rFonts w:ascii="Times New Roman" w:hAnsi="Times New Roman" w:cs="Times New Roman"/>
+          <w:sz w:val="24"/>
+          <w:szCs w:val="24"/>
+        </w:rPr>
+        <w:t>sebagai</w:t>
+      </w:r>
+      <w:proofErr w:type="spellEnd"/>
+      <w:r>
+        <w:rPr>
+          <w:rFonts w:ascii="Times New Roman" w:hAnsi="Times New Roman" w:cs="Times New Roman"/>
+          <w:sz w:val="24"/>
+          <w:szCs w:val="24"/>
+        </w:rPr>
+        <w:t xml:space="preserve"> </w:t>
+      </w:r>
+      <w:proofErr w:type="spellStart"/>
+      <w:r>
+        <w:rPr>
+          <w:rFonts w:ascii="Times New Roman" w:hAnsi="Times New Roman" w:cs="Times New Roman"/>
+          <w:sz w:val="24"/>
+          <w:szCs w:val="24"/>
+        </w:rPr>
+        <w:t>berikut</w:t>
+      </w:r>
+      <w:proofErr w:type="spellEnd"/>
+      <w:r>
+        <w:rPr>
+          <w:rFonts w:ascii="Times New Roman" w:hAnsi="Times New Roman" w:cs="Times New Roman"/>
+          <w:sz w:val="24"/>
+          <w:szCs w:val="24"/>
+        </w:rPr>
+        <w:t>:</w:t>
+      </w:r>
+    </w:p>
+    <w:p>
+      <w:pPr>
+        <w:pStyle w:val="ListParagraph"/>
+        <w:numPr>
+          <w:ilvl w:val="0"/>
+          <w:numId w:val="44"/>
+        </w:numPr>
+        <w:rPr>
+          <w:rFonts w:ascii="Times New Roman" w:hAnsi="Times New Roman" w:cs="Times New Roman"/>
+          <w:sz w:val="24"/>
+          <w:szCs w:val="24"/>
+        </w:rPr>
+      </w:pPr>
+      <w:proofErr w:type="spellStart"/>
+      <w:r>
+        <w:rPr>
+          <w:rFonts w:ascii="Times New Roman" w:hAnsi="Times New Roman" w:cs="Times New Roman"/>
+          <w:sz w:val="24"/>
+          <w:szCs w:val="24"/>
+        </w:rPr>
+        <w:t>Memberikan</w:t>
+      </w:r>
+      <w:proofErr w:type="spellEnd"/>
+      <w:r>
+        <w:rPr>
+          <w:rFonts w:ascii="Times New Roman" w:hAnsi="Times New Roman" w:cs="Times New Roman"/>
+          <w:sz w:val="24"/>
+          <w:szCs w:val="24"/>
+        </w:rPr>
+        <w:t xml:space="preserve"> </w:t>
+      </w:r>
+      <w:proofErr w:type="spellStart"/>
+      <w:r>
+        <w:rPr>
+          <w:rFonts w:ascii="Times New Roman" w:hAnsi="Times New Roman" w:cs="Times New Roman"/>
+          <w:sz w:val="24"/>
+          <w:szCs w:val="24"/>
+        </w:rPr>
+        <w:t>pemahaman</w:t>
+      </w:r>
+      <w:proofErr w:type="spellEnd"/>
+      <w:r>
+        <w:rPr>
+          <w:rFonts w:ascii="Times New Roman" w:hAnsi="Times New Roman" w:cs="Times New Roman"/>
+          <w:sz w:val="24"/>
+          <w:szCs w:val="24"/>
+        </w:rPr>
+        <w:t xml:space="preserve"> </w:t>
+      </w:r>
+      <w:proofErr w:type="spellStart"/>
+      <w:r>
+        <w:rPr>
+          <w:rFonts w:ascii="Times New Roman" w:hAnsi="Times New Roman" w:cs="Times New Roman"/>
+          <w:sz w:val="24"/>
+          <w:szCs w:val="24"/>
+        </w:rPr>
+        <w:t>mendalam</w:t>
+      </w:r>
+      <w:proofErr w:type="spellEnd"/>
+      <w:r>
+        <w:rPr>
+          <w:rFonts w:ascii="Times New Roman" w:hAnsi="Times New Roman" w:cs="Times New Roman"/>
+          <w:sz w:val="24"/>
+          <w:szCs w:val="24"/>
+        </w:rPr>
+        <w:t xml:space="preserve"> </w:t>
+      </w:r>
+      <w:proofErr w:type="spellStart"/>
+      <w:r>
+        <w:rPr>
+          <w:rFonts w:ascii="Times New Roman" w:hAnsi="Times New Roman" w:cs="Times New Roman"/>
+          <w:sz w:val="24"/>
+          <w:szCs w:val="24"/>
+        </w:rPr>
+        <w:t>mengenai</w:t>
+      </w:r>
+      <w:proofErr w:type="spellEnd"/>
+      <w:r>
+        <w:rPr>
+          <w:rFonts w:ascii="Times New Roman" w:hAnsi="Times New Roman" w:cs="Times New Roman"/>
+          <w:sz w:val="24"/>
+          <w:szCs w:val="24"/>
+        </w:rPr>
+        <w:t xml:space="preserve"> </w:t>
+      </w:r>
+      <w:proofErr w:type="spellStart"/>
+      <w:r>
+        <w:rPr>
+          <w:rFonts w:ascii="Times New Roman" w:hAnsi="Times New Roman" w:cs="Times New Roman"/>
+          <w:sz w:val="24"/>
+          <w:szCs w:val="24"/>
+        </w:rPr>
+        <w:t>konsep</w:t>
+      </w:r>
+      <w:proofErr w:type="spellEnd"/>
+      <w:r>
+        <w:rPr>
+          <w:rFonts w:ascii="Times New Roman" w:hAnsi="Times New Roman" w:cs="Times New Roman"/>
+          <w:sz w:val="24"/>
+          <w:szCs w:val="24"/>
+        </w:rPr>
+        <w:t xml:space="preserve"> dan </w:t>
+      </w:r>
+      <w:proofErr w:type="spellStart"/>
+      <w:r>
+        <w:rPr>
+          <w:rFonts w:ascii="Times New Roman" w:hAnsi="Times New Roman" w:cs="Times New Roman"/>
+          <w:sz w:val="24"/>
+          <w:szCs w:val="24"/>
+        </w:rPr>
+        <w:t>implementasi</w:t>
+      </w:r>
+      <w:proofErr w:type="spellEnd"/>
+      <w:r>
+        <w:rPr>
+          <w:rFonts w:ascii="Times New Roman" w:hAnsi="Times New Roman" w:cs="Times New Roman"/>
+          <w:sz w:val="24"/>
+          <w:szCs w:val="24"/>
+        </w:rPr>
+        <w:t xml:space="preserve"> Teknik </w:t>
+      </w:r>
+      <w:proofErr w:type="spellStart"/>
+      <w:r>
+        <w:rPr>
+          <w:rFonts w:ascii="Times New Roman" w:hAnsi="Times New Roman" w:cs="Times New Roman"/>
+          <w:sz w:val="24"/>
+          <w:szCs w:val="24"/>
+        </w:rPr>
+        <w:t>pengelolan</w:t>
+      </w:r>
+      <w:proofErr w:type="spellEnd"/>
+      <w:r>
+        <w:rPr>
+          <w:rFonts w:ascii="Times New Roman" w:hAnsi="Times New Roman" w:cs="Times New Roman"/>
+          <w:sz w:val="24"/>
+          <w:szCs w:val="24"/>
+        </w:rPr>
+        <w:t xml:space="preserve"> </w:t>
+      </w:r>
+      <w:proofErr w:type="spellStart"/>
+      <w:r>
+        <w:rPr>
+          <w:rFonts w:ascii="Times New Roman" w:hAnsi="Times New Roman" w:cs="Times New Roman"/>
+          <w:sz w:val="24"/>
+          <w:szCs w:val="24"/>
+        </w:rPr>
+        <w:t>citra</w:t>
+      </w:r>
+      <w:proofErr w:type="spellEnd"/>
+      <w:r>
+        <w:rPr>
+          <w:rFonts w:ascii="Times New Roman" w:hAnsi="Times New Roman" w:cs="Times New Roman"/>
+          <w:sz w:val="24"/>
+          <w:szCs w:val="24"/>
+        </w:rPr>
+        <w:t xml:space="preserve"> </w:t>
+      </w:r>
+      <w:proofErr w:type="spellStart"/>
+      <w:r>
+        <w:rPr>
+          <w:rFonts w:ascii="Times New Roman" w:hAnsi="Times New Roman" w:cs="Times New Roman"/>
+          <w:sz w:val="24"/>
+          <w:szCs w:val="24"/>
+        </w:rPr>
+        <w:t>mulai</w:t>
+      </w:r>
+      <w:proofErr w:type="spellEnd"/>
+      <w:r>
+        <w:rPr>
+          <w:rFonts w:ascii="Times New Roman" w:hAnsi="Times New Roman" w:cs="Times New Roman"/>
+          <w:sz w:val="24"/>
+          <w:szCs w:val="24"/>
+        </w:rPr>
+        <w:t xml:space="preserve"> </w:t>
+      </w:r>
+      <w:proofErr w:type="spellStart"/>
+      <w:r>
+        <w:rPr>
+          <w:rFonts w:ascii="Times New Roman" w:hAnsi="Times New Roman" w:cs="Times New Roman"/>
+          <w:sz w:val="24"/>
+          <w:szCs w:val="24"/>
+        </w:rPr>
+        <w:t>dari</w:t>
+      </w:r>
+      <w:proofErr w:type="spellEnd"/>
+      <w:r>
+        <w:rPr>
+          <w:rFonts w:ascii="Times New Roman" w:hAnsi="Times New Roman" w:cs="Times New Roman"/>
+          <w:sz w:val="24"/>
+          <w:szCs w:val="24"/>
+        </w:rPr>
+        <w:t xml:space="preserve"> </w:t>
+      </w:r>
+      <w:proofErr w:type="spellStart"/>
+      <w:r>
+        <w:rPr>
+          <w:rFonts w:ascii="Times New Roman" w:hAnsi="Times New Roman" w:cs="Times New Roman"/>
+          <w:sz w:val="24"/>
+          <w:szCs w:val="24"/>
+        </w:rPr>
+        <w:t>konversi</w:t>
+      </w:r>
+      <w:proofErr w:type="spellEnd"/>
+      <w:r>
+        <w:rPr>
+          <w:rFonts w:ascii="Times New Roman" w:hAnsi="Times New Roman" w:cs="Times New Roman"/>
+          <w:sz w:val="24"/>
+          <w:szCs w:val="24"/>
+        </w:rPr>
+        <w:t xml:space="preserve"> </w:t>
+      </w:r>
+      <w:proofErr w:type="spellStart"/>
+      <w:r>
+        <w:rPr>
+          <w:rFonts w:ascii="Times New Roman" w:hAnsi="Times New Roman" w:cs="Times New Roman"/>
+          <w:sz w:val="24"/>
+          <w:szCs w:val="24"/>
+        </w:rPr>
+        <w:t>warna</w:t>
+      </w:r>
+      <w:proofErr w:type="spellEnd"/>
+      <w:r>
+        <w:rPr>
+          <w:rFonts w:ascii="Times New Roman" w:hAnsi="Times New Roman" w:cs="Times New Roman"/>
+          <w:sz w:val="24"/>
+          <w:szCs w:val="24"/>
+        </w:rPr>
+        <w:t xml:space="preserve"> </w:t>
+      </w:r>
+      <w:proofErr w:type="spellStart"/>
+      <w:r>
+        <w:rPr>
+          <w:rFonts w:ascii="Times New Roman" w:hAnsi="Times New Roman" w:cs="Times New Roman"/>
+          <w:sz w:val="24"/>
+          <w:szCs w:val="24"/>
+        </w:rPr>
+        <w:t>analisis</w:t>
+      </w:r>
+      <w:proofErr w:type="spellEnd"/>
+      <w:r>
+        <w:rPr>
+          <w:rFonts w:ascii="Times New Roman" w:hAnsi="Times New Roman" w:cs="Times New Roman"/>
+          <w:sz w:val="24"/>
+          <w:szCs w:val="24"/>
+        </w:rPr>
+        <w:t xml:space="preserve"> </w:t>
+      </w:r>
+      <w:r>
+        <w:rPr>
+          <w:rFonts w:ascii="Times New Roman" w:hAnsi="Times New Roman" w:cs="Times New Roman"/>
+          <w:sz w:val="24"/>
+          <w:szCs w:val="24"/>
+        </w:rPr>
+        <w:t xml:space="preserve">histogram, </w:t>
+      </w:r>
+      <w:proofErr w:type="gramStart"/>
+      <w:r>
+        <w:rPr>
+          <w:rFonts w:ascii="Times New Roman" w:hAnsi="Times New Roman" w:cs="Times New Roman"/>
+          <w:sz w:val="24"/>
+          <w:szCs w:val="24"/>
+        </w:rPr>
+        <w:t>filtering ,</w:t>
+      </w:r>
+      <w:proofErr w:type="gramEnd"/>
+      <w:r>
+        <w:rPr>
+          <w:rFonts w:ascii="Times New Roman" w:hAnsi="Times New Roman" w:cs="Times New Roman"/>
+          <w:sz w:val="24"/>
+          <w:szCs w:val="24"/>
+        </w:rPr>
+        <w:t xml:space="preserve"> </w:t>
+      </w:r>
+      <w:proofErr w:type="spellStart"/>
+      <w:r>
+        <w:rPr>
+          <w:rFonts w:ascii="Times New Roman" w:hAnsi="Times New Roman" w:cs="Times New Roman"/>
+          <w:sz w:val="24"/>
+          <w:szCs w:val="24"/>
+        </w:rPr>
+        <w:t>segmentasi</w:t>
+      </w:r>
+      <w:proofErr w:type="spellEnd"/>
+      <w:r>
+        <w:rPr>
+          <w:rFonts w:ascii="Times New Roman" w:hAnsi="Times New Roman" w:cs="Times New Roman"/>
+          <w:sz w:val="24"/>
+          <w:szCs w:val="24"/>
+        </w:rPr>
+        <w:t xml:space="preserve"> , </w:t>
+      </w:r>
+      <w:proofErr w:type="spellStart"/>
+      <w:r>
+        <w:rPr>
+          <w:rFonts w:ascii="Times New Roman" w:hAnsi="Times New Roman" w:cs="Times New Roman"/>
+          <w:sz w:val="24"/>
+          <w:szCs w:val="24"/>
+        </w:rPr>
+        <w:t>hingga</w:t>
+      </w:r>
+      <w:proofErr w:type="spellEnd"/>
+      <w:r>
+        <w:rPr>
+          <w:rFonts w:ascii="Times New Roman" w:hAnsi="Times New Roman" w:cs="Times New Roman"/>
+          <w:sz w:val="24"/>
+          <w:szCs w:val="24"/>
+        </w:rPr>
+        <w:t xml:space="preserve"> </w:t>
+      </w:r>
+      <w:proofErr w:type="spellStart"/>
+      <w:r>
+        <w:rPr>
+          <w:rFonts w:ascii="Times New Roman" w:hAnsi="Times New Roman" w:cs="Times New Roman"/>
+          <w:sz w:val="24"/>
+          <w:szCs w:val="24"/>
+        </w:rPr>
+        <w:t>deteksi</w:t>
+      </w:r>
+      <w:proofErr w:type="spellEnd"/>
+      <w:r>
+        <w:rPr>
+          <w:rFonts w:ascii="Times New Roman" w:hAnsi="Times New Roman" w:cs="Times New Roman"/>
+          <w:sz w:val="24"/>
+          <w:szCs w:val="24"/>
+        </w:rPr>
+        <w:t xml:space="preserve"> pada </w:t>
+      </w:r>
+      <w:proofErr w:type="spellStart"/>
+      <w:r>
+        <w:rPr>
+          <w:rFonts w:ascii="Times New Roman" w:hAnsi="Times New Roman" w:cs="Times New Roman"/>
+          <w:sz w:val="24"/>
+          <w:szCs w:val="24"/>
+        </w:rPr>
+        <w:t>objek</w:t>
+      </w:r>
+      <w:proofErr w:type="spellEnd"/>
+      <w:r>
+        <w:rPr>
+          <w:rFonts w:ascii="Times New Roman" w:hAnsi="Times New Roman" w:cs="Times New Roman"/>
+          <w:sz w:val="24"/>
+          <w:szCs w:val="24"/>
+        </w:rPr>
+        <w:t xml:space="preserve"> </w:t>
+      </w:r>
+      <w:proofErr w:type="spellStart"/>
+      <w:r>
+        <w:rPr>
+          <w:rFonts w:ascii="Times New Roman" w:hAnsi="Times New Roman" w:cs="Times New Roman"/>
+          <w:sz w:val="24"/>
+          <w:szCs w:val="24"/>
+        </w:rPr>
+        <w:t>nyata</w:t>
+      </w:r>
+      <w:proofErr w:type="spellEnd"/>
+      <w:r>
+        <w:rPr>
+          <w:rFonts w:ascii="Times New Roman" w:hAnsi="Times New Roman" w:cs="Times New Roman"/>
+          <w:sz w:val="24"/>
+          <w:szCs w:val="24"/>
+        </w:rPr>
+        <w:t>.</w:t>
+      </w:r>
+    </w:p>
+    <w:p>
+      <w:pPr>
+        <w:pStyle w:val="ListParagraph"/>
+        <w:numPr>
+          <w:ilvl w:val="0"/>
+          <w:numId w:val="44"/>
+        </w:numPr>
+        <w:rPr>
+          <w:rFonts w:ascii="Times New Roman" w:hAnsi="Times New Roman" w:cs="Times New Roman"/>
+          <w:sz w:val="24"/>
+          <w:szCs w:val="24"/>
+        </w:rPr>
+      </w:pPr>
+      <w:proofErr w:type="spellStart"/>
+      <w:r>
+        <w:rPr>
+          <w:rFonts w:ascii="Times New Roman" w:hAnsi="Times New Roman" w:cs="Times New Roman"/>
+          <w:sz w:val="24"/>
+          <w:szCs w:val="24"/>
+        </w:rPr>
+        <w:t>Memperkaya</w:t>
+      </w:r>
+      <w:proofErr w:type="spellEnd"/>
+      <w:r>
+        <w:rPr>
+          <w:rFonts w:ascii="Times New Roman" w:hAnsi="Times New Roman" w:cs="Times New Roman"/>
+          <w:sz w:val="24"/>
+          <w:szCs w:val="24"/>
+        </w:rPr>
+        <w:t xml:space="preserve"> </w:t>
+      </w:r>
+      <w:proofErr w:type="spellStart"/>
+      <w:r>
+        <w:rPr>
+          <w:rFonts w:ascii="Times New Roman" w:hAnsi="Times New Roman" w:cs="Times New Roman"/>
+          <w:sz w:val="24"/>
+          <w:szCs w:val="24"/>
+        </w:rPr>
+        <w:t>wawasan</w:t>
+      </w:r>
+      <w:proofErr w:type="spellEnd"/>
+      <w:r>
+        <w:rPr>
+          <w:rFonts w:ascii="Times New Roman" w:hAnsi="Times New Roman" w:cs="Times New Roman"/>
+          <w:sz w:val="24"/>
+          <w:szCs w:val="24"/>
+        </w:rPr>
+        <w:t xml:space="preserve"> </w:t>
+      </w:r>
+      <w:proofErr w:type="spellStart"/>
+      <w:r>
+        <w:rPr>
+          <w:rFonts w:ascii="Times New Roman" w:hAnsi="Times New Roman" w:cs="Times New Roman"/>
+          <w:sz w:val="24"/>
+          <w:szCs w:val="24"/>
+        </w:rPr>
+        <w:t>tentang</w:t>
+      </w:r>
+      <w:proofErr w:type="spellEnd"/>
+      <w:r>
+        <w:rPr>
+          <w:rFonts w:ascii="Times New Roman" w:hAnsi="Times New Roman" w:cs="Times New Roman"/>
+          <w:sz w:val="24"/>
+          <w:szCs w:val="24"/>
+        </w:rPr>
+        <w:t xml:space="preserve"> </w:t>
+      </w:r>
+      <w:proofErr w:type="spellStart"/>
+      <w:r>
+        <w:rPr>
+          <w:rFonts w:ascii="Times New Roman" w:hAnsi="Times New Roman" w:cs="Times New Roman"/>
+          <w:sz w:val="24"/>
+          <w:szCs w:val="24"/>
+        </w:rPr>
+        <w:t>pemanfaatan</w:t>
+      </w:r>
+      <w:proofErr w:type="spellEnd"/>
+      <w:r>
+        <w:rPr>
+          <w:rFonts w:ascii="Times New Roman" w:hAnsi="Times New Roman" w:cs="Times New Roman"/>
+          <w:sz w:val="24"/>
+          <w:szCs w:val="24"/>
+        </w:rPr>
+        <w:t xml:space="preserve"> dataset </w:t>
+      </w:r>
+      <w:proofErr w:type="spellStart"/>
+      <w:r>
+        <w:rPr>
+          <w:rFonts w:ascii="Times New Roman" w:hAnsi="Times New Roman" w:cs="Times New Roman"/>
+          <w:sz w:val="24"/>
+          <w:szCs w:val="24"/>
+        </w:rPr>
+        <w:t>publik</w:t>
+      </w:r>
+      <w:proofErr w:type="spellEnd"/>
+      <w:r>
+        <w:rPr>
+          <w:rFonts w:ascii="Times New Roman" w:hAnsi="Times New Roman" w:cs="Times New Roman"/>
+          <w:sz w:val="24"/>
+          <w:szCs w:val="24"/>
+        </w:rPr>
+        <w:t xml:space="preserve"> </w:t>
+      </w:r>
+      <w:proofErr w:type="spellStart"/>
+      <w:r>
+        <w:rPr>
+          <w:rFonts w:ascii="Times New Roman" w:hAnsi="Times New Roman" w:cs="Times New Roman"/>
+          <w:sz w:val="24"/>
+          <w:szCs w:val="24"/>
+        </w:rPr>
+        <w:t>dalam</w:t>
+      </w:r>
+      <w:proofErr w:type="spellEnd"/>
+      <w:r>
+        <w:rPr>
+          <w:rFonts w:ascii="Times New Roman" w:hAnsi="Times New Roman" w:cs="Times New Roman"/>
+          <w:sz w:val="24"/>
+          <w:szCs w:val="24"/>
+        </w:rPr>
+        <w:t xml:space="preserve"> </w:t>
+      </w:r>
+      <w:proofErr w:type="spellStart"/>
+      <w:r>
+        <w:rPr>
+          <w:rFonts w:ascii="Times New Roman" w:hAnsi="Times New Roman" w:cs="Times New Roman"/>
+          <w:sz w:val="24"/>
+          <w:szCs w:val="24"/>
+        </w:rPr>
+        <w:t>eksperimen</w:t>
+      </w:r>
+      <w:proofErr w:type="spellEnd"/>
+      <w:r>
+        <w:rPr>
+          <w:rFonts w:ascii="Times New Roman" w:hAnsi="Times New Roman" w:cs="Times New Roman"/>
+          <w:sz w:val="24"/>
+          <w:szCs w:val="24"/>
+        </w:rPr>
+        <w:t xml:space="preserve"> </w:t>
+      </w:r>
+      <w:proofErr w:type="spellStart"/>
+      <w:r>
+        <w:rPr>
+          <w:rFonts w:ascii="Times New Roman" w:hAnsi="Times New Roman" w:cs="Times New Roman"/>
+          <w:sz w:val="24"/>
+          <w:szCs w:val="24"/>
+        </w:rPr>
+        <w:t>pengelolan</w:t>
+      </w:r>
+      <w:proofErr w:type="spellEnd"/>
+      <w:r>
+        <w:rPr>
+          <w:rFonts w:ascii="Times New Roman" w:hAnsi="Times New Roman" w:cs="Times New Roman"/>
+          <w:sz w:val="24"/>
+          <w:szCs w:val="24"/>
+        </w:rPr>
+        <w:t xml:space="preserve"> </w:t>
+      </w:r>
+      <w:proofErr w:type="spellStart"/>
+      <w:r>
+        <w:rPr>
+          <w:rFonts w:ascii="Times New Roman" w:hAnsi="Times New Roman" w:cs="Times New Roman"/>
+          <w:sz w:val="24"/>
+          <w:szCs w:val="24"/>
+        </w:rPr>
+        <w:t>citra</w:t>
+      </w:r>
+      <w:proofErr w:type="spellEnd"/>
+      <w:r>
+        <w:rPr>
+          <w:rFonts w:ascii="Times New Roman" w:hAnsi="Times New Roman" w:cs="Times New Roman"/>
+          <w:sz w:val="24"/>
+          <w:szCs w:val="24"/>
+        </w:rPr>
+        <w:t xml:space="preserve"> </w:t>
+      </w:r>
+      <w:proofErr w:type="spellStart"/>
+      <w:r>
+        <w:rPr>
+          <w:rFonts w:ascii="Times New Roman" w:hAnsi="Times New Roman" w:cs="Times New Roman"/>
+          <w:sz w:val="24"/>
+          <w:szCs w:val="24"/>
+        </w:rPr>
+        <w:t>berbasis</w:t>
+      </w:r>
+      <w:proofErr w:type="spellEnd"/>
+      <w:r>
+        <w:rPr>
+          <w:rFonts w:ascii="Times New Roman" w:hAnsi="Times New Roman" w:cs="Times New Roman"/>
+          <w:sz w:val="24"/>
+          <w:szCs w:val="24"/>
+        </w:rPr>
+        <w:t xml:space="preserve"> </w:t>
+      </w:r>
+      <w:proofErr w:type="spellStart"/>
+      <w:r>
+        <w:rPr>
+          <w:rFonts w:ascii="Times New Roman" w:hAnsi="Times New Roman" w:cs="Times New Roman"/>
+          <w:sz w:val="24"/>
+          <w:szCs w:val="24"/>
+        </w:rPr>
+        <w:t>opencv</w:t>
+      </w:r>
+      <w:proofErr w:type="spellEnd"/>
+    </w:p>
+    <w:p>
+      <w:pPr>
+        <w:pStyle w:val="ListParagraph"/>
+        <w:numPr>
+          <w:ilvl w:val="0"/>
+          <w:numId w:val="44"/>
+        </w:numPr>
+        <w:rPr>
+          <w:rFonts w:ascii="Times New Roman" w:hAnsi="Times New Roman" w:cs="Times New Roman"/>
+          <w:sz w:val="24"/>
+          <w:szCs w:val="24"/>
+        </w:rPr>
+      </w:pPr>
+      <w:proofErr w:type="spellStart"/>
+      <w:r>
+        <w:rPr>
+          <w:rFonts w:ascii="Times New Roman" w:hAnsi="Times New Roman" w:cs="Times New Roman"/>
+          <w:sz w:val="24"/>
+          <w:szCs w:val="24"/>
+        </w:rPr>
+        <w:t>Sistem</w:t>
+      </w:r>
+      <w:proofErr w:type="spellEnd"/>
+      <w:r>
+        <w:rPr>
+          <w:rFonts w:ascii="Times New Roman" w:hAnsi="Times New Roman" w:cs="Times New Roman"/>
+          <w:sz w:val="24"/>
+          <w:szCs w:val="24"/>
+        </w:rPr>
+        <w:t xml:space="preserve"> </w:t>
+      </w:r>
+      <w:proofErr w:type="spellStart"/>
+      <w:r>
+        <w:rPr>
+          <w:rFonts w:ascii="Times New Roman" w:hAnsi="Times New Roman" w:cs="Times New Roman"/>
+          <w:sz w:val="24"/>
+          <w:szCs w:val="24"/>
+        </w:rPr>
+        <w:t>Deteksi</w:t>
+      </w:r>
+      <w:proofErr w:type="spellEnd"/>
+      <w:r>
+        <w:rPr>
+          <w:rFonts w:ascii="Times New Roman" w:hAnsi="Times New Roman" w:cs="Times New Roman"/>
+          <w:sz w:val="24"/>
+          <w:szCs w:val="24"/>
+        </w:rPr>
+        <w:t xml:space="preserve"> dan </w:t>
+      </w:r>
+      <w:proofErr w:type="spellStart"/>
+      <w:r>
+        <w:rPr>
+          <w:rFonts w:ascii="Times New Roman" w:hAnsi="Times New Roman" w:cs="Times New Roman"/>
+          <w:sz w:val="24"/>
+          <w:szCs w:val="24"/>
+        </w:rPr>
+        <w:t>pemisahan</w:t>
+      </w:r>
+      <w:proofErr w:type="spellEnd"/>
+      <w:r>
+        <w:rPr>
+          <w:rFonts w:ascii="Times New Roman" w:hAnsi="Times New Roman" w:cs="Times New Roman"/>
+          <w:sz w:val="24"/>
+          <w:szCs w:val="24"/>
+        </w:rPr>
+        <w:t xml:space="preserve"> </w:t>
+      </w:r>
+      <w:proofErr w:type="spellStart"/>
+      <w:r>
+        <w:rPr>
+          <w:rFonts w:ascii="Times New Roman" w:hAnsi="Times New Roman" w:cs="Times New Roman"/>
+          <w:sz w:val="24"/>
+          <w:szCs w:val="24"/>
+        </w:rPr>
+        <w:t>sampah</w:t>
+      </w:r>
+      <w:proofErr w:type="spellEnd"/>
+      <w:r>
+        <w:rPr>
+          <w:rFonts w:ascii="Times New Roman" w:hAnsi="Times New Roman" w:cs="Times New Roman"/>
+          <w:sz w:val="24"/>
+          <w:szCs w:val="24"/>
+        </w:rPr>
+        <w:t xml:space="preserve"> </w:t>
+      </w:r>
+      <w:proofErr w:type="spellStart"/>
+      <w:r>
+        <w:rPr>
+          <w:rFonts w:ascii="Times New Roman" w:hAnsi="Times New Roman" w:cs="Times New Roman"/>
+          <w:sz w:val="24"/>
+          <w:szCs w:val="24"/>
+        </w:rPr>
+        <w:t>ini</w:t>
+      </w:r>
+      <w:proofErr w:type="spellEnd"/>
+      <w:r>
+        <w:rPr>
+          <w:rFonts w:ascii="Times New Roman" w:hAnsi="Times New Roman" w:cs="Times New Roman"/>
+          <w:sz w:val="24"/>
+          <w:szCs w:val="24"/>
+        </w:rPr>
+        <w:t xml:space="preserve"> </w:t>
+      </w:r>
+      <w:proofErr w:type="spellStart"/>
+      <w:r>
+        <w:rPr>
+          <w:rFonts w:ascii="Times New Roman" w:hAnsi="Times New Roman" w:cs="Times New Roman"/>
+          <w:sz w:val="24"/>
+          <w:szCs w:val="24"/>
+        </w:rPr>
+        <w:t>dapat</w:t>
+      </w:r>
+      <w:proofErr w:type="spellEnd"/>
+      <w:r>
+        <w:rPr>
+          <w:rFonts w:ascii="Times New Roman" w:hAnsi="Times New Roman" w:cs="Times New Roman"/>
+          <w:sz w:val="24"/>
+          <w:szCs w:val="24"/>
+        </w:rPr>
+        <w:t xml:space="preserve"> di </w:t>
+      </w:r>
+      <w:proofErr w:type="spellStart"/>
+      <w:r>
+        <w:rPr>
+          <w:rFonts w:ascii="Times New Roman" w:hAnsi="Times New Roman" w:cs="Times New Roman"/>
+          <w:sz w:val="24"/>
+          <w:szCs w:val="24"/>
+        </w:rPr>
+        <w:t>integrasikan</w:t>
+      </w:r>
+      <w:proofErr w:type="spellEnd"/>
+      <w:r>
+        <w:rPr>
+          <w:rFonts w:ascii="Times New Roman" w:hAnsi="Times New Roman" w:cs="Times New Roman"/>
+          <w:sz w:val="24"/>
+          <w:szCs w:val="24"/>
+        </w:rPr>
+        <w:t xml:space="preserve"> </w:t>
+      </w:r>
+      <w:proofErr w:type="spellStart"/>
+      <w:r>
+        <w:rPr>
+          <w:rFonts w:ascii="Times New Roman" w:hAnsi="Times New Roman" w:cs="Times New Roman"/>
+          <w:sz w:val="24"/>
+          <w:szCs w:val="24"/>
+        </w:rPr>
+        <w:t>ke</w:t>
+      </w:r>
+      <w:proofErr w:type="spellEnd"/>
+      <w:r>
+        <w:rPr>
+          <w:rFonts w:ascii="Times New Roman" w:hAnsi="Times New Roman" w:cs="Times New Roman"/>
+          <w:sz w:val="24"/>
+          <w:szCs w:val="24"/>
+        </w:rPr>
+        <w:t xml:space="preserve"> </w:t>
+      </w:r>
+      <w:proofErr w:type="spellStart"/>
+      <w:r>
+        <w:rPr>
+          <w:rFonts w:ascii="Times New Roman" w:hAnsi="Times New Roman" w:cs="Times New Roman"/>
+          <w:sz w:val="24"/>
+          <w:szCs w:val="24"/>
+        </w:rPr>
+        <w:t>dalam</w:t>
+      </w:r>
+      <w:proofErr w:type="spellEnd"/>
+      <w:r>
+        <w:rPr>
+          <w:rFonts w:ascii="Times New Roman" w:hAnsi="Times New Roman" w:cs="Times New Roman"/>
+          <w:sz w:val="24"/>
+          <w:szCs w:val="24"/>
+        </w:rPr>
+        <w:t xml:space="preserve"> </w:t>
+      </w:r>
+      <w:proofErr w:type="spellStart"/>
+      <w:r>
+        <w:rPr>
+          <w:rFonts w:ascii="Times New Roman" w:hAnsi="Times New Roman" w:cs="Times New Roman"/>
+          <w:sz w:val="24"/>
+          <w:szCs w:val="24"/>
+        </w:rPr>
+        <w:t>infrastruktur</w:t>
+      </w:r>
+      <w:proofErr w:type="spellEnd"/>
+      <w:r>
+        <w:rPr>
+          <w:rFonts w:ascii="Times New Roman" w:hAnsi="Times New Roman" w:cs="Times New Roman"/>
+          <w:sz w:val="24"/>
+          <w:szCs w:val="24"/>
+        </w:rPr>
+        <w:t xml:space="preserve"> </w:t>
+      </w:r>
+      <w:proofErr w:type="spellStart"/>
+      <w:r>
+        <w:rPr>
+          <w:rFonts w:ascii="Times New Roman" w:hAnsi="Times New Roman" w:cs="Times New Roman"/>
+          <w:sz w:val="24"/>
+          <w:szCs w:val="24"/>
+        </w:rPr>
+        <w:t>pengelolahan</w:t>
+      </w:r>
+      <w:proofErr w:type="spellEnd"/>
+      <w:r>
+        <w:rPr>
+          <w:rFonts w:ascii="Times New Roman" w:hAnsi="Times New Roman" w:cs="Times New Roman"/>
+          <w:sz w:val="24"/>
+          <w:szCs w:val="24"/>
+        </w:rPr>
+        <w:t xml:space="preserve"> </w:t>
+      </w:r>
+      <w:proofErr w:type="spellStart"/>
+      <w:r>
+        <w:rPr>
+          <w:rFonts w:ascii="Times New Roman" w:hAnsi="Times New Roman" w:cs="Times New Roman"/>
+          <w:sz w:val="24"/>
+          <w:szCs w:val="24"/>
+        </w:rPr>
+        <w:t>sampah</w:t>
+      </w:r>
+      <w:proofErr w:type="spellEnd"/>
+      <w:r>
+        <w:rPr>
+          <w:rFonts w:ascii="Times New Roman" w:hAnsi="Times New Roman" w:cs="Times New Roman"/>
+          <w:sz w:val="24"/>
+          <w:szCs w:val="24"/>
+        </w:rPr>
+        <w:t xml:space="preserve"> </w:t>
+      </w:r>
+      <w:proofErr w:type="spellStart"/>
+      <w:r>
+        <w:rPr>
+          <w:rFonts w:ascii="Times New Roman" w:hAnsi="Times New Roman" w:cs="Times New Roman"/>
+          <w:sz w:val="24"/>
+          <w:szCs w:val="24"/>
+        </w:rPr>
+        <w:t>kota</w:t>
+      </w:r>
+      <w:proofErr w:type="spellEnd"/>
+      <w:r>
+        <w:rPr>
+          <w:rFonts w:ascii="Times New Roman" w:hAnsi="Times New Roman" w:cs="Times New Roman"/>
+          <w:sz w:val="24"/>
+          <w:szCs w:val="24"/>
+        </w:rPr>
+        <w:t xml:space="preserve">, </w:t>
+      </w:r>
+      <w:proofErr w:type="spellStart"/>
+      <w:r>
+        <w:rPr>
+          <w:rFonts w:ascii="Times New Roman" w:hAnsi="Times New Roman" w:cs="Times New Roman"/>
+          <w:sz w:val="24"/>
+          <w:szCs w:val="24"/>
+        </w:rPr>
+        <w:t>sehingga</w:t>
+      </w:r>
+      <w:proofErr w:type="spellEnd"/>
+      <w:r>
+        <w:rPr>
+          <w:rFonts w:ascii="Times New Roman" w:hAnsi="Times New Roman" w:cs="Times New Roman"/>
+          <w:sz w:val="24"/>
+          <w:szCs w:val="24"/>
+        </w:rPr>
+        <w:t xml:space="preserve"> proses dan </w:t>
+      </w:r>
+      <w:proofErr w:type="spellStart"/>
+      <w:r>
+        <w:rPr>
+          <w:rFonts w:ascii="Times New Roman" w:hAnsi="Times New Roman" w:cs="Times New Roman"/>
+          <w:sz w:val="24"/>
+          <w:szCs w:val="24"/>
+        </w:rPr>
+        <w:t>pemilahan</w:t>
+      </w:r>
+      <w:proofErr w:type="spellEnd"/>
+      <w:r>
+        <w:rPr>
+          <w:rFonts w:ascii="Times New Roman" w:hAnsi="Times New Roman" w:cs="Times New Roman"/>
+          <w:sz w:val="24"/>
+          <w:szCs w:val="24"/>
+        </w:rPr>
+        <w:t xml:space="preserve"> </w:t>
+      </w:r>
+      <w:proofErr w:type="spellStart"/>
+      <w:r>
+        <w:rPr>
+          <w:rFonts w:ascii="Times New Roman" w:hAnsi="Times New Roman" w:cs="Times New Roman"/>
+          <w:sz w:val="24"/>
+          <w:szCs w:val="24"/>
+        </w:rPr>
+        <w:t>sampah</w:t>
+      </w:r>
+      <w:proofErr w:type="spellEnd"/>
+      <w:r>
+        <w:rPr>
+          <w:rFonts w:ascii="Times New Roman" w:hAnsi="Times New Roman" w:cs="Times New Roman"/>
+          <w:sz w:val="24"/>
+          <w:szCs w:val="24"/>
+        </w:rPr>
+        <w:t xml:space="preserve"> </w:t>
+      </w:r>
+      <w:proofErr w:type="spellStart"/>
+      <w:r>
+        <w:rPr>
+          <w:rFonts w:ascii="Times New Roman" w:hAnsi="Times New Roman" w:cs="Times New Roman"/>
+          <w:sz w:val="24"/>
+          <w:szCs w:val="24"/>
+        </w:rPr>
+        <w:t>dapat</w:t>
+      </w:r>
+      <w:proofErr w:type="spellEnd"/>
+      <w:r>
+        <w:rPr>
+          <w:rFonts w:ascii="Times New Roman" w:hAnsi="Times New Roman" w:cs="Times New Roman"/>
+          <w:sz w:val="24"/>
+          <w:szCs w:val="24"/>
+        </w:rPr>
+        <w:t xml:space="preserve"> </w:t>
+      </w:r>
+      <w:proofErr w:type="spellStart"/>
+      <w:r>
+        <w:rPr>
+          <w:rFonts w:ascii="Times New Roman" w:hAnsi="Times New Roman" w:cs="Times New Roman"/>
+          <w:sz w:val="24"/>
+          <w:szCs w:val="24"/>
+        </w:rPr>
+        <w:t>dilakukan</w:t>
+      </w:r>
+      <w:proofErr w:type="spellEnd"/>
+      <w:r>
+        <w:rPr>
+          <w:rFonts w:ascii="Times New Roman" w:hAnsi="Times New Roman" w:cs="Times New Roman"/>
+          <w:sz w:val="24"/>
+          <w:szCs w:val="24"/>
+        </w:rPr>
+        <w:t xml:space="preserve"> </w:t>
+      </w:r>
+      <w:proofErr w:type="spellStart"/>
+      <w:r>
+        <w:rPr>
+          <w:rFonts w:ascii="Times New Roman" w:hAnsi="Times New Roman" w:cs="Times New Roman"/>
+          <w:sz w:val="24"/>
+          <w:szCs w:val="24"/>
+        </w:rPr>
+        <w:t>lebih</w:t>
+      </w:r>
+      <w:proofErr w:type="spellEnd"/>
+      <w:r>
+        <w:rPr>
+          <w:rFonts w:ascii="Times New Roman" w:hAnsi="Times New Roman" w:cs="Times New Roman"/>
+          <w:sz w:val="24"/>
+          <w:szCs w:val="24"/>
+        </w:rPr>
+        <w:t xml:space="preserve"> </w:t>
+      </w:r>
+      <w:proofErr w:type="spellStart"/>
+      <w:r>
+        <w:rPr>
+          <w:rFonts w:ascii="Times New Roman" w:hAnsi="Times New Roman" w:cs="Times New Roman"/>
+          <w:sz w:val="24"/>
+          <w:szCs w:val="24"/>
+        </w:rPr>
+        <w:t>cepat</w:t>
+      </w:r>
+      <w:proofErr w:type="spellEnd"/>
+      <w:r>
+        <w:rPr>
+          <w:rFonts w:ascii="Times New Roman" w:hAnsi="Times New Roman" w:cs="Times New Roman"/>
+          <w:sz w:val="24"/>
+          <w:szCs w:val="24"/>
+        </w:rPr>
+        <w:t xml:space="preserve"> dan </w:t>
+      </w:r>
+      <w:proofErr w:type="spellStart"/>
+      <w:r>
+        <w:rPr>
+          <w:rFonts w:ascii="Times New Roman" w:hAnsi="Times New Roman" w:cs="Times New Roman"/>
+          <w:sz w:val="24"/>
+          <w:szCs w:val="24"/>
+        </w:rPr>
+        <w:t>terukur</w:t>
+      </w:r>
+      <w:proofErr w:type="spellEnd"/>
+      <w:r>
+        <w:rPr>
+          <w:rFonts w:ascii="Times New Roman" w:hAnsi="Times New Roman" w:cs="Times New Roman"/>
+          <w:sz w:val="24"/>
+          <w:szCs w:val="24"/>
+        </w:rPr>
+        <w:t>.</w:t>
+      </w:r>
+    </w:p>
+    <w:p>
+      <w:pPr>
+        <w:rPr>
+          <w:rFonts w:ascii="Times New Roman" w:hAnsi="Times New Roman" w:cs="Times New Roman"/>
+          <w:sz w:val="24"/>
+          <w:szCs w:val="24"/>
+        </w:rPr>
+      </w:pPr>
+      <w:bookmarkStart w:id="6" w:name="_GoBack"/>
       <w:bookmarkEnd w:id="6"/>
-      <w:proofErr w:type="spellEnd"/>
     </w:p>
     <w:p>
       <w:pPr>
@@ -5952,6 +8180,7 @@
           <w:bCs/>
           <w:color w:val="000000" w:themeColor="text1"/>
         </w:rPr>
+        <w:lastRenderedPageBreak/>
         <w:t>BAB II</w:t>
       </w:r>
       <w:bookmarkEnd w:id="7"/>
@@ -6614,7 +8843,6 @@
           <w:bCs/>
           <w:color w:val="000000" w:themeColor="text1"/>
         </w:rPr>
-        <w:lastRenderedPageBreak/>
         <w:t>BAB IV</w:t>
       </w:r>
       <w:bookmarkEnd w:id="19"/>
@@ -9274,6 +11502,92 @@
     </w:lvl>
   </w:abstractNum>
   <w:abstractNum w:abstractNumId="26" w15:restartNumberingAfterBreak="0">
+    <w:nsid w:val="3E784B8B"/>
+    <w:multiLevelType w:val="hybridMultilevel"/>
+    <w:tmpl w:val="A1829010"/>
+    <w:lvl w:ilvl="0" w:tplc="3809000F">
+      <w:start w:val="1"/>
+      <w:numFmt w:val="decimal"/>
+      <w:lvlText w:val="%1."/>
+      <w:lvlJc w:val="left"/>
+      <w:pPr>
+        <w:ind w:left="1500" w:hanging="360"/>
+      </w:pPr>
+    </w:lvl>
+    <w:lvl w:ilvl="1" w:tplc="38090019" w:tentative="1">
+      <w:start w:val="1"/>
+      <w:numFmt w:val="lowerLetter"/>
+      <w:lvlText w:val="%2."/>
+      <w:lvlJc w:val="left"/>
+      <w:pPr>
+        <w:ind w:left="2220" w:hanging="360"/>
+      </w:pPr>
+    </w:lvl>
+    <w:lvl w:ilvl="2" w:tplc="3809001B" w:tentative="1">
+      <w:start w:val="1"/>
+      <w:numFmt w:val="lowerRoman"/>
+      <w:lvlText w:val="%3."/>
+      <w:lvlJc w:val="right"/>
+      <w:pPr>
+        <w:ind w:left="2940" w:hanging="180"/>
+      </w:pPr>
+    </w:lvl>
+    <w:lvl w:ilvl="3" w:tplc="3809000F" w:tentative="1">
+      <w:start w:val="1"/>
+      <w:numFmt w:val="decimal"/>
+      <w:lvlText w:val="%4."/>
+      <w:lvlJc w:val="left"/>
+      <w:pPr>
+        <w:ind w:left="3660" w:hanging="360"/>
+      </w:pPr>
+    </w:lvl>
+    <w:lvl w:ilvl="4" w:tplc="38090019" w:tentative="1">
+      <w:start w:val="1"/>
+      <w:numFmt w:val="lowerLetter"/>
+      <w:lvlText w:val="%5."/>
+      <w:lvlJc w:val="left"/>
+      <w:pPr>
+        <w:ind w:left="4380" w:hanging="360"/>
+      </w:pPr>
+    </w:lvl>
+    <w:lvl w:ilvl="5" w:tplc="3809001B" w:tentative="1">
+      <w:start w:val="1"/>
+      <w:numFmt w:val="lowerRoman"/>
+      <w:lvlText w:val="%6."/>
+      <w:lvlJc w:val="right"/>
+      <w:pPr>
+        <w:ind w:left="5100" w:hanging="180"/>
+      </w:pPr>
+    </w:lvl>
+    <w:lvl w:ilvl="6" w:tplc="3809000F" w:tentative="1">
+      <w:start w:val="1"/>
+      <w:numFmt w:val="decimal"/>
+      <w:lvlText w:val="%7."/>
+      <w:lvlJc w:val="left"/>
+      <w:pPr>
+        <w:ind w:left="5820" w:hanging="360"/>
+      </w:pPr>
+    </w:lvl>
+    <w:lvl w:ilvl="7" w:tplc="38090019" w:tentative="1">
+      <w:start w:val="1"/>
+      <w:numFmt w:val="lowerLetter"/>
+      <w:lvlText w:val="%8."/>
+      <w:lvlJc w:val="left"/>
+      <w:pPr>
+        <w:ind w:left="6540" w:hanging="360"/>
+      </w:pPr>
+    </w:lvl>
+    <w:lvl w:ilvl="8" w:tplc="3809001B" w:tentative="1">
+      <w:start w:val="1"/>
+      <w:numFmt w:val="lowerRoman"/>
+      <w:lvlText w:val="%9."/>
+      <w:lvlJc w:val="right"/>
+      <w:pPr>
+        <w:ind w:left="7260" w:hanging="180"/>
+      </w:pPr>
+    </w:lvl>
+  </w:abstractNum>
+  <w:abstractNum w:abstractNumId="27" w15:restartNumberingAfterBreak="0">
     <w:nsid w:val="436E06B3"/>
     <w:multiLevelType w:val="hybridMultilevel"/>
     <w:tmpl w:val="45BA4E58"/>
@@ -9359,7 +11673,7 @@
       </w:pPr>
     </w:lvl>
   </w:abstractNum>
-  <w:abstractNum w:abstractNumId="27" w15:restartNumberingAfterBreak="0">
+  <w:abstractNum w:abstractNumId="28" w15:restartNumberingAfterBreak="0">
     <w:nsid w:val="446B7A65"/>
     <w:multiLevelType w:val="hybridMultilevel"/>
     <w:tmpl w:val="A7841CCE"/>
@@ -9445,7 +11759,7 @@
       </w:pPr>
     </w:lvl>
   </w:abstractNum>
-  <w:abstractNum w:abstractNumId="28" w15:restartNumberingAfterBreak="0">
+  <w:abstractNum w:abstractNumId="29" w15:restartNumberingAfterBreak="0">
     <w:nsid w:val="45592E9C"/>
     <w:multiLevelType w:val="hybridMultilevel"/>
     <w:tmpl w:val="DCBA83A4"/>
@@ -9535,7 +11849,7 @@
       </w:pPr>
     </w:lvl>
   </w:abstractNum>
-  <w:abstractNum w:abstractNumId="29" w15:restartNumberingAfterBreak="0">
+  <w:abstractNum w:abstractNumId="30" w15:restartNumberingAfterBreak="0">
     <w:nsid w:val="4AF276C4"/>
     <w:multiLevelType w:val="hybridMultilevel"/>
     <w:tmpl w:val="324871FC"/>
@@ -9624,7 +11938,7 @@
       </w:pPr>
     </w:lvl>
   </w:abstractNum>
-  <w:abstractNum w:abstractNumId="30" w15:restartNumberingAfterBreak="0">
+  <w:abstractNum w:abstractNumId="31" w15:restartNumberingAfterBreak="0">
     <w:nsid w:val="4D3000D3"/>
     <w:multiLevelType w:val="hybridMultilevel"/>
     <w:tmpl w:val="83A4CA72"/>
@@ -9713,7 +12027,7 @@
       </w:pPr>
     </w:lvl>
   </w:abstractNum>
-  <w:abstractNum w:abstractNumId="31" w15:restartNumberingAfterBreak="0">
+  <w:abstractNum w:abstractNumId="32" w15:restartNumberingAfterBreak="0">
     <w:nsid w:val="4E514FEB"/>
     <w:multiLevelType w:val="hybridMultilevel"/>
     <w:tmpl w:val="7F7642F0"/>
@@ -9799,7 +12113,7 @@
       </w:pPr>
     </w:lvl>
   </w:abstractNum>
-  <w:abstractNum w:abstractNumId="32" w15:restartNumberingAfterBreak="0">
+  <w:abstractNum w:abstractNumId="33" w15:restartNumberingAfterBreak="0">
     <w:nsid w:val="50E22691"/>
     <w:multiLevelType w:val="hybridMultilevel"/>
     <w:tmpl w:val="F9A61652"/>
@@ -9888,7 +12202,7 @@
       </w:pPr>
     </w:lvl>
   </w:abstractNum>
-  <w:abstractNum w:abstractNumId="33" w15:restartNumberingAfterBreak="0">
+  <w:abstractNum w:abstractNumId="34" w15:restartNumberingAfterBreak="0">
     <w:nsid w:val="5314732B"/>
     <w:multiLevelType w:val="hybridMultilevel"/>
     <w:tmpl w:val="F48094D4"/>
@@ -9977,7 +12291,7 @@
       </w:pPr>
     </w:lvl>
   </w:abstractNum>
-  <w:abstractNum w:abstractNumId="34" w15:restartNumberingAfterBreak="0">
+  <w:abstractNum w:abstractNumId="35" w15:restartNumberingAfterBreak="0">
     <w:nsid w:val="55C93998"/>
     <w:multiLevelType w:val="hybridMultilevel"/>
     <w:tmpl w:val="52C4B542"/>
@@ -10068,7 +12382,7 @@
       </w:pPr>
     </w:lvl>
   </w:abstractNum>
-  <w:abstractNum w:abstractNumId="35" w15:restartNumberingAfterBreak="0">
+  <w:abstractNum w:abstractNumId="36" w15:restartNumberingAfterBreak="0">
     <w:nsid w:val="659D7B7A"/>
     <w:multiLevelType w:val="hybridMultilevel"/>
     <w:tmpl w:val="F1B8AF22"/>
@@ -10158,7 +12472,7 @@
       </w:pPr>
     </w:lvl>
   </w:abstractNum>
-  <w:abstractNum w:abstractNumId="36" w15:restartNumberingAfterBreak="0">
+  <w:abstractNum w:abstractNumId="37" w15:restartNumberingAfterBreak="0">
     <w:nsid w:val="6731208F"/>
     <w:multiLevelType w:val="multilevel"/>
     <w:tmpl w:val="3809001F"/>
@@ -10244,7 +12558,7 @@
       </w:pPr>
     </w:lvl>
   </w:abstractNum>
-  <w:abstractNum w:abstractNumId="37" w15:restartNumberingAfterBreak="0">
+  <w:abstractNum w:abstractNumId="38" w15:restartNumberingAfterBreak="0">
     <w:nsid w:val="68A664F7"/>
     <w:multiLevelType w:val="hybridMultilevel"/>
     <w:tmpl w:val="3E722020"/>
@@ -10330,7 +12644,7 @@
       </w:pPr>
     </w:lvl>
   </w:abstractNum>
-  <w:abstractNum w:abstractNumId="38" w15:restartNumberingAfterBreak="0">
+  <w:abstractNum w:abstractNumId="39" w15:restartNumberingAfterBreak="0">
     <w:nsid w:val="6C374C59"/>
     <w:multiLevelType w:val="hybridMultilevel"/>
     <w:tmpl w:val="574ED282"/>
@@ -10416,7 +12730,7 @@
       </w:pPr>
     </w:lvl>
   </w:abstractNum>
-  <w:abstractNum w:abstractNumId="39" w15:restartNumberingAfterBreak="0">
+  <w:abstractNum w:abstractNumId="40" w15:restartNumberingAfterBreak="0">
     <w:nsid w:val="6C3F0266"/>
     <w:multiLevelType w:val="hybridMultilevel"/>
     <w:tmpl w:val="1AA0D5A8"/>
@@ -10507,7 +12821,7 @@
       </w:pPr>
     </w:lvl>
   </w:abstractNum>
-  <w:abstractNum w:abstractNumId="40" w15:restartNumberingAfterBreak="0">
+  <w:abstractNum w:abstractNumId="41" w15:restartNumberingAfterBreak="0">
     <w:nsid w:val="6F9D1B67"/>
     <w:multiLevelType w:val="hybridMultilevel"/>
     <w:tmpl w:val="A7841CCE"/>
@@ -10593,7 +12907,7 @@
       </w:pPr>
     </w:lvl>
   </w:abstractNum>
-  <w:abstractNum w:abstractNumId="41" w15:restartNumberingAfterBreak="0">
+  <w:abstractNum w:abstractNumId="42" w15:restartNumberingAfterBreak="0">
     <w:nsid w:val="74B35933"/>
     <w:multiLevelType w:val="hybridMultilevel"/>
     <w:tmpl w:val="D4AEBE16"/>
@@ -10682,7 +12996,7 @@
       </w:pPr>
     </w:lvl>
   </w:abstractNum>
-  <w:abstractNum w:abstractNumId="42" w15:restartNumberingAfterBreak="0">
+  <w:abstractNum w:abstractNumId="43" w15:restartNumberingAfterBreak="0">
     <w:nsid w:val="79382432"/>
     <w:multiLevelType w:val="hybridMultilevel"/>
     <w:tmpl w:val="2C68FE82"/>
@@ -10791,13 +13105,13 @@
     <w:abstractNumId w:val="17"/>
   </w:num>
   <w:num w:numId="6">
-    <w:abstractNumId w:val="38"/>
+    <w:abstractNumId w:val="39"/>
   </w:num>
   <w:num w:numId="7">
-    <w:abstractNumId w:val="33"/>
+    <w:abstractNumId w:val="34"/>
   </w:num>
   <w:num w:numId="8">
-    <w:abstractNumId w:val="36"/>
+    <w:abstractNumId w:val="37"/>
   </w:num>
   <w:num w:numId="9">
     <w:abstractNumId w:val="24"/>
@@ -10809,13 +13123,13 @@
     <w:abstractNumId w:val="1"/>
   </w:num>
   <w:num w:numId="12">
+    <w:abstractNumId w:val="43"/>
+  </w:num>
+  <w:num w:numId="13">
     <w:abstractNumId w:val="42"/>
   </w:num>
-  <w:num w:numId="13">
-    <w:abstractNumId w:val="41"/>
-  </w:num>
   <w:num w:numId="14">
-    <w:abstractNumId w:val="29"/>
+    <w:abstractNumId w:val="30"/>
   </w:num>
   <w:num w:numId="15">
     <w:abstractNumId w:val="4"/>
@@ -10824,22 +13138,22 @@
     <w:abstractNumId w:val="8"/>
   </w:num>
   <w:num w:numId="17">
-    <w:abstractNumId w:val="37"/>
+    <w:abstractNumId w:val="38"/>
   </w:num>
   <w:num w:numId="18">
     <w:abstractNumId w:val="6"/>
   </w:num>
   <w:num w:numId="19">
-    <w:abstractNumId w:val="31"/>
+    <w:abstractNumId w:val="32"/>
   </w:num>
   <w:num w:numId="20">
-    <w:abstractNumId w:val="26"/>
+    <w:abstractNumId w:val="27"/>
   </w:num>
   <w:num w:numId="21">
-    <w:abstractNumId w:val="40"/>
+    <w:abstractNumId w:val="41"/>
   </w:num>
   <w:num w:numId="22">
-    <w:abstractNumId w:val="27"/>
+    <w:abstractNumId w:val="28"/>
   </w:num>
   <w:num w:numId="23">
     <w:abstractNumId w:val="16"/>
@@ -10851,7 +13165,7 @@
     <w:abstractNumId w:val="18"/>
   </w:num>
   <w:num w:numId="26">
-    <w:abstractNumId w:val="35"/>
+    <w:abstractNumId w:val="36"/>
   </w:num>
   <w:num w:numId="27">
     <w:abstractNumId w:val="19"/>
@@ -10860,13 +13174,13 @@
     <w:abstractNumId w:val="11"/>
   </w:num>
   <w:num w:numId="29">
-    <w:abstractNumId w:val="30"/>
+    <w:abstractNumId w:val="31"/>
   </w:num>
   <w:num w:numId="30">
     <w:abstractNumId w:val="2"/>
   </w:num>
   <w:num w:numId="31">
-    <w:abstractNumId w:val="28"/>
+    <w:abstractNumId w:val="29"/>
   </w:num>
   <w:num w:numId="32">
     <w:abstractNumId w:val="14"/>
@@ -10878,7 +13192,7 @@
     <w:abstractNumId w:val="15"/>
   </w:num>
   <w:num w:numId="35">
-    <w:abstractNumId w:val="32"/>
+    <w:abstractNumId w:val="33"/>
   </w:num>
   <w:num w:numId="36">
     <w:abstractNumId w:val="5"/>
@@ -10887,13 +13201,13 @@
     <w:abstractNumId w:val="10"/>
   </w:num>
   <w:num w:numId="38">
-    <w:abstractNumId w:val="39"/>
+    <w:abstractNumId w:val="40"/>
   </w:num>
   <w:num w:numId="39">
     <w:abstractNumId w:val="7"/>
   </w:num>
   <w:num w:numId="40">
-    <w:abstractNumId w:val="34"/>
+    <w:abstractNumId w:val="35"/>
   </w:num>
   <w:num w:numId="41">
     <w:abstractNumId w:val="9"/>
@@ -10903,6 +13217,9 @@
   </w:num>
   <w:num w:numId="43">
     <w:abstractNumId w:val="22"/>
+  </w:num>
+  <w:num w:numId="44">
+    <w:abstractNumId w:val="26"/>
   </w:num>
   <w:numIdMacAtCleanup w:val="5"/>
 </w:numbering>
@@ -11978,7 +14295,7 @@
 </file>
 
 <file path=customXml/itemProps1.xml><?xml version="1.0" encoding="utf-8"?>
-<ds:datastoreItem xmlns:ds="http://schemas.openxmlformats.org/officeDocument/2006/customXml" ds:itemID="{37B5719C-D9FA-4C72-A650-61B7A181C518}">
+<ds:datastoreItem xmlns:ds="http://schemas.openxmlformats.org/officeDocument/2006/customXml" ds:itemID="{6718B2AB-3325-47B6-94A9-F061691C8E81}">
   <ds:schemaRefs>
     <ds:schemaRef ds:uri="http://schemas.openxmlformats.org/officeDocument/2006/bibliography"/>
   </ds:schemaRefs>

--- a/3325600003_Iklil Najmi Hamzah_Proyek Image Processing UAS.docx
+++ b/3325600003_Iklil Najmi Hamzah_Proyek Image Processing UAS.docx
@@ -240,37 +240,2911 @@
         </w:rPr>
       </w:pPr>
     </w:p>
+    <w:sdt>
+      <w:sdtPr>
+        <w:rPr>
+          <w:rFonts w:ascii="Times New Roman" w:hAnsi="Times New Roman" w:cs="Times New Roman"/>
+          <w:b/>
+          <w:bCs/>
+          <w:color w:val="000000" w:themeColor="text1"/>
+        </w:rPr>
+        <w:id w:val="-1055237552"/>
+        <w:docPartObj>
+          <w:docPartGallery w:val="Table of Contents"/>
+          <w:docPartUnique/>
+        </w:docPartObj>
+      </w:sdtPr>
+      <w:sdtEndPr>
+        <w:rPr>
+          <w:rFonts w:asciiTheme="minorHAnsi" w:eastAsiaTheme="minorHAnsi" w:hAnsiTheme="minorHAnsi" w:cstheme="minorBidi"/>
+          <w:noProof/>
+          <w:color w:val="auto"/>
+          <w:sz w:val="22"/>
+          <w:szCs w:val="22"/>
+        </w:rPr>
+      </w:sdtEndPr>
+      <w:sdtContent>
+        <w:p>
+          <w:pPr>
+            <w:pStyle w:val="TOCHeading"/>
+            <w:jc w:val="center"/>
+            <w:rPr>
+              <w:rFonts w:ascii="Times New Roman" w:hAnsi="Times New Roman" w:cs="Times New Roman"/>
+              <w:b/>
+              <w:bCs/>
+              <w:color w:val="000000" w:themeColor="text1"/>
+            </w:rPr>
+          </w:pPr>
+          <w:r>
+            <w:rPr>
+              <w:rFonts w:ascii="Times New Roman" w:hAnsi="Times New Roman" w:cs="Times New Roman"/>
+              <w:b/>
+              <w:bCs/>
+              <w:color w:val="000000" w:themeColor="text1"/>
+            </w:rPr>
+            <w:t>DAFTAR ISI</w:t>
+          </w:r>
+        </w:p>
+        <w:p>
+          <w:pPr>
+            <w:pStyle w:val="TOC1"/>
+            <w:tabs>
+              <w:tab w:val="right" w:leader="dot" w:pos="7930"/>
+            </w:tabs>
+            <w:rPr>
+              <w:rFonts w:eastAsiaTheme="minorEastAsia"/>
+              <w:noProof/>
+              <w:lang w:val="en-ID" w:eastAsia="en-ID"/>
+            </w:rPr>
+          </w:pPr>
+          <w:r>
+            <w:fldChar w:fldCharType="begin"/>
+          </w:r>
+          <w:r>
+            <w:instrText xml:space="preserve"> TOC \o "1-3" \h \z \u </w:instrText>
+          </w:r>
+          <w:r>
+            <w:fldChar w:fldCharType="separate"/>
+          </w:r>
+          <w:hyperlink w:anchor="_Toc231753060" w:history="1">
+            <w:r>
+              <w:rPr>
+                <w:rStyle w:val="Hyperlink"/>
+                <w:rFonts w:ascii="Times New Roman" w:hAnsi="Times New Roman" w:cs="Times New Roman"/>
+                <w:b/>
+                <w:bCs/>
+                <w:noProof/>
+              </w:rPr>
+              <w:t>BAB I</w:t>
+            </w:r>
+            <w:r>
+              <w:rPr>
+                <w:noProof/>
+                <w:webHidden/>
+              </w:rPr>
+              <w:tab/>
+            </w:r>
+            <w:r>
+              <w:rPr>
+                <w:noProof/>
+                <w:webHidden/>
+              </w:rPr>
+              <w:fldChar w:fldCharType="begin"/>
+            </w:r>
+            <w:r>
+              <w:rPr>
+                <w:noProof/>
+                <w:webHidden/>
+              </w:rPr>
+              <w:instrText xml:space="preserve"> PAGEREF _Toc231753060 \h </w:instrText>
+            </w:r>
+            <w:r>
+              <w:rPr>
+                <w:noProof/>
+                <w:webHidden/>
+              </w:rPr>
+            </w:r>
+            <w:r>
+              <w:rPr>
+                <w:noProof/>
+                <w:webHidden/>
+              </w:rPr>
+              <w:fldChar w:fldCharType="separate"/>
+            </w:r>
+            <w:r>
+              <w:rPr>
+                <w:noProof/>
+                <w:webHidden/>
+              </w:rPr>
+              <w:t>2</w:t>
+            </w:r>
+            <w:r>
+              <w:rPr>
+                <w:noProof/>
+                <w:webHidden/>
+              </w:rPr>
+              <w:fldChar w:fldCharType="end"/>
+            </w:r>
+          </w:hyperlink>
+        </w:p>
+        <w:p>
+          <w:pPr>
+            <w:pStyle w:val="TOC1"/>
+            <w:tabs>
+              <w:tab w:val="right" w:leader="dot" w:pos="7930"/>
+            </w:tabs>
+            <w:rPr>
+              <w:rFonts w:eastAsiaTheme="minorEastAsia"/>
+              <w:noProof/>
+              <w:lang w:val="en-ID" w:eastAsia="en-ID"/>
+            </w:rPr>
+          </w:pPr>
+          <w:hyperlink w:anchor="_Toc231753061" w:history="1">
+            <w:r>
+              <w:rPr>
+                <w:rStyle w:val="Hyperlink"/>
+                <w:rFonts w:ascii="Times New Roman" w:hAnsi="Times New Roman" w:cs="Times New Roman"/>
+                <w:b/>
+                <w:bCs/>
+                <w:noProof/>
+              </w:rPr>
+              <w:t>PENDAHULUAN</w:t>
+            </w:r>
+            <w:r>
+              <w:rPr>
+                <w:noProof/>
+                <w:webHidden/>
+              </w:rPr>
+              <w:tab/>
+            </w:r>
+            <w:r>
+              <w:rPr>
+                <w:noProof/>
+                <w:webHidden/>
+              </w:rPr>
+              <w:fldChar w:fldCharType="begin"/>
+            </w:r>
+            <w:r>
+              <w:rPr>
+                <w:noProof/>
+                <w:webHidden/>
+              </w:rPr>
+              <w:instrText xml:space="preserve"> PAGEREF _Toc231753061 \h </w:instrText>
+            </w:r>
+            <w:r>
+              <w:rPr>
+                <w:noProof/>
+                <w:webHidden/>
+              </w:rPr>
+            </w:r>
+            <w:r>
+              <w:rPr>
+                <w:noProof/>
+                <w:webHidden/>
+              </w:rPr>
+              <w:fldChar w:fldCharType="separate"/>
+            </w:r>
+            <w:r>
+              <w:rPr>
+                <w:noProof/>
+                <w:webHidden/>
+              </w:rPr>
+              <w:t>2</w:t>
+            </w:r>
+            <w:r>
+              <w:rPr>
+                <w:noProof/>
+                <w:webHidden/>
+              </w:rPr>
+              <w:fldChar w:fldCharType="end"/>
+            </w:r>
+          </w:hyperlink>
+        </w:p>
+        <w:p>
+          <w:pPr>
+            <w:pStyle w:val="TOC2"/>
+            <w:tabs>
+              <w:tab w:val="left" w:pos="880"/>
+              <w:tab w:val="right" w:leader="dot" w:pos="7930"/>
+            </w:tabs>
+            <w:rPr>
+              <w:rFonts w:eastAsiaTheme="minorEastAsia"/>
+              <w:noProof/>
+              <w:lang w:val="en-ID" w:eastAsia="en-ID"/>
+            </w:rPr>
+          </w:pPr>
+          <w:hyperlink w:anchor="_Toc231753062" w:history="1">
+            <w:r>
+              <w:rPr>
+                <w:rStyle w:val="Hyperlink"/>
+                <w:rFonts w:ascii="Times New Roman" w:hAnsi="Times New Roman" w:cs="Times New Roman"/>
+                <w:b/>
+                <w:bCs/>
+                <w:noProof/>
+              </w:rPr>
+              <w:t>1.1</w:t>
+            </w:r>
+            <w:r>
+              <w:rPr>
+                <w:rFonts w:eastAsiaTheme="minorEastAsia"/>
+                <w:noProof/>
+                <w:lang w:val="en-ID" w:eastAsia="en-ID"/>
+              </w:rPr>
+              <w:tab/>
+            </w:r>
+            <w:r>
+              <w:rPr>
+                <w:rStyle w:val="Hyperlink"/>
+                <w:rFonts w:ascii="Times New Roman" w:hAnsi="Times New Roman" w:cs="Times New Roman"/>
+                <w:b/>
+                <w:bCs/>
+                <w:noProof/>
+              </w:rPr>
+              <w:t>Latar Belakang</w:t>
+            </w:r>
+            <w:r>
+              <w:rPr>
+                <w:noProof/>
+                <w:webHidden/>
+              </w:rPr>
+              <w:tab/>
+            </w:r>
+            <w:r>
+              <w:rPr>
+                <w:noProof/>
+                <w:webHidden/>
+              </w:rPr>
+              <w:fldChar w:fldCharType="begin"/>
+            </w:r>
+            <w:r>
+              <w:rPr>
+                <w:noProof/>
+                <w:webHidden/>
+              </w:rPr>
+              <w:instrText xml:space="preserve"> PAGEREF _Toc231753062 \h </w:instrText>
+            </w:r>
+            <w:r>
+              <w:rPr>
+                <w:noProof/>
+                <w:webHidden/>
+              </w:rPr>
+            </w:r>
+            <w:r>
+              <w:rPr>
+                <w:noProof/>
+                <w:webHidden/>
+              </w:rPr>
+              <w:fldChar w:fldCharType="separate"/>
+            </w:r>
+            <w:r>
+              <w:rPr>
+                <w:noProof/>
+                <w:webHidden/>
+              </w:rPr>
+              <w:t>2</w:t>
+            </w:r>
+            <w:r>
+              <w:rPr>
+                <w:noProof/>
+                <w:webHidden/>
+              </w:rPr>
+              <w:fldChar w:fldCharType="end"/>
+            </w:r>
+          </w:hyperlink>
+        </w:p>
+        <w:p>
+          <w:pPr>
+            <w:pStyle w:val="TOC2"/>
+            <w:tabs>
+              <w:tab w:val="left" w:pos="880"/>
+              <w:tab w:val="right" w:leader="dot" w:pos="7930"/>
+            </w:tabs>
+            <w:rPr>
+              <w:rFonts w:eastAsiaTheme="minorEastAsia"/>
+              <w:noProof/>
+              <w:lang w:val="en-ID" w:eastAsia="en-ID"/>
+            </w:rPr>
+          </w:pPr>
+          <w:hyperlink w:anchor="_Toc231753063" w:history="1">
+            <w:r>
+              <w:rPr>
+                <w:rStyle w:val="Hyperlink"/>
+                <w:rFonts w:ascii="Times New Roman" w:hAnsi="Times New Roman" w:cs="Times New Roman"/>
+                <w:b/>
+                <w:bCs/>
+                <w:noProof/>
+              </w:rPr>
+              <w:t>1.2</w:t>
+            </w:r>
+            <w:r>
+              <w:rPr>
+                <w:rFonts w:eastAsiaTheme="minorEastAsia"/>
+                <w:noProof/>
+                <w:lang w:val="en-ID" w:eastAsia="en-ID"/>
+              </w:rPr>
+              <w:tab/>
+            </w:r>
+            <w:r>
+              <w:rPr>
+                <w:rStyle w:val="Hyperlink"/>
+                <w:rFonts w:ascii="Times New Roman" w:hAnsi="Times New Roman" w:cs="Times New Roman"/>
+                <w:b/>
+                <w:bCs/>
+                <w:noProof/>
+              </w:rPr>
+              <w:t>Rumusan Masalah</w:t>
+            </w:r>
+            <w:r>
+              <w:rPr>
+                <w:noProof/>
+                <w:webHidden/>
+              </w:rPr>
+              <w:tab/>
+            </w:r>
+            <w:r>
+              <w:rPr>
+                <w:noProof/>
+                <w:webHidden/>
+              </w:rPr>
+              <w:fldChar w:fldCharType="begin"/>
+            </w:r>
+            <w:r>
+              <w:rPr>
+                <w:noProof/>
+                <w:webHidden/>
+              </w:rPr>
+              <w:instrText xml:space="preserve"> PAGEREF _Toc231753063 \h </w:instrText>
+            </w:r>
+            <w:r>
+              <w:rPr>
+                <w:noProof/>
+                <w:webHidden/>
+              </w:rPr>
+            </w:r>
+            <w:r>
+              <w:rPr>
+                <w:noProof/>
+                <w:webHidden/>
+              </w:rPr>
+              <w:fldChar w:fldCharType="separate"/>
+            </w:r>
+            <w:r>
+              <w:rPr>
+                <w:noProof/>
+                <w:webHidden/>
+              </w:rPr>
+              <w:t>3</w:t>
+            </w:r>
+            <w:r>
+              <w:rPr>
+                <w:noProof/>
+                <w:webHidden/>
+              </w:rPr>
+              <w:fldChar w:fldCharType="end"/>
+            </w:r>
+          </w:hyperlink>
+        </w:p>
+        <w:p>
+          <w:pPr>
+            <w:pStyle w:val="TOC2"/>
+            <w:tabs>
+              <w:tab w:val="left" w:pos="880"/>
+              <w:tab w:val="right" w:leader="dot" w:pos="7930"/>
+            </w:tabs>
+            <w:rPr>
+              <w:rFonts w:eastAsiaTheme="minorEastAsia"/>
+              <w:noProof/>
+              <w:lang w:val="en-ID" w:eastAsia="en-ID"/>
+            </w:rPr>
+          </w:pPr>
+          <w:hyperlink w:anchor="_Toc231753064" w:history="1">
+            <w:r>
+              <w:rPr>
+                <w:rStyle w:val="Hyperlink"/>
+                <w:rFonts w:ascii="Times New Roman" w:hAnsi="Times New Roman" w:cs="Times New Roman"/>
+                <w:b/>
+                <w:bCs/>
+                <w:noProof/>
+              </w:rPr>
+              <w:t>1.3</w:t>
+            </w:r>
+            <w:r>
+              <w:rPr>
+                <w:rFonts w:eastAsiaTheme="minorEastAsia"/>
+                <w:noProof/>
+                <w:lang w:val="en-ID" w:eastAsia="en-ID"/>
+              </w:rPr>
+              <w:tab/>
+            </w:r>
+            <w:r>
+              <w:rPr>
+                <w:rStyle w:val="Hyperlink"/>
+                <w:rFonts w:ascii="Times New Roman" w:hAnsi="Times New Roman" w:cs="Times New Roman"/>
+                <w:b/>
+                <w:bCs/>
+                <w:noProof/>
+              </w:rPr>
+              <w:t>Tujuan</w:t>
+            </w:r>
+            <w:r>
+              <w:rPr>
+                <w:noProof/>
+                <w:webHidden/>
+              </w:rPr>
+              <w:tab/>
+            </w:r>
+            <w:bookmarkStart w:id="0" w:name="_GoBack"/>
+            <w:bookmarkEnd w:id="0"/>
+            <w:r>
+              <w:rPr>
+                <w:noProof/>
+                <w:webHidden/>
+              </w:rPr>
+              <w:fldChar w:fldCharType="begin"/>
+            </w:r>
+            <w:r>
+              <w:rPr>
+                <w:noProof/>
+                <w:webHidden/>
+              </w:rPr>
+              <w:instrText xml:space="preserve"> PAGEREF _Toc231753064 \h </w:instrText>
+            </w:r>
+            <w:r>
+              <w:rPr>
+                <w:noProof/>
+                <w:webHidden/>
+              </w:rPr>
+            </w:r>
+            <w:r>
+              <w:rPr>
+                <w:noProof/>
+                <w:webHidden/>
+              </w:rPr>
+              <w:fldChar w:fldCharType="separate"/>
+            </w:r>
+            <w:r>
+              <w:rPr>
+                <w:noProof/>
+                <w:webHidden/>
+              </w:rPr>
+              <w:t>3</w:t>
+            </w:r>
+            <w:r>
+              <w:rPr>
+                <w:noProof/>
+                <w:webHidden/>
+              </w:rPr>
+              <w:fldChar w:fldCharType="end"/>
+            </w:r>
+          </w:hyperlink>
+        </w:p>
+        <w:p>
+          <w:pPr>
+            <w:pStyle w:val="TOC2"/>
+            <w:tabs>
+              <w:tab w:val="left" w:pos="880"/>
+              <w:tab w:val="right" w:leader="dot" w:pos="7930"/>
+            </w:tabs>
+            <w:rPr>
+              <w:rFonts w:eastAsiaTheme="minorEastAsia"/>
+              <w:noProof/>
+              <w:lang w:val="en-ID" w:eastAsia="en-ID"/>
+            </w:rPr>
+          </w:pPr>
+          <w:hyperlink w:anchor="_Toc231753065" w:history="1">
+            <w:r>
+              <w:rPr>
+                <w:rStyle w:val="Hyperlink"/>
+                <w:rFonts w:ascii="Times New Roman" w:hAnsi="Times New Roman" w:cs="Times New Roman"/>
+                <w:b/>
+                <w:bCs/>
+                <w:noProof/>
+              </w:rPr>
+              <w:t>1.4</w:t>
+            </w:r>
+            <w:r>
+              <w:rPr>
+                <w:rFonts w:eastAsiaTheme="minorEastAsia"/>
+                <w:noProof/>
+                <w:lang w:val="en-ID" w:eastAsia="en-ID"/>
+              </w:rPr>
+              <w:tab/>
+            </w:r>
+            <w:r>
+              <w:rPr>
+                <w:rStyle w:val="Hyperlink"/>
+                <w:rFonts w:ascii="Times New Roman" w:hAnsi="Times New Roman" w:cs="Times New Roman"/>
+                <w:b/>
+                <w:bCs/>
+                <w:noProof/>
+              </w:rPr>
+              <w:t>Manfaat</w:t>
+            </w:r>
+            <w:r>
+              <w:rPr>
+                <w:noProof/>
+                <w:webHidden/>
+              </w:rPr>
+              <w:tab/>
+            </w:r>
+            <w:r>
+              <w:rPr>
+                <w:noProof/>
+                <w:webHidden/>
+              </w:rPr>
+              <w:fldChar w:fldCharType="begin"/>
+            </w:r>
+            <w:r>
+              <w:rPr>
+                <w:noProof/>
+                <w:webHidden/>
+              </w:rPr>
+              <w:instrText xml:space="preserve"> PAGEREF _Toc231753065 \h </w:instrText>
+            </w:r>
+            <w:r>
+              <w:rPr>
+                <w:noProof/>
+                <w:webHidden/>
+              </w:rPr>
+            </w:r>
+            <w:r>
+              <w:rPr>
+                <w:noProof/>
+                <w:webHidden/>
+              </w:rPr>
+              <w:fldChar w:fldCharType="separate"/>
+            </w:r>
+            <w:r>
+              <w:rPr>
+                <w:noProof/>
+                <w:webHidden/>
+              </w:rPr>
+              <w:t>3</w:t>
+            </w:r>
+            <w:r>
+              <w:rPr>
+                <w:noProof/>
+                <w:webHidden/>
+              </w:rPr>
+              <w:fldChar w:fldCharType="end"/>
+            </w:r>
+          </w:hyperlink>
+        </w:p>
+        <w:p>
+          <w:pPr>
+            <w:pStyle w:val="TOC1"/>
+            <w:tabs>
+              <w:tab w:val="right" w:leader="dot" w:pos="7930"/>
+            </w:tabs>
+            <w:rPr>
+              <w:rFonts w:eastAsiaTheme="minorEastAsia"/>
+              <w:noProof/>
+              <w:lang w:val="en-ID" w:eastAsia="en-ID"/>
+            </w:rPr>
+          </w:pPr>
+          <w:hyperlink w:anchor="_Toc231753066" w:history="1">
+            <w:r>
+              <w:rPr>
+                <w:rStyle w:val="Hyperlink"/>
+                <w:rFonts w:ascii="Times New Roman" w:hAnsi="Times New Roman" w:cs="Times New Roman"/>
+                <w:b/>
+                <w:bCs/>
+                <w:noProof/>
+              </w:rPr>
+              <w:t>BAB II</w:t>
+            </w:r>
+            <w:r>
+              <w:rPr>
+                <w:noProof/>
+                <w:webHidden/>
+              </w:rPr>
+              <w:tab/>
+            </w:r>
+            <w:r>
+              <w:rPr>
+                <w:noProof/>
+                <w:webHidden/>
+              </w:rPr>
+              <w:fldChar w:fldCharType="begin"/>
+            </w:r>
+            <w:r>
+              <w:rPr>
+                <w:noProof/>
+                <w:webHidden/>
+              </w:rPr>
+              <w:instrText xml:space="preserve"> PAGEREF _Toc231753066 \h </w:instrText>
+            </w:r>
+            <w:r>
+              <w:rPr>
+                <w:noProof/>
+                <w:webHidden/>
+              </w:rPr>
+            </w:r>
+            <w:r>
+              <w:rPr>
+                <w:noProof/>
+                <w:webHidden/>
+              </w:rPr>
+              <w:fldChar w:fldCharType="separate"/>
+            </w:r>
+            <w:r>
+              <w:rPr>
+                <w:noProof/>
+                <w:webHidden/>
+              </w:rPr>
+              <w:t>4</w:t>
+            </w:r>
+            <w:r>
+              <w:rPr>
+                <w:noProof/>
+                <w:webHidden/>
+              </w:rPr>
+              <w:fldChar w:fldCharType="end"/>
+            </w:r>
+          </w:hyperlink>
+        </w:p>
+        <w:p>
+          <w:pPr>
+            <w:pStyle w:val="TOC1"/>
+            <w:tabs>
+              <w:tab w:val="right" w:leader="dot" w:pos="7930"/>
+            </w:tabs>
+            <w:rPr>
+              <w:rFonts w:eastAsiaTheme="minorEastAsia"/>
+              <w:noProof/>
+              <w:lang w:val="en-ID" w:eastAsia="en-ID"/>
+            </w:rPr>
+          </w:pPr>
+          <w:hyperlink w:anchor="_Toc231753067" w:history="1">
+            <w:r>
+              <w:rPr>
+                <w:rStyle w:val="Hyperlink"/>
+                <w:rFonts w:ascii="Times New Roman" w:hAnsi="Times New Roman" w:cs="Times New Roman"/>
+                <w:b/>
+                <w:bCs/>
+                <w:noProof/>
+              </w:rPr>
+              <w:t>TINJAUAN PUSTAKA</w:t>
+            </w:r>
+            <w:r>
+              <w:rPr>
+                <w:noProof/>
+                <w:webHidden/>
+              </w:rPr>
+              <w:tab/>
+            </w:r>
+            <w:r>
+              <w:rPr>
+                <w:noProof/>
+                <w:webHidden/>
+              </w:rPr>
+              <w:fldChar w:fldCharType="begin"/>
+            </w:r>
+            <w:r>
+              <w:rPr>
+                <w:noProof/>
+                <w:webHidden/>
+              </w:rPr>
+              <w:instrText xml:space="preserve"> PAGEREF _Toc231753067 \h </w:instrText>
+            </w:r>
+            <w:r>
+              <w:rPr>
+                <w:noProof/>
+                <w:webHidden/>
+              </w:rPr>
+            </w:r>
+            <w:r>
+              <w:rPr>
+                <w:noProof/>
+                <w:webHidden/>
+              </w:rPr>
+              <w:fldChar w:fldCharType="separate"/>
+            </w:r>
+            <w:r>
+              <w:rPr>
+                <w:noProof/>
+                <w:webHidden/>
+              </w:rPr>
+              <w:t>4</w:t>
+            </w:r>
+            <w:r>
+              <w:rPr>
+                <w:noProof/>
+                <w:webHidden/>
+              </w:rPr>
+              <w:fldChar w:fldCharType="end"/>
+            </w:r>
+          </w:hyperlink>
+        </w:p>
+        <w:p>
+          <w:pPr>
+            <w:pStyle w:val="TOC2"/>
+            <w:tabs>
+              <w:tab w:val="left" w:pos="880"/>
+              <w:tab w:val="right" w:leader="dot" w:pos="7930"/>
+            </w:tabs>
+            <w:rPr>
+              <w:rFonts w:eastAsiaTheme="minorEastAsia"/>
+              <w:noProof/>
+              <w:lang w:val="en-ID" w:eastAsia="en-ID"/>
+            </w:rPr>
+          </w:pPr>
+          <w:hyperlink w:anchor="_Toc231753068" w:history="1">
+            <w:r>
+              <w:rPr>
+                <w:rStyle w:val="Hyperlink"/>
+                <w:rFonts w:ascii="Times New Roman" w:hAnsi="Times New Roman" w:cs="Times New Roman"/>
+                <w:b/>
+                <w:bCs/>
+                <w:noProof/>
+              </w:rPr>
+              <w:t>2.1</w:t>
+            </w:r>
+            <w:r>
+              <w:rPr>
+                <w:rFonts w:eastAsiaTheme="minorEastAsia"/>
+                <w:noProof/>
+                <w:lang w:val="en-ID" w:eastAsia="en-ID"/>
+              </w:rPr>
+              <w:tab/>
+            </w:r>
+            <w:r>
+              <w:rPr>
+                <w:rStyle w:val="Hyperlink"/>
+                <w:rFonts w:ascii="Times New Roman" w:hAnsi="Times New Roman" w:cs="Times New Roman"/>
+                <w:b/>
+                <w:bCs/>
+                <w:noProof/>
+              </w:rPr>
+              <w:t>Image Processing</w:t>
+            </w:r>
+            <w:r>
+              <w:rPr>
+                <w:noProof/>
+                <w:webHidden/>
+              </w:rPr>
+              <w:tab/>
+            </w:r>
+            <w:r>
+              <w:rPr>
+                <w:noProof/>
+                <w:webHidden/>
+              </w:rPr>
+              <w:fldChar w:fldCharType="begin"/>
+            </w:r>
+            <w:r>
+              <w:rPr>
+                <w:noProof/>
+                <w:webHidden/>
+              </w:rPr>
+              <w:instrText xml:space="preserve"> PAGEREF _Toc231753068 \h </w:instrText>
+            </w:r>
+            <w:r>
+              <w:rPr>
+                <w:noProof/>
+                <w:webHidden/>
+              </w:rPr>
+            </w:r>
+            <w:r>
+              <w:rPr>
+                <w:noProof/>
+                <w:webHidden/>
+              </w:rPr>
+              <w:fldChar w:fldCharType="separate"/>
+            </w:r>
+            <w:r>
+              <w:rPr>
+                <w:noProof/>
+                <w:webHidden/>
+              </w:rPr>
+              <w:t>4</w:t>
+            </w:r>
+            <w:r>
+              <w:rPr>
+                <w:noProof/>
+                <w:webHidden/>
+              </w:rPr>
+              <w:fldChar w:fldCharType="end"/>
+            </w:r>
+          </w:hyperlink>
+        </w:p>
+        <w:p>
+          <w:pPr>
+            <w:pStyle w:val="TOC2"/>
+            <w:tabs>
+              <w:tab w:val="left" w:pos="880"/>
+              <w:tab w:val="right" w:leader="dot" w:pos="7930"/>
+            </w:tabs>
+            <w:rPr>
+              <w:rFonts w:eastAsiaTheme="minorEastAsia"/>
+              <w:noProof/>
+              <w:lang w:val="en-ID" w:eastAsia="en-ID"/>
+            </w:rPr>
+          </w:pPr>
+          <w:hyperlink w:anchor="_Toc231753069" w:history="1">
+            <w:r>
+              <w:rPr>
+                <w:rStyle w:val="Hyperlink"/>
+                <w:rFonts w:ascii="Times New Roman" w:hAnsi="Times New Roman" w:cs="Times New Roman"/>
+                <w:b/>
+                <w:bCs/>
+                <w:noProof/>
+              </w:rPr>
+              <w:t>2.2</w:t>
+            </w:r>
+            <w:r>
+              <w:rPr>
+                <w:rFonts w:eastAsiaTheme="minorEastAsia"/>
+                <w:noProof/>
+                <w:lang w:val="en-ID" w:eastAsia="en-ID"/>
+              </w:rPr>
+              <w:tab/>
+            </w:r>
+            <w:r>
+              <w:rPr>
+                <w:rStyle w:val="Hyperlink"/>
+                <w:rFonts w:ascii="Times New Roman" w:hAnsi="Times New Roman" w:cs="Times New Roman"/>
+                <w:b/>
+                <w:bCs/>
+                <w:noProof/>
+              </w:rPr>
+              <w:t>Filtering</w:t>
+            </w:r>
+            <w:r>
+              <w:rPr>
+                <w:noProof/>
+                <w:webHidden/>
+              </w:rPr>
+              <w:tab/>
+            </w:r>
+            <w:r>
+              <w:rPr>
+                <w:noProof/>
+                <w:webHidden/>
+              </w:rPr>
+              <w:fldChar w:fldCharType="begin"/>
+            </w:r>
+            <w:r>
+              <w:rPr>
+                <w:noProof/>
+                <w:webHidden/>
+              </w:rPr>
+              <w:instrText xml:space="preserve"> PAGEREF _Toc231753069 \h </w:instrText>
+            </w:r>
+            <w:r>
+              <w:rPr>
+                <w:noProof/>
+                <w:webHidden/>
+              </w:rPr>
+            </w:r>
+            <w:r>
+              <w:rPr>
+                <w:noProof/>
+                <w:webHidden/>
+              </w:rPr>
+              <w:fldChar w:fldCharType="separate"/>
+            </w:r>
+            <w:r>
+              <w:rPr>
+                <w:noProof/>
+                <w:webHidden/>
+              </w:rPr>
+              <w:t>4</w:t>
+            </w:r>
+            <w:r>
+              <w:rPr>
+                <w:noProof/>
+                <w:webHidden/>
+              </w:rPr>
+              <w:fldChar w:fldCharType="end"/>
+            </w:r>
+          </w:hyperlink>
+        </w:p>
+        <w:p>
+          <w:pPr>
+            <w:pStyle w:val="TOC2"/>
+            <w:tabs>
+              <w:tab w:val="left" w:pos="880"/>
+              <w:tab w:val="right" w:leader="dot" w:pos="7930"/>
+            </w:tabs>
+            <w:rPr>
+              <w:rFonts w:eastAsiaTheme="minorEastAsia"/>
+              <w:noProof/>
+              <w:lang w:val="en-ID" w:eastAsia="en-ID"/>
+            </w:rPr>
+          </w:pPr>
+          <w:hyperlink w:anchor="_Toc231753070" w:history="1">
+            <w:r>
+              <w:rPr>
+                <w:rStyle w:val="Hyperlink"/>
+                <w:rFonts w:ascii="Times New Roman" w:hAnsi="Times New Roman" w:cs="Times New Roman"/>
+                <w:b/>
+                <w:bCs/>
+                <w:noProof/>
+              </w:rPr>
+              <w:t>2.3</w:t>
+            </w:r>
+            <w:r>
+              <w:rPr>
+                <w:rFonts w:eastAsiaTheme="minorEastAsia"/>
+                <w:noProof/>
+                <w:lang w:val="en-ID" w:eastAsia="en-ID"/>
+              </w:rPr>
+              <w:tab/>
+            </w:r>
+            <w:r>
+              <w:rPr>
+                <w:rStyle w:val="Hyperlink"/>
+                <w:rFonts w:ascii="Times New Roman" w:hAnsi="Times New Roman" w:cs="Times New Roman"/>
+                <w:b/>
+                <w:bCs/>
+                <w:noProof/>
+              </w:rPr>
+              <w:t>Histogram Citra</w:t>
+            </w:r>
+            <w:r>
+              <w:rPr>
+                <w:noProof/>
+                <w:webHidden/>
+              </w:rPr>
+              <w:tab/>
+            </w:r>
+            <w:r>
+              <w:rPr>
+                <w:noProof/>
+                <w:webHidden/>
+              </w:rPr>
+              <w:fldChar w:fldCharType="begin"/>
+            </w:r>
+            <w:r>
+              <w:rPr>
+                <w:noProof/>
+                <w:webHidden/>
+              </w:rPr>
+              <w:instrText xml:space="preserve"> PAGEREF _Toc231753070 \h </w:instrText>
+            </w:r>
+            <w:r>
+              <w:rPr>
+                <w:noProof/>
+                <w:webHidden/>
+              </w:rPr>
+            </w:r>
+            <w:r>
+              <w:rPr>
+                <w:noProof/>
+                <w:webHidden/>
+              </w:rPr>
+              <w:fldChar w:fldCharType="separate"/>
+            </w:r>
+            <w:r>
+              <w:rPr>
+                <w:noProof/>
+                <w:webHidden/>
+              </w:rPr>
+              <w:t>4</w:t>
+            </w:r>
+            <w:r>
+              <w:rPr>
+                <w:noProof/>
+                <w:webHidden/>
+              </w:rPr>
+              <w:fldChar w:fldCharType="end"/>
+            </w:r>
+          </w:hyperlink>
+        </w:p>
+        <w:p>
+          <w:pPr>
+            <w:pStyle w:val="TOC2"/>
+            <w:tabs>
+              <w:tab w:val="left" w:pos="880"/>
+              <w:tab w:val="right" w:leader="dot" w:pos="7930"/>
+            </w:tabs>
+            <w:rPr>
+              <w:rFonts w:eastAsiaTheme="minorEastAsia"/>
+              <w:noProof/>
+              <w:lang w:val="en-ID" w:eastAsia="en-ID"/>
+            </w:rPr>
+          </w:pPr>
+          <w:hyperlink w:anchor="_Toc231753071" w:history="1">
+            <w:r>
+              <w:rPr>
+                <w:rStyle w:val="Hyperlink"/>
+                <w:rFonts w:ascii="Times New Roman" w:hAnsi="Times New Roman" w:cs="Times New Roman"/>
+                <w:b/>
+                <w:bCs/>
+                <w:noProof/>
+              </w:rPr>
+              <w:t>2.4</w:t>
+            </w:r>
+            <w:r>
+              <w:rPr>
+                <w:rFonts w:eastAsiaTheme="minorEastAsia"/>
+                <w:noProof/>
+                <w:lang w:val="en-ID" w:eastAsia="en-ID"/>
+              </w:rPr>
+              <w:tab/>
+            </w:r>
+            <w:r>
+              <w:rPr>
+                <w:rStyle w:val="Hyperlink"/>
+                <w:rFonts w:ascii="Times New Roman" w:hAnsi="Times New Roman" w:cs="Times New Roman"/>
+                <w:b/>
+                <w:bCs/>
+                <w:noProof/>
+              </w:rPr>
+              <w:t>Brignest dan Contrast</w:t>
+            </w:r>
+            <w:r>
+              <w:rPr>
+                <w:noProof/>
+                <w:webHidden/>
+              </w:rPr>
+              <w:tab/>
+            </w:r>
+            <w:r>
+              <w:rPr>
+                <w:noProof/>
+                <w:webHidden/>
+              </w:rPr>
+              <w:fldChar w:fldCharType="begin"/>
+            </w:r>
+            <w:r>
+              <w:rPr>
+                <w:noProof/>
+                <w:webHidden/>
+              </w:rPr>
+              <w:instrText xml:space="preserve"> PAGEREF _Toc231753071 \h </w:instrText>
+            </w:r>
+            <w:r>
+              <w:rPr>
+                <w:noProof/>
+                <w:webHidden/>
+              </w:rPr>
+            </w:r>
+            <w:r>
+              <w:rPr>
+                <w:noProof/>
+                <w:webHidden/>
+              </w:rPr>
+              <w:fldChar w:fldCharType="separate"/>
+            </w:r>
+            <w:r>
+              <w:rPr>
+                <w:noProof/>
+                <w:webHidden/>
+              </w:rPr>
+              <w:t>4</w:t>
+            </w:r>
+            <w:r>
+              <w:rPr>
+                <w:noProof/>
+                <w:webHidden/>
+              </w:rPr>
+              <w:fldChar w:fldCharType="end"/>
+            </w:r>
+          </w:hyperlink>
+        </w:p>
+        <w:p>
+          <w:pPr>
+            <w:pStyle w:val="TOC2"/>
+            <w:tabs>
+              <w:tab w:val="left" w:pos="880"/>
+              <w:tab w:val="right" w:leader="dot" w:pos="7930"/>
+            </w:tabs>
+            <w:rPr>
+              <w:rFonts w:eastAsiaTheme="minorEastAsia"/>
+              <w:noProof/>
+              <w:lang w:val="en-ID" w:eastAsia="en-ID"/>
+            </w:rPr>
+          </w:pPr>
+          <w:hyperlink w:anchor="_Toc231753072" w:history="1">
+            <w:r>
+              <w:rPr>
+                <w:rStyle w:val="Hyperlink"/>
+                <w:rFonts w:ascii="Times New Roman" w:hAnsi="Times New Roman" w:cs="Times New Roman"/>
+                <w:b/>
+                <w:bCs/>
+                <w:noProof/>
+              </w:rPr>
+              <w:t>2.5</w:t>
+            </w:r>
+            <w:r>
+              <w:rPr>
+                <w:rFonts w:eastAsiaTheme="minorEastAsia"/>
+                <w:noProof/>
+                <w:lang w:val="en-ID" w:eastAsia="en-ID"/>
+              </w:rPr>
+              <w:tab/>
+            </w:r>
+            <w:r>
+              <w:rPr>
+                <w:rStyle w:val="Hyperlink"/>
+                <w:rFonts w:ascii="Times New Roman" w:hAnsi="Times New Roman" w:cs="Times New Roman"/>
+                <w:b/>
+                <w:bCs/>
+                <w:noProof/>
+              </w:rPr>
+              <w:t>Histogram Equalization</w:t>
+            </w:r>
+            <w:r>
+              <w:rPr>
+                <w:noProof/>
+                <w:webHidden/>
+              </w:rPr>
+              <w:tab/>
+            </w:r>
+            <w:r>
+              <w:rPr>
+                <w:noProof/>
+                <w:webHidden/>
+              </w:rPr>
+              <w:fldChar w:fldCharType="begin"/>
+            </w:r>
+            <w:r>
+              <w:rPr>
+                <w:noProof/>
+                <w:webHidden/>
+              </w:rPr>
+              <w:instrText xml:space="preserve"> PAGEREF _Toc231753072 \h </w:instrText>
+            </w:r>
+            <w:r>
+              <w:rPr>
+                <w:noProof/>
+                <w:webHidden/>
+              </w:rPr>
+            </w:r>
+            <w:r>
+              <w:rPr>
+                <w:noProof/>
+                <w:webHidden/>
+              </w:rPr>
+              <w:fldChar w:fldCharType="separate"/>
+            </w:r>
+            <w:r>
+              <w:rPr>
+                <w:noProof/>
+                <w:webHidden/>
+              </w:rPr>
+              <w:t>4</w:t>
+            </w:r>
+            <w:r>
+              <w:rPr>
+                <w:noProof/>
+                <w:webHidden/>
+              </w:rPr>
+              <w:fldChar w:fldCharType="end"/>
+            </w:r>
+          </w:hyperlink>
+        </w:p>
+        <w:p>
+          <w:pPr>
+            <w:pStyle w:val="TOC2"/>
+            <w:tabs>
+              <w:tab w:val="left" w:pos="880"/>
+              <w:tab w:val="right" w:leader="dot" w:pos="7930"/>
+            </w:tabs>
+            <w:rPr>
+              <w:rFonts w:eastAsiaTheme="minorEastAsia"/>
+              <w:noProof/>
+              <w:lang w:val="en-ID" w:eastAsia="en-ID"/>
+            </w:rPr>
+          </w:pPr>
+          <w:hyperlink w:anchor="_Toc231753073" w:history="1">
+            <w:r>
+              <w:rPr>
+                <w:rStyle w:val="Hyperlink"/>
+                <w:rFonts w:ascii="Times New Roman" w:hAnsi="Times New Roman" w:cs="Times New Roman"/>
+                <w:b/>
+                <w:bCs/>
+                <w:noProof/>
+              </w:rPr>
+              <w:t>2.6</w:t>
+            </w:r>
+            <w:r>
+              <w:rPr>
+                <w:rFonts w:eastAsiaTheme="minorEastAsia"/>
+                <w:noProof/>
+                <w:lang w:val="en-ID" w:eastAsia="en-ID"/>
+              </w:rPr>
+              <w:tab/>
+            </w:r>
+            <w:r>
+              <w:rPr>
+                <w:rStyle w:val="Hyperlink"/>
+                <w:rFonts w:ascii="Times New Roman" w:hAnsi="Times New Roman" w:cs="Times New Roman"/>
+                <w:b/>
+                <w:bCs/>
+                <w:noProof/>
+              </w:rPr>
+              <w:t>Filtering</w:t>
+            </w:r>
+            <w:r>
+              <w:rPr>
+                <w:noProof/>
+                <w:webHidden/>
+              </w:rPr>
+              <w:tab/>
+            </w:r>
+            <w:r>
+              <w:rPr>
+                <w:noProof/>
+                <w:webHidden/>
+              </w:rPr>
+              <w:fldChar w:fldCharType="begin"/>
+            </w:r>
+            <w:r>
+              <w:rPr>
+                <w:noProof/>
+                <w:webHidden/>
+              </w:rPr>
+              <w:instrText xml:space="preserve"> PAGEREF _Toc231753073 \h </w:instrText>
+            </w:r>
+            <w:r>
+              <w:rPr>
+                <w:noProof/>
+                <w:webHidden/>
+              </w:rPr>
+            </w:r>
+            <w:r>
+              <w:rPr>
+                <w:noProof/>
+                <w:webHidden/>
+              </w:rPr>
+              <w:fldChar w:fldCharType="separate"/>
+            </w:r>
+            <w:r>
+              <w:rPr>
+                <w:noProof/>
+                <w:webHidden/>
+              </w:rPr>
+              <w:t>4</w:t>
+            </w:r>
+            <w:r>
+              <w:rPr>
+                <w:noProof/>
+                <w:webHidden/>
+              </w:rPr>
+              <w:fldChar w:fldCharType="end"/>
+            </w:r>
+          </w:hyperlink>
+        </w:p>
+        <w:p>
+          <w:pPr>
+            <w:pStyle w:val="TOC2"/>
+            <w:tabs>
+              <w:tab w:val="left" w:pos="880"/>
+              <w:tab w:val="right" w:leader="dot" w:pos="7930"/>
+            </w:tabs>
+            <w:rPr>
+              <w:rFonts w:eastAsiaTheme="minorEastAsia"/>
+              <w:noProof/>
+              <w:lang w:val="en-ID" w:eastAsia="en-ID"/>
+            </w:rPr>
+          </w:pPr>
+          <w:hyperlink w:anchor="_Toc231753074" w:history="1">
+            <w:r>
+              <w:rPr>
+                <w:rStyle w:val="Hyperlink"/>
+                <w:rFonts w:ascii="Times New Roman" w:hAnsi="Times New Roman" w:cs="Times New Roman"/>
+                <w:b/>
+                <w:bCs/>
+                <w:noProof/>
+              </w:rPr>
+              <w:t>2.7</w:t>
+            </w:r>
+            <w:r>
+              <w:rPr>
+                <w:rFonts w:eastAsiaTheme="minorEastAsia"/>
+                <w:noProof/>
+                <w:lang w:val="en-ID" w:eastAsia="en-ID"/>
+              </w:rPr>
+              <w:tab/>
+            </w:r>
+            <w:r>
+              <w:rPr>
+                <w:rStyle w:val="Hyperlink"/>
+                <w:rFonts w:ascii="Times New Roman" w:hAnsi="Times New Roman" w:cs="Times New Roman"/>
+                <w:b/>
+                <w:bCs/>
+                <w:noProof/>
+              </w:rPr>
+              <w:t>Konvolusi dan kernel</w:t>
+            </w:r>
+            <w:r>
+              <w:rPr>
+                <w:noProof/>
+                <w:webHidden/>
+              </w:rPr>
+              <w:tab/>
+            </w:r>
+            <w:r>
+              <w:rPr>
+                <w:noProof/>
+                <w:webHidden/>
+              </w:rPr>
+              <w:fldChar w:fldCharType="begin"/>
+            </w:r>
+            <w:r>
+              <w:rPr>
+                <w:noProof/>
+                <w:webHidden/>
+              </w:rPr>
+              <w:instrText xml:space="preserve"> PAGEREF _Toc231753074 \h </w:instrText>
+            </w:r>
+            <w:r>
+              <w:rPr>
+                <w:noProof/>
+                <w:webHidden/>
+              </w:rPr>
+            </w:r>
+            <w:r>
+              <w:rPr>
+                <w:noProof/>
+                <w:webHidden/>
+              </w:rPr>
+              <w:fldChar w:fldCharType="separate"/>
+            </w:r>
+            <w:r>
+              <w:rPr>
+                <w:noProof/>
+                <w:webHidden/>
+              </w:rPr>
+              <w:t>4</w:t>
+            </w:r>
+            <w:r>
+              <w:rPr>
+                <w:noProof/>
+                <w:webHidden/>
+              </w:rPr>
+              <w:fldChar w:fldCharType="end"/>
+            </w:r>
+          </w:hyperlink>
+        </w:p>
+        <w:p>
+          <w:pPr>
+            <w:pStyle w:val="TOC2"/>
+            <w:tabs>
+              <w:tab w:val="left" w:pos="880"/>
+              <w:tab w:val="right" w:leader="dot" w:pos="7930"/>
+            </w:tabs>
+            <w:rPr>
+              <w:rFonts w:eastAsiaTheme="minorEastAsia"/>
+              <w:noProof/>
+              <w:lang w:val="en-ID" w:eastAsia="en-ID"/>
+            </w:rPr>
+          </w:pPr>
+          <w:hyperlink w:anchor="_Toc231753075" w:history="1">
+            <w:r>
+              <w:rPr>
+                <w:rStyle w:val="Hyperlink"/>
+                <w:rFonts w:ascii="Times New Roman" w:hAnsi="Times New Roman" w:cs="Times New Roman"/>
+                <w:b/>
+                <w:bCs/>
+                <w:noProof/>
+              </w:rPr>
+              <w:t>2.8</w:t>
+            </w:r>
+            <w:r>
+              <w:rPr>
+                <w:rFonts w:eastAsiaTheme="minorEastAsia"/>
+                <w:noProof/>
+                <w:lang w:val="en-ID" w:eastAsia="en-ID"/>
+              </w:rPr>
+              <w:tab/>
+            </w:r>
+            <w:r>
+              <w:rPr>
+                <w:rStyle w:val="Hyperlink"/>
+                <w:rFonts w:ascii="Times New Roman" w:hAnsi="Times New Roman" w:cs="Times New Roman"/>
+                <w:b/>
+                <w:bCs/>
+                <w:noProof/>
+              </w:rPr>
+              <w:t>Segmentasi Citra</w:t>
+            </w:r>
+            <w:r>
+              <w:rPr>
+                <w:noProof/>
+                <w:webHidden/>
+              </w:rPr>
+              <w:tab/>
+            </w:r>
+            <w:r>
+              <w:rPr>
+                <w:noProof/>
+                <w:webHidden/>
+              </w:rPr>
+              <w:fldChar w:fldCharType="begin"/>
+            </w:r>
+            <w:r>
+              <w:rPr>
+                <w:noProof/>
+                <w:webHidden/>
+              </w:rPr>
+              <w:instrText xml:space="preserve"> PAGEREF _Toc231753075 \h </w:instrText>
+            </w:r>
+            <w:r>
+              <w:rPr>
+                <w:noProof/>
+                <w:webHidden/>
+              </w:rPr>
+            </w:r>
+            <w:r>
+              <w:rPr>
+                <w:noProof/>
+                <w:webHidden/>
+              </w:rPr>
+              <w:fldChar w:fldCharType="separate"/>
+            </w:r>
+            <w:r>
+              <w:rPr>
+                <w:noProof/>
+                <w:webHidden/>
+              </w:rPr>
+              <w:t>5</w:t>
+            </w:r>
+            <w:r>
+              <w:rPr>
+                <w:noProof/>
+                <w:webHidden/>
+              </w:rPr>
+              <w:fldChar w:fldCharType="end"/>
+            </w:r>
+          </w:hyperlink>
+        </w:p>
+        <w:p>
+          <w:pPr>
+            <w:pStyle w:val="TOC2"/>
+            <w:tabs>
+              <w:tab w:val="left" w:pos="880"/>
+              <w:tab w:val="right" w:leader="dot" w:pos="7930"/>
+            </w:tabs>
+            <w:rPr>
+              <w:rFonts w:eastAsiaTheme="minorEastAsia"/>
+              <w:noProof/>
+              <w:lang w:val="en-ID" w:eastAsia="en-ID"/>
+            </w:rPr>
+          </w:pPr>
+          <w:hyperlink w:anchor="_Toc231753076" w:history="1">
+            <w:r>
+              <w:rPr>
+                <w:rStyle w:val="Hyperlink"/>
+                <w:rFonts w:ascii="Times New Roman" w:hAnsi="Times New Roman" w:cs="Times New Roman"/>
+                <w:b/>
+                <w:bCs/>
+                <w:noProof/>
+              </w:rPr>
+              <w:t>2.9</w:t>
+            </w:r>
+            <w:r>
+              <w:rPr>
+                <w:rFonts w:eastAsiaTheme="minorEastAsia"/>
+                <w:noProof/>
+                <w:lang w:val="en-ID" w:eastAsia="en-ID"/>
+              </w:rPr>
+              <w:tab/>
+            </w:r>
+            <w:r>
+              <w:rPr>
+                <w:rStyle w:val="Hyperlink"/>
+                <w:rFonts w:ascii="Times New Roman" w:hAnsi="Times New Roman" w:cs="Times New Roman"/>
+                <w:b/>
+                <w:bCs/>
+                <w:noProof/>
+              </w:rPr>
+              <w:t>Edge Detection</w:t>
+            </w:r>
+            <w:r>
+              <w:rPr>
+                <w:noProof/>
+                <w:webHidden/>
+              </w:rPr>
+              <w:tab/>
+            </w:r>
+            <w:r>
+              <w:rPr>
+                <w:noProof/>
+                <w:webHidden/>
+              </w:rPr>
+              <w:fldChar w:fldCharType="begin"/>
+            </w:r>
+            <w:r>
+              <w:rPr>
+                <w:noProof/>
+                <w:webHidden/>
+              </w:rPr>
+              <w:instrText xml:space="preserve"> PAGEREF _Toc231753076 \h </w:instrText>
+            </w:r>
+            <w:r>
+              <w:rPr>
+                <w:noProof/>
+                <w:webHidden/>
+              </w:rPr>
+            </w:r>
+            <w:r>
+              <w:rPr>
+                <w:noProof/>
+                <w:webHidden/>
+              </w:rPr>
+              <w:fldChar w:fldCharType="separate"/>
+            </w:r>
+            <w:r>
+              <w:rPr>
+                <w:noProof/>
+                <w:webHidden/>
+              </w:rPr>
+              <w:t>5</w:t>
+            </w:r>
+            <w:r>
+              <w:rPr>
+                <w:noProof/>
+                <w:webHidden/>
+              </w:rPr>
+              <w:fldChar w:fldCharType="end"/>
+            </w:r>
+          </w:hyperlink>
+        </w:p>
+        <w:p>
+          <w:pPr>
+            <w:pStyle w:val="TOC2"/>
+            <w:tabs>
+              <w:tab w:val="left" w:pos="880"/>
+              <w:tab w:val="right" w:leader="dot" w:pos="7930"/>
+            </w:tabs>
+            <w:rPr>
+              <w:rFonts w:eastAsiaTheme="minorEastAsia"/>
+              <w:noProof/>
+              <w:lang w:val="en-ID" w:eastAsia="en-ID"/>
+            </w:rPr>
+          </w:pPr>
+          <w:hyperlink w:anchor="_Toc231753077" w:history="1">
+            <w:r>
+              <w:rPr>
+                <w:rStyle w:val="Hyperlink"/>
+                <w:rFonts w:ascii="Times New Roman" w:hAnsi="Times New Roman" w:cs="Times New Roman"/>
+                <w:b/>
+                <w:bCs/>
+                <w:noProof/>
+              </w:rPr>
+              <w:t>2.10</w:t>
+            </w:r>
+            <w:r>
+              <w:rPr>
+                <w:rFonts w:eastAsiaTheme="minorEastAsia"/>
+                <w:noProof/>
+                <w:lang w:val="en-ID" w:eastAsia="en-ID"/>
+              </w:rPr>
+              <w:tab/>
+            </w:r>
+            <w:r>
+              <w:rPr>
+                <w:rStyle w:val="Hyperlink"/>
+                <w:rFonts w:ascii="Times New Roman" w:hAnsi="Times New Roman" w:cs="Times New Roman"/>
+                <w:b/>
+                <w:bCs/>
+                <w:noProof/>
+              </w:rPr>
+              <w:t>Tools</w:t>
+            </w:r>
+            <w:r>
+              <w:rPr>
+                <w:noProof/>
+                <w:webHidden/>
+              </w:rPr>
+              <w:tab/>
+            </w:r>
+            <w:r>
+              <w:rPr>
+                <w:noProof/>
+                <w:webHidden/>
+              </w:rPr>
+              <w:fldChar w:fldCharType="begin"/>
+            </w:r>
+            <w:r>
+              <w:rPr>
+                <w:noProof/>
+                <w:webHidden/>
+              </w:rPr>
+              <w:instrText xml:space="preserve"> PAGEREF _Toc231753077 \h </w:instrText>
+            </w:r>
+            <w:r>
+              <w:rPr>
+                <w:noProof/>
+                <w:webHidden/>
+              </w:rPr>
+            </w:r>
+            <w:r>
+              <w:rPr>
+                <w:noProof/>
+                <w:webHidden/>
+              </w:rPr>
+              <w:fldChar w:fldCharType="separate"/>
+            </w:r>
+            <w:r>
+              <w:rPr>
+                <w:noProof/>
+                <w:webHidden/>
+              </w:rPr>
+              <w:t>5</w:t>
+            </w:r>
+            <w:r>
+              <w:rPr>
+                <w:noProof/>
+                <w:webHidden/>
+              </w:rPr>
+              <w:fldChar w:fldCharType="end"/>
+            </w:r>
+          </w:hyperlink>
+        </w:p>
+        <w:p>
+          <w:pPr>
+            <w:pStyle w:val="TOC1"/>
+            <w:tabs>
+              <w:tab w:val="right" w:leader="dot" w:pos="7930"/>
+            </w:tabs>
+            <w:rPr>
+              <w:rFonts w:eastAsiaTheme="minorEastAsia"/>
+              <w:noProof/>
+              <w:lang w:val="en-ID" w:eastAsia="en-ID"/>
+            </w:rPr>
+          </w:pPr>
+          <w:hyperlink w:anchor="_Toc231753078" w:history="1">
+            <w:r>
+              <w:rPr>
+                <w:rStyle w:val="Hyperlink"/>
+                <w:rFonts w:ascii="Times New Roman" w:hAnsi="Times New Roman" w:cs="Times New Roman"/>
+                <w:b/>
+                <w:bCs/>
+                <w:noProof/>
+              </w:rPr>
+              <w:t>BAB III</w:t>
+            </w:r>
+            <w:r>
+              <w:rPr>
+                <w:noProof/>
+                <w:webHidden/>
+              </w:rPr>
+              <w:tab/>
+            </w:r>
+            <w:r>
+              <w:rPr>
+                <w:noProof/>
+                <w:webHidden/>
+              </w:rPr>
+              <w:fldChar w:fldCharType="begin"/>
+            </w:r>
+            <w:r>
+              <w:rPr>
+                <w:noProof/>
+                <w:webHidden/>
+              </w:rPr>
+              <w:instrText xml:space="preserve"> PAGEREF _Toc231753078 \h </w:instrText>
+            </w:r>
+            <w:r>
+              <w:rPr>
+                <w:noProof/>
+                <w:webHidden/>
+              </w:rPr>
+            </w:r>
+            <w:r>
+              <w:rPr>
+                <w:noProof/>
+                <w:webHidden/>
+              </w:rPr>
+              <w:fldChar w:fldCharType="separate"/>
+            </w:r>
+            <w:r>
+              <w:rPr>
+                <w:noProof/>
+                <w:webHidden/>
+              </w:rPr>
+              <w:t>6</w:t>
+            </w:r>
+            <w:r>
+              <w:rPr>
+                <w:noProof/>
+                <w:webHidden/>
+              </w:rPr>
+              <w:fldChar w:fldCharType="end"/>
+            </w:r>
+          </w:hyperlink>
+        </w:p>
+        <w:p>
+          <w:pPr>
+            <w:pStyle w:val="TOC1"/>
+            <w:tabs>
+              <w:tab w:val="right" w:leader="dot" w:pos="7930"/>
+            </w:tabs>
+            <w:rPr>
+              <w:rFonts w:eastAsiaTheme="minorEastAsia"/>
+              <w:noProof/>
+              <w:lang w:val="en-ID" w:eastAsia="en-ID"/>
+            </w:rPr>
+          </w:pPr>
+          <w:hyperlink w:anchor="_Toc231753079" w:history="1">
+            <w:r>
+              <w:rPr>
+                <w:rStyle w:val="Hyperlink"/>
+                <w:rFonts w:ascii="Times New Roman" w:hAnsi="Times New Roman" w:cs="Times New Roman"/>
+                <w:b/>
+                <w:bCs/>
+                <w:noProof/>
+              </w:rPr>
+              <w:t>TAHAPAN LANGKAH LANGKAH ANALISA DATA</w:t>
+            </w:r>
+            <w:r>
+              <w:rPr>
+                <w:noProof/>
+                <w:webHidden/>
+              </w:rPr>
+              <w:tab/>
+            </w:r>
+            <w:r>
+              <w:rPr>
+                <w:noProof/>
+                <w:webHidden/>
+              </w:rPr>
+              <w:fldChar w:fldCharType="begin"/>
+            </w:r>
+            <w:r>
+              <w:rPr>
+                <w:noProof/>
+                <w:webHidden/>
+              </w:rPr>
+              <w:instrText xml:space="preserve"> PAGEREF _Toc231753079 \h </w:instrText>
+            </w:r>
+            <w:r>
+              <w:rPr>
+                <w:noProof/>
+                <w:webHidden/>
+              </w:rPr>
+            </w:r>
+            <w:r>
+              <w:rPr>
+                <w:noProof/>
+                <w:webHidden/>
+              </w:rPr>
+              <w:fldChar w:fldCharType="separate"/>
+            </w:r>
+            <w:r>
+              <w:rPr>
+                <w:noProof/>
+                <w:webHidden/>
+              </w:rPr>
+              <w:t>6</w:t>
+            </w:r>
+            <w:r>
+              <w:rPr>
+                <w:noProof/>
+                <w:webHidden/>
+              </w:rPr>
+              <w:fldChar w:fldCharType="end"/>
+            </w:r>
+          </w:hyperlink>
+        </w:p>
+        <w:p>
+          <w:pPr>
+            <w:pStyle w:val="TOC2"/>
+            <w:tabs>
+              <w:tab w:val="left" w:pos="880"/>
+              <w:tab w:val="right" w:leader="dot" w:pos="7930"/>
+            </w:tabs>
+            <w:rPr>
+              <w:rFonts w:eastAsiaTheme="minorEastAsia"/>
+              <w:noProof/>
+              <w:lang w:val="en-ID" w:eastAsia="en-ID"/>
+            </w:rPr>
+          </w:pPr>
+          <w:hyperlink w:anchor="_Toc231753080" w:history="1">
+            <w:r>
+              <w:rPr>
+                <w:rStyle w:val="Hyperlink"/>
+                <w:rFonts w:ascii="Times New Roman" w:hAnsi="Times New Roman" w:cs="Times New Roman"/>
+                <w:noProof/>
+              </w:rPr>
+              <w:t>3.1</w:t>
+            </w:r>
+            <w:r>
+              <w:rPr>
+                <w:rFonts w:eastAsiaTheme="minorEastAsia"/>
+                <w:noProof/>
+                <w:lang w:val="en-ID" w:eastAsia="en-ID"/>
+              </w:rPr>
+              <w:tab/>
+            </w:r>
+            <w:r>
+              <w:rPr>
+                <w:rStyle w:val="Hyperlink"/>
+                <w:rFonts w:ascii="Times New Roman" w:hAnsi="Times New Roman" w:cs="Times New Roman"/>
+                <w:b/>
+                <w:bCs/>
+                <w:noProof/>
+              </w:rPr>
+              <w:t>Jenis dan Pendekatan analisis</w:t>
+            </w:r>
+            <w:r>
+              <w:rPr>
+                <w:noProof/>
+                <w:webHidden/>
+              </w:rPr>
+              <w:tab/>
+            </w:r>
+            <w:r>
+              <w:rPr>
+                <w:noProof/>
+                <w:webHidden/>
+              </w:rPr>
+              <w:fldChar w:fldCharType="begin"/>
+            </w:r>
+            <w:r>
+              <w:rPr>
+                <w:noProof/>
+                <w:webHidden/>
+              </w:rPr>
+              <w:instrText xml:space="preserve"> PAGEREF _Toc231753080 \h </w:instrText>
+            </w:r>
+            <w:r>
+              <w:rPr>
+                <w:noProof/>
+                <w:webHidden/>
+              </w:rPr>
+            </w:r>
+            <w:r>
+              <w:rPr>
+                <w:noProof/>
+                <w:webHidden/>
+              </w:rPr>
+              <w:fldChar w:fldCharType="separate"/>
+            </w:r>
+            <w:r>
+              <w:rPr>
+                <w:noProof/>
+                <w:webHidden/>
+              </w:rPr>
+              <w:t>6</w:t>
+            </w:r>
+            <w:r>
+              <w:rPr>
+                <w:noProof/>
+                <w:webHidden/>
+              </w:rPr>
+              <w:fldChar w:fldCharType="end"/>
+            </w:r>
+          </w:hyperlink>
+        </w:p>
+        <w:p>
+          <w:pPr>
+            <w:pStyle w:val="TOC2"/>
+            <w:tabs>
+              <w:tab w:val="left" w:pos="880"/>
+              <w:tab w:val="right" w:leader="dot" w:pos="7930"/>
+            </w:tabs>
+            <w:rPr>
+              <w:rFonts w:eastAsiaTheme="minorEastAsia"/>
+              <w:noProof/>
+              <w:lang w:val="en-ID" w:eastAsia="en-ID"/>
+            </w:rPr>
+          </w:pPr>
+          <w:hyperlink w:anchor="_Toc231753081" w:history="1">
+            <w:r>
+              <w:rPr>
+                <w:rStyle w:val="Hyperlink"/>
+                <w:rFonts w:ascii="Times New Roman" w:hAnsi="Times New Roman" w:cs="Times New Roman"/>
+                <w:b/>
+                <w:bCs/>
+                <w:noProof/>
+              </w:rPr>
+              <w:t>3.2</w:t>
+            </w:r>
+            <w:r>
+              <w:rPr>
+                <w:rFonts w:eastAsiaTheme="minorEastAsia"/>
+                <w:noProof/>
+                <w:lang w:val="en-ID" w:eastAsia="en-ID"/>
+              </w:rPr>
+              <w:tab/>
+            </w:r>
+            <w:r>
+              <w:rPr>
+                <w:rStyle w:val="Hyperlink"/>
+                <w:rFonts w:ascii="Times New Roman" w:hAnsi="Times New Roman" w:cs="Times New Roman"/>
+                <w:b/>
+                <w:bCs/>
+                <w:noProof/>
+              </w:rPr>
+              <w:t>Sumber dan jenis data</w:t>
+            </w:r>
+            <w:r>
+              <w:rPr>
+                <w:noProof/>
+                <w:webHidden/>
+              </w:rPr>
+              <w:tab/>
+            </w:r>
+            <w:r>
+              <w:rPr>
+                <w:noProof/>
+                <w:webHidden/>
+              </w:rPr>
+              <w:fldChar w:fldCharType="begin"/>
+            </w:r>
+            <w:r>
+              <w:rPr>
+                <w:noProof/>
+                <w:webHidden/>
+              </w:rPr>
+              <w:instrText xml:space="preserve"> PAGEREF _Toc231753081 \h </w:instrText>
+            </w:r>
+            <w:r>
+              <w:rPr>
+                <w:noProof/>
+                <w:webHidden/>
+              </w:rPr>
+            </w:r>
+            <w:r>
+              <w:rPr>
+                <w:noProof/>
+                <w:webHidden/>
+              </w:rPr>
+              <w:fldChar w:fldCharType="separate"/>
+            </w:r>
+            <w:r>
+              <w:rPr>
+                <w:noProof/>
+                <w:webHidden/>
+              </w:rPr>
+              <w:t>6</w:t>
+            </w:r>
+            <w:r>
+              <w:rPr>
+                <w:noProof/>
+                <w:webHidden/>
+              </w:rPr>
+              <w:fldChar w:fldCharType="end"/>
+            </w:r>
+          </w:hyperlink>
+        </w:p>
+        <w:p>
+          <w:pPr>
+            <w:pStyle w:val="TOC2"/>
+            <w:tabs>
+              <w:tab w:val="left" w:pos="880"/>
+              <w:tab w:val="right" w:leader="dot" w:pos="7930"/>
+            </w:tabs>
+            <w:rPr>
+              <w:rFonts w:eastAsiaTheme="minorEastAsia"/>
+              <w:noProof/>
+              <w:lang w:val="en-ID" w:eastAsia="en-ID"/>
+            </w:rPr>
+          </w:pPr>
+          <w:hyperlink w:anchor="_Toc231753138" w:history="1">
+            <w:r>
+              <w:rPr>
+                <w:rStyle w:val="Hyperlink"/>
+                <w:rFonts w:ascii="Times New Roman" w:hAnsi="Times New Roman" w:cs="Times New Roman"/>
+                <w:b/>
+                <w:bCs/>
+                <w:noProof/>
+              </w:rPr>
+              <w:t>3.3</w:t>
+            </w:r>
+            <w:r>
+              <w:rPr>
+                <w:rFonts w:eastAsiaTheme="minorEastAsia"/>
+                <w:noProof/>
+                <w:lang w:val="en-ID" w:eastAsia="en-ID"/>
+              </w:rPr>
+              <w:tab/>
+            </w:r>
+            <w:r>
+              <w:rPr>
+                <w:rStyle w:val="Hyperlink"/>
+                <w:rFonts w:ascii="Times New Roman" w:hAnsi="Times New Roman" w:cs="Times New Roman"/>
+                <w:b/>
+                <w:bCs/>
+                <w:noProof/>
+              </w:rPr>
+              <w:t>Tahapan analisis Data</w:t>
+            </w:r>
+            <w:r>
+              <w:rPr>
+                <w:noProof/>
+                <w:webHidden/>
+              </w:rPr>
+              <w:tab/>
+            </w:r>
+            <w:r>
+              <w:rPr>
+                <w:noProof/>
+                <w:webHidden/>
+              </w:rPr>
+              <w:fldChar w:fldCharType="begin"/>
+            </w:r>
+            <w:r>
+              <w:rPr>
+                <w:noProof/>
+                <w:webHidden/>
+              </w:rPr>
+              <w:instrText xml:space="preserve"> PAGEREF _Toc231753138 \h </w:instrText>
+            </w:r>
+            <w:r>
+              <w:rPr>
+                <w:noProof/>
+                <w:webHidden/>
+              </w:rPr>
+            </w:r>
+            <w:r>
+              <w:rPr>
+                <w:noProof/>
+                <w:webHidden/>
+              </w:rPr>
+              <w:fldChar w:fldCharType="separate"/>
+            </w:r>
+            <w:r>
+              <w:rPr>
+                <w:noProof/>
+                <w:webHidden/>
+              </w:rPr>
+              <w:t>7</w:t>
+            </w:r>
+            <w:r>
+              <w:rPr>
+                <w:noProof/>
+                <w:webHidden/>
+              </w:rPr>
+              <w:fldChar w:fldCharType="end"/>
+            </w:r>
+          </w:hyperlink>
+        </w:p>
+        <w:p>
+          <w:pPr>
+            <w:pStyle w:val="TOC1"/>
+            <w:tabs>
+              <w:tab w:val="right" w:leader="dot" w:pos="7930"/>
+            </w:tabs>
+            <w:rPr>
+              <w:rFonts w:eastAsiaTheme="minorEastAsia"/>
+              <w:noProof/>
+              <w:lang w:val="en-ID" w:eastAsia="en-ID"/>
+            </w:rPr>
+          </w:pPr>
+          <w:hyperlink w:anchor="_Toc231753139" w:history="1">
+            <w:r>
+              <w:rPr>
+                <w:rStyle w:val="Hyperlink"/>
+                <w:rFonts w:ascii="Times New Roman" w:hAnsi="Times New Roman" w:cs="Times New Roman"/>
+                <w:b/>
+                <w:bCs/>
+                <w:noProof/>
+              </w:rPr>
+              <w:t>BAB IV</w:t>
+            </w:r>
+            <w:r>
+              <w:rPr>
+                <w:noProof/>
+                <w:webHidden/>
+              </w:rPr>
+              <w:tab/>
+            </w:r>
+            <w:r>
+              <w:rPr>
+                <w:noProof/>
+                <w:webHidden/>
+              </w:rPr>
+              <w:fldChar w:fldCharType="begin"/>
+            </w:r>
+            <w:r>
+              <w:rPr>
+                <w:noProof/>
+                <w:webHidden/>
+              </w:rPr>
+              <w:instrText xml:space="preserve"> PAGEREF _Toc231753139 \h </w:instrText>
+            </w:r>
+            <w:r>
+              <w:rPr>
+                <w:noProof/>
+                <w:webHidden/>
+              </w:rPr>
+            </w:r>
+            <w:r>
+              <w:rPr>
+                <w:noProof/>
+                <w:webHidden/>
+              </w:rPr>
+              <w:fldChar w:fldCharType="separate"/>
+            </w:r>
+            <w:r>
+              <w:rPr>
+                <w:noProof/>
+                <w:webHidden/>
+              </w:rPr>
+              <w:t>8</w:t>
+            </w:r>
+            <w:r>
+              <w:rPr>
+                <w:noProof/>
+                <w:webHidden/>
+              </w:rPr>
+              <w:fldChar w:fldCharType="end"/>
+            </w:r>
+          </w:hyperlink>
+        </w:p>
+        <w:p>
+          <w:pPr>
+            <w:pStyle w:val="TOC1"/>
+            <w:tabs>
+              <w:tab w:val="right" w:leader="dot" w:pos="7930"/>
+            </w:tabs>
+            <w:rPr>
+              <w:rFonts w:eastAsiaTheme="minorEastAsia"/>
+              <w:noProof/>
+              <w:lang w:val="en-ID" w:eastAsia="en-ID"/>
+            </w:rPr>
+          </w:pPr>
+          <w:hyperlink w:anchor="_Toc231753140" w:history="1">
+            <w:r>
+              <w:rPr>
+                <w:rStyle w:val="Hyperlink"/>
+                <w:rFonts w:ascii="Times New Roman" w:hAnsi="Times New Roman" w:cs="Times New Roman"/>
+                <w:b/>
+                <w:bCs/>
+                <w:noProof/>
+              </w:rPr>
+              <w:t>HASIL &amp; PEMBAHASAN</w:t>
+            </w:r>
+            <w:r>
+              <w:rPr>
+                <w:noProof/>
+                <w:webHidden/>
+              </w:rPr>
+              <w:tab/>
+            </w:r>
+            <w:r>
+              <w:rPr>
+                <w:noProof/>
+                <w:webHidden/>
+              </w:rPr>
+              <w:fldChar w:fldCharType="begin"/>
+            </w:r>
+            <w:r>
+              <w:rPr>
+                <w:noProof/>
+                <w:webHidden/>
+              </w:rPr>
+              <w:instrText xml:space="preserve"> PAGEREF _Toc231753140 \h </w:instrText>
+            </w:r>
+            <w:r>
+              <w:rPr>
+                <w:noProof/>
+                <w:webHidden/>
+              </w:rPr>
+            </w:r>
+            <w:r>
+              <w:rPr>
+                <w:noProof/>
+                <w:webHidden/>
+              </w:rPr>
+              <w:fldChar w:fldCharType="separate"/>
+            </w:r>
+            <w:r>
+              <w:rPr>
+                <w:noProof/>
+                <w:webHidden/>
+              </w:rPr>
+              <w:t>8</w:t>
+            </w:r>
+            <w:r>
+              <w:rPr>
+                <w:noProof/>
+                <w:webHidden/>
+              </w:rPr>
+              <w:fldChar w:fldCharType="end"/>
+            </w:r>
+          </w:hyperlink>
+        </w:p>
+        <w:p>
+          <w:pPr>
+            <w:pStyle w:val="TOC2"/>
+            <w:tabs>
+              <w:tab w:val="left" w:pos="880"/>
+              <w:tab w:val="right" w:leader="dot" w:pos="7930"/>
+            </w:tabs>
+            <w:rPr>
+              <w:rFonts w:eastAsiaTheme="minorEastAsia"/>
+              <w:noProof/>
+              <w:lang w:val="en-ID" w:eastAsia="en-ID"/>
+            </w:rPr>
+          </w:pPr>
+          <w:hyperlink w:anchor="_Toc231753141" w:history="1">
+            <w:r>
+              <w:rPr>
+                <w:rStyle w:val="Hyperlink"/>
+                <w:rFonts w:ascii="Times New Roman" w:hAnsi="Times New Roman" w:cs="Times New Roman"/>
+                <w:b/>
+                <w:bCs/>
+                <w:noProof/>
+              </w:rPr>
+              <w:t>4.1</w:t>
+            </w:r>
+            <w:r>
+              <w:rPr>
+                <w:rFonts w:eastAsiaTheme="minorEastAsia"/>
+                <w:noProof/>
+                <w:lang w:val="en-ID" w:eastAsia="en-ID"/>
+              </w:rPr>
+              <w:tab/>
+            </w:r>
+            <w:r>
+              <w:rPr>
+                <w:rStyle w:val="Hyperlink"/>
+                <w:rFonts w:ascii="Times New Roman" w:hAnsi="Times New Roman" w:cs="Times New Roman"/>
+                <w:b/>
+                <w:bCs/>
+                <w:noProof/>
+              </w:rPr>
+              <w:t>Efek Visualisasi Konversi Grayscale dan Reduksi Piksel</w:t>
+            </w:r>
+            <w:r>
+              <w:rPr>
+                <w:noProof/>
+                <w:webHidden/>
+              </w:rPr>
+              <w:tab/>
+            </w:r>
+            <w:r>
+              <w:rPr>
+                <w:noProof/>
+                <w:webHidden/>
+              </w:rPr>
+              <w:fldChar w:fldCharType="begin"/>
+            </w:r>
+            <w:r>
+              <w:rPr>
+                <w:noProof/>
+                <w:webHidden/>
+              </w:rPr>
+              <w:instrText xml:space="preserve"> PAGEREF _Toc231753141 \h </w:instrText>
+            </w:r>
+            <w:r>
+              <w:rPr>
+                <w:noProof/>
+                <w:webHidden/>
+              </w:rPr>
+            </w:r>
+            <w:r>
+              <w:rPr>
+                <w:noProof/>
+                <w:webHidden/>
+              </w:rPr>
+              <w:fldChar w:fldCharType="separate"/>
+            </w:r>
+            <w:r>
+              <w:rPr>
+                <w:noProof/>
+                <w:webHidden/>
+              </w:rPr>
+              <w:t>8</w:t>
+            </w:r>
+            <w:r>
+              <w:rPr>
+                <w:noProof/>
+                <w:webHidden/>
+              </w:rPr>
+              <w:fldChar w:fldCharType="end"/>
+            </w:r>
+          </w:hyperlink>
+        </w:p>
+        <w:p>
+          <w:pPr>
+            <w:pStyle w:val="TOC2"/>
+            <w:tabs>
+              <w:tab w:val="left" w:pos="880"/>
+              <w:tab w:val="right" w:leader="dot" w:pos="7930"/>
+            </w:tabs>
+            <w:rPr>
+              <w:rFonts w:eastAsiaTheme="minorEastAsia"/>
+              <w:noProof/>
+              <w:lang w:val="en-ID" w:eastAsia="en-ID"/>
+            </w:rPr>
+          </w:pPr>
+          <w:hyperlink w:anchor="_Toc231753142" w:history="1">
+            <w:r>
+              <w:rPr>
+                <w:rStyle w:val="Hyperlink"/>
+                <w:rFonts w:ascii="Times New Roman" w:hAnsi="Times New Roman" w:cs="Times New Roman"/>
+                <w:b/>
+                <w:bCs/>
+                <w:noProof/>
+              </w:rPr>
+              <w:t>4.2</w:t>
+            </w:r>
+            <w:r>
+              <w:rPr>
+                <w:rFonts w:eastAsiaTheme="minorEastAsia"/>
+                <w:noProof/>
+                <w:lang w:val="en-ID" w:eastAsia="en-ID"/>
+              </w:rPr>
+              <w:tab/>
+            </w:r>
+            <w:r>
+              <w:rPr>
+                <w:rStyle w:val="Hyperlink"/>
+                <w:rFonts w:ascii="Times New Roman" w:hAnsi="Times New Roman" w:cs="Times New Roman"/>
+                <w:b/>
+                <w:bCs/>
+                <w:noProof/>
+              </w:rPr>
+              <w:t>Analisis Karakteristik Intensitas melalui  Histogram Citra</w:t>
+            </w:r>
+            <w:r>
+              <w:rPr>
+                <w:noProof/>
+                <w:webHidden/>
+              </w:rPr>
+              <w:tab/>
+            </w:r>
+            <w:r>
+              <w:rPr>
+                <w:noProof/>
+                <w:webHidden/>
+              </w:rPr>
+              <w:fldChar w:fldCharType="begin"/>
+            </w:r>
+            <w:r>
+              <w:rPr>
+                <w:noProof/>
+                <w:webHidden/>
+              </w:rPr>
+              <w:instrText xml:space="preserve"> PAGEREF _Toc231753142 \h </w:instrText>
+            </w:r>
+            <w:r>
+              <w:rPr>
+                <w:noProof/>
+                <w:webHidden/>
+              </w:rPr>
+            </w:r>
+            <w:r>
+              <w:rPr>
+                <w:noProof/>
+                <w:webHidden/>
+              </w:rPr>
+              <w:fldChar w:fldCharType="separate"/>
+            </w:r>
+            <w:r>
+              <w:rPr>
+                <w:noProof/>
+                <w:webHidden/>
+              </w:rPr>
+              <w:t>8</w:t>
+            </w:r>
+            <w:r>
+              <w:rPr>
+                <w:noProof/>
+                <w:webHidden/>
+              </w:rPr>
+              <w:fldChar w:fldCharType="end"/>
+            </w:r>
+          </w:hyperlink>
+        </w:p>
+        <w:p>
+          <w:pPr>
+            <w:pStyle w:val="TOC2"/>
+            <w:tabs>
+              <w:tab w:val="left" w:pos="880"/>
+              <w:tab w:val="right" w:leader="dot" w:pos="7930"/>
+            </w:tabs>
+            <w:rPr>
+              <w:rFonts w:eastAsiaTheme="minorEastAsia"/>
+              <w:noProof/>
+              <w:lang w:val="en-ID" w:eastAsia="en-ID"/>
+            </w:rPr>
+          </w:pPr>
+          <w:hyperlink w:anchor="_Toc231753143" w:history="1">
+            <w:r>
+              <w:rPr>
+                <w:rStyle w:val="Hyperlink"/>
+                <w:rFonts w:ascii="Times New Roman" w:hAnsi="Times New Roman" w:cs="Times New Roman"/>
+                <w:b/>
+                <w:bCs/>
+                <w:noProof/>
+              </w:rPr>
+              <w:t>4.3</w:t>
+            </w:r>
+            <w:r>
+              <w:rPr>
+                <w:rFonts w:eastAsiaTheme="minorEastAsia"/>
+                <w:noProof/>
+                <w:lang w:val="en-ID" w:eastAsia="en-ID"/>
+              </w:rPr>
+              <w:tab/>
+            </w:r>
+            <w:r>
+              <w:rPr>
+                <w:rStyle w:val="Hyperlink"/>
+                <w:rFonts w:ascii="Times New Roman" w:hAnsi="Times New Roman" w:cs="Times New Roman"/>
+                <w:b/>
+                <w:bCs/>
+                <w:noProof/>
+              </w:rPr>
+              <w:t>Studi Komparasi Kinerja Algoritma Segmentasi</w:t>
+            </w:r>
+            <w:r>
+              <w:rPr>
+                <w:noProof/>
+                <w:webHidden/>
+              </w:rPr>
+              <w:tab/>
+            </w:r>
+            <w:r>
+              <w:rPr>
+                <w:noProof/>
+                <w:webHidden/>
+              </w:rPr>
+              <w:fldChar w:fldCharType="begin"/>
+            </w:r>
+            <w:r>
+              <w:rPr>
+                <w:noProof/>
+                <w:webHidden/>
+              </w:rPr>
+              <w:instrText xml:space="preserve"> PAGEREF _Toc231753143 \h </w:instrText>
+            </w:r>
+            <w:r>
+              <w:rPr>
+                <w:noProof/>
+                <w:webHidden/>
+              </w:rPr>
+            </w:r>
+            <w:r>
+              <w:rPr>
+                <w:noProof/>
+                <w:webHidden/>
+              </w:rPr>
+              <w:fldChar w:fldCharType="separate"/>
+            </w:r>
+            <w:r>
+              <w:rPr>
+                <w:noProof/>
+                <w:webHidden/>
+              </w:rPr>
+              <w:t>8</w:t>
+            </w:r>
+            <w:r>
+              <w:rPr>
+                <w:noProof/>
+                <w:webHidden/>
+              </w:rPr>
+              <w:fldChar w:fldCharType="end"/>
+            </w:r>
+          </w:hyperlink>
+        </w:p>
+        <w:p>
+          <w:pPr>
+            <w:pStyle w:val="TOC2"/>
+            <w:tabs>
+              <w:tab w:val="left" w:pos="880"/>
+              <w:tab w:val="right" w:leader="dot" w:pos="7930"/>
+            </w:tabs>
+            <w:rPr>
+              <w:rFonts w:eastAsiaTheme="minorEastAsia"/>
+              <w:noProof/>
+              <w:lang w:val="en-ID" w:eastAsia="en-ID"/>
+            </w:rPr>
+          </w:pPr>
+          <w:hyperlink w:anchor="_Toc231753144" w:history="1">
+            <w:r>
+              <w:rPr>
+                <w:rStyle w:val="Hyperlink"/>
+                <w:rFonts w:ascii="Times New Roman" w:hAnsi="Times New Roman" w:cs="Times New Roman"/>
+                <w:b/>
+                <w:bCs/>
+                <w:noProof/>
+              </w:rPr>
+              <w:t>4.1</w:t>
+            </w:r>
+            <w:r>
+              <w:rPr>
+                <w:rFonts w:eastAsiaTheme="minorEastAsia"/>
+                <w:noProof/>
+                <w:lang w:val="en-ID" w:eastAsia="en-ID"/>
+              </w:rPr>
+              <w:tab/>
+            </w:r>
+            <w:r>
+              <w:rPr>
+                <w:rStyle w:val="Hyperlink"/>
+                <w:rFonts w:ascii="Times New Roman" w:hAnsi="Times New Roman" w:cs="Times New Roman"/>
+                <w:b/>
+                <w:bCs/>
+                <w:noProof/>
+              </w:rPr>
+              <w:t>Evaluasi Akurasi Deteksi Spasial</w:t>
+            </w:r>
+            <w:r>
+              <w:rPr>
+                <w:noProof/>
+                <w:webHidden/>
+              </w:rPr>
+              <w:tab/>
+            </w:r>
+            <w:r>
+              <w:rPr>
+                <w:noProof/>
+                <w:webHidden/>
+              </w:rPr>
+              <w:fldChar w:fldCharType="begin"/>
+            </w:r>
+            <w:r>
+              <w:rPr>
+                <w:noProof/>
+                <w:webHidden/>
+              </w:rPr>
+              <w:instrText xml:space="preserve"> PAGEREF _Toc231753144 \h </w:instrText>
+            </w:r>
+            <w:r>
+              <w:rPr>
+                <w:noProof/>
+                <w:webHidden/>
+              </w:rPr>
+            </w:r>
+            <w:r>
+              <w:rPr>
+                <w:noProof/>
+                <w:webHidden/>
+              </w:rPr>
+              <w:fldChar w:fldCharType="separate"/>
+            </w:r>
+            <w:r>
+              <w:rPr>
+                <w:noProof/>
+                <w:webHidden/>
+              </w:rPr>
+              <w:t>10</w:t>
+            </w:r>
+            <w:r>
+              <w:rPr>
+                <w:noProof/>
+                <w:webHidden/>
+              </w:rPr>
+              <w:fldChar w:fldCharType="end"/>
+            </w:r>
+          </w:hyperlink>
+        </w:p>
+        <w:p>
+          <w:pPr>
+            <w:pStyle w:val="TOC1"/>
+            <w:tabs>
+              <w:tab w:val="right" w:leader="dot" w:pos="7930"/>
+            </w:tabs>
+            <w:rPr>
+              <w:rFonts w:eastAsiaTheme="minorEastAsia"/>
+              <w:noProof/>
+              <w:lang w:val="en-ID" w:eastAsia="en-ID"/>
+            </w:rPr>
+          </w:pPr>
+          <w:hyperlink w:anchor="_Toc231753145" w:history="1">
+            <w:r>
+              <w:rPr>
+                <w:rStyle w:val="Hyperlink"/>
+                <w:rFonts w:ascii="Times New Roman" w:hAnsi="Times New Roman" w:cs="Times New Roman"/>
+                <w:b/>
+                <w:bCs/>
+                <w:noProof/>
+              </w:rPr>
+              <w:t>BAB V</w:t>
+            </w:r>
+            <w:r>
+              <w:rPr>
+                <w:noProof/>
+                <w:webHidden/>
+              </w:rPr>
+              <w:tab/>
+            </w:r>
+            <w:r>
+              <w:rPr>
+                <w:noProof/>
+                <w:webHidden/>
+              </w:rPr>
+              <w:fldChar w:fldCharType="begin"/>
+            </w:r>
+            <w:r>
+              <w:rPr>
+                <w:noProof/>
+                <w:webHidden/>
+              </w:rPr>
+              <w:instrText xml:space="preserve"> PAGEREF _Toc231753145 \h </w:instrText>
+            </w:r>
+            <w:r>
+              <w:rPr>
+                <w:noProof/>
+                <w:webHidden/>
+              </w:rPr>
+            </w:r>
+            <w:r>
+              <w:rPr>
+                <w:noProof/>
+                <w:webHidden/>
+              </w:rPr>
+              <w:fldChar w:fldCharType="separate"/>
+            </w:r>
+            <w:r>
+              <w:rPr>
+                <w:noProof/>
+                <w:webHidden/>
+              </w:rPr>
+              <w:t>11</w:t>
+            </w:r>
+            <w:r>
+              <w:rPr>
+                <w:noProof/>
+                <w:webHidden/>
+              </w:rPr>
+              <w:fldChar w:fldCharType="end"/>
+            </w:r>
+          </w:hyperlink>
+        </w:p>
+        <w:p>
+          <w:pPr>
+            <w:pStyle w:val="TOC1"/>
+            <w:tabs>
+              <w:tab w:val="right" w:leader="dot" w:pos="7930"/>
+            </w:tabs>
+            <w:rPr>
+              <w:rFonts w:eastAsiaTheme="minorEastAsia"/>
+              <w:noProof/>
+              <w:lang w:val="en-ID" w:eastAsia="en-ID"/>
+            </w:rPr>
+          </w:pPr>
+          <w:hyperlink w:anchor="_Toc231753146" w:history="1">
+            <w:r>
+              <w:rPr>
+                <w:rStyle w:val="Hyperlink"/>
+                <w:rFonts w:ascii="Times New Roman" w:hAnsi="Times New Roman" w:cs="Times New Roman"/>
+                <w:b/>
+                <w:bCs/>
+                <w:noProof/>
+              </w:rPr>
+              <w:t>KESIMPULAN</w:t>
+            </w:r>
+            <w:r>
+              <w:rPr>
+                <w:noProof/>
+                <w:webHidden/>
+              </w:rPr>
+              <w:tab/>
+            </w:r>
+            <w:r>
+              <w:rPr>
+                <w:noProof/>
+                <w:webHidden/>
+              </w:rPr>
+              <w:fldChar w:fldCharType="begin"/>
+            </w:r>
+            <w:r>
+              <w:rPr>
+                <w:noProof/>
+                <w:webHidden/>
+              </w:rPr>
+              <w:instrText xml:space="preserve"> PAGEREF _Toc231753146 \h </w:instrText>
+            </w:r>
+            <w:r>
+              <w:rPr>
+                <w:noProof/>
+                <w:webHidden/>
+              </w:rPr>
+            </w:r>
+            <w:r>
+              <w:rPr>
+                <w:noProof/>
+                <w:webHidden/>
+              </w:rPr>
+              <w:fldChar w:fldCharType="separate"/>
+            </w:r>
+            <w:r>
+              <w:rPr>
+                <w:noProof/>
+                <w:webHidden/>
+              </w:rPr>
+              <w:t>11</w:t>
+            </w:r>
+            <w:r>
+              <w:rPr>
+                <w:noProof/>
+                <w:webHidden/>
+              </w:rPr>
+              <w:fldChar w:fldCharType="end"/>
+            </w:r>
+          </w:hyperlink>
+        </w:p>
+        <w:p>
+          <w:pPr>
+            <w:pStyle w:val="TOC1"/>
+            <w:tabs>
+              <w:tab w:val="right" w:leader="dot" w:pos="7930"/>
+            </w:tabs>
+            <w:rPr>
+              <w:rFonts w:eastAsiaTheme="minorEastAsia"/>
+              <w:noProof/>
+              <w:lang w:val="en-ID" w:eastAsia="en-ID"/>
+            </w:rPr>
+          </w:pPr>
+          <w:hyperlink w:anchor="_Toc231753147" w:history="1">
+            <w:r>
+              <w:rPr>
+                <w:rStyle w:val="Hyperlink"/>
+                <w:rFonts w:ascii="Times New Roman" w:hAnsi="Times New Roman" w:cs="Times New Roman"/>
+                <w:b/>
+                <w:bCs/>
+                <w:noProof/>
+              </w:rPr>
+              <w:t>DAFTAR PUSTAKA</w:t>
+            </w:r>
+            <w:r>
+              <w:rPr>
+                <w:noProof/>
+                <w:webHidden/>
+              </w:rPr>
+              <w:tab/>
+            </w:r>
+            <w:r>
+              <w:rPr>
+                <w:noProof/>
+                <w:webHidden/>
+              </w:rPr>
+              <w:fldChar w:fldCharType="begin"/>
+            </w:r>
+            <w:r>
+              <w:rPr>
+                <w:noProof/>
+                <w:webHidden/>
+              </w:rPr>
+              <w:instrText xml:space="preserve"> PAGEREF _Toc231753147 \h </w:instrText>
+            </w:r>
+            <w:r>
+              <w:rPr>
+                <w:noProof/>
+                <w:webHidden/>
+              </w:rPr>
+            </w:r>
+            <w:r>
+              <w:rPr>
+                <w:noProof/>
+                <w:webHidden/>
+              </w:rPr>
+              <w:fldChar w:fldCharType="separate"/>
+            </w:r>
+            <w:r>
+              <w:rPr>
+                <w:noProof/>
+                <w:webHidden/>
+              </w:rPr>
+              <w:t>11</w:t>
+            </w:r>
+            <w:r>
+              <w:rPr>
+                <w:noProof/>
+                <w:webHidden/>
+              </w:rPr>
+              <w:fldChar w:fldCharType="end"/>
+            </w:r>
+          </w:hyperlink>
+        </w:p>
+        <w:p>
+          <w:pPr>
+            <w:pStyle w:val="TOC1"/>
+            <w:tabs>
+              <w:tab w:val="right" w:leader="dot" w:pos="7930"/>
+            </w:tabs>
+            <w:rPr>
+              <w:rFonts w:eastAsiaTheme="minorEastAsia"/>
+              <w:noProof/>
+              <w:lang w:val="en-ID" w:eastAsia="en-ID"/>
+            </w:rPr>
+          </w:pPr>
+          <w:hyperlink w:anchor="_Toc231753148" w:history="1">
+            <w:r>
+              <w:rPr>
+                <w:rStyle w:val="Hyperlink"/>
+                <w:rFonts w:ascii="Times New Roman" w:hAnsi="Times New Roman" w:cs="Times New Roman"/>
+                <w:b/>
+                <w:bCs/>
+                <w:noProof/>
+              </w:rPr>
+              <w:t>LAMPIRAN</w:t>
+            </w:r>
+            <w:r>
+              <w:rPr>
+                <w:noProof/>
+                <w:webHidden/>
+              </w:rPr>
+              <w:tab/>
+            </w:r>
+            <w:r>
+              <w:rPr>
+                <w:noProof/>
+                <w:webHidden/>
+              </w:rPr>
+              <w:fldChar w:fldCharType="begin"/>
+            </w:r>
+            <w:r>
+              <w:rPr>
+                <w:noProof/>
+                <w:webHidden/>
+              </w:rPr>
+              <w:instrText xml:space="preserve"> PAGEREF _Toc231753148 \h </w:instrText>
+            </w:r>
+            <w:r>
+              <w:rPr>
+                <w:noProof/>
+                <w:webHidden/>
+              </w:rPr>
+            </w:r>
+            <w:r>
+              <w:rPr>
+                <w:noProof/>
+                <w:webHidden/>
+              </w:rPr>
+              <w:fldChar w:fldCharType="separate"/>
+            </w:r>
+            <w:r>
+              <w:rPr>
+                <w:noProof/>
+                <w:webHidden/>
+              </w:rPr>
+              <w:t>12</w:t>
+            </w:r>
+            <w:r>
+              <w:rPr>
+                <w:noProof/>
+                <w:webHidden/>
+              </w:rPr>
+              <w:fldChar w:fldCharType="end"/>
+            </w:r>
+          </w:hyperlink>
+        </w:p>
+        <w:p>
+          <w:pPr>
+            <w:tabs>
+              <w:tab w:val="left" w:pos="1056"/>
+            </w:tabs>
+          </w:pPr>
+          <w:r>
+            <w:rPr>
+              <w:b/>
+              <w:bCs/>
+              <w:noProof/>
+            </w:rPr>
+            <w:lastRenderedPageBreak/>
+            <w:fldChar w:fldCharType="end"/>
+          </w:r>
+        </w:p>
+      </w:sdtContent>
+    </w:sdt>
     <w:p>
       <w:pPr>
-        <w:tabs>
-          <w:tab w:val="right" w:pos="8505"/>
-        </w:tabs>
-        <w:spacing w:after="0" w:line="276" w:lineRule="auto"/>
+        <w:pStyle w:val="Heading1"/>
+        <w:spacing w:before="0"/>
         <w:jc w:val="center"/>
         <w:rPr>
           <w:rFonts w:ascii="Times New Roman" w:hAnsi="Times New Roman" w:cs="Times New Roman"/>
           <w:b/>
           <w:bCs/>
-          <w:sz w:val="28"/>
-          <w:szCs w:val="28"/>
+          <w:color w:val="000000" w:themeColor="text1"/>
         </w:rPr>
       </w:pPr>
-    </w:p>
-    <w:p>
-      <w:pPr>
-        <w:tabs>
-          <w:tab w:val="right" w:pos="8505"/>
-        </w:tabs>
-        <w:spacing w:after="0" w:line="276" w:lineRule="auto"/>
-        <w:jc w:val="center"/>
+      <w:bookmarkStart w:id="1" w:name="_Toc227788657"/>
+      <w:bookmarkStart w:id="2" w:name="_Toc231753060"/>
+      <w:r>
         <w:rPr>
           <w:rFonts w:ascii="Times New Roman" w:hAnsi="Times New Roman" w:cs="Times New Roman"/>
           <w:b/>
           <w:bCs/>
-          <w:sz w:val="28"/>
-          <w:szCs w:val="28"/>
-        </w:rPr>
-      </w:pPr>
+          <w:color w:val="000000" w:themeColor="text1"/>
+        </w:rPr>
+        <w:t>BAB I</w:t>
+      </w:r>
+      <w:bookmarkEnd w:id="1"/>
+      <w:bookmarkEnd w:id="2"/>
     </w:p>
     <w:p>
       <w:pPr>
@@ -284,7 +3158,8 @@
           <w:color w:val="000000" w:themeColor="text1"/>
         </w:rPr>
       </w:pPr>
-      <w:bookmarkStart w:id="0" w:name="_Toc227788657"/>
+      <w:bookmarkStart w:id="3" w:name="_Toc227788658"/>
+      <w:bookmarkStart w:id="4" w:name="_Toc231753061"/>
       <w:r>
         <w:rPr>
           <w:rFonts w:ascii="Times New Roman" w:hAnsi="Times New Roman" w:cs="Times New Roman"/>
@@ -292,42 +3167,10 @@
           <w:bCs/>
           <w:color w:val="000000" w:themeColor="text1"/>
         </w:rPr>
-        <w:t xml:space="preserve">BAB </w:t>
-      </w:r>
-      <w:r>
-        <w:rPr>
-          <w:rFonts w:ascii="Times New Roman" w:hAnsi="Times New Roman" w:cs="Times New Roman"/>
-          <w:b/>
-          <w:bCs/>
-          <w:color w:val="000000" w:themeColor="text1"/>
-        </w:rPr>
-        <w:t>I</w:t>
-      </w:r>
-      <w:bookmarkEnd w:id="0"/>
-    </w:p>
-    <w:p>
-      <w:pPr>
-        <w:pStyle w:val="Heading1"/>
-        <w:spacing w:before="0"/>
-        <w:jc w:val="center"/>
-        <w:rPr>
-          <w:rFonts w:ascii="Times New Roman" w:hAnsi="Times New Roman" w:cs="Times New Roman"/>
-          <w:b/>
-          <w:bCs/>
-          <w:color w:val="000000" w:themeColor="text1"/>
-        </w:rPr>
-      </w:pPr>
-      <w:bookmarkStart w:id="1" w:name="_Toc227788658"/>
-      <w:r>
-        <w:rPr>
-          <w:rFonts w:ascii="Times New Roman" w:hAnsi="Times New Roman" w:cs="Times New Roman"/>
-          <w:b/>
-          <w:bCs/>
-          <w:color w:val="000000" w:themeColor="text1"/>
-        </w:rPr>
         <w:t>PENDAHULUAN</w:t>
       </w:r>
-      <w:bookmarkEnd w:id="1"/>
+      <w:bookmarkEnd w:id="3"/>
+      <w:bookmarkEnd w:id="4"/>
     </w:p>
     <w:p/>
     <w:p>
@@ -357,7 +3200,8 @@
         </w:rPr>
         <w:t xml:space="preserve"> </w:t>
       </w:r>
-      <w:bookmarkStart w:id="2" w:name="_Toc227788659"/>
+      <w:bookmarkStart w:id="5" w:name="_Toc227788659"/>
+      <w:bookmarkStart w:id="6" w:name="_Toc231753062"/>
       <w:proofErr w:type="spellStart"/>
       <w:r>
         <w:rPr>
@@ -394,7 +3238,8 @@
         </w:rPr>
         <w:t>Belakang</w:t>
       </w:r>
-      <w:bookmarkEnd w:id="2"/>
+      <w:bookmarkEnd w:id="5"/>
+      <w:bookmarkEnd w:id="6"/>
       <w:proofErr w:type="spellEnd"/>
     </w:p>
     <w:p>
@@ -4289,7 +7134,8 @@
           <w:szCs w:val="28"/>
         </w:rPr>
       </w:pPr>
-      <w:bookmarkStart w:id="3" w:name="_Toc227788660"/>
+      <w:bookmarkStart w:id="7" w:name="_Toc227788660"/>
+      <w:bookmarkStart w:id="8" w:name="_Toc231753063"/>
       <w:proofErr w:type="spellStart"/>
       <w:r>
         <w:rPr>
@@ -4327,7 +7173,8 @@
         </w:rPr>
         <w:t>Masalah</w:t>
       </w:r>
-      <w:bookmarkEnd w:id="3"/>
+      <w:bookmarkEnd w:id="7"/>
+      <w:bookmarkEnd w:id="8"/>
       <w:proofErr w:type="spellEnd"/>
     </w:p>
     <w:p>
@@ -5684,7 +8531,8 @@
           <w:szCs w:val="28"/>
         </w:rPr>
       </w:pPr>
-      <w:bookmarkStart w:id="4" w:name="_Toc227788661"/>
+      <w:bookmarkStart w:id="9" w:name="_Toc227788661"/>
+      <w:bookmarkStart w:id="10" w:name="_Toc231753064"/>
       <w:proofErr w:type="spellStart"/>
       <w:r>
         <w:rPr>
@@ -5697,7 +8545,8 @@
         </w:rPr>
         <w:t>Tujuan</w:t>
       </w:r>
-      <w:bookmarkEnd w:id="4"/>
+      <w:bookmarkEnd w:id="9"/>
+      <w:bookmarkEnd w:id="10"/>
       <w:proofErr w:type="spellEnd"/>
     </w:p>
     <w:p>
@@ -6959,7 +9808,7 @@
           <w:szCs w:val="28"/>
         </w:rPr>
       </w:pPr>
-      <w:bookmarkStart w:id="5" w:name="_Toc227788662"/>
+      <w:bookmarkStart w:id="11" w:name="_Toc227788662"/>
       <w:r>
         <w:rPr>
           <w:rFonts w:ascii="Times New Roman" w:hAnsi="Times New Roman" w:cs="Times New Roman"/>
@@ -6971,6 +9820,7 @@
         </w:rPr>
         <w:t xml:space="preserve"> </w:t>
       </w:r>
+      <w:bookmarkStart w:id="12" w:name="_Toc231753065"/>
       <w:proofErr w:type="spellStart"/>
       <w:r>
         <w:rPr>
@@ -6983,7 +9833,8 @@
         </w:rPr>
         <w:t>Manfaat</w:t>
       </w:r>
-      <w:bookmarkEnd w:id="5"/>
+      <w:bookmarkEnd w:id="11"/>
+      <w:bookmarkEnd w:id="12"/>
       <w:proofErr w:type="spellEnd"/>
     </w:p>
     <w:p>
@@ -8197,7 +11048,8 @@
           <w:color w:val="000000" w:themeColor="text1"/>
         </w:rPr>
       </w:pPr>
-      <w:bookmarkStart w:id="6" w:name="_Toc227788663"/>
+      <w:bookmarkStart w:id="13" w:name="_Toc227788663"/>
+      <w:bookmarkStart w:id="14" w:name="_Toc231753066"/>
       <w:r>
         <w:rPr>
           <w:rFonts w:ascii="Times New Roman" w:hAnsi="Times New Roman" w:cs="Times New Roman"/>
@@ -8208,7 +11060,8 @@
         <w:lastRenderedPageBreak/>
         <w:t>BAB II</w:t>
       </w:r>
-      <w:bookmarkEnd w:id="6"/>
+      <w:bookmarkEnd w:id="13"/>
+      <w:bookmarkEnd w:id="14"/>
     </w:p>
     <w:p>
       <w:pPr>
@@ -8222,7 +11075,8 @@
           <w:color w:val="000000" w:themeColor="text1"/>
         </w:rPr>
       </w:pPr>
-      <w:bookmarkStart w:id="7" w:name="_Toc227788664"/>
+      <w:bookmarkStart w:id="15" w:name="_Toc227788664"/>
+      <w:bookmarkStart w:id="16" w:name="_Toc231753067"/>
       <w:r>
         <w:rPr>
           <w:rFonts w:ascii="Times New Roman" w:hAnsi="Times New Roman" w:cs="Times New Roman"/>
@@ -8232,7 +11086,8 @@
         </w:rPr>
         <w:t>TINJAUAN PUSTAKA</w:t>
       </w:r>
-      <w:bookmarkEnd w:id="7"/>
+      <w:bookmarkEnd w:id="15"/>
+      <w:bookmarkEnd w:id="16"/>
     </w:p>
     <w:p>
       <w:pPr>
@@ -8267,6 +11122,7 @@
         </w:rPr>
         <w:t xml:space="preserve"> </w:t>
       </w:r>
+      <w:bookmarkStart w:id="17" w:name="_Toc231753068"/>
       <w:r>
         <w:rPr>
           <w:rFonts w:ascii="Times New Roman" w:hAnsi="Times New Roman" w:cs="Times New Roman"/>
@@ -8276,7 +11132,19 @@
           <w:sz w:val="28"/>
           <w:szCs w:val="28"/>
         </w:rPr>
-        <w:t xml:space="preserve">Image Processing </w:t>
+        <w:t>Image Processing</w:t>
+      </w:r>
+      <w:bookmarkEnd w:id="17"/>
+      <w:r>
+        <w:rPr>
+          <w:rFonts w:ascii="Times New Roman" w:hAnsi="Times New Roman" w:cs="Times New Roman"/>
+          <w:b/>
+          <w:bCs/>
+          <w:color w:val="000000" w:themeColor="text1"/>
+          <w:sz w:val="28"/>
+          <w:szCs w:val="28"/>
+        </w:rPr>
+        <w:t xml:space="preserve"> </w:t>
       </w:r>
     </w:p>
     <w:p>
@@ -8821,6 +11689,7 @@
           <w:szCs w:val="28"/>
         </w:rPr>
       </w:pPr>
+      <w:bookmarkStart w:id="18" w:name="_Toc231753069"/>
       <w:r>
         <w:rPr>
           <w:rFonts w:ascii="Times New Roman" w:hAnsi="Times New Roman" w:cs="Times New Roman"/>
@@ -8832,6 +11701,7 @@
         </w:rPr>
         <w:t>Filtering</w:t>
       </w:r>
+      <w:bookmarkEnd w:id="18"/>
     </w:p>
     <w:p>
       <w:pPr>
@@ -9149,6 +12019,7 @@
           <w:szCs w:val="28"/>
         </w:rPr>
       </w:pPr>
+      <w:bookmarkStart w:id="19" w:name="_Toc231753070"/>
       <w:r>
         <w:rPr>
           <w:rFonts w:ascii="Times New Roman" w:hAnsi="Times New Roman" w:cs="Times New Roman"/>
@@ -9160,6 +12031,7 @@
         </w:rPr>
         <w:t>Histogram Citra</w:t>
       </w:r>
+      <w:bookmarkEnd w:id="19"/>
     </w:p>
     <w:p>
       <w:pPr>
@@ -9802,6 +12674,7 @@
         </w:rPr>
         <w:t xml:space="preserve"> </w:t>
       </w:r>
+      <w:bookmarkStart w:id="20" w:name="_Toc231753071"/>
       <w:proofErr w:type="spellStart"/>
       <w:r>
         <w:rPr>
@@ -9826,6 +12699,7 @@
         </w:rPr>
         <w:t xml:space="preserve"> dan Contrast</w:t>
       </w:r>
+      <w:bookmarkEnd w:id="20"/>
     </w:p>
     <w:p>
       <w:pPr>
@@ -10188,8 +13062,21 @@
           <w:sz w:val="28"/>
           <w:szCs w:val="28"/>
         </w:rPr>
-        <w:t xml:space="preserve"> Histogram Equalization</w:t>
-      </w:r>
+        <w:t xml:space="preserve"> </w:t>
+      </w:r>
+      <w:bookmarkStart w:id="21" w:name="_Toc231753072"/>
+      <w:r>
+        <w:rPr>
+          <w:rFonts w:ascii="Times New Roman" w:hAnsi="Times New Roman" w:cs="Times New Roman"/>
+          <w:b/>
+          <w:bCs/>
+          <w:color w:val="000000" w:themeColor="text1"/>
+          <w:sz w:val="28"/>
+          <w:szCs w:val="28"/>
+        </w:rPr>
+        <w:t>Histogram Equalization</w:t>
+      </w:r>
+      <w:bookmarkEnd w:id="21"/>
     </w:p>
     <w:p>
       <w:pPr>
@@ -10742,8 +13629,21 @@
           <w:sz w:val="28"/>
           <w:szCs w:val="28"/>
         </w:rPr>
-        <w:t xml:space="preserve"> Filtering</w:t>
-      </w:r>
+        <w:t xml:space="preserve"> </w:t>
+      </w:r>
+      <w:bookmarkStart w:id="22" w:name="_Toc231753073"/>
+      <w:r>
+        <w:rPr>
+          <w:rFonts w:ascii="Times New Roman" w:hAnsi="Times New Roman" w:cs="Times New Roman"/>
+          <w:b/>
+          <w:bCs/>
+          <w:color w:val="000000" w:themeColor="text1"/>
+          <w:sz w:val="28"/>
+          <w:szCs w:val="28"/>
+        </w:rPr>
+        <w:t>Filtering</w:t>
+      </w:r>
+      <w:bookmarkEnd w:id="22"/>
     </w:p>
     <w:p>
       <w:pPr>
@@ -11152,6 +14052,7 @@
         </w:rPr>
         <w:t xml:space="preserve"> </w:t>
       </w:r>
+      <w:bookmarkStart w:id="23" w:name="_Toc231753074"/>
       <w:proofErr w:type="spellStart"/>
       <w:r>
         <w:rPr>
@@ -11174,7 +14075,19 @@
           <w:sz w:val="28"/>
           <w:szCs w:val="28"/>
         </w:rPr>
-        <w:t xml:space="preserve"> dan kernel </w:t>
+        <w:t xml:space="preserve"> dan kernel</w:t>
+      </w:r>
+      <w:bookmarkEnd w:id="23"/>
+      <w:r>
+        <w:rPr>
+          <w:rFonts w:ascii="Times New Roman" w:hAnsi="Times New Roman" w:cs="Times New Roman"/>
+          <w:b/>
+          <w:bCs/>
+          <w:color w:val="000000" w:themeColor="text1"/>
+          <w:sz w:val="28"/>
+          <w:szCs w:val="28"/>
+        </w:rPr>
+        <w:t xml:space="preserve"> </w:t>
       </w:r>
     </w:p>
     <w:p>
@@ -12475,6 +15388,7 @@
         </w:rPr>
         <w:t xml:space="preserve"> </w:t>
       </w:r>
+      <w:bookmarkStart w:id="24" w:name="_Toc231753075"/>
       <w:proofErr w:type="spellStart"/>
       <w:r>
         <w:rPr>
@@ -12499,6 +15413,7 @@
         </w:rPr>
         <w:t xml:space="preserve"> Citra</w:t>
       </w:r>
+      <w:bookmarkEnd w:id="24"/>
     </w:p>
     <w:p>
       <w:pPr>
@@ -12959,8 +15874,21 @@
           <w:sz w:val="28"/>
           <w:szCs w:val="28"/>
         </w:rPr>
-        <w:t xml:space="preserve"> Edge Detection</w:t>
-      </w:r>
+        <w:t xml:space="preserve"> </w:t>
+      </w:r>
+      <w:bookmarkStart w:id="25" w:name="_Toc231753076"/>
+      <w:r>
+        <w:rPr>
+          <w:rFonts w:ascii="Times New Roman" w:hAnsi="Times New Roman" w:cs="Times New Roman"/>
+          <w:b/>
+          <w:bCs/>
+          <w:color w:val="000000" w:themeColor="text1"/>
+          <w:sz w:val="28"/>
+          <w:szCs w:val="28"/>
+        </w:rPr>
+        <w:t>Edge Detection</w:t>
+      </w:r>
+      <w:bookmarkEnd w:id="25"/>
     </w:p>
     <w:p>
       <w:pPr>
@@ -13399,7 +16327,7 @@
           <w:szCs w:val="28"/>
         </w:rPr>
       </w:pPr>
-      <w:bookmarkStart w:id="8" w:name="_Toc227788669"/>
+      <w:bookmarkStart w:id="26" w:name="_Toc227788669"/>
       <w:r>
         <w:rPr>
           <w:rFonts w:ascii="Times New Roman" w:hAnsi="Times New Roman" w:cs="Times New Roman"/>
@@ -13411,6 +16339,7 @@
         </w:rPr>
         <w:t xml:space="preserve"> </w:t>
       </w:r>
+      <w:bookmarkStart w:id="27" w:name="_Toc231753077"/>
       <w:r>
         <w:rPr>
           <w:rFonts w:ascii="Times New Roman" w:hAnsi="Times New Roman" w:cs="Times New Roman"/>
@@ -13422,7 +16351,7 @@
         </w:rPr>
         <w:t>Tool</w:t>
       </w:r>
-      <w:bookmarkEnd w:id="8"/>
+      <w:bookmarkEnd w:id="26"/>
       <w:r>
         <w:rPr>
           <w:rFonts w:ascii="Times New Roman" w:hAnsi="Times New Roman" w:cs="Times New Roman"/>
@@ -13434,6 +16363,7 @@
         </w:rPr>
         <w:t>s</w:t>
       </w:r>
+      <w:bookmarkEnd w:id="27"/>
     </w:p>
     <w:p>
       <w:pPr>
@@ -15956,7 +18886,8 @@
           <w:color w:val="000000" w:themeColor="text1"/>
         </w:rPr>
       </w:pPr>
-      <w:bookmarkStart w:id="9" w:name="_Toc227788670"/>
+      <w:bookmarkStart w:id="28" w:name="_Toc227788670"/>
+      <w:bookmarkStart w:id="29" w:name="_Toc231753078"/>
       <w:r>
         <w:rPr>
           <w:rFonts w:ascii="Times New Roman" w:hAnsi="Times New Roman" w:cs="Times New Roman"/>
@@ -15975,7 +18906,8 @@
         </w:rPr>
         <w:t>I</w:t>
       </w:r>
-      <w:bookmarkEnd w:id="9"/>
+      <w:bookmarkEnd w:id="28"/>
+      <w:bookmarkEnd w:id="29"/>
     </w:p>
     <w:p>
       <w:pPr>
@@ -15989,7 +18921,8 @@
           <w:color w:val="000000" w:themeColor="text1"/>
         </w:rPr>
       </w:pPr>
-      <w:bookmarkStart w:id="10" w:name="_Toc227788671"/>
+      <w:bookmarkStart w:id="30" w:name="_Toc227788671"/>
+      <w:bookmarkStart w:id="31" w:name="_Toc231753079"/>
       <w:r>
         <w:rPr>
           <w:rFonts w:ascii="Times New Roman" w:hAnsi="Times New Roman" w:cs="Times New Roman"/>
@@ -16019,7 +18952,8 @@
         </w:rPr>
         <w:t xml:space="preserve"> ANALISA DATA</w:t>
       </w:r>
-      <w:bookmarkEnd w:id="10"/>
+      <w:bookmarkEnd w:id="30"/>
+      <w:bookmarkEnd w:id="31"/>
     </w:p>
     <w:p>
       <w:pPr>
@@ -16061,7 +18995,8 @@
         </w:rPr>
         <w:t xml:space="preserve"> </w:t>
       </w:r>
-      <w:bookmarkStart w:id="11" w:name="_Toc227788672"/>
+      <w:bookmarkStart w:id="32" w:name="_Toc227788672"/>
+      <w:bookmarkStart w:id="33" w:name="_Toc231753080"/>
       <w:proofErr w:type="spellStart"/>
       <w:r>
         <w:rPr>
@@ -16122,7 +19057,8 @@
         </w:rPr>
         <w:t>analisis</w:t>
       </w:r>
-      <w:bookmarkEnd w:id="11"/>
+      <w:bookmarkEnd w:id="32"/>
+      <w:bookmarkEnd w:id="33"/>
       <w:proofErr w:type="spellEnd"/>
       <w:r>
         <w:rPr>
@@ -16997,10 +19933,10 @@
           <w:sz w:val="28"/>
           <w:szCs w:val="28"/>
         </w:rPr>
-        <w:lastRenderedPageBreak/>
-        <w:t xml:space="preserve"> </w:t>
-      </w:r>
-      <w:bookmarkStart w:id="12" w:name="_Toc227788673"/>
+        <w:t xml:space="preserve"> </w:t>
+      </w:r>
+      <w:bookmarkStart w:id="34" w:name="_Toc227788673"/>
+      <w:bookmarkStart w:id="35" w:name="_Toc231753081"/>
       <w:proofErr w:type="spellStart"/>
       <w:r>
         <w:rPr>
@@ -17049,15 +19985,15 @@
         </w:rPr>
         <w:t xml:space="preserve"> data</w:t>
       </w:r>
-      <w:bookmarkEnd w:id="12"/>
+      <w:bookmarkEnd w:id="34"/>
+      <w:bookmarkEnd w:id="35"/>
     </w:p>
     <w:p>
       <w:pPr>
-        <w:pStyle w:val="Heading2"/>
         <w:ind w:left="502"/>
-        <w:rPr>
-          <w:rFonts w:ascii="Times New Roman" w:hAnsi="Times New Roman" w:cs="Times New Roman"/>
-          <w:color w:val="000000" w:themeColor="text1"/>
+        <w:jc w:val="both"/>
+        <w:rPr>
+          <w:rFonts w:ascii="Times New Roman" w:hAnsi="Times New Roman" w:cs="Times New Roman"/>
           <w:sz w:val="24"/>
           <w:szCs w:val="24"/>
         </w:rPr>
@@ -17066,7 +20002,6 @@
       <w:r>
         <w:rPr>
           <w:rFonts w:ascii="Times New Roman" w:hAnsi="Times New Roman" w:cs="Times New Roman"/>
-          <w:color w:val="000000" w:themeColor="text1"/>
           <w:sz w:val="24"/>
           <w:szCs w:val="24"/>
         </w:rPr>
@@ -17076,37 +20011,33 @@
       <w:r>
         <w:rPr>
           <w:rFonts w:ascii="Times New Roman" w:hAnsi="Times New Roman" w:cs="Times New Roman"/>
-          <w:color w:val="000000" w:themeColor="text1"/>
-          <w:sz w:val="24"/>
-          <w:szCs w:val="24"/>
-        </w:rPr>
-        <w:t xml:space="preserve"> </w:t>
-      </w:r>
-      <w:proofErr w:type="spellStart"/>
-      <w:r>
-        <w:rPr>
-          <w:rFonts w:ascii="Times New Roman" w:hAnsi="Times New Roman" w:cs="Times New Roman"/>
-          <w:color w:val="000000" w:themeColor="text1"/>
-          <w:sz w:val="24"/>
-          <w:szCs w:val="24"/>
-        </w:rPr>
-        <w:t>penelitian</w:t>
-      </w:r>
-      <w:proofErr w:type="spellEnd"/>
-      <w:r>
-        <w:rPr>
-          <w:rFonts w:ascii="Times New Roman" w:hAnsi="Times New Roman" w:cs="Times New Roman"/>
-          <w:color w:val="000000" w:themeColor="text1"/>
-          <w:sz w:val="24"/>
-          <w:szCs w:val="24"/>
-        </w:rPr>
-        <w:t xml:space="preserve"> </w:t>
-      </w:r>
-      <w:proofErr w:type="spellStart"/>
-      <w:r>
-        <w:rPr>
-          <w:rFonts w:ascii="Times New Roman" w:hAnsi="Times New Roman" w:cs="Times New Roman"/>
-          <w:color w:val="000000" w:themeColor="text1"/>
+          <w:sz w:val="24"/>
+          <w:szCs w:val="24"/>
+        </w:rPr>
+        <w:t xml:space="preserve"> </w:t>
+      </w:r>
+      <w:proofErr w:type="spellStart"/>
+      <w:r>
+        <w:rPr>
+          <w:rFonts w:ascii="Times New Roman" w:hAnsi="Times New Roman" w:cs="Times New Roman"/>
+          <w:sz w:val="24"/>
+          <w:szCs w:val="24"/>
+        </w:rPr>
+        <w:t>penelitiann</w:t>
+      </w:r>
+      <w:proofErr w:type="spellEnd"/>
+      <w:r>
+        <w:rPr>
+          <w:rFonts w:ascii="Times New Roman" w:hAnsi="Times New Roman" w:cs="Times New Roman"/>
+          <w:sz w:val="24"/>
+          <w:szCs w:val="24"/>
+        </w:rPr>
+        <w:t xml:space="preserve"> </w:t>
+      </w:r>
+      <w:proofErr w:type="spellStart"/>
+      <w:r>
+        <w:rPr>
+          <w:rFonts w:ascii="Times New Roman" w:hAnsi="Times New Roman" w:cs="Times New Roman"/>
           <w:sz w:val="24"/>
           <w:szCs w:val="24"/>
         </w:rPr>
@@ -17116,17 +20047,15 @@
       <w:r>
         <w:rPr>
           <w:rFonts w:ascii="Times New Roman" w:hAnsi="Times New Roman" w:cs="Times New Roman"/>
-          <w:color w:val="000000" w:themeColor="text1"/>
-          <w:sz w:val="24"/>
-          <w:szCs w:val="24"/>
-        </w:rPr>
-        <w:t xml:space="preserve"> </w:t>
-      </w:r>
-      <w:proofErr w:type="spellStart"/>
-      <w:r>
-        <w:rPr>
-          <w:rFonts w:ascii="Times New Roman" w:hAnsi="Times New Roman" w:cs="Times New Roman"/>
-          <w:color w:val="000000" w:themeColor="text1"/>
+          <w:sz w:val="24"/>
+          <w:szCs w:val="24"/>
+        </w:rPr>
+        <w:t xml:space="preserve"> </w:t>
+      </w:r>
+      <w:proofErr w:type="spellStart"/>
+      <w:r>
+        <w:rPr>
+          <w:rFonts w:ascii="Times New Roman" w:hAnsi="Times New Roman" w:cs="Times New Roman"/>
           <w:sz w:val="24"/>
           <w:szCs w:val="24"/>
         </w:rPr>
@@ -17136,7 +20065,6 @@
       <w:r>
         <w:rPr>
           <w:rFonts w:ascii="Times New Roman" w:hAnsi="Times New Roman" w:cs="Times New Roman"/>
-          <w:color w:val="000000" w:themeColor="text1"/>
           <w:sz w:val="24"/>
           <w:szCs w:val="24"/>
         </w:rPr>
@@ -17146,7 +20074,6 @@
       <w:r>
         <w:rPr>
           <w:rFonts w:ascii="Times New Roman" w:hAnsi="Times New Roman" w:cs="Times New Roman"/>
-          <w:color w:val="000000" w:themeColor="text1"/>
           <w:sz w:val="24"/>
           <w:szCs w:val="24"/>
         </w:rPr>
@@ -17156,17 +20083,15 @@
       <w:r>
         <w:rPr>
           <w:rFonts w:ascii="Times New Roman" w:hAnsi="Times New Roman" w:cs="Times New Roman"/>
-          <w:color w:val="000000" w:themeColor="text1"/>
-          <w:sz w:val="24"/>
-          <w:szCs w:val="24"/>
-        </w:rPr>
-        <w:t xml:space="preserve"> </w:t>
-      </w:r>
-      <w:proofErr w:type="spellStart"/>
-      <w:r>
-        <w:rPr>
-          <w:rFonts w:ascii="Times New Roman" w:hAnsi="Times New Roman" w:cs="Times New Roman"/>
-          <w:color w:val="000000" w:themeColor="text1"/>
+          <w:sz w:val="24"/>
+          <w:szCs w:val="24"/>
+        </w:rPr>
+        <w:t xml:space="preserve"> </w:t>
+      </w:r>
+      <w:proofErr w:type="spellStart"/>
+      <w:r>
+        <w:rPr>
+          <w:rFonts w:ascii="Times New Roman" w:hAnsi="Times New Roman" w:cs="Times New Roman"/>
           <w:sz w:val="24"/>
           <w:szCs w:val="24"/>
         </w:rPr>
@@ -17176,7 +20101,6 @@
       <w:r>
         <w:rPr>
           <w:rFonts w:ascii="Times New Roman" w:hAnsi="Times New Roman" w:cs="Times New Roman"/>
-          <w:color w:val="000000" w:themeColor="text1"/>
           <w:sz w:val="24"/>
           <w:szCs w:val="24"/>
         </w:rPr>
@@ -17186,7 +20110,6 @@
       <w:r>
         <w:rPr>
           <w:rFonts w:ascii="Times New Roman" w:hAnsi="Times New Roman" w:cs="Times New Roman"/>
-          <w:color w:val="000000" w:themeColor="text1"/>
           <w:sz w:val="24"/>
           <w:szCs w:val="24"/>
         </w:rPr>
@@ -17196,17 +20119,15 @@
       <w:r>
         <w:rPr>
           <w:rFonts w:ascii="Times New Roman" w:hAnsi="Times New Roman" w:cs="Times New Roman"/>
-          <w:color w:val="000000" w:themeColor="text1"/>
-          <w:sz w:val="24"/>
-          <w:szCs w:val="24"/>
-        </w:rPr>
-        <w:t xml:space="preserve"> </w:t>
-      </w:r>
-      <w:proofErr w:type="spellStart"/>
-      <w:r>
-        <w:rPr>
-          <w:rFonts w:ascii="Times New Roman" w:hAnsi="Times New Roman" w:cs="Times New Roman"/>
-          <w:color w:val="000000" w:themeColor="text1"/>
+          <w:sz w:val="24"/>
+          <w:szCs w:val="24"/>
+        </w:rPr>
+        <w:t xml:space="preserve"> </w:t>
+      </w:r>
+      <w:proofErr w:type="spellStart"/>
+      <w:r>
+        <w:rPr>
+          <w:rFonts w:ascii="Times New Roman" w:hAnsi="Times New Roman" w:cs="Times New Roman"/>
           <w:sz w:val="24"/>
           <w:szCs w:val="24"/>
         </w:rPr>
@@ -17216,7 +20137,6 @@
       <w:r>
         <w:rPr>
           <w:rFonts w:ascii="Times New Roman" w:hAnsi="Times New Roman" w:cs="Times New Roman"/>
-          <w:color w:val="000000" w:themeColor="text1"/>
           <w:sz w:val="24"/>
           <w:szCs w:val="24"/>
         </w:rPr>
@@ -17226,7 +20146,6 @@
       <w:r>
         <w:rPr>
           <w:rFonts w:ascii="Times New Roman" w:hAnsi="Times New Roman" w:cs="Times New Roman"/>
-          <w:color w:val="000000" w:themeColor="text1"/>
           <w:sz w:val="24"/>
           <w:szCs w:val="24"/>
         </w:rPr>
@@ -17236,17 +20155,15 @@
       <w:r>
         <w:rPr>
           <w:rFonts w:ascii="Times New Roman" w:hAnsi="Times New Roman" w:cs="Times New Roman"/>
-          <w:color w:val="000000" w:themeColor="text1"/>
-          <w:sz w:val="24"/>
-          <w:szCs w:val="24"/>
-        </w:rPr>
-        <w:t xml:space="preserve"> </w:t>
-      </w:r>
-      <w:proofErr w:type="spellStart"/>
-      <w:r>
-        <w:rPr>
-          <w:rFonts w:ascii="Times New Roman" w:hAnsi="Times New Roman" w:cs="Times New Roman"/>
-          <w:color w:val="000000" w:themeColor="text1"/>
+          <w:sz w:val="24"/>
+          <w:szCs w:val="24"/>
+        </w:rPr>
+        <w:t xml:space="preserve"> </w:t>
+      </w:r>
+      <w:proofErr w:type="spellStart"/>
+      <w:r>
+        <w:rPr>
+          <w:rFonts w:ascii="Times New Roman" w:hAnsi="Times New Roman" w:cs="Times New Roman"/>
           <w:sz w:val="24"/>
           <w:szCs w:val="24"/>
         </w:rPr>
@@ -17256,17 +20173,15 @@
       <w:r>
         <w:rPr>
           <w:rFonts w:ascii="Times New Roman" w:hAnsi="Times New Roman" w:cs="Times New Roman"/>
-          <w:color w:val="000000" w:themeColor="text1"/>
-          <w:sz w:val="24"/>
-          <w:szCs w:val="24"/>
-        </w:rPr>
-        <w:t xml:space="preserve"> </w:t>
-      </w:r>
-      <w:proofErr w:type="spellStart"/>
-      <w:r>
-        <w:rPr>
-          <w:rFonts w:ascii="Times New Roman" w:hAnsi="Times New Roman" w:cs="Times New Roman"/>
-          <w:color w:val="000000" w:themeColor="text1"/>
+          <w:sz w:val="24"/>
+          <w:szCs w:val="24"/>
+        </w:rPr>
+        <w:t xml:space="preserve"> </w:t>
+      </w:r>
+      <w:proofErr w:type="spellStart"/>
+      <w:r>
+        <w:rPr>
+          <w:rFonts w:ascii="Times New Roman" w:hAnsi="Times New Roman" w:cs="Times New Roman"/>
           <w:sz w:val="24"/>
           <w:szCs w:val="24"/>
         </w:rPr>
@@ -17276,17 +20191,15 @@
       <w:r>
         <w:rPr>
           <w:rFonts w:ascii="Times New Roman" w:hAnsi="Times New Roman" w:cs="Times New Roman"/>
-          <w:color w:val="000000" w:themeColor="text1"/>
-          <w:sz w:val="24"/>
-          <w:szCs w:val="24"/>
-        </w:rPr>
-        <w:t xml:space="preserve"> </w:t>
-      </w:r>
-      <w:proofErr w:type="spellStart"/>
-      <w:r>
-        <w:rPr>
-          <w:rFonts w:ascii="Times New Roman" w:hAnsi="Times New Roman" w:cs="Times New Roman"/>
-          <w:color w:val="000000" w:themeColor="text1"/>
+          <w:sz w:val="24"/>
+          <w:szCs w:val="24"/>
+        </w:rPr>
+        <w:t xml:space="preserve"> </w:t>
+      </w:r>
+      <w:proofErr w:type="spellStart"/>
+      <w:r>
+        <w:rPr>
+          <w:rFonts w:ascii="Times New Roman" w:hAnsi="Times New Roman" w:cs="Times New Roman"/>
           <w:sz w:val="24"/>
           <w:szCs w:val="24"/>
         </w:rPr>
@@ -17296,17 +20209,15 @@
       <w:r>
         <w:rPr>
           <w:rFonts w:ascii="Times New Roman" w:hAnsi="Times New Roman" w:cs="Times New Roman"/>
-          <w:color w:val="000000" w:themeColor="text1"/>
-          <w:sz w:val="24"/>
-          <w:szCs w:val="24"/>
-        </w:rPr>
-        <w:t xml:space="preserve"> </w:t>
-      </w:r>
-      <w:proofErr w:type="spellStart"/>
-      <w:r>
-        <w:rPr>
-          <w:rFonts w:ascii="Times New Roman" w:hAnsi="Times New Roman" w:cs="Times New Roman"/>
-          <w:color w:val="000000" w:themeColor="text1"/>
+          <w:sz w:val="24"/>
+          <w:szCs w:val="24"/>
+        </w:rPr>
+        <w:t xml:space="preserve"> </w:t>
+      </w:r>
+      <w:proofErr w:type="spellStart"/>
+      <w:r>
+        <w:rPr>
+          <w:rFonts w:ascii="Times New Roman" w:hAnsi="Times New Roman" w:cs="Times New Roman"/>
           <w:sz w:val="24"/>
           <w:szCs w:val="24"/>
         </w:rPr>
@@ -17316,7 +20227,6 @@
       <w:r>
         <w:rPr>
           <w:rFonts w:ascii="Times New Roman" w:hAnsi="Times New Roman" w:cs="Times New Roman"/>
-          <w:color w:val="000000" w:themeColor="text1"/>
           <w:sz w:val="24"/>
           <w:szCs w:val="24"/>
         </w:rPr>
@@ -17326,7 +20236,6 @@
       <w:r>
         <w:rPr>
           <w:rFonts w:ascii="Times New Roman" w:hAnsi="Times New Roman" w:cs="Times New Roman"/>
-          <w:color w:val="000000" w:themeColor="text1"/>
           <w:sz w:val="24"/>
           <w:szCs w:val="24"/>
         </w:rPr>
@@ -17336,17 +20245,15 @@
       <w:r>
         <w:rPr>
           <w:rFonts w:ascii="Times New Roman" w:hAnsi="Times New Roman" w:cs="Times New Roman"/>
-          <w:color w:val="000000" w:themeColor="text1"/>
-          <w:sz w:val="24"/>
-          <w:szCs w:val="24"/>
-        </w:rPr>
-        <w:t xml:space="preserve"> </w:t>
-      </w:r>
-      <w:proofErr w:type="spellStart"/>
-      <w:r>
-        <w:rPr>
-          <w:rFonts w:ascii="Times New Roman" w:hAnsi="Times New Roman" w:cs="Times New Roman"/>
-          <w:color w:val="000000" w:themeColor="text1"/>
+          <w:sz w:val="24"/>
+          <w:szCs w:val="24"/>
+        </w:rPr>
+        <w:t xml:space="preserve"> </w:t>
+      </w:r>
+      <w:proofErr w:type="spellStart"/>
+      <w:r>
+        <w:rPr>
+          <w:rFonts w:ascii="Times New Roman" w:hAnsi="Times New Roman" w:cs="Times New Roman"/>
           <w:sz w:val="24"/>
           <w:szCs w:val="24"/>
         </w:rPr>
@@ -17356,17 +20263,15 @@
       <w:r>
         <w:rPr>
           <w:rFonts w:ascii="Times New Roman" w:hAnsi="Times New Roman" w:cs="Times New Roman"/>
-          <w:color w:val="000000" w:themeColor="text1"/>
-          <w:sz w:val="24"/>
-          <w:szCs w:val="24"/>
-        </w:rPr>
-        <w:t xml:space="preserve"> </w:t>
-      </w:r>
-      <w:proofErr w:type="spellStart"/>
-      <w:r>
-        <w:rPr>
-          <w:rFonts w:ascii="Times New Roman" w:hAnsi="Times New Roman" w:cs="Times New Roman"/>
-          <w:color w:val="000000" w:themeColor="text1"/>
+          <w:sz w:val="24"/>
+          <w:szCs w:val="24"/>
+        </w:rPr>
+        <w:t xml:space="preserve"> </w:t>
+      </w:r>
+      <w:proofErr w:type="spellStart"/>
+      <w:r>
+        <w:rPr>
+          <w:rFonts w:ascii="Times New Roman" w:hAnsi="Times New Roman" w:cs="Times New Roman"/>
           <w:sz w:val="24"/>
           <w:szCs w:val="24"/>
         </w:rPr>
@@ -17376,17 +20281,15 @@
       <w:r>
         <w:rPr>
           <w:rFonts w:ascii="Times New Roman" w:hAnsi="Times New Roman" w:cs="Times New Roman"/>
-          <w:color w:val="000000" w:themeColor="text1"/>
-          <w:sz w:val="24"/>
-          <w:szCs w:val="24"/>
-        </w:rPr>
-        <w:t xml:space="preserve"> </w:t>
-      </w:r>
-      <w:proofErr w:type="spellStart"/>
-      <w:r>
-        <w:rPr>
-          <w:rFonts w:ascii="Times New Roman" w:hAnsi="Times New Roman" w:cs="Times New Roman"/>
-          <w:color w:val="000000" w:themeColor="text1"/>
+          <w:sz w:val="24"/>
+          <w:szCs w:val="24"/>
+        </w:rPr>
+        <w:t xml:space="preserve"> </w:t>
+      </w:r>
+      <w:proofErr w:type="spellStart"/>
+      <w:r>
+        <w:rPr>
+          <w:rFonts w:ascii="Times New Roman" w:hAnsi="Times New Roman" w:cs="Times New Roman"/>
           <w:sz w:val="24"/>
           <w:szCs w:val="24"/>
         </w:rPr>
@@ -17396,17 +20299,15 @@
       <w:r>
         <w:rPr>
           <w:rFonts w:ascii="Times New Roman" w:hAnsi="Times New Roman" w:cs="Times New Roman"/>
-          <w:color w:val="000000" w:themeColor="text1"/>
-          <w:sz w:val="24"/>
-          <w:szCs w:val="24"/>
-        </w:rPr>
-        <w:t xml:space="preserve"> </w:t>
-      </w:r>
-      <w:proofErr w:type="spellStart"/>
-      <w:r>
-        <w:rPr>
-          <w:rFonts w:ascii="Times New Roman" w:hAnsi="Times New Roman" w:cs="Times New Roman"/>
-          <w:color w:val="000000" w:themeColor="text1"/>
+          <w:sz w:val="24"/>
+          <w:szCs w:val="24"/>
+        </w:rPr>
+        <w:t xml:space="preserve"> </w:t>
+      </w:r>
+      <w:proofErr w:type="spellStart"/>
+      <w:r>
+        <w:rPr>
+          <w:rFonts w:ascii="Times New Roman" w:hAnsi="Times New Roman" w:cs="Times New Roman"/>
           <w:sz w:val="24"/>
           <w:szCs w:val="24"/>
         </w:rPr>
@@ -17416,17 +20317,15 @@
       <w:r>
         <w:rPr>
           <w:rFonts w:ascii="Times New Roman" w:hAnsi="Times New Roman" w:cs="Times New Roman"/>
-          <w:color w:val="000000" w:themeColor="text1"/>
-          <w:sz w:val="24"/>
-          <w:szCs w:val="24"/>
-        </w:rPr>
-        <w:t xml:space="preserve"> </w:t>
-      </w:r>
-      <w:proofErr w:type="spellStart"/>
-      <w:r>
-        <w:rPr>
-          <w:rFonts w:ascii="Times New Roman" w:hAnsi="Times New Roman" w:cs="Times New Roman"/>
-          <w:color w:val="000000" w:themeColor="text1"/>
+          <w:sz w:val="24"/>
+          <w:szCs w:val="24"/>
+        </w:rPr>
+        <w:t xml:space="preserve"> </w:t>
+      </w:r>
+      <w:proofErr w:type="spellStart"/>
+      <w:r>
+        <w:rPr>
+          <w:rFonts w:ascii="Times New Roman" w:hAnsi="Times New Roman" w:cs="Times New Roman"/>
           <w:sz w:val="24"/>
           <w:szCs w:val="24"/>
         </w:rPr>
@@ -17436,17 +20335,15 @@
       <w:r>
         <w:rPr>
           <w:rFonts w:ascii="Times New Roman" w:hAnsi="Times New Roman" w:cs="Times New Roman"/>
-          <w:color w:val="000000" w:themeColor="text1"/>
-          <w:sz w:val="24"/>
-          <w:szCs w:val="24"/>
-        </w:rPr>
-        <w:t xml:space="preserve"> </w:t>
-      </w:r>
-      <w:proofErr w:type="spellStart"/>
-      <w:r>
-        <w:rPr>
-          <w:rFonts w:ascii="Times New Roman" w:hAnsi="Times New Roman" w:cs="Times New Roman"/>
-          <w:color w:val="000000" w:themeColor="text1"/>
+          <w:sz w:val="24"/>
+          <w:szCs w:val="24"/>
+        </w:rPr>
+        <w:t xml:space="preserve"> </w:t>
+      </w:r>
+      <w:proofErr w:type="spellStart"/>
+      <w:r>
+        <w:rPr>
+          <w:rFonts w:ascii="Times New Roman" w:hAnsi="Times New Roman" w:cs="Times New Roman"/>
           <w:sz w:val="24"/>
           <w:szCs w:val="24"/>
         </w:rPr>
@@ -17456,7 +20353,6 @@
       <w:r>
         <w:rPr>
           <w:rFonts w:ascii="Times New Roman" w:hAnsi="Times New Roman" w:cs="Times New Roman"/>
-          <w:color w:val="000000" w:themeColor="text1"/>
           <w:sz w:val="24"/>
           <w:szCs w:val="24"/>
         </w:rPr>
@@ -17467,7 +20363,6 @@
       <w:r>
         <w:rPr>
           <w:rFonts w:ascii="Times New Roman" w:hAnsi="Times New Roman" w:cs="Times New Roman"/>
-          <w:color w:val="000000" w:themeColor="text1"/>
           <w:sz w:val="24"/>
           <w:szCs w:val="24"/>
         </w:rPr>
@@ -17477,7 +20372,6 @@
       <w:r>
         <w:rPr>
           <w:rFonts w:ascii="Times New Roman" w:hAnsi="Times New Roman" w:cs="Times New Roman"/>
-          <w:color w:val="000000" w:themeColor="text1"/>
           <w:sz w:val="24"/>
           <w:szCs w:val="24"/>
         </w:rPr>
@@ -17487,7 +20381,6 @@
       <w:r>
         <w:rPr>
           <w:rFonts w:ascii="Times New Roman" w:hAnsi="Times New Roman" w:cs="Times New Roman"/>
-          <w:color w:val="000000" w:themeColor="text1"/>
           <w:sz w:val="24"/>
           <w:szCs w:val="24"/>
         </w:rPr>
@@ -17498,7 +20391,6 @@
       <w:r>
         <w:rPr>
           <w:rFonts w:ascii="Times New Roman" w:hAnsi="Times New Roman" w:cs="Times New Roman"/>
-          <w:color w:val="000000" w:themeColor="text1"/>
           <w:sz w:val="24"/>
           <w:szCs w:val="24"/>
         </w:rPr>
@@ -17508,7 +20400,6 @@
       <w:r>
         <w:rPr>
           <w:rFonts w:ascii="Times New Roman" w:hAnsi="Times New Roman" w:cs="Times New Roman"/>
-          <w:color w:val="000000" w:themeColor="text1"/>
           <w:sz w:val="24"/>
           <w:szCs w:val="24"/>
         </w:rPr>
@@ -17518,7 +20409,6 @@
       <w:r>
         <w:rPr>
           <w:rFonts w:ascii="Times New Roman" w:hAnsi="Times New Roman" w:cs="Times New Roman"/>
-          <w:color w:val="000000" w:themeColor="text1"/>
           <w:sz w:val="24"/>
           <w:szCs w:val="24"/>
         </w:rPr>
@@ -17528,7 +20418,6 @@
       <w:r>
         <w:rPr>
           <w:rFonts w:ascii="Times New Roman" w:hAnsi="Times New Roman" w:cs="Times New Roman"/>
-          <w:color w:val="000000" w:themeColor="text1"/>
           <w:sz w:val="24"/>
           <w:szCs w:val="24"/>
         </w:rPr>
@@ -17538,17 +20427,15 @@
       <w:r>
         <w:rPr>
           <w:rFonts w:ascii="Times New Roman" w:hAnsi="Times New Roman" w:cs="Times New Roman"/>
-          <w:color w:val="000000" w:themeColor="text1"/>
-          <w:sz w:val="24"/>
-          <w:szCs w:val="24"/>
-        </w:rPr>
-        <w:t xml:space="preserve"> </w:t>
-      </w:r>
-      <w:proofErr w:type="spellStart"/>
-      <w:r>
-        <w:rPr>
-          <w:rFonts w:ascii="Times New Roman" w:hAnsi="Times New Roman" w:cs="Times New Roman"/>
-          <w:color w:val="000000" w:themeColor="text1"/>
+          <w:sz w:val="24"/>
+          <w:szCs w:val="24"/>
+        </w:rPr>
+        <w:t xml:space="preserve"> </w:t>
+      </w:r>
+      <w:proofErr w:type="spellStart"/>
+      <w:r>
+        <w:rPr>
+          <w:rFonts w:ascii="Times New Roman" w:hAnsi="Times New Roman" w:cs="Times New Roman"/>
           <w:sz w:val="24"/>
           <w:szCs w:val="24"/>
         </w:rPr>
@@ -17558,17 +20445,15 @@
       <w:r>
         <w:rPr>
           <w:rFonts w:ascii="Times New Roman" w:hAnsi="Times New Roman" w:cs="Times New Roman"/>
-          <w:color w:val="000000" w:themeColor="text1"/>
-          <w:sz w:val="24"/>
-          <w:szCs w:val="24"/>
-        </w:rPr>
-        <w:t xml:space="preserve"> </w:t>
-      </w:r>
-      <w:proofErr w:type="spellStart"/>
-      <w:r>
-        <w:rPr>
-          <w:rFonts w:ascii="Times New Roman" w:hAnsi="Times New Roman" w:cs="Times New Roman"/>
-          <w:color w:val="000000" w:themeColor="text1"/>
+          <w:sz w:val="24"/>
+          <w:szCs w:val="24"/>
+        </w:rPr>
+        <w:t xml:space="preserve"> </w:t>
+      </w:r>
+      <w:proofErr w:type="spellStart"/>
+      <w:r>
+        <w:rPr>
+          <w:rFonts w:ascii="Times New Roman" w:hAnsi="Times New Roman" w:cs="Times New Roman"/>
           <w:sz w:val="24"/>
           <w:szCs w:val="24"/>
         </w:rPr>
@@ -17578,7 +20463,6 @@
       <w:r>
         <w:rPr>
           <w:rFonts w:ascii="Times New Roman" w:hAnsi="Times New Roman" w:cs="Times New Roman"/>
-          <w:color w:val="000000" w:themeColor="text1"/>
           <w:sz w:val="24"/>
           <w:szCs w:val="24"/>
         </w:rPr>
@@ -17588,7 +20472,6 @@
       <w:r>
         <w:rPr>
           <w:rFonts w:ascii="Times New Roman" w:hAnsi="Times New Roman" w:cs="Times New Roman"/>
-          <w:color w:val="000000" w:themeColor="text1"/>
           <w:sz w:val="24"/>
           <w:szCs w:val="24"/>
         </w:rPr>
@@ -17598,17 +20481,15 @@
       <w:r>
         <w:rPr>
           <w:rFonts w:ascii="Times New Roman" w:hAnsi="Times New Roman" w:cs="Times New Roman"/>
-          <w:color w:val="000000" w:themeColor="text1"/>
-          <w:sz w:val="24"/>
-          <w:szCs w:val="24"/>
-        </w:rPr>
-        <w:t xml:space="preserve"> </w:t>
-      </w:r>
-      <w:proofErr w:type="spellStart"/>
-      <w:r>
-        <w:rPr>
-          <w:rFonts w:ascii="Times New Roman" w:hAnsi="Times New Roman" w:cs="Times New Roman"/>
-          <w:color w:val="000000" w:themeColor="text1"/>
+          <w:sz w:val="24"/>
+          <w:szCs w:val="24"/>
+        </w:rPr>
+        <w:t xml:space="preserve"> </w:t>
+      </w:r>
+      <w:proofErr w:type="spellStart"/>
+      <w:r>
+        <w:rPr>
+          <w:rFonts w:ascii="Times New Roman" w:hAnsi="Times New Roman" w:cs="Times New Roman"/>
           <w:sz w:val="24"/>
           <w:szCs w:val="24"/>
         </w:rPr>
@@ -17618,17 +20499,15 @@
       <w:r>
         <w:rPr>
           <w:rFonts w:ascii="Times New Roman" w:hAnsi="Times New Roman" w:cs="Times New Roman"/>
-          <w:color w:val="000000" w:themeColor="text1"/>
-          <w:sz w:val="24"/>
-          <w:szCs w:val="24"/>
-        </w:rPr>
-        <w:t xml:space="preserve"> </w:t>
-      </w:r>
-      <w:proofErr w:type="spellStart"/>
-      <w:r>
-        <w:rPr>
-          <w:rFonts w:ascii="Times New Roman" w:hAnsi="Times New Roman" w:cs="Times New Roman"/>
-          <w:color w:val="000000" w:themeColor="text1"/>
+          <w:sz w:val="24"/>
+          <w:szCs w:val="24"/>
+        </w:rPr>
+        <w:t xml:space="preserve"> </w:t>
+      </w:r>
+      <w:proofErr w:type="spellStart"/>
+      <w:r>
+        <w:rPr>
+          <w:rFonts w:ascii="Times New Roman" w:hAnsi="Times New Roman" w:cs="Times New Roman"/>
           <w:sz w:val="24"/>
           <w:szCs w:val="24"/>
         </w:rPr>
@@ -17638,17 +20517,15 @@
       <w:r>
         <w:rPr>
           <w:rFonts w:ascii="Times New Roman" w:hAnsi="Times New Roman" w:cs="Times New Roman"/>
-          <w:color w:val="000000" w:themeColor="text1"/>
-          <w:sz w:val="24"/>
-          <w:szCs w:val="24"/>
-        </w:rPr>
-        <w:t xml:space="preserve"> </w:t>
-      </w:r>
-      <w:proofErr w:type="spellStart"/>
-      <w:r>
-        <w:rPr>
-          <w:rFonts w:ascii="Times New Roman" w:hAnsi="Times New Roman" w:cs="Times New Roman"/>
-          <w:color w:val="000000" w:themeColor="text1"/>
+          <w:sz w:val="24"/>
+          <w:szCs w:val="24"/>
+        </w:rPr>
+        <w:t xml:space="preserve"> </w:t>
+      </w:r>
+      <w:proofErr w:type="spellStart"/>
+      <w:r>
+        <w:rPr>
+          <w:rFonts w:ascii="Times New Roman" w:hAnsi="Times New Roman" w:cs="Times New Roman"/>
           <w:sz w:val="24"/>
           <w:szCs w:val="24"/>
         </w:rPr>
@@ -17658,17 +20535,15 @@
       <w:r>
         <w:rPr>
           <w:rFonts w:ascii="Times New Roman" w:hAnsi="Times New Roman" w:cs="Times New Roman"/>
-          <w:color w:val="000000" w:themeColor="text1"/>
-          <w:sz w:val="24"/>
-          <w:szCs w:val="24"/>
-        </w:rPr>
-        <w:t xml:space="preserve"> </w:t>
-      </w:r>
-      <w:proofErr w:type="spellStart"/>
-      <w:r>
-        <w:rPr>
-          <w:rFonts w:ascii="Times New Roman" w:hAnsi="Times New Roman" w:cs="Times New Roman"/>
-          <w:color w:val="000000" w:themeColor="text1"/>
+          <w:sz w:val="24"/>
+          <w:szCs w:val="24"/>
+        </w:rPr>
+        <w:t xml:space="preserve"> </w:t>
+      </w:r>
+      <w:proofErr w:type="spellStart"/>
+      <w:r>
+        <w:rPr>
+          <w:rFonts w:ascii="Times New Roman" w:hAnsi="Times New Roman" w:cs="Times New Roman"/>
           <w:sz w:val="24"/>
           <w:szCs w:val="24"/>
         </w:rPr>
@@ -17678,7 +20553,6 @@
       <w:r>
         <w:rPr>
           <w:rFonts w:ascii="Times New Roman" w:hAnsi="Times New Roman" w:cs="Times New Roman"/>
-          <w:color w:val="000000" w:themeColor="text1"/>
           <w:sz w:val="24"/>
           <w:szCs w:val="24"/>
         </w:rPr>
@@ -17688,7 +20562,6 @@
       <w:r>
         <w:rPr>
           <w:rFonts w:ascii="Times New Roman" w:hAnsi="Times New Roman" w:cs="Times New Roman"/>
-          <w:color w:val="000000" w:themeColor="text1"/>
           <w:sz w:val="24"/>
           <w:szCs w:val="24"/>
         </w:rPr>
@@ -17698,17 +20571,15 @@
       <w:r>
         <w:rPr>
           <w:rFonts w:ascii="Times New Roman" w:hAnsi="Times New Roman" w:cs="Times New Roman"/>
-          <w:color w:val="000000" w:themeColor="text1"/>
-          <w:sz w:val="24"/>
-          <w:szCs w:val="24"/>
-        </w:rPr>
-        <w:t xml:space="preserve"> </w:t>
-      </w:r>
-      <w:proofErr w:type="spellStart"/>
-      <w:r>
-        <w:rPr>
-          <w:rFonts w:ascii="Times New Roman" w:hAnsi="Times New Roman" w:cs="Times New Roman"/>
-          <w:color w:val="000000" w:themeColor="text1"/>
+          <w:sz w:val="24"/>
+          <w:szCs w:val="24"/>
+        </w:rPr>
+        <w:t xml:space="preserve"> </w:t>
+      </w:r>
+      <w:proofErr w:type="spellStart"/>
+      <w:r>
+        <w:rPr>
+          <w:rFonts w:ascii="Times New Roman" w:hAnsi="Times New Roman" w:cs="Times New Roman"/>
           <w:sz w:val="24"/>
           <w:szCs w:val="24"/>
         </w:rPr>
@@ -17718,7 +20589,6 @@
       <w:r>
         <w:rPr>
           <w:rFonts w:ascii="Times New Roman" w:hAnsi="Times New Roman" w:cs="Times New Roman"/>
-          <w:color w:val="000000" w:themeColor="text1"/>
           <w:sz w:val="24"/>
           <w:szCs w:val="24"/>
         </w:rPr>
@@ -17728,7 +20598,6 @@
       <w:r>
         <w:rPr>
           <w:rFonts w:ascii="Times New Roman" w:hAnsi="Times New Roman" w:cs="Times New Roman"/>
-          <w:color w:val="000000" w:themeColor="text1"/>
           <w:sz w:val="24"/>
           <w:szCs w:val="24"/>
         </w:rPr>
@@ -17738,17 +20607,15 @@
       <w:r>
         <w:rPr>
           <w:rFonts w:ascii="Times New Roman" w:hAnsi="Times New Roman" w:cs="Times New Roman"/>
-          <w:color w:val="000000" w:themeColor="text1"/>
-          <w:sz w:val="24"/>
-          <w:szCs w:val="24"/>
-        </w:rPr>
-        <w:t xml:space="preserve"> </w:t>
-      </w:r>
-      <w:proofErr w:type="spellStart"/>
-      <w:r>
-        <w:rPr>
-          <w:rFonts w:ascii="Times New Roman" w:hAnsi="Times New Roman" w:cs="Times New Roman"/>
-          <w:color w:val="000000" w:themeColor="text1"/>
+          <w:sz w:val="24"/>
+          <w:szCs w:val="24"/>
+        </w:rPr>
+        <w:t xml:space="preserve"> </w:t>
+      </w:r>
+      <w:proofErr w:type="spellStart"/>
+      <w:r>
+        <w:rPr>
+          <w:rFonts w:ascii="Times New Roman" w:hAnsi="Times New Roman" w:cs="Times New Roman"/>
           <w:sz w:val="24"/>
           <w:szCs w:val="24"/>
         </w:rPr>
@@ -17758,17 +20625,15 @@
       <w:r>
         <w:rPr>
           <w:rFonts w:ascii="Times New Roman" w:hAnsi="Times New Roman" w:cs="Times New Roman"/>
-          <w:color w:val="000000" w:themeColor="text1"/>
-          <w:sz w:val="24"/>
-          <w:szCs w:val="24"/>
-        </w:rPr>
-        <w:t xml:space="preserve"> </w:t>
-      </w:r>
-      <w:proofErr w:type="spellStart"/>
-      <w:r>
-        <w:rPr>
-          <w:rFonts w:ascii="Times New Roman" w:hAnsi="Times New Roman" w:cs="Times New Roman"/>
-          <w:color w:val="000000" w:themeColor="text1"/>
+          <w:sz w:val="24"/>
+          <w:szCs w:val="24"/>
+        </w:rPr>
+        <w:t xml:space="preserve"> </w:t>
+      </w:r>
+      <w:proofErr w:type="spellStart"/>
+      <w:r>
+        <w:rPr>
+          <w:rFonts w:ascii="Times New Roman" w:hAnsi="Times New Roman" w:cs="Times New Roman"/>
           <w:sz w:val="24"/>
           <w:szCs w:val="24"/>
         </w:rPr>
@@ -17778,17 +20643,15 @@
       <w:r>
         <w:rPr>
           <w:rFonts w:ascii="Times New Roman" w:hAnsi="Times New Roman" w:cs="Times New Roman"/>
-          <w:color w:val="000000" w:themeColor="text1"/>
-          <w:sz w:val="24"/>
-          <w:szCs w:val="24"/>
-        </w:rPr>
-        <w:t xml:space="preserve"> </w:t>
-      </w:r>
-      <w:proofErr w:type="spellStart"/>
-      <w:r>
-        <w:rPr>
-          <w:rFonts w:ascii="Times New Roman" w:hAnsi="Times New Roman" w:cs="Times New Roman"/>
-          <w:color w:val="000000" w:themeColor="text1"/>
+          <w:sz w:val="24"/>
+          <w:szCs w:val="24"/>
+        </w:rPr>
+        <w:t xml:space="preserve"> </w:t>
+      </w:r>
+      <w:proofErr w:type="spellStart"/>
+      <w:r>
+        <w:rPr>
+          <w:rFonts w:ascii="Times New Roman" w:hAnsi="Times New Roman" w:cs="Times New Roman"/>
           <w:sz w:val="24"/>
           <w:szCs w:val="24"/>
         </w:rPr>
@@ -17798,17 +20661,15 @@
       <w:r>
         <w:rPr>
           <w:rFonts w:ascii="Times New Roman" w:hAnsi="Times New Roman" w:cs="Times New Roman"/>
-          <w:color w:val="000000" w:themeColor="text1"/>
-          <w:sz w:val="24"/>
-          <w:szCs w:val="24"/>
-        </w:rPr>
-        <w:t xml:space="preserve"> </w:t>
-      </w:r>
-      <w:proofErr w:type="spellStart"/>
-      <w:r>
-        <w:rPr>
-          <w:rFonts w:ascii="Times New Roman" w:hAnsi="Times New Roman" w:cs="Times New Roman"/>
-          <w:color w:val="000000" w:themeColor="text1"/>
+          <w:sz w:val="24"/>
+          <w:szCs w:val="24"/>
+        </w:rPr>
+        <w:t xml:space="preserve"> </w:t>
+      </w:r>
+      <w:proofErr w:type="spellStart"/>
+      <w:r>
+        <w:rPr>
+          <w:rFonts w:ascii="Times New Roman" w:hAnsi="Times New Roman" w:cs="Times New Roman"/>
           <w:sz w:val="24"/>
           <w:szCs w:val="24"/>
         </w:rPr>
@@ -17818,17 +20679,15 @@
       <w:r>
         <w:rPr>
           <w:rFonts w:ascii="Times New Roman" w:hAnsi="Times New Roman" w:cs="Times New Roman"/>
-          <w:color w:val="000000" w:themeColor="text1"/>
-          <w:sz w:val="24"/>
-          <w:szCs w:val="24"/>
-        </w:rPr>
-        <w:t xml:space="preserve"> </w:t>
-      </w:r>
-      <w:proofErr w:type="spellStart"/>
-      <w:r>
-        <w:rPr>
-          <w:rFonts w:ascii="Times New Roman" w:hAnsi="Times New Roman" w:cs="Times New Roman"/>
-          <w:color w:val="000000" w:themeColor="text1"/>
+          <w:sz w:val="24"/>
+          <w:szCs w:val="24"/>
+        </w:rPr>
+        <w:t xml:space="preserve"> </w:t>
+      </w:r>
+      <w:proofErr w:type="spellStart"/>
+      <w:r>
+        <w:rPr>
+          <w:rFonts w:ascii="Times New Roman" w:hAnsi="Times New Roman" w:cs="Times New Roman"/>
           <w:sz w:val="24"/>
           <w:szCs w:val="24"/>
         </w:rPr>
@@ -17838,17 +20697,15 @@
       <w:r>
         <w:rPr>
           <w:rFonts w:ascii="Times New Roman" w:hAnsi="Times New Roman" w:cs="Times New Roman"/>
-          <w:color w:val="000000" w:themeColor="text1"/>
-          <w:sz w:val="24"/>
-          <w:szCs w:val="24"/>
-        </w:rPr>
-        <w:t xml:space="preserve"> </w:t>
-      </w:r>
-      <w:proofErr w:type="spellStart"/>
-      <w:r>
-        <w:rPr>
-          <w:rFonts w:ascii="Times New Roman" w:hAnsi="Times New Roman" w:cs="Times New Roman"/>
-          <w:color w:val="000000" w:themeColor="text1"/>
+          <w:sz w:val="24"/>
+          <w:szCs w:val="24"/>
+        </w:rPr>
+        <w:t xml:space="preserve"> </w:t>
+      </w:r>
+      <w:proofErr w:type="spellStart"/>
+      <w:r>
+        <w:rPr>
+          <w:rFonts w:ascii="Times New Roman" w:hAnsi="Times New Roman" w:cs="Times New Roman"/>
           <w:sz w:val="24"/>
           <w:szCs w:val="24"/>
         </w:rPr>
@@ -17858,17 +20715,15 @@
       <w:r>
         <w:rPr>
           <w:rFonts w:ascii="Times New Roman" w:hAnsi="Times New Roman" w:cs="Times New Roman"/>
-          <w:color w:val="000000" w:themeColor="text1"/>
-          <w:sz w:val="24"/>
-          <w:szCs w:val="24"/>
-        </w:rPr>
-        <w:t xml:space="preserve"> </w:t>
-      </w:r>
-      <w:proofErr w:type="spellStart"/>
-      <w:r>
-        <w:rPr>
-          <w:rFonts w:ascii="Times New Roman" w:hAnsi="Times New Roman" w:cs="Times New Roman"/>
-          <w:color w:val="000000" w:themeColor="text1"/>
+          <w:sz w:val="24"/>
+          <w:szCs w:val="24"/>
+        </w:rPr>
+        <w:t xml:space="preserve"> </w:t>
+      </w:r>
+      <w:proofErr w:type="spellStart"/>
+      <w:r>
+        <w:rPr>
+          <w:rFonts w:ascii="Times New Roman" w:hAnsi="Times New Roman" w:cs="Times New Roman"/>
           <w:sz w:val="24"/>
           <w:szCs w:val="24"/>
         </w:rPr>
@@ -17878,17 +20733,15 @@
       <w:r>
         <w:rPr>
           <w:rFonts w:ascii="Times New Roman" w:hAnsi="Times New Roman" w:cs="Times New Roman"/>
-          <w:color w:val="000000" w:themeColor="text1"/>
-          <w:sz w:val="24"/>
-          <w:szCs w:val="24"/>
-        </w:rPr>
-        <w:t xml:space="preserve"> </w:t>
-      </w:r>
-      <w:proofErr w:type="spellStart"/>
-      <w:r>
-        <w:rPr>
-          <w:rFonts w:ascii="Times New Roman" w:hAnsi="Times New Roman" w:cs="Times New Roman"/>
-          <w:color w:val="000000" w:themeColor="text1"/>
+          <w:sz w:val="24"/>
+          <w:szCs w:val="24"/>
+        </w:rPr>
+        <w:t xml:space="preserve"> </w:t>
+      </w:r>
+      <w:proofErr w:type="spellStart"/>
+      <w:r>
+        <w:rPr>
+          <w:rFonts w:ascii="Times New Roman" w:hAnsi="Times New Roman" w:cs="Times New Roman"/>
           <w:sz w:val="24"/>
           <w:szCs w:val="24"/>
         </w:rPr>
@@ -17898,24 +20751,11 @@
       <w:r>
         <w:rPr>
           <w:rFonts w:ascii="Times New Roman" w:hAnsi="Times New Roman" w:cs="Times New Roman"/>
-          <w:color w:val="000000" w:themeColor="text1"/>
           <w:sz w:val="24"/>
           <w:szCs w:val="24"/>
         </w:rPr>
         <w:t>.</w:t>
       </w:r>
-    </w:p>
-    <w:p>
-      <w:pPr>
-        <w:pStyle w:val="Heading2"/>
-        <w:ind w:left="502"/>
-        <w:rPr>
-          <w:rFonts w:ascii="Times New Roman" w:hAnsi="Times New Roman" w:cs="Times New Roman"/>
-          <w:color w:val="000000" w:themeColor="text1"/>
-          <w:sz w:val="24"/>
-          <w:szCs w:val="24"/>
-        </w:rPr>
-      </w:pPr>
     </w:p>
     <w:tbl>
       <w:tblPr>
@@ -17951,6 +20791,7 @@
                 <w:szCs w:val="16"/>
               </w:rPr>
             </w:pPr>
+            <w:bookmarkStart w:id="36" w:name="_Toc231753082"/>
             <w:r>
               <w:rPr>
                 <w:rFonts w:ascii="Times New Roman" w:hAnsi="Times New Roman" w:cs="Times New Roman"/>
@@ -17958,13 +20799,15 @@
                 <w:sz w:val="16"/>
                 <w:szCs w:val="16"/>
               </w:rPr>
+              <w:lastRenderedPageBreak/>
               <w:t>No</w:t>
             </w:r>
+            <w:bookmarkEnd w:id="36"/>
           </w:p>
         </w:tc>
         <w:tc>
           <w:tcPr>
-            <w:tcW w:w="979" w:type="dxa"/>
+            <w:tcW w:w="1061" w:type="dxa"/>
             <w:shd w:val="clear" w:color="auto" w:fill="FFC000" w:themeFill="accent4"/>
           </w:tcPr>
           <w:p>
@@ -17979,6 +20822,7 @@
                 <w:szCs w:val="16"/>
               </w:rPr>
             </w:pPr>
+            <w:bookmarkStart w:id="37" w:name="_Toc231753083"/>
             <w:r>
               <w:rPr>
                 <w:rFonts w:ascii="Times New Roman" w:hAnsi="Times New Roman" w:cs="Times New Roman"/>
@@ -17998,12 +20842,13 @@
               </w:rPr>
               <w:t>Sampah</w:t>
             </w:r>
+            <w:bookmarkEnd w:id="37"/>
             <w:proofErr w:type="spellEnd"/>
           </w:p>
         </w:tc>
         <w:tc>
           <w:tcPr>
-            <w:tcW w:w="891" w:type="dxa"/>
+            <w:tcW w:w="807" w:type="dxa"/>
             <w:shd w:val="clear" w:color="auto" w:fill="FFC000" w:themeFill="accent4"/>
           </w:tcPr>
           <w:p>
@@ -18018,6 +20863,7 @@
                 <w:szCs w:val="16"/>
               </w:rPr>
             </w:pPr>
+            <w:bookmarkStart w:id="38" w:name="_Toc231753084"/>
             <w:proofErr w:type="spellStart"/>
             <w:r>
               <w:rPr>
@@ -18038,11 +20884,12 @@
               </w:rPr>
               <w:t xml:space="preserve"> Citra</w:t>
             </w:r>
+            <w:bookmarkEnd w:id="38"/>
           </w:p>
         </w:tc>
         <w:tc>
           <w:tcPr>
-            <w:tcW w:w="892" w:type="dxa"/>
+            <w:tcW w:w="933" w:type="dxa"/>
             <w:shd w:val="clear" w:color="auto" w:fill="FFC000" w:themeFill="accent4"/>
           </w:tcPr>
           <w:p>
@@ -18057,6 +20904,7 @@
                 <w:szCs w:val="16"/>
               </w:rPr>
             </w:pPr>
+            <w:bookmarkStart w:id="39" w:name="_Toc231753085"/>
             <w:proofErr w:type="spellStart"/>
             <w:r>
               <w:rPr>
@@ -18077,6 +20925,7 @@
               </w:rPr>
               <w:t xml:space="preserve"> Data</w:t>
             </w:r>
+            <w:bookmarkEnd w:id="39"/>
           </w:p>
         </w:tc>
         <w:tc>
@@ -18096,6 +20945,7 @@
                 <w:szCs w:val="16"/>
               </w:rPr>
             </w:pPr>
+            <w:bookmarkStart w:id="40" w:name="_Toc231753086"/>
             <w:r>
               <w:rPr>
                 <w:rFonts w:ascii="Times New Roman" w:hAnsi="Times New Roman" w:cs="Times New Roman"/>
@@ -18105,11 +20955,12 @@
               </w:rPr>
               <w:t>Format Citra</w:t>
             </w:r>
+            <w:bookmarkEnd w:id="40"/>
           </w:p>
         </w:tc>
         <w:tc>
           <w:tcPr>
-            <w:tcW w:w="460" w:type="dxa"/>
+            <w:tcW w:w="846" w:type="dxa"/>
             <w:shd w:val="clear" w:color="auto" w:fill="FFC000" w:themeFill="accent4"/>
           </w:tcPr>
           <w:p>
@@ -18124,6 +20975,7 @@
                 <w:szCs w:val="16"/>
               </w:rPr>
             </w:pPr>
+            <w:bookmarkStart w:id="41" w:name="_Toc231753087"/>
             <w:proofErr w:type="spellStart"/>
             <w:r>
               <w:rPr>
@@ -18154,12 +21006,13 @@
               </w:rPr>
               <w:t>Piksel</w:t>
             </w:r>
+            <w:bookmarkEnd w:id="41"/>
             <w:proofErr w:type="spellEnd"/>
           </w:p>
         </w:tc>
         <w:tc>
           <w:tcPr>
-            <w:tcW w:w="3118" w:type="dxa"/>
+            <w:tcW w:w="2693" w:type="dxa"/>
             <w:shd w:val="clear" w:color="auto" w:fill="FFC000" w:themeFill="accent4"/>
           </w:tcPr>
           <w:p>
@@ -18174,6 +21027,7 @@
                 <w:szCs w:val="16"/>
               </w:rPr>
             </w:pPr>
+            <w:bookmarkStart w:id="42" w:name="_Toc231753088"/>
             <w:proofErr w:type="spellStart"/>
             <w:r>
               <w:rPr>
@@ -18194,6 +21048,7 @@
               </w:rPr>
               <w:t xml:space="preserve"> Visual</w:t>
             </w:r>
+            <w:bookmarkEnd w:id="42"/>
           </w:p>
         </w:tc>
       </w:tr>
@@ -18214,6 +21069,7 @@
                 <w:szCs w:val="20"/>
               </w:rPr>
             </w:pPr>
+            <w:bookmarkStart w:id="43" w:name="_Toc231753089"/>
             <w:r>
               <w:rPr>
                 <w:rFonts w:ascii="Times New Roman" w:hAnsi="Times New Roman" w:cs="Times New Roman"/>
@@ -18223,11 +21079,12 @@
               </w:rPr>
               <w:t>1</w:t>
             </w:r>
+            <w:bookmarkEnd w:id="43"/>
           </w:p>
         </w:tc>
         <w:tc>
           <w:tcPr>
-            <w:tcW w:w="979" w:type="dxa"/>
+            <w:tcW w:w="1061" w:type="dxa"/>
           </w:tcPr>
           <w:p>
             <w:pPr>
@@ -18241,6 +21098,7 @@
                 <w:szCs w:val="20"/>
               </w:rPr>
             </w:pPr>
+            <w:bookmarkStart w:id="44" w:name="_Toc231753090"/>
             <w:r>
               <w:rPr>
                 <w:rFonts w:ascii="Times New Roman" w:hAnsi="Times New Roman" w:cs="Times New Roman"/>
@@ -18250,11 +21108,12 @@
               </w:rPr>
               <w:t>Cardboard</w:t>
             </w:r>
+            <w:bookmarkEnd w:id="44"/>
           </w:p>
         </w:tc>
         <w:tc>
           <w:tcPr>
-            <w:tcW w:w="891" w:type="dxa"/>
+            <w:tcW w:w="807" w:type="dxa"/>
           </w:tcPr>
           <w:p>
             <w:pPr>
@@ -18268,6 +21127,7 @@
                 <w:szCs w:val="20"/>
               </w:rPr>
             </w:pPr>
+            <w:bookmarkStart w:id="45" w:name="_Toc231753091"/>
             <w:r>
               <w:rPr>
                 <w:rFonts w:ascii="Times New Roman" w:hAnsi="Times New Roman" w:cs="Times New Roman"/>
@@ -18277,11 +21137,12 @@
               </w:rPr>
               <w:t>403</w:t>
             </w:r>
+            <w:bookmarkEnd w:id="45"/>
           </w:p>
         </w:tc>
         <w:tc>
           <w:tcPr>
-            <w:tcW w:w="892" w:type="dxa"/>
+            <w:tcW w:w="933" w:type="dxa"/>
           </w:tcPr>
           <w:p>
             <w:pPr>
@@ -18295,6 +21156,7 @@
                 <w:szCs w:val="20"/>
               </w:rPr>
             </w:pPr>
+            <w:bookmarkStart w:id="46" w:name="_Toc231753092"/>
             <w:r>
               <w:rPr>
                 <w:rFonts w:ascii="Times New Roman" w:hAnsi="Times New Roman" w:cs="Times New Roman"/>
@@ -18304,6 +21166,7 @@
               </w:rPr>
               <w:t>15,95%</w:t>
             </w:r>
+            <w:bookmarkEnd w:id="46"/>
           </w:p>
         </w:tc>
         <w:tc>
@@ -18322,6 +21185,7 @@
                 <w:szCs w:val="18"/>
               </w:rPr>
             </w:pPr>
+            <w:bookmarkStart w:id="47" w:name="_Toc231753093"/>
             <w:r>
               <w:rPr>
                 <w:rFonts w:ascii="Times New Roman" w:hAnsi="Times New Roman" w:cs="Times New Roman"/>
@@ -18331,11 +21195,12 @@
               </w:rPr>
               <w:t>RGB</w:t>
             </w:r>
+            <w:bookmarkEnd w:id="47"/>
           </w:p>
         </w:tc>
         <w:tc>
           <w:tcPr>
-            <w:tcW w:w="460" w:type="dxa"/>
+            <w:tcW w:w="846" w:type="dxa"/>
           </w:tcPr>
           <w:p>
             <w:pPr>
@@ -18349,6 +21214,7 @@
                 <w:szCs w:val="18"/>
               </w:rPr>
             </w:pPr>
+            <w:bookmarkStart w:id="48" w:name="_Toc231753094"/>
             <w:r>
               <w:rPr>
                 <w:rFonts w:ascii="Times New Roman" w:hAnsi="Times New Roman" w:cs="Times New Roman"/>
@@ -18358,11 +21224,12 @@
               </w:rPr>
               <w:t>512x384</w:t>
             </w:r>
+            <w:bookmarkEnd w:id="48"/>
           </w:p>
         </w:tc>
         <w:tc>
           <w:tcPr>
-            <w:tcW w:w="3118" w:type="dxa"/>
+            <w:tcW w:w="2693" w:type="dxa"/>
           </w:tcPr>
           <w:p>
             <w:pPr>
@@ -18375,6 +21242,7 @@
                 <w:szCs w:val="18"/>
               </w:rPr>
             </w:pPr>
+            <w:bookmarkStart w:id="49" w:name="_Toc231753095"/>
             <w:proofErr w:type="spellStart"/>
             <w:r>
               <w:rPr>
@@ -18515,6 +21383,7 @@
               </w:rPr>
               <w:t>.</w:t>
             </w:r>
+            <w:bookmarkEnd w:id="49"/>
           </w:p>
         </w:tc>
       </w:tr>
@@ -18535,6 +21404,7 @@
                 <w:szCs w:val="20"/>
               </w:rPr>
             </w:pPr>
+            <w:bookmarkStart w:id="50" w:name="_Toc231753096"/>
             <w:r>
               <w:rPr>
                 <w:rFonts w:ascii="Times New Roman" w:hAnsi="Times New Roman" w:cs="Times New Roman"/>
@@ -18544,11 +21414,12 @@
               </w:rPr>
               <w:t>2</w:t>
             </w:r>
+            <w:bookmarkEnd w:id="50"/>
           </w:p>
         </w:tc>
         <w:tc>
           <w:tcPr>
-            <w:tcW w:w="979" w:type="dxa"/>
+            <w:tcW w:w="1061" w:type="dxa"/>
           </w:tcPr>
           <w:p>
             <w:pPr>
@@ -18562,6 +21433,7 @@
                 <w:szCs w:val="20"/>
               </w:rPr>
             </w:pPr>
+            <w:bookmarkStart w:id="51" w:name="_Toc231753097"/>
             <w:r>
               <w:rPr>
                 <w:rFonts w:ascii="Times New Roman" w:hAnsi="Times New Roman" w:cs="Times New Roman"/>
@@ -18571,11 +21443,12 @@
               </w:rPr>
               <w:t>Glass</w:t>
             </w:r>
+            <w:bookmarkEnd w:id="51"/>
           </w:p>
         </w:tc>
         <w:tc>
           <w:tcPr>
-            <w:tcW w:w="891" w:type="dxa"/>
+            <w:tcW w:w="807" w:type="dxa"/>
           </w:tcPr>
           <w:p>
             <w:pPr>
@@ -18589,6 +21462,7 @@
                 <w:szCs w:val="20"/>
               </w:rPr>
             </w:pPr>
+            <w:bookmarkStart w:id="52" w:name="_Toc231753098"/>
             <w:r>
               <w:rPr>
                 <w:rFonts w:ascii="Times New Roman" w:hAnsi="Times New Roman" w:cs="Times New Roman"/>
@@ -18598,11 +21472,12 @@
               </w:rPr>
               <w:t>501</w:t>
             </w:r>
+            <w:bookmarkEnd w:id="52"/>
           </w:p>
         </w:tc>
         <w:tc>
           <w:tcPr>
-            <w:tcW w:w="892" w:type="dxa"/>
+            <w:tcW w:w="933" w:type="dxa"/>
           </w:tcPr>
           <w:p>
             <w:pPr>
@@ -18616,6 +21491,7 @@
                 <w:szCs w:val="20"/>
               </w:rPr>
             </w:pPr>
+            <w:bookmarkStart w:id="53" w:name="_Toc231753099"/>
             <w:r>
               <w:rPr>
                 <w:rFonts w:ascii="Times New Roman" w:hAnsi="Times New Roman" w:cs="Times New Roman"/>
@@ -18625,6 +21501,7 @@
               </w:rPr>
               <w:t>19,82%</w:t>
             </w:r>
+            <w:bookmarkEnd w:id="53"/>
           </w:p>
         </w:tc>
         <w:tc>
@@ -18643,6 +21520,7 @@
                 <w:szCs w:val="18"/>
               </w:rPr>
             </w:pPr>
+            <w:bookmarkStart w:id="54" w:name="_Toc231753100"/>
             <w:r>
               <w:rPr>
                 <w:rFonts w:ascii="Times New Roman" w:hAnsi="Times New Roman" w:cs="Times New Roman"/>
@@ -18652,11 +21530,12 @@
               </w:rPr>
               <w:t>RGB</w:t>
             </w:r>
+            <w:bookmarkEnd w:id="54"/>
           </w:p>
         </w:tc>
         <w:tc>
           <w:tcPr>
-            <w:tcW w:w="460" w:type="dxa"/>
+            <w:tcW w:w="846" w:type="dxa"/>
           </w:tcPr>
           <w:p>
             <w:pPr>
@@ -18670,6 +21549,7 @@
                 <w:szCs w:val="18"/>
               </w:rPr>
             </w:pPr>
+            <w:bookmarkStart w:id="55" w:name="_Toc231753101"/>
             <w:r>
               <w:rPr>
                 <w:rFonts w:ascii="Times New Roman" w:hAnsi="Times New Roman" w:cs="Times New Roman"/>
@@ -18679,11 +21559,12 @@
               </w:rPr>
               <w:t>512x384</w:t>
             </w:r>
+            <w:bookmarkEnd w:id="55"/>
           </w:p>
         </w:tc>
         <w:tc>
           <w:tcPr>
-            <w:tcW w:w="3118" w:type="dxa"/>
+            <w:tcW w:w="2693" w:type="dxa"/>
           </w:tcPr>
           <w:p>
             <w:pPr>
@@ -18696,6 +21577,7 @@
                 <w:szCs w:val="18"/>
               </w:rPr>
             </w:pPr>
+            <w:bookmarkStart w:id="56" w:name="_Toc231753102"/>
             <w:proofErr w:type="spellStart"/>
             <w:r>
               <w:rPr>
@@ -18816,6 +21698,7 @@
               </w:rPr>
               <w:t>.</w:t>
             </w:r>
+            <w:bookmarkEnd w:id="56"/>
           </w:p>
         </w:tc>
       </w:tr>
@@ -18836,6 +21719,7 @@
                 <w:szCs w:val="20"/>
               </w:rPr>
             </w:pPr>
+            <w:bookmarkStart w:id="57" w:name="_Toc231753103"/>
             <w:r>
               <w:rPr>
                 <w:rFonts w:ascii="Times New Roman" w:hAnsi="Times New Roman" w:cs="Times New Roman"/>
@@ -18845,11 +21729,12 @@
               </w:rPr>
               <w:t>3</w:t>
             </w:r>
+            <w:bookmarkEnd w:id="57"/>
           </w:p>
         </w:tc>
         <w:tc>
           <w:tcPr>
-            <w:tcW w:w="979" w:type="dxa"/>
+            <w:tcW w:w="1061" w:type="dxa"/>
           </w:tcPr>
           <w:p>
             <w:pPr>
@@ -18863,6 +21748,7 @@
                 <w:szCs w:val="20"/>
               </w:rPr>
             </w:pPr>
+            <w:bookmarkStart w:id="58" w:name="_Toc231753104"/>
             <w:r>
               <w:rPr>
                 <w:rFonts w:ascii="Times New Roman" w:hAnsi="Times New Roman" w:cs="Times New Roman"/>
@@ -18872,11 +21758,12 @@
               </w:rPr>
               <w:t>Metal</w:t>
             </w:r>
+            <w:bookmarkEnd w:id="58"/>
           </w:p>
         </w:tc>
         <w:tc>
           <w:tcPr>
-            <w:tcW w:w="891" w:type="dxa"/>
+            <w:tcW w:w="807" w:type="dxa"/>
           </w:tcPr>
           <w:p>
             <w:pPr>
@@ -18890,6 +21777,7 @@
                 <w:szCs w:val="20"/>
               </w:rPr>
             </w:pPr>
+            <w:bookmarkStart w:id="59" w:name="_Toc231753105"/>
             <w:r>
               <w:rPr>
                 <w:rFonts w:ascii="Times New Roman" w:hAnsi="Times New Roman" w:cs="Times New Roman"/>
@@ -18899,11 +21787,12 @@
               </w:rPr>
               <w:t>410</w:t>
             </w:r>
+            <w:bookmarkEnd w:id="59"/>
           </w:p>
         </w:tc>
         <w:tc>
           <w:tcPr>
-            <w:tcW w:w="892" w:type="dxa"/>
+            <w:tcW w:w="933" w:type="dxa"/>
           </w:tcPr>
           <w:p>
             <w:pPr>
@@ -18917,6 +21806,7 @@
                 <w:szCs w:val="20"/>
               </w:rPr>
             </w:pPr>
+            <w:bookmarkStart w:id="60" w:name="_Toc231753106"/>
             <w:r>
               <w:rPr>
                 <w:rFonts w:ascii="Times New Roman" w:hAnsi="Times New Roman" w:cs="Times New Roman"/>
@@ -18926,6 +21816,7 @@
               </w:rPr>
               <w:t>16,22%</w:t>
             </w:r>
+            <w:bookmarkEnd w:id="60"/>
           </w:p>
         </w:tc>
         <w:tc>
@@ -18944,6 +21835,7 @@
                 <w:szCs w:val="18"/>
               </w:rPr>
             </w:pPr>
+            <w:bookmarkStart w:id="61" w:name="_Toc231753107"/>
             <w:r>
               <w:rPr>
                 <w:rFonts w:ascii="Times New Roman" w:hAnsi="Times New Roman" w:cs="Times New Roman"/>
@@ -18953,11 +21845,12 @@
               </w:rPr>
               <w:t>RGB</w:t>
             </w:r>
+            <w:bookmarkEnd w:id="61"/>
           </w:p>
         </w:tc>
         <w:tc>
           <w:tcPr>
-            <w:tcW w:w="460" w:type="dxa"/>
+            <w:tcW w:w="846" w:type="dxa"/>
           </w:tcPr>
           <w:p>
             <w:pPr>
@@ -18971,6 +21864,7 @@
                 <w:szCs w:val="18"/>
               </w:rPr>
             </w:pPr>
+            <w:bookmarkStart w:id="62" w:name="_Toc231753108"/>
             <w:r>
               <w:rPr>
                 <w:rFonts w:ascii="Times New Roman" w:hAnsi="Times New Roman" w:cs="Times New Roman"/>
@@ -18980,11 +21874,12 @@
               </w:rPr>
               <w:t>512x384</w:t>
             </w:r>
+            <w:bookmarkEnd w:id="62"/>
           </w:p>
         </w:tc>
         <w:tc>
           <w:tcPr>
-            <w:tcW w:w="3118" w:type="dxa"/>
+            <w:tcW w:w="2693" w:type="dxa"/>
           </w:tcPr>
           <w:p>
             <w:pPr>
@@ -18997,6 +21892,7 @@
                 <w:szCs w:val="18"/>
               </w:rPr>
             </w:pPr>
+            <w:bookmarkStart w:id="63" w:name="_Toc231753109"/>
             <w:proofErr w:type="spellStart"/>
             <w:r>
               <w:rPr>
@@ -19117,6 +22013,7 @@
               </w:rPr>
               <w:t>.</w:t>
             </w:r>
+            <w:bookmarkEnd w:id="63"/>
           </w:p>
         </w:tc>
       </w:tr>
@@ -19137,6 +22034,7 @@
                 <w:szCs w:val="20"/>
               </w:rPr>
             </w:pPr>
+            <w:bookmarkStart w:id="64" w:name="_Toc231753110"/>
             <w:r>
               <w:rPr>
                 <w:rFonts w:ascii="Times New Roman" w:hAnsi="Times New Roman" w:cs="Times New Roman"/>
@@ -19146,11 +22044,12 @@
               </w:rPr>
               <w:t>4</w:t>
             </w:r>
+            <w:bookmarkEnd w:id="64"/>
           </w:p>
         </w:tc>
         <w:tc>
           <w:tcPr>
-            <w:tcW w:w="979" w:type="dxa"/>
+            <w:tcW w:w="1061" w:type="dxa"/>
           </w:tcPr>
           <w:p>
             <w:pPr>
@@ -19164,6 +22063,7 @@
                 <w:szCs w:val="20"/>
               </w:rPr>
             </w:pPr>
+            <w:bookmarkStart w:id="65" w:name="_Toc231753111"/>
             <w:r>
               <w:rPr>
                 <w:rFonts w:ascii="Times New Roman" w:hAnsi="Times New Roman" w:cs="Times New Roman"/>
@@ -19173,11 +22073,12 @@
               </w:rPr>
               <w:t>Paper</w:t>
             </w:r>
+            <w:bookmarkEnd w:id="65"/>
           </w:p>
         </w:tc>
         <w:tc>
           <w:tcPr>
-            <w:tcW w:w="891" w:type="dxa"/>
+            <w:tcW w:w="807" w:type="dxa"/>
           </w:tcPr>
           <w:p>
             <w:pPr>
@@ -19191,6 +22092,7 @@
                 <w:szCs w:val="20"/>
               </w:rPr>
             </w:pPr>
+            <w:bookmarkStart w:id="66" w:name="_Toc231753112"/>
             <w:r>
               <w:rPr>
                 <w:rFonts w:ascii="Times New Roman" w:hAnsi="Times New Roman" w:cs="Times New Roman"/>
@@ -19200,11 +22102,12 @@
               </w:rPr>
               <w:t>594</w:t>
             </w:r>
+            <w:bookmarkEnd w:id="66"/>
           </w:p>
         </w:tc>
         <w:tc>
           <w:tcPr>
-            <w:tcW w:w="892" w:type="dxa"/>
+            <w:tcW w:w="933" w:type="dxa"/>
           </w:tcPr>
           <w:p>
             <w:pPr>
@@ -19218,6 +22121,7 @@
                 <w:szCs w:val="20"/>
               </w:rPr>
             </w:pPr>
+            <w:bookmarkStart w:id="67" w:name="_Toc231753113"/>
             <w:r>
               <w:rPr>
                 <w:rFonts w:ascii="Times New Roman" w:hAnsi="Times New Roman" w:cs="Times New Roman"/>
@@ -19227,6 +22131,7 @@
               </w:rPr>
               <w:t>23,51%</w:t>
             </w:r>
+            <w:bookmarkEnd w:id="67"/>
           </w:p>
         </w:tc>
         <w:tc>
@@ -19245,6 +22150,7 @@
                 <w:szCs w:val="18"/>
               </w:rPr>
             </w:pPr>
+            <w:bookmarkStart w:id="68" w:name="_Toc231753114"/>
             <w:r>
               <w:rPr>
                 <w:rFonts w:ascii="Times New Roman" w:hAnsi="Times New Roman" w:cs="Times New Roman"/>
@@ -19254,11 +22160,12 @@
               </w:rPr>
               <w:t>RGB</w:t>
             </w:r>
+            <w:bookmarkEnd w:id="68"/>
           </w:p>
         </w:tc>
         <w:tc>
           <w:tcPr>
-            <w:tcW w:w="460" w:type="dxa"/>
+            <w:tcW w:w="846" w:type="dxa"/>
           </w:tcPr>
           <w:p>
             <w:pPr>
@@ -19272,6 +22179,7 @@
                 <w:szCs w:val="18"/>
               </w:rPr>
             </w:pPr>
+            <w:bookmarkStart w:id="69" w:name="_Toc231753115"/>
             <w:r>
               <w:rPr>
                 <w:rFonts w:ascii="Times New Roman" w:hAnsi="Times New Roman" w:cs="Times New Roman"/>
@@ -19281,11 +22189,12 @@
               </w:rPr>
               <w:t>512x384</w:t>
             </w:r>
+            <w:bookmarkEnd w:id="69"/>
           </w:p>
         </w:tc>
         <w:tc>
           <w:tcPr>
-            <w:tcW w:w="3118" w:type="dxa"/>
+            <w:tcW w:w="2693" w:type="dxa"/>
           </w:tcPr>
           <w:p>
             <w:pPr>
@@ -19298,6 +22207,7 @@
                 <w:szCs w:val="18"/>
               </w:rPr>
             </w:pPr>
+            <w:bookmarkStart w:id="70" w:name="_Toc231753116"/>
             <w:proofErr w:type="spellStart"/>
             <w:r>
               <w:rPr>
@@ -19438,6 +22348,7 @@
               </w:rPr>
               <w:t>.</w:t>
             </w:r>
+            <w:bookmarkEnd w:id="70"/>
           </w:p>
         </w:tc>
       </w:tr>
@@ -19458,6 +22369,7 @@
                 <w:szCs w:val="20"/>
               </w:rPr>
             </w:pPr>
+            <w:bookmarkStart w:id="71" w:name="_Toc231753117"/>
             <w:r>
               <w:rPr>
                 <w:rFonts w:ascii="Times New Roman" w:hAnsi="Times New Roman" w:cs="Times New Roman"/>
@@ -19467,11 +22379,12 @@
               </w:rPr>
               <w:t>5</w:t>
             </w:r>
+            <w:bookmarkEnd w:id="71"/>
           </w:p>
         </w:tc>
         <w:tc>
           <w:tcPr>
-            <w:tcW w:w="979" w:type="dxa"/>
+            <w:tcW w:w="1061" w:type="dxa"/>
           </w:tcPr>
           <w:p>
             <w:pPr>
@@ -19485,6 +22398,7 @@
                 <w:szCs w:val="20"/>
               </w:rPr>
             </w:pPr>
+            <w:bookmarkStart w:id="72" w:name="_Toc231753118"/>
             <w:r>
               <w:rPr>
                 <w:rFonts w:ascii="Times New Roman" w:hAnsi="Times New Roman" w:cs="Times New Roman"/>
@@ -19494,11 +22408,12 @@
               </w:rPr>
               <w:t>Plastic</w:t>
             </w:r>
+            <w:bookmarkEnd w:id="72"/>
           </w:p>
         </w:tc>
         <w:tc>
           <w:tcPr>
-            <w:tcW w:w="891" w:type="dxa"/>
+            <w:tcW w:w="807" w:type="dxa"/>
           </w:tcPr>
           <w:p>
             <w:pPr>
@@ -19512,6 +22427,7 @@
                 <w:szCs w:val="20"/>
               </w:rPr>
             </w:pPr>
+            <w:bookmarkStart w:id="73" w:name="_Toc231753119"/>
             <w:r>
               <w:rPr>
                 <w:rFonts w:ascii="Times New Roman" w:hAnsi="Times New Roman" w:cs="Times New Roman"/>
@@ -19521,11 +22437,12 @@
               </w:rPr>
               <w:t>482</w:t>
             </w:r>
+            <w:bookmarkEnd w:id="73"/>
           </w:p>
         </w:tc>
         <w:tc>
           <w:tcPr>
-            <w:tcW w:w="892" w:type="dxa"/>
+            <w:tcW w:w="933" w:type="dxa"/>
           </w:tcPr>
           <w:p>
             <w:pPr>
@@ -19539,6 +22456,7 @@
                 <w:szCs w:val="20"/>
               </w:rPr>
             </w:pPr>
+            <w:bookmarkStart w:id="74" w:name="_Toc231753120"/>
             <w:r>
               <w:rPr>
                 <w:rFonts w:ascii="Times New Roman" w:hAnsi="Times New Roman" w:cs="Times New Roman"/>
@@ -19548,6 +22466,7 @@
               </w:rPr>
               <w:t>19,07%</w:t>
             </w:r>
+            <w:bookmarkEnd w:id="74"/>
           </w:p>
         </w:tc>
         <w:tc>
@@ -19566,6 +22485,7 @@
                 <w:szCs w:val="18"/>
               </w:rPr>
             </w:pPr>
+            <w:bookmarkStart w:id="75" w:name="_Toc231753121"/>
             <w:r>
               <w:rPr>
                 <w:rFonts w:ascii="Times New Roman" w:hAnsi="Times New Roman" w:cs="Times New Roman"/>
@@ -19575,11 +22495,12 @@
               </w:rPr>
               <w:t>RGB</w:t>
             </w:r>
+            <w:bookmarkEnd w:id="75"/>
           </w:p>
         </w:tc>
         <w:tc>
           <w:tcPr>
-            <w:tcW w:w="460" w:type="dxa"/>
+            <w:tcW w:w="846" w:type="dxa"/>
           </w:tcPr>
           <w:p>
             <w:pPr>
@@ -19593,6 +22514,7 @@
                 <w:szCs w:val="18"/>
               </w:rPr>
             </w:pPr>
+            <w:bookmarkStart w:id="76" w:name="_Toc231753122"/>
             <w:r>
               <w:rPr>
                 <w:rFonts w:ascii="Times New Roman" w:hAnsi="Times New Roman" w:cs="Times New Roman"/>
@@ -19602,11 +22524,12 @@
               </w:rPr>
               <w:t>512x384</w:t>
             </w:r>
+            <w:bookmarkEnd w:id="76"/>
           </w:p>
         </w:tc>
         <w:tc>
           <w:tcPr>
-            <w:tcW w:w="3118" w:type="dxa"/>
+            <w:tcW w:w="2693" w:type="dxa"/>
           </w:tcPr>
           <w:p>
             <w:pPr>
@@ -19619,6 +22542,7 @@
                 <w:szCs w:val="18"/>
               </w:rPr>
             </w:pPr>
+            <w:bookmarkStart w:id="77" w:name="_Toc231753123"/>
             <w:proofErr w:type="spellStart"/>
             <w:r>
               <w:rPr>
@@ -19719,6 +22643,7 @@
               </w:rPr>
               <w:t>.</w:t>
             </w:r>
+            <w:bookmarkEnd w:id="77"/>
           </w:p>
         </w:tc>
       </w:tr>
@@ -19739,6 +22664,7 @@
                 <w:szCs w:val="20"/>
               </w:rPr>
             </w:pPr>
+            <w:bookmarkStart w:id="78" w:name="_Toc231753124"/>
             <w:r>
               <w:rPr>
                 <w:rFonts w:ascii="Times New Roman" w:hAnsi="Times New Roman" w:cs="Times New Roman"/>
@@ -19748,11 +22674,12 @@
               </w:rPr>
               <w:t>6</w:t>
             </w:r>
+            <w:bookmarkEnd w:id="78"/>
           </w:p>
         </w:tc>
         <w:tc>
           <w:tcPr>
-            <w:tcW w:w="979" w:type="dxa"/>
+            <w:tcW w:w="1061" w:type="dxa"/>
           </w:tcPr>
           <w:p>
             <w:pPr>
@@ -19766,6 +22693,7 @@
                 <w:szCs w:val="20"/>
               </w:rPr>
             </w:pPr>
+            <w:bookmarkStart w:id="79" w:name="_Toc231753125"/>
             <w:r>
               <w:rPr>
                 <w:rFonts w:ascii="Times New Roman" w:hAnsi="Times New Roman" w:cs="Times New Roman"/>
@@ -19775,11 +22703,12 @@
               </w:rPr>
               <w:t>Trash</w:t>
             </w:r>
+            <w:bookmarkEnd w:id="79"/>
           </w:p>
         </w:tc>
         <w:tc>
           <w:tcPr>
-            <w:tcW w:w="891" w:type="dxa"/>
+            <w:tcW w:w="807" w:type="dxa"/>
           </w:tcPr>
           <w:p>
             <w:pPr>
@@ -19793,6 +22722,7 @@
                 <w:szCs w:val="20"/>
               </w:rPr>
             </w:pPr>
+            <w:bookmarkStart w:id="80" w:name="_Toc231753126"/>
             <w:r>
               <w:rPr>
                 <w:rFonts w:ascii="Times New Roman" w:hAnsi="Times New Roman" w:cs="Times New Roman"/>
@@ -19802,11 +22732,12 @@
               </w:rPr>
               <w:t>137</w:t>
             </w:r>
+            <w:bookmarkEnd w:id="80"/>
           </w:p>
         </w:tc>
         <w:tc>
           <w:tcPr>
-            <w:tcW w:w="892" w:type="dxa"/>
+            <w:tcW w:w="933" w:type="dxa"/>
           </w:tcPr>
           <w:p>
             <w:pPr>
@@ -19820,6 +22751,7 @@
                 <w:szCs w:val="20"/>
               </w:rPr>
             </w:pPr>
+            <w:bookmarkStart w:id="81" w:name="_Toc231753127"/>
             <w:r>
               <w:rPr>
                 <w:rFonts w:ascii="Times New Roman" w:hAnsi="Times New Roman" w:cs="Times New Roman"/>
@@ -19829,6 +22761,7 @@
               </w:rPr>
               <w:t>5,43%</w:t>
             </w:r>
+            <w:bookmarkEnd w:id="81"/>
           </w:p>
         </w:tc>
         <w:tc>
@@ -19847,6 +22780,7 @@
                 <w:szCs w:val="18"/>
               </w:rPr>
             </w:pPr>
+            <w:bookmarkStart w:id="82" w:name="_Toc231753128"/>
             <w:r>
               <w:rPr>
                 <w:rFonts w:ascii="Times New Roman" w:hAnsi="Times New Roman" w:cs="Times New Roman"/>
@@ -19856,11 +22790,12 @@
               </w:rPr>
               <w:t>RGB</w:t>
             </w:r>
+            <w:bookmarkEnd w:id="82"/>
           </w:p>
         </w:tc>
         <w:tc>
           <w:tcPr>
-            <w:tcW w:w="460" w:type="dxa"/>
+            <w:tcW w:w="846" w:type="dxa"/>
           </w:tcPr>
           <w:p>
             <w:pPr>
@@ -19874,6 +22809,7 @@
                 <w:szCs w:val="18"/>
               </w:rPr>
             </w:pPr>
+            <w:bookmarkStart w:id="83" w:name="_Toc231753129"/>
             <w:r>
               <w:rPr>
                 <w:rFonts w:ascii="Times New Roman" w:hAnsi="Times New Roman" w:cs="Times New Roman"/>
@@ -19883,11 +22819,12 @@
               </w:rPr>
               <w:t>512x384</w:t>
             </w:r>
+            <w:bookmarkEnd w:id="83"/>
           </w:p>
         </w:tc>
         <w:tc>
           <w:tcPr>
-            <w:tcW w:w="3118" w:type="dxa"/>
+            <w:tcW w:w="2693" w:type="dxa"/>
           </w:tcPr>
           <w:p>
             <w:pPr>
@@ -19900,6 +22837,7 @@
                 <w:szCs w:val="18"/>
               </w:rPr>
             </w:pPr>
+            <w:bookmarkStart w:id="84" w:name="_Toc231753130"/>
             <w:proofErr w:type="spellStart"/>
             <w:r>
               <w:rPr>
@@ -20000,6 +22938,7 @@
               </w:rPr>
               <w:t>.</w:t>
             </w:r>
+            <w:bookmarkEnd w:id="84"/>
           </w:p>
         </w:tc>
       </w:tr>
@@ -20020,6 +22959,7 @@
                 <w:szCs w:val="20"/>
               </w:rPr>
             </w:pPr>
+            <w:bookmarkStart w:id="85" w:name="_Toc231753131"/>
             <w:r>
               <w:rPr>
                 <w:rFonts w:ascii="Times New Roman" w:hAnsi="Times New Roman" w:cs="Times New Roman"/>
@@ -20029,11 +22969,12 @@
               </w:rPr>
               <w:t>7</w:t>
             </w:r>
+            <w:bookmarkEnd w:id="85"/>
           </w:p>
         </w:tc>
         <w:tc>
           <w:tcPr>
-            <w:tcW w:w="979" w:type="dxa"/>
+            <w:tcW w:w="1061" w:type="dxa"/>
           </w:tcPr>
           <w:p>
             <w:pPr>
@@ -20047,6 +22988,7 @@
                 <w:szCs w:val="20"/>
               </w:rPr>
             </w:pPr>
+            <w:bookmarkStart w:id="86" w:name="_Toc231753132"/>
             <w:r>
               <w:rPr>
                 <w:rFonts w:ascii="Times New Roman" w:hAnsi="Times New Roman" w:cs="Times New Roman"/>
@@ -20056,11 +22998,12 @@
               </w:rPr>
               <w:t>Total</w:t>
             </w:r>
+            <w:bookmarkEnd w:id="86"/>
           </w:p>
         </w:tc>
         <w:tc>
           <w:tcPr>
-            <w:tcW w:w="891" w:type="dxa"/>
+            <w:tcW w:w="807" w:type="dxa"/>
           </w:tcPr>
           <w:p>
             <w:pPr>
@@ -20074,6 +23017,7 @@
                 <w:szCs w:val="20"/>
               </w:rPr>
             </w:pPr>
+            <w:bookmarkStart w:id="87" w:name="_Toc231753133"/>
             <w:r>
               <w:rPr>
                 <w:rFonts w:ascii="Times New Roman" w:hAnsi="Times New Roman" w:cs="Times New Roman"/>
@@ -20083,11 +23027,12 @@
               </w:rPr>
               <w:t>2.527</w:t>
             </w:r>
+            <w:bookmarkEnd w:id="87"/>
           </w:p>
         </w:tc>
         <w:tc>
           <w:tcPr>
-            <w:tcW w:w="892" w:type="dxa"/>
+            <w:tcW w:w="933" w:type="dxa"/>
           </w:tcPr>
           <w:p>
             <w:pPr>
@@ -20101,6 +23046,7 @@
                 <w:szCs w:val="20"/>
               </w:rPr>
             </w:pPr>
+            <w:bookmarkStart w:id="88" w:name="_Toc231753134"/>
             <w:r>
               <w:rPr>
                 <w:rFonts w:ascii="Times New Roman" w:hAnsi="Times New Roman" w:cs="Times New Roman"/>
@@ -20110,6 +23056,7 @@
               </w:rPr>
               <w:t>100,00%</w:t>
             </w:r>
+            <w:bookmarkEnd w:id="88"/>
           </w:p>
         </w:tc>
         <w:tc>
@@ -20128,6 +23075,7 @@
                 <w:szCs w:val="18"/>
               </w:rPr>
             </w:pPr>
+            <w:bookmarkStart w:id="89" w:name="_Toc231753135"/>
             <w:r>
               <w:rPr>
                 <w:rFonts w:ascii="Times New Roman" w:hAnsi="Times New Roman" w:cs="Times New Roman"/>
@@ -20137,11 +23085,12 @@
               </w:rPr>
               <w:t>RGB</w:t>
             </w:r>
+            <w:bookmarkEnd w:id="89"/>
           </w:p>
         </w:tc>
         <w:tc>
           <w:tcPr>
-            <w:tcW w:w="460" w:type="dxa"/>
+            <w:tcW w:w="846" w:type="dxa"/>
           </w:tcPr>
           <w:p>
             <w:pPr>
@@ -20155,6 +23104,7 @@
                 <w:szCs w:val="18"/>
               </w:rPr>
             </w:pPr>
+            <w:bookmarkStart w:id="90" w:name="_Toc231753136"/>
             <w:r>
               <w:rPr>
                 <w:rFonts w:ascii="Times New Roman" w:hAnsi="Times New Roman" w:cs="Times New Roman"/>
@@ -20164,11 +23114,12 @@
               </w:rPr>
               <w:t>512x384</w:t>
             </w:r>
+            <w:bookmarkEnd w:id="90"/>
           </w:p>
         </w:tc>
         <w:tc>
           <w:tcPr>
-            <w:tcW w:w="3118" w:type="dxa"/>
+            <w:tcW w:w="2693" w:type="dxa"/>
           </w:tcPr>
           <w:p>
             <w:pPr>
@@ -20181,6 +23132,7 @@
                 <w:szCs w:val="18"/>
               </w:rPr>
             </w:pPr>
+            <w:bookmarkStart w:id="91" w:name="_Toc231753137"/>
             <w:r>
               <w:rPr>
                 <w:rFonts w:ascii="Times New Roman" w:hAnsi="Times New Roman" w:cs="Times New Roman"/>
@@ -20210,6 +23162,7 @@
               </w:rPr>
               <w:t>.</w:t>
             </w:r>
+            <w:bookmarkEnd w:id="91"/>
           </w:p>
         </w:tc>
       </w:tr>
@@ -20217,7 +23170,10 @@
     <w:p>
       <w:pPr>
         <w:pStyle w:val="Heading2"/>
-        <w:ind w:left="502"/>
+        <w:numPr>
+          <w:ilvl w:val="0"/>
+          <w:numId w:val="3"/>
+        </w:numPr>
         <w:rPr>
           <w:rFonts w:ascii="Times New Roman" w:hAnsi="Times New Roman" w:cs="Times New Roman"/>
           <w:b/>
@@ -20227,31 +23183,10 @@
           <w:szCs w:val="28"/>
         </w:rPr>
       </w:pPr>
-      <w:r>
-        <w:rPr>
-          <w:rFonts w:ascii="Times New Roman" w:hAnsi="Times New Roman" w:cs="Times New Roman"/>
-          <w:color w:val="000000" w:themeColor="text1"/>
-          <w:sz w:val="24"/>
-          <w:szCs w:val="24"/>
-        </w:rPr>
-        <w:t xml:space="preserve"> </w:t>
-      </w:r>
-      <w:r>
-        <w:rPr>
-          <w:rFonts w:ascii="Times New Roman" w:hAnsi="Times New Roman" w:cs="Times New Roman"/>
-          <w:sz w:val="24"/>
-          <w:szCs w:val="24"/>
-        </w:rPr>
-        <w:tab/>
-      </w:r>
-    </w:p>
-    <w:p>
-      <w:pPr>
-        <w:pStyle w:val="Heading2"/>
-        <w:numPr>
-          <w:ilvl w:val="0"/>
-          <w:numId w:val="3"/>
-        </w:numPr>
+      <w:bookmarkStart w:id="92" w:name="_Toc227788674"/>
+      <w:bookmarkStart w:id="93" w:name="_Toc231753138"/>
+      <w:proofErr w:type="spellStart"/>
+      <w:r>
         <w:rPr>
           <w:rFonts w:ascii="Times New Roman" w:hAnsi="Times New Roman" w:cs="Times New Roman"/>
           <w:b/>
@@ -20260,9 +23195,9 @@
           <w:sz w:val="28"/>
           <w:szCs w:val="28"/>
         </w:rPr>
-      </w:pPr>
-      <w:bookmarkStart w:id="13" w:name="_Toc227788674"/>
-      <w:proofErr w:type="spellStart"/>
+        <w:t>Tahapan</w:t>
+      </w:r>
+      <w:proofErr w:type="spellEnd"/>
       <w:r>
         <w:rPr>
           <w:rFonts w:ascii="Times New Roman" w:hAnsi="Times New Roman" w:cs="Times New Roman"/>
@@ -20272,9 +23207,9 @@
           <w:sz w:val="28"/>
           <w:szCs w:val="28"/>
         </w:rPr>
-        <w:t>Tahapan</w:t>
-      </w:r>
-      <w:proofErr w:type="spellEnd"/>
+        <w:t xml:space="preserve"> </w:t>
+      </w:r>
+      <w:proofErr w:type="spellStart"/>
       <w:r>
         <w:rPr>
           <w:rFonts w:ascii="Times New Roman" w:hAnsi="Times New Roman" w:cs="Times New Roman"/>
@@ -20284,9 +23219,9 @@
           <w:sz w:val="28"/>
           <w:szCs w:val="28"/>
         </w:rPr>
-        <w:t xml:space="preserve"> </w:t>
-      </w:r>
-      <w:proofErr w:type="spellStart"/>
+        <w:t>analisis</w:t>
+      </w:r>
+      <w:proofErr w:type="spellEnd"/>
       <w:r>
         <w:rPr>
           <w:rFonts w:ascii="Times New Roman" w:hAnsi="Times New Roman" w:cs="Times New Roman"/>
@@ -20296,21 +23231,10 @@
           <w:sz w:val="28"/>
           <w:szCs w:val="28"/>
         </w:rPr>
-        <w:t>analisis</w:t>
-      </w:r>
-      <w:proofErr w:type="spellEnd"/>
-      <w:r>
-        <w:rPr>
-          <w:rFonts w:ascii="Times New Roman" w:hAnsi="Times New Roman" w:cs="Times New Roman"/>
-          <w:b/>
-          <w:bCs/>
-          <w:color w:val="000000" w:themeColor="text1"/>
-          <w:sz w:val="28"/>
-          <w:szCs w:val="28"/>
-        </w:rPr>
         <w:t xml:space="preserve"> Data</w:t>
       </w:r>
-      <w:bookmarkEnd w:id="13"/>
+      <w:bookmarkEnd w:id="92"/>
+      <w:bookmarkEnd w:id="93"/>
     </w:p>
     <w:p>
       <w:pPr>
@@ -21742,6 +24666,7 @@
           <w:sz w:val="24"/>
           <w:szCs w:val="24"/>
         </w:rPr>
+        <w:lastRenderedPageBreak/>
         <w:t>kotak</w:t>
       </w:r>
       <w:proofErr w:type="spellEnd"/>
@@ -22263,7 +25188,8 @@
           <w:color w:val="000000" w:themeColor="text1"/>
         </w:rPr>
       </w:pPr>
-      <w:bookmarkStart w:id="14" w:name="_Toc227788675"/>
+      <w:bookmarkStart w:id="94" w:name="_Toc227788675"/>
+      <w:bookmarkStart w:id="95" w:name="_Toc231753139"/>
       <w:r>
         <w:rPr>
           <w:rFonts w:ascii="Times New Roman" w:hAnsi="Times New Roman" w:cs="Times New Roman"/>
@@ -22273,157 +25199,141 @@
         </w:rPr>
         <w:t>BAB IV</w:t>
       </w:r>
-      <w:bookmarkEnd w:id="14"/>
+      <w:bookmarkEnd w:id="94"/>
+      <w:bookmarkEnd w:id="95"/>
     </w:p>
     <w:p>
       <w:pPr>
         <w:pStyle w:val="Heading1"/>
-        <w:spacing w:before="0"/>
         <w:jc w:val="center"/>
         <w:rPr>
           <w:rFonts w:ascii="Times New Roman" w:hAnsi="Times New Roman" w:cs="Times New Roman"/>
           <w:b/>
           <w:bCs/>
-          <w:color w:val="000000" w:themeColor="text1"/>
+          <w:color w:val="auto"/>
         </w:rPr>
       </w:pPr>
-      <w:bookmarkStart w:id="15" w:name="_Toc227788676"/>
+      <w:bookmarkStart w:id="96" w:name="_Toc227788676"/>
+      <w:bookmarkStart w:id="97" w:name="_Toc231753140"/>
       <w:r>
         <w:rPr>
           <w:rFonts w:ascii="Times New Roman" w:hAnsi="Times New Roman" w:cs="Times New Roman"/>
           <w:b/>
           <w:bCs/>
-          <w:color w:val="000000" w:themeColor="text1"/>
+          <w:color w:val="auto"/>
         </w:rPr>
         <w:t>HASIL &amp; PEMBAHASAN</w:t>
       </w:r>
-      <w:bookmarkEnd w:id="15"/>
+      <w:bookmarkEnd w:id="96"/>
+      <w:bookmarkEnd w:id="97"/>
     </w:p>
     <w:p/>
     <w:p>
       <w:pPr>
-        <w:pStyle w:val="ListParagraph"/>
+        <w:pStyle w:val="Heading2"/>
         <w:numPr>
           <w:ilvl w:val="0"/>
-          <w:numId w:val="10"/>
+          <w:numId w:val="11"/>
         </w:numPr>
         <w:rPr>
           <w:rFonts w:ascii="Times New Roman" w:hAnsi="Times New Roman" w:cs="Times New Roman"/>
           <w:b/>
           <w:bCs/>
-          <w:sz w:val="28"/>
-          <w:szCs w:val="28"/>
+          <w:color w:val="000000" w:themeColor="text1"/>
         </w:rPr>
       </w:pPr>
+      <w:bookmarkStart w:id="98" w:name="_Toc231753141"/>
+      <w:proofErr w:type="spellStart"/>
       <w:r>
         <w:rPr>
           <w:rFonts w:ascii="Times New Roman" w:hAnsi="Times New Roman" w:cs="Times New Roman"/>
           <w:b/>
           <w:bCs/>
-          <w:sz w:val="28"/>
-          <w:szCs w:val="28"/>
-        </w:rPr>
-        <w:t xml:space="preserve"> </w:t>
-      </w:r>
-      <w:proofErr w:type="spellStart"/>
+          <w:color w:val="000000" w:themeColor="text1"/>
+        </w:rPr>
+        <w:t>Efek</w:t>
+      </w:r>
+      <w:proofErr w:type="spellEnd"/>
       <w:r>
         <w:rPr>
           <w:rFonts w:ascii="Times New Roman" w:hAnsi="Times New Roman" w:cs="Times New Roman"/>
           <w:b/>
           <w:bCs/>
-          <w:sz w:val="28"/>
-          <w:szCs w:val="28"/>
-        </w:rPr>
-        <w:t>Efek</w:t>
-      </w:r>
-      <w:proofErr w:type="spellEnd"/>
+          <w:color w:val="000000" w:themeColor="text1"/>
+        </w:rPr>
+        <w:t xml:space="preserve"> </w:t>
+      </w:r>
+      <w:proofErr w:type="spellStart"/>
       <w:r>
         <w:rPr>
           <w:rFonts w:ascii="Times New Roman" w:hAnsi="Times New Roman" w:cs="Times New Roman"/>
           <w:b/>
           <w:bCs/>
-          <w:sz w:val="28"/>
-          <w:szCs w:val="28"/>
-        </w:rPr>
-        <w:t xml:space="preserve"> </w:t>
-      </w:r>
-      <w:proofErr w:type="spellStart"/>
+          <w:color w:val="000000" w:themeColor="text1"/>
+        </w:rPr>
+        <w:t>Visualisasi</w:t>
+      </w:r>
+      <w:proofErr w:type="spellEnd"/>
       <w:r>
         <w:rPr>
           <w:rFonts w:ascii="Times New Roman" w:hAnsi="Times New Roman" w:cs="Times New Roman"/>
           <w:b/>
           <w:bCs/>
-          <w:sz w:val="28"/>
-          <w:szCs w:val="28"/>
-        </w:rPr>
-        <w:t>Visualisasi</w:t>
-      </w:r>
-      <w:proofErr w:type="spellEnd"/>
+          <w:color w:val="000000" w:themeColor="text1"/>
+        </w:rPr>
+        <w:t xml:space="preserve"> </w:t>
+      </w:r>
+      <w:proofErr w:type="spellStart"/>
       <w:r>
         <w:rPr>
           <w:rFonts w:ascii="Times New Roman" w:hAnsi="Times New Roman" w:cs="Times New Roman"/>
           <w:b/>
           <w:bCs/>
-          <w:sz w:val="28"/>
-          <w:szCs w:val="28"/>
-        </w:rPr>
-        <w:t xml:space="preserve"> </w:t>
-      </w:r>
-      <w:proofErr w:type="spellStart"/>
+          <w:color w:val="000000" w:themeColor="text1"/>
+        </w:rPr>
+        <w:t>Konversi</w:t>
+      </w:r>
+      <w:proofErr w:type="spellEnd"/>
       <w:r>
         <w:rPr>
           <w:rFonts w:ascii="Times New Roman" w:hAnsi="Times New Roman" w:cs="Times New Roman"/>
           <w:b/>
           <w:bCs/>
-          <w:sz w:val="28"/>
-          <w:szCs w:val="28"/>
-        </w:rPr>
-        <w:t>Konversi</w:t>
-      </w:r>
-      <w:proofErr w:type="spellEnd"/>
+          <w:color w:val="000000" w:themeColor="text1"/>
+        </w:rPr>
+        <w:t xml:space="preserve"> Grayscale dan </w:t>
+      </w:r>
+      <w:proofErr w:type="spellStart"/>
       <w:r>
         <w:rPr>
           <w:rFonts w:ascii="Times New Roman" w:hAnsi="Times New Roman" w:cs="Times New Roman"/>
           <w:b/>
           <w:bCs/>
-          <w:sz w:val="28"/>
-          <w:szCs w:val="28"/>
-        </w:rPr>
-        <w:t xml:space="preserve"> Grayscale dan </w:t>
-      </w:r>
-      <w:proofErr w:type="spellStart"/>
+          <w:color w:val="000000" w:themeColor="text1"/>
+        </w:rPr>
+        <w:t>Reduksi</w:t>
+      </w:r>
+      <w:proofErr w:type="spellEnd"/>
       <w:r>
         <w:rPr>
           <w:rFonts w:ascii="Times New Roman" w:hAnsi="Times New Roman" w:cs="Times New Roman"/>
           <w:b/>
           <w:bCs/>
-          <w:sz w:val="28"/>
-          <w:szCs w:val="28"/>
-        </w:rPr>
-        <w:t>Reduksi</w:t>
-      </w:r>
-      <w:proofErr w:type="spellEnd"/>
+          <w:color w:val="000000" w:themeColor="text1"/>
+        </w:rPr>
+        <w:t xml:space="preserve"> </w:t>
+      </w:r>
+      <w:proofErr w:type="spellStart"/>
       <w:r>
         <w:rPr>
           <w:rFonts w:ascii="Times New Roman" w:hAnsi="Times New Roman" w:cs="Times New Roman"/>
           <w:b/>
           <w:bCs/>
-          <w:sz w:val="28"/>
-          <w:szCs w:val="28"/>
-        </w:rPr>
-        <w:t xml:space="preserve"> </w:t>
-      </w:r>
-      <w:proofErr w:type="spellStart"/>
-      <w:r>
-        <w:rPr>
-          <w:rFonts w:ascii="Times New Roman" w:hAnsi="Times New Roman" w:cs="Times New Roman"/>
-          <w:b/>
-          <w:bCs/>
-          <w:sz w:val="28"/>
-          <w:szCs w:val="28"/>
+          <w:color w:val="000000" w:themeColor="text1"/>
         </w:rPr>
         <w:t>Piksel</w:t>
       </w:r>
+      <w:bookmarkEnd w:id="98"/>
       <w:proofErr w:type="spellEnd"/>
     </w:p>
     <w:p>
@@ -23224,129 +26134,111 @@
     </w:p>
     <w:p>
       <w:pPr>
-        <w:pStyle w:val="ListParagraph"/>
+        <w:pStyle w:val="Heading2"/>
         <w:numPr>
           <w:ilvl w:val="0"/>
-          <w:numId w:val="10"/>
+          <w:numId w:val="11"/>
         </w:numPr>
         <w:rPr>
           <w:rFonts w:ascii="Times New Roman" w:hAnsi="Times New Roman" w:cs="Times New Roman"/>
           <w:b/>
           <w:bCs/>
-          <w:sz w:val="28"/>
-          <w:szCs w:val="28"/>
+          <w:color w:val="000000" w:themeColor="text1"/>
         </w:rPr>
       </w:pPr>
+      <w:bookmarkStart w:id="99" w:name="_Toc231753142"/>
+      <w:proofErr w:type="spellStart"/>
       <w:r>
         <w:rPr>
           <w:rFonts w:ascii="Times New Roman" w:hAnsi="Times New Roman" w:cs="Times New Roman"/>
           <w:b/>
           <w:bCs/>
-          <w:sz w:val="28"/>
-          <w:szCs w:val="28"/>
-        </w:rPr>
-        <w:t xml:space="preserve"> </w:t>
-      </w:r>
-      <w:proofErr w:type="spellStart"/>
+          <w:color w:val="000000" w:themeColor="text1"/>
+        </w:rPr>
+        <w:t>Analisis</w:t>
+      </w:r>
+      <w:proofErr w:type="spellEnd"/>
       <w:r>
         <w:rPr>
           <w:rFonts w:ascii="Times New Roman" w:hAnsi="Times New Roman" w:cs="Times New Roman"/>
           <w:b/>
           <w:bCs/>
-          <w:sz w:val="28"/>
-          <w:szCs w:val="28"/>
-        </w:rPr>
-        <w:t>Analisis</w:t>
-      </w:r>
-      <w:proofErr w:type="spellEnd"/>
+          <w:color w:val="000000" w:themeColor="text1"/>
+        </w:rPr>
+        <w:t xml:space="preserve"> </w:t>
+      </w:r>
+      <w:proofErr w:type="spellStart"/>
       <w:r>
         <w:rPr>
           <w:rFonts w:ascii="Times New Roman" w:hAnsi="Times New Roman" w:cs="Times New Roman"/>
           <w:b/>
           <w:bCs/>
-          <w:sz w:val="28"/>
-          <w:szCs w:val="28"/>
-        </w:rPr>
-        <w:t xml:space="preserve"> </w:t>
-      </w:r>
-      <w:proofErr w:type="spellStart"/>
+          <w:color w:val="000000" w:themeColor="text1"/>
+        </w:rPr>
+        <w:t>Karakteristik</w:t>
+      </w:r>
+      <w:proofErr w:type="spellEnd"/>
       <w:r>
         <w:rPr>
           <w:rFonts w:ascii="Times New Roman" w:hAnsi="Times New Roman" w:cs="Times New Roman"/>
           <w:b/>
           <w:bCs/>
-          <w:sz w:val="28"/>
-          <w:szCs w:val="28"/>
-        </w:rPr>
-        <w:t>Karakteristik</w:t>
-      </w:r>
-      <w:proofErr w:type="spellEnd"/>
+          <w:color w:val="000000" w:themeColor="text1"/>
+        </w:rPr>
+        <w:t xml:space="preserve"> </w:t>
+      </w:r>
+      <w:proofErr w:type="spellStart"/>
       <w:r>
         <w:rPr>
           <w:rFonts w:ascii="Times New Roman" w:hAnsi="Times New Roman" w:cs="Times New Roman"/>
           <w:b/>
           <w:bCs/>
-          <w:sz w:val="28"/>
-          <w:szCs w:val="28"/>
-        </w:rPr>
-        <w:t xml:space="preserve"> </w:t>
-      </w:r>
-      <w:proofErr w:type="spellStart"/>
+          <w:color w:val="000000" w:themeColor="text1"/>
+        </w:rPr>
+        <w:t>Intensitas</w:t>
+      </w:r>
+      <w:proofErr w:type="spellEnd"/>
       <w:r>
         <w:rPr>
           <w:rFonts w:ascii="Times New Roman" w:hAnsi="Times New Roman" w:cs="Times New Roman"/>
           <w:b/>
           <w:bCs/>
-          <w:sz w:val="28"/>
-          <w:szCs w:val="28"/>
-        </w:rPr>
-        <w:t>Intensitas</w:t>
-      </w:r>
-      <w:proofErr w:type="spellEnd"/>
+          <w:color w:val="000000" w:themeColor="text1"/>
+        </w:rPr>
+        <w:t xml:space="preserve"> </w:t>
+      </w:r>
+      <w:proofErr w:type="spellStart"/>
+      <w:proofErr w:type="gramStart"/>
       <w:r>
         <w:rPr>
           <w:rFonts w:ascii="Times New Roman" w:hAnsi="Times New Roman" w:cs="Times New Roman"/>
           <w:b/>
           <w:bCs/>
-          <w:sz w:val="28"/>
-          <w:szCs w:val="28"/>
-        </w:rPr>
-        <w:t xml:space="preserve"> </w:t>
-      </w:r>
-      <w:proofErr w:type="spellStart"/>
-      <w:proofErr w:type="gramStart"/>
+          <w:color w:val="000000" w:themeColor="text1"/>
+        </w:rPr>
+        <w:t>melalui</w:t>
+      </w:r>
+      <w:proofErr w:type="spellEnd"/>
       <w:r>
         <w:rPr>
           <w:rFonts w:ascii="Times New Roman" w:hAnsi="Times New Roman" w:cs="Times New Roman"/>
           <w:b/>
           <w:bCs/>
-          <w:sz w:val="28"/>
-          <w:szCs w:val="28"/>
-        </w:rPr>
-        <w:t>melalui</w:t>
-      </w:r>
-      <w:proofErr w:type="spellEnd"/>
+          <w:color w:val="000000" w:themeColor="text1"/>
+        </w:rPr>
+        <w:t xml:space="preserve">  Histogram</w:t>
+      </w:r>
+      <w:proofErr w:type="gramEnd"/>
       <w:r>
         <w:rPr>
           <w:rFonts w:ascii="Times New Roman" w:hAnsi="Times New Roman" w:cs="Times New Roman"/>
           <w:b/>
           <w:bCs/>
-          <w:sz w:val="28"/>
-          <w:szCs w:val="28"/>
-        </w:rPr>
-        <w:t xml:space="preserve">  Histogram</w:t>
-      </w:r>
-      <w:proofErr w:type="gramEnd"/>
-      <w:r>
-        <w:rPr>
-          <w:rFonts w:ascii="Times New Roman" w:hAnsi="Times New Roman" w:cs="Times New Roman"/>
-          <w:b/>
-          <w:bCs/>
-          <w:sz w:val="28"/>
-          <w:szCs w:val="28"/>
+          <w:color w:val="000000" w:themeColor="text1"/>
         </w:rPr>
         <w:t xml:space="preserve"> Citra</w:t>
       </w:r>
+      <w:bookmarkEnd w:id="99"/>
     </w:p>
     <w:p>
       <w:pPr>
@@ -24207,136 +27099,117 @@
     </w:p>
     <w:p>
       <w:pPr>
-        <w:pStyle w:val="ListParagraph"/>
+        <w:pStyle w:val="Heading2"/>
         <w:numPr>
           <w:ilvl w:val="0"/>
-          <w:numId w:val="10"/>
+          <w:numId w:val="11"/>
         </w:numPr>
         <w:rPr>
           <w:rFonts w:ascii="Times New Roman" w:hAnsi="Times New Roman" w:cs="Times New Roman"/>
           <w:b/>
           <w:bCs/>
-          <w:sz w:val="28"/>
-          <w:szCs w:val="28"/>
+          <w:color w:val="000000" w:themeColor="text1"/>
         </w:rPr>
       </w:pPr>
+      <w:bookmarkStart w:id="100" w:name="_Toc231753143"/>
+      <w:proofErr w:type="spellStart"/>
       <w:r>
         <w:rPr>
           <w:rFonts w:ascii="Times New Roman" w:hAnsi="Times New Roman" w:cs="Times New Roman"/>
           <w:b/>
           <w:bCs/>
-          <w:sz w:val="28"/>
-          <w:szCs w:val="28"/>
-        </w:rPr>
-        <w:t xml:space="preserve"> </w:t>
-      </w:r>
-      <w:proofErr w:type="spellStart"/>
+          <w:color w:val="000000" w:themeColor="text1"/>
+        </w:rPr>
+        <w:t>Studi</w:t>
+      </w:r>
+      <w:proofErr w:type="spellEnd"/>
       <w:r>
         <w:rPr>
           <w:rFonts w:ascii="Times New Roman" w:hAnsi="Times New Roman" w:cs="Times New Roman"/>
           <w:b/>
           <w:bCs/>
-          <w:sz w:val="28"/>
-          <w:szCs w:val="28"/>
-        </w:rPr>
-        <w:t>Studi</w:t>
-      </w:r>
-      <w:proofErr w:type="spellEnd"/>
+          <w:color w:val="000000" w:themeColor="text1"/>
+        </w:rPr>
+        <w:t xml:space="preserve"> </w:t>
+      </w:r>
+      <w:proofErr w:type="spellStart"/>
       <w:r>
         <w:rPr>
           <w:rFonts w:ascii="Times New Roman" w:hAnsi="Times New Roman" w:cs="Times New Roman"/>
           <w:b/>
           <w:bCs/>
-          <w:sz w:val="28"/>
-          <w:szCs w:val="28"/>
-        </w:rPr>
-        <w:t xml:space="preserve"> </w:t>
-      </w:r>
-      <w:proofErr w:type="spellStart"/>
+          <w:color w:val="000000" w:themeColor="text1"/>
+        </w:rPr>
+        <w:t>Komparasi</w:t>
+      </w:r>
+      <w:proofErr w:type="spellEnd"/>
       <w:r>
         <w:rPr>
           <w:rFonts w:ascii="Times New Roman" w:hAnsi="Times New Roman" w:cs="Times New Roman"/>
           <w:b/>
           <w:bCs/>
-          <w:sz w:val="28"/>
-          <w:szCs w:val="28"/>
-        </w:rPr>
-        <w:t>Komparasi</w:t>
-      </w:r>
-      <w:proofErr w:type="spellEnd"/>
+          <w:color w:val="000000" w:themeColor="text1"/>
+        </w:rPr>
+        <w:t xml:space="preserve"> </w:t>
+      </w:r>
+      <w:proofErr w:type="spellStart"/>
       <w:r>
         <w:rPr>
           <w:rFonts w:ascii="Times New Roman" w:hAnsi="Times New Roman" w:cs="Times New Roman"/>
           <w:b/>
           <w:bCs/>
-          <w:sz w:val="28"/>
-          <w:szCs w:val="28"/>
-        </w:rPr>
-        <w:t xml:space="preserve"> </w:t>
-      </w:r>
-      <w:proofErr w:type="spellStart"/>
+          <w:color w:val="000000" w:themeColor="text1"/>
+        </w:rPr>
+        <w:t>Kinerja</w:t>
+      </w:r>
+      <w:proofErr w:type="spellEnd"/>
       <w:r>
         <w:rPr>
           <w:rFonts w:ascii="Times New Roman" w:hAnsi="Times New Roman" w:cs="Times New Roman"/>
           <w:b/>
           <w:bCs/>
-          <w:sz w:val="28"/>
-          <w:szCs w:val="28"/>
-        </w:rPr>
-        <w:t>Kinerja</w:t>
-      </w:r>
-      <w:proofErr w:type="spellEnd"/>
+          <w:color w:val="000000" w:themeColor="text1"/>
+        </w:rPr>
+        <w:t xml:space="preserve"> </w:t>
+      </w:r>
+      <w:proofErr w:type="spellStart"/>
       <w:r>
         <w:rPr>
           <w:rFonts w:ascii="Times New Roman" w:hAnsi="Times New Roman" w:cs="Times New Roman"/>
           <w:b/>
           <w:bCs/>
-          <w:sz w:val="28"/>
-          <w:szCs w:val="28"/>
-        </w:rPr>
-        <w:t xml:space="preserve"> </w:t>
-      </w:r>
-      <w:proofErr w:type="spellStart"/>
+          <w:color w:val="000000" w:themeColor="text1"/>
+        </w:rPr>
+        <w:t>Algoritma</w:t>
+      </w:r>
+      <w:proofErr w:type="spellEnd"/>
       <w:r>
         <w:rPr>
           <w:rFonts w:ascii="Times New Roman" w:hAnsi="Times New Roman" w:cs="Times New Roman"/>
           <w:b/>
           <w:bCs/>
-          <w:sz w:val="28"/>
-          <w:szCs w:val="28"/>
-        </w:rPr>
-        <w:t>Algoritma</w:t>
-      </w:r>
-      <w:proofErr w:type="spellEnd"/>
+          <w:color w:val="000000" w:themeColor="text1"/>
+        </w:rPr>
+        <w:t xml:space="preserve"> </w:t>
+      </w:r>
+      <w:proofErr w:type="spellStart"/>
       <w:r>
         <w:rPr>
           <w:rFonts w:ascii="Times New Roman" w:hAnsi="Times New Roman" w:cs="Times New Roman"/>
           <w:b/>
           <w:bCs/>
-          <w:sz w:val="28"/>
-          <w:szCs w:val="28"/>
-        </w:rPr>
-        <w:t xml:space="preserve"> </w:t>
-      </w:r>
-      <w:proofErr w:type="spellStart"/>
+          <w:color w:val="000000" w:themeColor="text1"/>
+        </w:rPr>
+        <w:t>Segmentasi</w:t>
+      </w:r>
+      <w:bookmarkEnd w:id="100"/>
+      <w:proofErr w:type="spellEnd"/>
       <w:r>
         <w:rPr>
           <w:rFonts w:ascii="Times New Roman" w:hAnsi="Times New Roman" w:cs="Times New Roman"/>
           <w:b/>
           <w:bCs/>
-          <w:sz w:val="28"/>
-          <w:szCs w:val="28"/>
-        </w:rPr>
-        <w:t>Segmentasi</w:t>
-      </w:r>
-      <w:proofErr w:type="spellEnd"/>
-      <w:r>
-        <w:rPr>
-          <w:rFonts w:ascii="Times New Roman" w:hAnsi="Times New Roman" w:cs="Times New Roman"/>
-          <w:b/>
-          <w:bCs/>
-          <w:sz w:val="28"/>
-          <w:szCs w:val="28"/>
+          <w:color w:val="000000" w:themeColor="text1"/>
         </w:rPr>
         <w:t xml:space="preserve"> </w:t>
       </w:r>
@@ -24998,7 +27871,6 @@
                 <w:sz w:val="24"/>
                 <w:szCs w:val="24"/>
               </w:rPr>
-              <w:lastRenderedPageBreak/>
               <w:t xml:space="preserve">Parameter </w:t>
             </w:r>
             <w:proofErr w:type="spellStart"/>
@@ -25312,6 +28184,7 @@
                 <w:sz w:val="24"/>
                 <w:szCs w:val="24"/>
               </w:rPr>
+              <w:lastRenderedPageBreak/>
               <w:t>tengah</w:t>
             </w:r>
             <w:proofErr w:type="spellEnd"/>
@@ -25383,6 +28256,7 @@
                 <w:sz w:val="24"/>
                 <w:szCs w:val="24"/>
               </w:rPr>
+              <w:lastRenderedPageBreak/>
               <w:t>Menganalisis</w:t>
             </w:r>
             <w:proofErr w:type="spellEnd"/>
@@ -25437,6 +28311,7 @@
                 <w:sz w:val="24"/>
                 <w:szCs w:val="24"/>
               </w:rPr>
+              <w:lastRenderedPageBreak/>
               <w:t>ambang</w:t>
             </w:r>
             <w:proofErr w:type="spellEnd"/>
@@ -25544,6 +28419,7 @@
                 <w:sz w:val="24"/>
                 <w:szCs w:val="24"/>
               </w:rPr>
+              <w:lastRenderedPageBreak/>
               <w:t>Menghitung</w:t>
             </w:r>
             <w:proofErr w:type="spellEnd"/>
@@ -25670,6 +28546,7 @@
                 <w:sz w:val="24"/>
                 <w:szCs w:val="24"/>
               </w:rPr>
+              <w:lastRenderedPageBreak/>
               <w:t>setiap</w:t>
             </w:r>
             <w:proofErr w:type="spellEnd"/>
@@ -25761,6 +28638,7 @@
                 <w:sz w:val="24"/>
                 <w:szCs w:val="24"/>
               </w:rPr>
+              <w:lastRenderedPageBreak/>
               <w:t>Kinerja</w:t>
             </w:r>
             <w:proofErr w:type="spellEnd"/>
@@ -28004,7 +30882,7 @@
                 <w:sz w:val="24"/>
                 <w:szCs w:val="24"/>
               </w:rPr>
-              <w:t xml:space="preserve"> (1-2 m</w:t>
+              <w:t xml:space="preserve"> (1-2 </w:t>
             </w:r>
             <w:proofErr w:type="spellStart"/>
             <w:r>
@@ -28013,7 +30891,7 @@
                 <w:sz w:val="24"/>
                 <w:szCs w:val="24"/>
               </w:rPr>
-              <w:t>ilidetik</w:t>
+              <w:t>milidetik</w:t>
             </w:r>
             <w:proofErr w:type="spellEnd"/>
             <w:r>
@@ -28165,7 +31043,7 @@
                 <w:sz w:val="24"/>
                 <w:szCs w:val="24"/>
               </w:rPr>
-              <w:t xml:space="preserve"> (3-5 m</w:t>
+              <w:t xml:space="preserve"> (3-5 </w:t>
             </w:r>
             <w:proofErr w:type="spellStart"/>
             <w:r>
@@ -28174,7 +31052,7 @@
                 <w:sz w:val="24"/>
                 <w:szCs w:val="24"/>
               </w:rPr>
-              <w:t>ilidetik</w:t>
+              <w:t>milidetik</w:t>
             </w:r>
             <w:proofErr w:type="spellEnd"/>
             <w:r>
@@ -28275,116 +31153,2536 @@
     <w:p>
       <w:pPr>
         <w:pStyle w:val="ListParagraph"/>
-        <w:numPr>
-          <w:ilvl w:val="0"/>
-          <w:numId w:val="10"/>
-        </w:numPr>
-        <w:rPr>
-          <w:rFonts w:ascii="Times New Roman" w:hAnsi="Times New Roman" w:cs="Times New Roman"/>
-          <w:b/>
-          <w:bCs/>
-          <w:sz w:val="28"/>
-          <w:szCs w:val="28"/>
+        <w:jc w:val="both"/>
+        <w:rPr>
+          <w:rFonts w:ascii="Times New Roman" w:hAnsi="Times New Roman" w:cs="Times New Roman"/>
+          <w:sz w:val="24"/>
+          <w:szCs w:val="24"/>
         </w:rPr>
       </w:pPr>
-      <w:r>
-        <w:rPr>
-          <w:rFonts w:ascii="Times New Roman" w:hAnsi="Times New Roman" w:cs="Times New Roman"/>
-          <w:b/>
-          <w:bCs/>
-          <w:sz w:val="28"/>
-          <w:szCs w:val="28"/>
-        </w:rPr>
-        <w:t xml:space="preserve"> </w:t>
-      </w:r>
-      <w:proofErr w:type="spellStart"/>
-      <w:r>
-        <w:rPr>
-          <w:rFonts w:ascii="Times New Roman" w:hAnsi="Times New Roman" w:cs="Times New Roman"/>
-          <w:b/>
-          <w:bCs/>
-          <w:sz w:val="28"/>
-          <w:szCs w:val="28"/>
-        </w:rPr>
-        <w:t>Evaluasi</w:t>
-      </w:r>
-      <w:proofErr w:type="spellEnd"/>
-      <w:r>
-        <w:rPr>
-          <w:rFonts w:ascii="Times New Roman" w:hAnsi="Times New Roman" w:cs="Times New Roman"/>
-          <w:b/>
-          <w:bCs/>
-          <w:sz w:val="28"/>
-          <w:szCs w:val="28"/>
-        </w:rPr>
-        <w:t xml:space="preserve"> </w:t>
-      </w:r>
-      <w:proofErr w:type="spellStart"/>
-      <w:r>
-        <w:rPr>
-          <w:rFonts w:ascii="Times New Roman" w:hAnsi="Times New Roman" w:cs="Times New Roman"/>
-          <w:b/>
-          <w:bCs/>
-          <w:sz w:val="28"/>
-          <w:szCs w:val="28"/>
-        </w:rPr>
-        <w:t>Akurasi</w:t>
-      </w:r>
-      <w:proofErr w:type="spellEnd"/>
-      <w:r>
-        <w:rPr>
-          <w:rFonts w:ascii="Times New Roman" w:hAnsi="Times New Roman" w:cs="Times New Roman"/>
-          <w:b/>
-          <w:bCs/>
-          <w:sz w:val="28"/>
-          <w:szCs w:val="28"/>
-        </w:rPr>
-        <w:t xml:space="preserve"> </w:t>
-      </w:r>
-      <w:proofErr w:type="spellStart"/>
-      <w:r>
-        <w:rPr>
-          <w:rFonts w:ascii="Times New Roman" w:hAnsi="Times New Roman" w:cs="Times New Roman"/>
-          <w:b/>
-          <w:bCs/>
-          <w:sz w:val="28"/>
-          <w:szCs w:val="28"/>
-        </w:rPr>
-        <w:t>Deteksi</w:t>
-      </w:r>
-      <w:proofErr w:type="spellEnd"/>
-      <w:r>
-        <w:rPr>
-          <w:rFonts w:ascii="Times New Roman" w:hAnsi="Times New Roman" w:cs="Times New Roman"/>
-          <w:b/>
-          <w:bCs/>
-          <w:sz w:val="28"/>
-          <w:szCs w:val="28"/>
-        </w:rPr>
-        <w:t xml:space="preserve"> </w:t>
-      </w:r>
-      <w:proofErr w:type="spellStart"/>
-      <w:r>
-        <w:rPr>
-          <w:rFonts w:ascii="Times New Roman" w:hAnsi="Times New Roman" w:cs="Times New Roman"/>
-          <w:b/>
-          <w:bCs/>
-          <w:sz w:val="28"/>
-          <w:szCs w:val="28"/>
-        </w:rPr>
-        <w:t>Spasial</w:t>
-      </w:r>
-      <w:proofErr w:type="spellEnd"/>
     </w:p>
     <w:p>
       <w:pPr>
         <w:pStyle w:val="ListParagraph"/>
-        <w:tabs>
-          <w:tab w:val="right" w:pos="8505"/>
-        </w:tabs>
-        <w:spacing w:after="0"/>
-        <w:ind w:left="1440"/>
         <w:jc w:val="both"/>
+        <w:rPr>
+          <w:rFonts w:ascii="Times New Roman" w:hAnsi="Times New Roman" w:cs="Times New Roman"/>
+          <w:sz w:val="24"/>
+          <w:szCs w:val="24"/>
+        </w:rPr>
+      </w:pPr>
+    </w:p>
+    <w:p>
+      <w:pPr>
+        <w:pStyle w:val="ListParagraph"/>
+        <w:jc w:val="both"/>
+        <w:rPr>
+          <w:rFonts w:ascii="Times New Roman" w:hAnsi="Times New Roman" w:cs="Times New Roman"/>
+          <w:sz w:val="24"/>
+          <w:szCs w:val="24"/>
+        </w:rPr>
+      </w:pPr>
+    </w:p>
+    <w:p>
+      <w:pPr>
+        <w:pStyle w:val="ListParagraph"/>
+        <w:jc w:val="both"/>
+        <w:rPr>
+          <w:rFonts w:ascii="Times New Roman" w:hAnsi="Times New Roman" w:cs="Times New Roman"/>
+          <w:sz w:val="24"/>
+          <w:szCs w:val="24"/>
+        </w:rPr>
+      </w:pPr>
+    </w:p>
+    <w:p>
+      <w:pPr>
+        <w:pStyle w:val="ListParagraph"/>
+        <w:jc w:val="both"/>
+        <w:rPr>
+          <w:rFonts w:ascii="Times New Roman" w:hAnsi="Times New Roman" w:cs="Times New Roman"/>
+          <w:sz w:val="24"/>
+          <w:szCs w:val="24"/>
+        </w:rPr>
+      </w:pPr>
+    </w:p>
+    <w:p>
+      <w:pPr>
+        <w:pStyle w:val="ListParagraph"/>
+        <w:jc w:val="both"/>
+        <w:rPr>
+          <w:rFonts w:ascii="Times New Roman" w:hAnsi="Times New Roman" w:cs="Times New Roman"/>
+          <w:sz w:val="24"/>
+          <w:szCs w:val="24"/>
+        </w:rPr>
+      </w:pPr>
+    </w:p>
+    <w:p>
+      <w:pPr>
+        <w:pStyle w:val="ListParagraph"/>
+        <w:jc w:val="both"/>
+        <w:rPr>
+          <w:rFonts w:ascii="Times New Roman" w:hAnsi="Times New Roman" w:cs="Times New Roman"/>
+          <w:sz w:val="24"/>
+          <w:szCs w:val="24"/>
+        </w:rPr>
+      </w:pPr>
+    </w:p>
+    <w:p>
+      <w:pPr>
+        <w:pStyle w:val="ListParagraph"/>
+        <w:jc w:val="both"/>
+        <w:rPr>
+          <w:rFonts w:ascii="Times New Roman" w:hAnsi="Times New Roman" w:cs="Times New Roman"/>
+          <w:sz w:val="24"/>
+          <w:szCs w:val="24"/>
+        </w:rPr>
+      </w:pPr>
+    </w:p>
+    <w:p>
+      <w:pPr>
+        <w:pStyle w:val="Heading2"/>
+        <w:numPr>
+          <w:ilvl w:val="0"/>
+          <w:numId w:val="14"/>
+        </w:numPr>
+        <w:rPr>
+          <w:rFonts w:ascii="Times New Roman" w:hAnsi="Times New Roman" w:cs="Times New Roman"/>
+          <w:b/>
+          <w:bCs/>
+          <w:color w:val="000000" w:themeColor="text1"/>
+        </w:rPr>
+      </w:pPr>
+      <w:bookmarkStart w:id="101" w:name="_Toc231753144"/>
+      <w:proofErr w:type="spellStart"/>
+      <w:r>
+        <w:rPr>
+          <w:rFonts w:ascii="Times New Roman" w:hAnsi="Times New Roman" w:cs="Times New Roman"/>
+          <w:b/>
+          <w:bCs/>
+          <w:color w:val="000000" w:themeColor="text1"/>
+        </w:rPr>
+        <w:lastRenderedPageBreak/>
+        <w:t>Evaluasi</w:t>
+      </w:r>
+      <w:proofErr w:type="spellEnd"/>
+      <w:r>
+        <w:rPr>
+          <w:rFonts w:ascii="Times New Roman" w:hAnsi="Times New Roman" w:cs="Times New Roman"/>
+          <w:b/>
+          <w:bCs/>
+          <w:color w:val="000000" w:themeColor="text1"/>
+        </w:rPr>
+        <w:t xml:space="preserve"> </w:t>
+      </w:r>
+      <w:proofErr w:type="spellStart"/>
+      <w:r>
+        <w:rPr>
+          <w:rFonts w:ascii="Times New Roman" w:hAnsi="Times New Roman" w:cs="Times New Roman"/>
+          <w:b/>
+          <w:bCs/>
+          <w:color w:val="000000" w:themeColor="text1"/>
+        </w:rPr>
+        <w:t>Akurasi</w:t>
+      </w:r>
+      <w:proofErr w:type="spellEnd"/>
+      <w:r>
+        <w:rPr>
+          <w:rFonts w:ascii="Times New Roman" w:hAnsi="Times New Roman" w:cs="Times New Roman"/>
+          <w:b/>
+          <w:bCs/>
+          <w:color w:val="000000" w:themeColor="text1"/>
+        </w:rPr>
+        <w:t xml:space="preserve"> </w:t>
+      </w:r>
+      <w:proofErr w:type="spellStart"/>
+      <w:r>
+        <w:rPr>
+          <w:rFonts w:ascii="Times New Roman" w:hAnsi="Times New Roman" w:cs="Times New Roman"/>
+          <w:b/>
+          <w:bCs/>
+          <w:color w:val="000000" w:themeColor="text1"/>
+        </w:rPr>
+        <w:t>Deteksi</w:t>
+      </w:r>
+      <w:proofErr w:type="spellEnd"/>
+      <w:r>
+        <w:rPr>
+          <w:rFonts w:ascii="Times New Roman" w:hAnsi="Times New Roman" w:cs="Times New Roman"/>
+          <w:b/>
+          <w:bCs/>
+          <w:color w:val="000000" w:themeColor="text1"/>
+        </w:rPr>
+        <w:t xml:space="preserve"> </w:t>
+      </w:r>
+      <w:proofErr w:type="spellStart"/>
+      <w:r>
+        <w:rPr>
+          <w:rFonts w:ascii="Times New Roman" w:hAnsi="Times New Roman" w:cs="Times New Roman"/>
+          <w:b/>
+          <w:bCs/>
+          <w:color w:val="000000" w:themeColor="text1"/>
+        </w:rPr>
+        <w:t>Spasial</w:t>
+      </w:r>
+      <w:bookmarkEnd w:id="101"/>
+      <w:proofErr w:type="spellEnd"/>
+    </w:p>
+    <w:p>
+      <w:pPr>
+        <w:ind w:left="720"/>
+        <w:rPr>
+          <w:rFonts w:ascii="Times New Roman" w:hAnsi="Times New Roman" w:cs="Times New Roman"/>
+          <w:sz w:val="24"/>
+          <w:szCs w:val="24"/>
+        </w:rPr>
+      </w:pPr>
+      <w:proofErr w:type="spellStart"/>
+      <w:r>
+        <w:rPr>
+          <w:rFonts w:ascii="Times New Roman" w:hAnsi="Times New Roman" w:cs="Times New Roman"/>
+          <w:sz w:val="24"/>
+          <w:szCs w:val="24"/>
+        </w:rPr>
+        <w:t>Untuk</w:t>
+      </w:r>
+      <w:proofErr w:type="spellEnd"/>
+      <w:r>
+        <w:rPr>
+          <w:rFonts w:ascii="Times New Roman" w:hAnsi="Times New Roman" w:cs="Times New Roman"/>
+          <w:sz w:val="24"/>
+          <w:szCs w:val="24"/>
+        </w:rPr>
+        <w:t xml:space="preserve"> </w:t>
+      </w:r>
+      <w:proofErr w:type="spellStart"/>
+      <w:r>
+        <w:rPr>
+          <w:rFonts w:ascii="Times New Roman" w:hAnsi="Times New Roman" w:cs="Times New Roman"/>
+          <w:sz w:val="24"/>
+          <w:szCs w:val="24"/>
+        </w:rPr>
+        <w:t>mengukur</w:t>
+      </w:r>
+      <w:proofErr w:type="spellEnd"/>
+      <w:r>
+        <w:rPr>
+          <w:rFonts w:ascii="Times New Roman" w:hAnsi="Times New Roman" w:cs="Times New Roman"/>
+          <w:sz w:val="24"/>
+          <w:szCs w:val="24"/>
+        </w:rPr>
+        <w:t xml:space="preserve"> </w:t>
+      </w:r>
+      <w:proofErr w:type="spellStart"/>
+      <w:r>
+        <w:rPr>
+          <w:rFonts w:ascii="Times New Roman" w:hAnsi="Times New Roman" w:cs="Times New Roman"/>
+          <w:sz w:val="24"/>
+          <w:szCs w:val="24"/>
+        </w:rPr>
+        <w:t>akurasi</w:t>
+      </w:r>
+      <w:proofErr w:type="spellEnd"/>
+      <w:r>
+        <w:rPr>
+          <w:rFonts w:ascii="Times New Roman" w:hAnsi="Times New Roman" w:cs="Times New Roman"/>
+          <w:sz w:val="24"/>
+          <w:szCs w:val="24"/>
+        </w:rPr>
+        <w:t xml:space="preserve"> </w:t>
+      </w:r>
+      <w:proofErr w:type="spellStart"/>
+      <w:r>
+        <w:rPr>
+          <w:rFonts w:ascii="Times New Roman" w:hAnsi="Times New Roman" w:cs="Times New Roman"/>
+          <w:sz w:val="24"/>
+          <w:szCs w:val="24"/>
+        </w:rPr>
+        <w:t>fungsionalitas</w:t>
+      </w:r>
+      <w:proofErr w:type="spellEnd"/>
+      <w:r>
+        <w:rPr>
+          <w:rFonts w:ascii="Times New Roman" w:hAnsi="Times New Roman" w:cs="Times New Roman"/>
+          <w:sz w:val="24"/>
+          <w:szCs w:val="24"/>
+        </w:rPr>
+        <w:t xml:space="preserve"> </w:t>
+      </w:r>
+      <w:proofErr w:type="spellStart"/>
+      <w:r>
+        <w:rPr>
+          <w:rFonts w:ascii="Times New Roman" w:hAnsi="Times New Roman" w:cs="Times New Roman"/>
+          <w:sz w:val="24"/>
+          <w:szCs w:val="24"/>
+        </w:rPr>
+        <w:t>sistem</w:t>
+      </w:r>
+      <w:proofErr w:type="spellEnd"/>
+      <w:r>
+        <w:rPr>
+          <w:rFonts w:ascii="Times New Roman" w:hAnsi="Times New Roman" w:cs="Times New Roman"/>
+          <w:sz w:val="24"/>
+          <w:szCs w:val="24"/>
+        </w:rPr>
+        <w:t xml:space="preserve"> </w:t>
+      </w:r>
+      <w:proofErr w:type="spellStart"/>
+      <w:r>
+        <w:rPr>
+          <w:rFonts w:ascii="Times New Roman" w:hAnsi="Times New Roman" w:cs="Times New Roman"/>
+          <w:sz w:val="24"/>
+          <w:szCs w:val="24"/>
+        </w:rPr>
+        <w:t>secara</w:t>
+      </w:r>
+      <w:proofErr w:type="spellEnd"/>
+      <w:r>
+        <w:rPr>
+          <w:rFonts w:ascii="Times New Roman" w:hAnsi="Times New Roman" w:cs="Times New Roman"/>
+          <w:sz w:val="24"/>
+          <w:szCs w:val="24"/>
+        </w:rPr>
+        <w:t xml:space="preserve"> </w:t>
+      </w:r>
+      <w:proofErr w:type="spellStart"/>
+      <w:r>
+        <w:rPr>
+          <w:rFonts w:ascii="Times New Roman" w:hAnsi="Times New Roman" w:cs="Times New Roman"/>
+          <w:sz w:val="24"/>
+          <w:szCs w:val="24"/>
+        </w:rPr>
+        <w:t>keseluruhan</w:t>
+      </w:r>
+      <w:proofErr w:type="spellEnd"/>
+      <w:r>
+        <w:rPr>
+          <w:rFonts w:ascii="Times New Roman" w:hAnsi="Times New Roman" w:cs="Times New Roman"/>
+          <w:sz w:val="24"/>
+          <w:szCs w:val="24"/>
+        </w:rPr>
+        <w:t xml:space="preserve">, di </w:t>
+      </w:r>
+      <w:proofErr w:type="spellStart"/>
+      <w:r>
+        <w:rPr>
+          <w:rFonts w:ascii="Times New Roman" w:hAnsi="Times New Roman" w:cs="Times New Roman"/>
+          <w:sz w:val="24"/>
+          <w:szCs w:val="24"/>
+        </w:rPr>
+        <w:t>implementasikan</w:t>
+      </w:r>
+      <w:proofErr w:type="spellEnd"/>
+      <w:r>
+        <w:rPr>
+          <w:rFonts w:ascii="Times New Roman" w:hAnsi="Times New Roman" w:cs="Times New Roman"/>
+          <w:sz w:val="24"/>
+          <w:szCs w:val="24"/>
+        </w:rPr>
+        <w:t xml:space="preserve"> </w:t>
+      </w:r>
+      <w:proofErr w:type="spellStart"/>
+      <w:r>
+        <w:rPr>
+          <w:rFonts w:ascii="Times New Roman" w:hAnsi="Times New Roman" w:cs="Times New Roman"/>
+          <w:sz w:val="24"/>
+          <w:szCs w:val="24"/>
+        </w:rPr>
+        <w:t>metrik</w:t>
+      </w:r>
+      <w:proofErr w:type="spellEnd"/>
+      <w:r>
+        <w:rPr>
+          <w:rFonts w:ascii="Times New Roman" w:hAnsi="Times New Roman" w:cs="Times New Roman"/>
+          <w:sz w:val="24"/>
+          <w:szCs w:val="24"/>
+        </w:rPr>
+        <w:t xml:space="preserve"> </w:t>
+      </w:r>
+      <w:proofErr w:type="spellStart"/>
+      <w:r>
+        <w:rPr>
+          <w:rFonts w:ascii="Times New Roman" w:hAnsi="Times New Roman" w:cs="Times New Roman"/>
+          <w:sz w:val="24"/>
+          <w:szCs w:val="24"/>
+        </w:rPr>
+        <w:t>evaluasi</w:t>
+      </w:r>
+      <w:proofErr w:type="spellEnd"/>
+      <w:r>
+        <w:rPr>
+          <w:rFonts w:ascii="Times New Roman" w:hAnsi="Times New Roman" w:cs="Times New Roman"/>
+          <w:sz w:val="24"/>
+          <w:szCs w:val="24"/>
+        </w:rPr>
+        <w:t xml:space="preserve"> </w:t>
+      </w:r>
+      <w:proofErr w:type="spellStart"/>
+      <w:r>
+        <w:rPr>
+          <w:rFonts w:ascii="Times New Roman" w:hAnsi="Times New Roman" w:cs="Times New Roman"/>
+          <w:sz w:val="24"/>
+          <w:szCs w:val="24"/>
+        </w:rPr>
+        <w:t>komputasional</w:t>
+      </w:r>
+      <w:proofErr w:type="spellEnd"/>
+      <w:r>
+        <w:rPr>
+          <w:rFonts w:ascii="Times New Roman" w:hAnsi="Times New Roman" w:cs="Times New Roman"/>
+          <w:sz w:val="24"/>
+          <w:szCs w:val="24"/>
+        </w:rPr>
+        <w:t xml:space="preserve"> </w:t>
+      </w:r>
+      <w:proofErr w:type="spellStart"/>
+      <w:r>
+        <w:rPr>
+          <w:rFonts w:ascii="Times New Roman" w:hAnsi="Times New Roman" w:cs="Times New Roman"/>
+          <w:sz w:val="24"/>
+          <w:szCs w:val="24"/>
+        </w:rPr>
+        <w:t>standar</w:t>
+      </w:r>
+      <w:proofErr w:type="spellEnd"/>
+      <w:r>
+        <w:rPr>
+          <w:rFonts w:ascii="Times New Roman" w:hAnsi="Times New Roman" w:cs="Times New Roman"/>
+          <w:sz w:val="24"/>
+          <w:szCs w:val="24"/>
+        </w:rPr>
+        <w:t xml:space="preserve"> pada </w:t>
+      </w:r>
+      <w:proofErr w:type="spellStart"/>
+      <w:r>
+        <w:rPr>
+          <w:rFonts w:ascii="Times New Roman" w:hAnsi="Times New Roman" w:cs="Times New Roman"/>
+          <w:sz w:val="24"/>
+          <w:szCs w:val="24"/>
+        </w:rPr>
+        <w:t>pengolahan</w:t>
+      </w:r>
+      <w:proofErr w:type="spellEnd"/>
+      <w:r>
+        <w:rPr>
+          <w:rFonts w:ascii="Times New Roman" w:hAnsi="Times New Roman" w:cs="Times New Roman"/>
+          <w:sz w:val="24"/>
+          <w:szCs w:val="24"/>
+        </w:rPr>
+        <w:t xml:space="preserve"> </w:t>
+      </w:r>
+      <w:proofErr w:type="spellStart"/>
+      <w:r>
+        <w:rPr>
+          <w:rFonts w:ascii="Times New Roman" w:hAnsi="Times New Roman" w:cs="Times New Roman"/>
+          <w:sz w:val="24"/>
+          <w:szCs w:val="24"/>
+        </w:rPr>
+        <w:t>citra</w:t>
+      </w:r>
+      <w:proofErr w:type="spellEnd"/>
+      <w:r>
+        <w:rPr>
+          <w:rFonts w:ascii="Times New Roman" w:hAnsi="Times New Roman" w:cs="Times New Roman"/>
+          <w:sz w:val="24"/>
+          <w:szCs w:val="24"/>
+        </w:rPr>
+        <w:t xml:space="preserve"> </w:t>
+      </w:r>
+      <w:proofErr w:type="spellStart"/>
+      <w:r>
+        <w:rPr>
+          <w:rFonts w:ascii="Times New Roman" w:hAnsi="Times New Roman" w:cs="Times New Roman"/>
+          <w:sz w:val="24"/>
+          <w:szCs w:val="24"/>
+        </w:rPr>
+        <w:t>Kinerja</w:t>
+      </w:r>
+      <w:proofErr w:type="spellEnd"/>
+      <w:r>
+        <w:rPr>
+          <w:rFonts w:ascii="Times New Roman" w:hAnsi="Times New Roman" w:cs="Times New Roman"/>
+          <w:sz w:val="24"/>
+          <w:szCs w:val="24"/>
+        </w:rPr>
+        <w:t xml:space="preserve"> </w:t>
+      </w:r>
+      <w:proofErr w:type="spellStart"/>
+      <w:r>
+        <w:rPr>
+          <w:rFonts w:ascii="Times New Roman" w:hAnsi="Times New Roman" w:cs="Times New Roman"/>
+          <w:sz w:val="24"/>
+          <w:szCs w:val="24"/>
+        </w:rPr>
+        <w:t>algoritma</w:t>
+      </w:r>
+      <w:proofErr w:type="spellEnd"/>
+      <w:r>
+        <w:rPr>
+          <w:rFonts w:ascii="Times New Roman" w:hAnsi="Times New Roman" w:cs="Times New Roman"/>
+          <w:sz w:val="24"/>
+          <w:szCs w:val="24"/>
+        </w:rPr>
+        <w:t xml:space="preserve"> thresholding </w:t>
+      </w:r>
+      <w:proofErr w:type="spellStart"/>
+      <w:r>
+        <w:rPr>
+          <w:rFonts w:ascii="Times New Roman" w:hAnsi="Times New Roman" w:cs="Times New Roman"/>
+          <w:sz w:val="24"/>
+          <w:szCs w:val="24"/>
+        </w:rPr>
+        <w:t>adaptif</w:t>
+      </w:r>
+      <w:proofErr w:type="spellEnd"/>
+      <w:r>
+        <w:rPr>
+          <w:rFonts w:ascii="Times New Roman" w:hAnsi="Times New Roman" w:cs="Times New Roman"/>
+          <w:sz w:val="24"/>
+          <w:szCs w:val="24"/>
+        </w:rPr>
+        <w:t xml:space="preserve"> yang </w:t>
+      </w:r>
+      <w:proofErr w:type="spellStart"/>
+      <w:r>
+        <w:rPr>
+          <w:rFonts w:ascii="Times New Roman" w:hAnsi="Times New Roman" w:cs="Times New Roman"/>
+          <w:sz w:val="24"/>
+          <w:szCs w:val="24"/>
+        </w:rPr>
+        <w:t>digabungkan</w:t>
+      </w:r>
+      <w:proofErr w:type="spellEnd"/>
+      <w:r>
+        <w:rPr>
+          <w:rFonts w:ascii="Times New Roman" w:hAnsi="Times New Roman" w:cs="Times New Roman"/>
+          <w:sz w:val="24"/>
+          <w:szCs w:val="24"/>
+        </w:rPr>
+        <w:t xml:space="preserve"> </w:t>
+      </w:r>
+      <w:proofErr w:type="spellStart"/>
+      <w:r>
+        <w:rPr>
+          <w:rFonts w:ascii="Times New Roman" w:hAnsi="Times New Roman" w:cs="Times New Roman"/>
+          <w:sz w:val="24"/>
+          <w:szCs w:val="24"/>
+        </w:rPr>
+        <w:t>dengan</w:t>
+      </w:r>
+      <w:proofErr w:type="spellEnd"/>
+      <w:r>
+        <w:rPr>
+          <w:rFonts w:ascii="Times New Roman" w:hAnsi="Times New Roman" w:cs="Times New Roman"/>
+          <w:sz w:val="24"/>
+          <w:szCs w:val="24"/>
+        </w:rPr>
+        <w:t xml:space="preserve"> </w:t>
+      </w:r>
+      <w:proofErr w:type="spellStart"/>
+      <w:r>
+        <w:rPr>
+          <w:rFonts w:ascii="Times New Roman" w:hAnsi="Times New Roman" w:cs="Times New Roman"/>
+          <w:sz w:val="24"/>
+          <w:szCs w:val="24"/>
+        </w:rPr>
+        <w:t>deteksi</w:t>
+      </w:r>
+      <w:proofErr w:type="spellEnd"/>
+      <w:r>
+        <w:rPr>
+          <w:rFonts w:ascii="Times New Roman" w:hAnsi="Times New Roman" w:cs="Times New Roman"/>
+          <w:sz w:val="24"/>
+          <w:szCs w:val="24"/>
+        </w:rPr>
+        <w:t xml:space="preserve"> </w:t>
+      </w:r>
+      <w:proofErr w:type="spellStart"/>
+      <w:r>
+        <w:rPr>
+          <w:rFonts w:ascii="Times New Roman" w:hAnsi="Times New Roman" w:cs="Times New Roman"/>
+          <w:sz w:val="24"/>
+          <w:szCs w:val="24"/>
+        </w:rPr>
+        <w:t>kontur</w:t>
+      </w:r>
+      <w:proofErr w:type="spellEnd"/>
+      <w:r>
+        <w:rPr>
+          <w:rFonts w:ascii="Times New Roman" w:hAnsi="Times New Roman" w:cs="Times New Roman"/>
+          <w:sz w:val="24"/>
+          <w:szCs w:val="24"/>
+        </w:rPr>
+        <w:t xml:space="preserve"> </w:t>
+      </w:r>
+      <w:proofErr w:type="spellStart"/>
+      <w:r>
+        <w:rPr>
+          <w:rFonts w:ascii="Times New Roman" w:hAnsi="Times New Roman" w:cs="Times New Roman"/>
+          <w:sz w:val="24"/>
+          <w:szCs w:val="24"/>
+        </w:rPr>
+        <w:t>divalidasi</w:t>
+      </w:r>
+      <w:proofErr w:type="spellEnd"/>
+      <w:r>
+        <w:rPr>
+          <w:rFonts w:ascii="Times New Roman" w:hAnsi="Times New Roman" w:cs="Times New Roman"/>
+          <w:sz w:val="24"/>
+          <w:szCs w:val="24"/>
+        </w:rPr>
+        <w:t xml:space="preserve"> </w:t>
+      </w:r>
+      <w:proofErr w:type="spellStart"/>
+      <w:r>
+        <w:rPr>
+          <w:rFonts w:ascii="Times New Roman" w:hAnsi="Times New Roman" w:cs="Times New Roman"/>
+          <w:sz w:val="24"/>
+          <w:szCs w:val="24"/>
+        </w:rPr>
+        <w:t>menggunakan</w:t>
+      </w:r>
+      <w:proofErr w:type="spellEnd"/>
+      <w:r>
+        <w:rPr>
+          <w:rFonts w:ascii="Times New Roman" w:hAnsi="Times New Roman" w:cs="Times New Roman"/>
+          <w:sz w:val="24"/>
+          <w:szCs w:val="24"/>
+        </w:rPr>
+        <w:t xml:space="preserve"> </w:t>
+      </w:r>
+      <w:proofErr w:type="spellStart"/>
+      <w:r>
+        <w:rPr>
+          <w:rFonts w:ascii="Times New Roman" w:hAnsi="Times New Roman" w:cs="Times New Roman"/>
+          <w:sz w:val="24"/>
+          <w:szCs w:val="24"/>
+        </w:rPr>
+        <w:t>sampel</w:t>
+      </w:r>
+      <w:proofErr w:type="spellEnd"/>
+      <w:r>
+        <w:rPr>
+          <w:rFonts w:ascii="Times New Roman" w:hAnsi="Times New Roman" w:cs="Times New Roman"/>
+          <w:sz w:val="24"/>
+          <w:szCs w:val="24"/>
+        </w:rPr>
+        <w:t xml:space="preserve"> uji </w:t>
+      </w:r>
+      <w:proofErr w:type="spellStart"/>
+      <w:r>
+        <w:rPr>
+          <w:rFonts w:ascii="Times New Roman" w:hAnsi="Times New Roman" w:cs="Times New Roman"/>
+          <w:sz w:val="24"/>
+          <w:szCs w:val="24"/>
+        </w:rPr>
+        <w:t>citra</w:t>
+      </w:r>
+      <w:proofErr w:type="spellEnd"/>
+      <w:r>
+        <w:rPr>
+          <w:rFonts w:ascii="Times New Roman" w:hAnsi="Times New Roman" w:cs="Times New Roman"/>
+          <w:sz w:val="24"/>
+          <w:szCs w:val="24"/>
+        </w:rPr>
+        <w:t xml:space="preserve"> </w:t>
+      </w:r>
+      <w:proofErr w:type="spellStart"/>
+      <w:r>
+        <w:rPr>
+          <w:rFonts w:ascii="Times New Roman" w:hAnsi="Times New Roman" w:cs="Times New Roman"/>
+          <w:sz w:val="24"/>
+          <w:szCs w:val="24"/>
+        </w:rPr>
+        <w:t>sampah</w:t>
+      </w:r>
+      <w:proofErr w:type="spellEnd"/>
+      <w:r>
+        <w:rPr>
+          <w:rFonts w:ascii="Times New Roman" w:hAnsi="Times New Roman" w:cs="Times New Roman"/>
+          <w:sz w:val="24"/>
+          <w:szCs w:val="24"/>
+        </w:rPr>
+        <w:t xml:space="preserve"> </w:t>
+      </w:r>
+      <w:proofErr w:type="spellStart"/>
+      <w:r>
+        <w:rPr>
+          <w:rFonts w:ascii="Times New Roman" w:hAnsi="Times New Roman" w:cs="Times New Roman"/>
+          <w:sz w:val="24"/>
+          <w:szCs w:val="24"/>
+        </w:rPr>
+        <w:t>plastik</w:t>
+      </w:r>
+      <w:proofErr w:type="spellEnd"/>
+      <w:r>
+        <w:rPr>
+          <w:rFonts w:ascii="Times New Roman" w:hAnsi="Times New Roman" w:cs="Times New Roman"/>
+          <w:sz w:val="24"/>
+          <w:szCs w:val="24"/>
+        </w:rPr>
+        <w:t xml:space="preserve"> </w:t>
+      </w:r>
+      <w:proofErr w:type="spellStart"/>
+      <w:r>
+        <w:rPr>
+          <w:rFonts w:ascii="Times New Roman" w:hAnsi="Times New Roman" w:cs="Times New Roman"/>
+          <w:sz w:val="24"/>
+          <w:szCs w:val="24"/>
+        </w:rPr>
+        <w:t>transparan</w:t>
+      </w:r>
+      <w:proofErr w:type="spellEnd"/>
+      <w:r>
+        <w:rPr>
+          <w:rFonts w:ascii="Times New Roman" w:hAnsi="Times New Roman" w:cs="Times New Roman"/>
+          <w:sz w:val="24"/>
+          <w:szCs w:val="24"/>
+        </w:rPr>
+        <w:t xml:space="preserve"> yang </w:t>
+      </w:r>
+      <w:proofErr w:type="spellStart"/>
+      <w:r>
+        <w:rPr>
+          <w:rFonts w:ascii="Times New Roman" w:hAnsi="Times New Roman" w:cs="Times New Roman"/>
+          <w:sz w:val="24"/>
+          <w:szCs w:val="24"/>
+        </w:rPr>
+        <w:t>diletakkan</w:t>
+      </w:r>
+      <w:proofErr w:type="spellEnd"/>
+      <w:r>
+        <w:rPr>
+          <w:rFonts w:ascii="Times New Roman" w:hAnsi="Times New Roman" w:cs="Times New Roman"/>
+          <w:sz w:val="24"/>
+          <w:szCs w:val="24"/>
+        </w:rPr>
+        <w:t xml:space="preserve"> pada </w:t>
+      </w:r>
+      <w:proofErr w:type="spellStart"/>
+      <w:r>
+        <w:rPr>
+          <w:rFonts w:ascii="Times New Roman" w:hAnsi="Times New Roman" w:cs="Times New Roman"/>
+          <w:sz w:val="24"/>
+          <w:szCs w:val="24"/>
+        </w:rPr>
+        <w:t>kondisi</w:t>
+      </w:r>
+      <w:proofErr w:type="spellEnd"/>
+      <w:r>
+        <w:rPr>
+          <w:rFonts w:ascii="Times New Roman" w:hAnsi="Times New Roman" w:cs="Times New Roman"/>
+          <w:sz w:val="24"/>
+          <w:szCs w:val="24"/>
+        </w:rPr>
+        <w:t xml:space="preserve"> </w:t>
+      </w:r>
+      <w:proofErr w:type="spellStart"/>
+      <w:r>
+        <w:rPr>
+          <w:rFonts w:ascii="Times New Roman" w:hAnsi="Times New Roman" w:cs="Times New Roman"/>
+          <w:sz w:val="24"/>
+          <w:szCs w:val="24"/>
+        </w:rPr>
+        <w:t>pencahayaan</w:t>
+      </w:r>
+      <w:proofErr w:type="spellEnd"/>
+      <w:r>
+        <w:rPr>
+          <w:rFonts w:ascii="Times New Roman" w:hAnsi="Times New Roman" w:cs="Times New Roman"/>
+          <w:sz w:val="24"/>
+          <w:szCs w:val="24"/>
+        </w:rPr>
+        <w:t xml:space="preserve"> </w:t>
+      </w:r>
+      <w:proofErr w:type="spellStart"/>
+      <w:r>
+        <w:rPr>
+          <w:rFonts w:ascii="Times New Roman" w:hAnsi="Times New Roman" w:cs="Times New Roman"/>
+          <w:sz w:val="24"/>
+          <w:szCs w:val="24"/>
+        </w:rPr>
+        <w:t>bervariasi</w:t>
+      </w:r>
+      <w:proofErr w:type="spellEnd"/>
+      <w:r>
+        <w:rPr>
+          <w:rFonts w:ascii="Times New Roman" w:hAnsi="Times New Roman" w:cs="Times New Roman"/>
+          <w:sz w:val="24"/>
+          <w:szCs w:val="24"/>
+        </w:rPr>
+        <w:t>.</w:t>
+      </w:r>
+    </w:p>
+    <w:p>
+      <w:pPr>
+        <w:ind w:left="720"/>
+        <w:rPr>
+          <w:rFonts w:ascii="Times New Roman" w:hAnsi="Times New Roman" w:cs="Times New Roman"/>
+          <w:sz w:val="24"/>
+          <w:szCs w:val="24"/>
+        </w:rPr>
+      </w:pPr>
+      <w:proofErr w:type="spellStart"/>
+      <w:r>
+        <w:rPr>
+          <w:rFonts w:ascii="Times New Roman" w:hAnsi="Times New Roman" w:cs="Times New Roman"/>
+          <w:sz w:val="24"/>
+          <w:szCs w:val="24"/>
+        </w:rPr>
+        <w:t>Berdasarkan</w:t>
+      </w:r>
+      <w:proofErr w:type="spellEnd"/>
+      <w:r>
+        <w:rPr>
+          <w:rFonts w:ascii="Times New Roman" w:hAnsi="Times New Roman" w:cs="Times New Roman"/>
+          <w:sz w:val="24"/>
+          <w:szCs w:val="24"/>
+        </w:rPr>
+        <w:t xml:space="preserve"> </w:t>
+      </w:r>
+      <w:proofErr w:type="spellStart"/>
+      <w:r>
+        <w:rPr>
+          <w:rFonts w:ascii="Times New Roman" w:hAnsi="Times New Roman" w:cs="Times New Roman"/>
+          <w:sz w:val="24"/>
+          <w:szCs w:val="24"/>
+        </w:rPr>
+        <w:t>hasil</w:t>
+      </w:r>
+      <w:proofErr w:type="spellEnd"/>
+      <w:r>
+        <w:rPr>
+          <w:rFonts w:ascii="Times New Roman" w:hAnsi="Times New Roman" w:cs="Times New Roman"/>
+          <w:sz w:val="24"/>
+          <w:szCs w:val="24"/>
+        </w:rPr>
+        <w:t xml:space="preserve"> </w:t>
+      </w:r>
+      <w:proofErr w:type="spellStart"/>
+      <w:r>
+        <w:rPr>
+          <w:rFonts w:ascii="Times New Roman" w:hAnsi="Times New Roman" w:cs="Times New Roman"/>
+          <w:sz w:val="24"/>
+          <w:szCs w:val="24"/>
+        </w:rPr>
+        <w:t>pengujian</w:t>
+      </w:r>
+      <w:proofErr w:type="spellEnd"/>
+      <w:r>
+        <w:rPr>
+          <w:rFonts w:ascii="Times New Roman" w:hAnsi="Times New Roman" w:cs="Times New Roman"/>
+          <w:sz w:val="24"/>
+          <w:szCs w:val="24"/>
+        </w:rPr>
+        <w:t xml:space="preserve"> </w:t>
+      </w:r>
+      <w:proofErr w:type="spellStart"/>
+      <w:r>
+        <w:rPr>
+          <w:rFonts w:ascii="Times New Roman" w:hAnsi="Times New Roman" w:cs="Times New Roman"/>
+          <w:sz w:val="24"/>
+          <w:szCs w:val="24"/>
+        </w:rPr>
+        <w:t>empiris</w:t>
+      </w:r>
+      <w:proofErr w:type="spellEnd"/>
+      <w:r>
+        <w:rPr>
+          <w:rFonts w:ascii="Times New Roman" w:hAnsi="Times New Roman" w:cs="Times New Roman"/>
+          <w:sz w:val="24"/>
+          <w:szCs w:val="24"/>
+        </w:rPr>
+        <w:t xml:space="preserve"> yang </w:t>
+      </w:r>
+      <w:proofErr w:type="spellStart"/>
+      <w:r>
+        <w:rPr>
+          <w:rFonts w:ascii="Times New Roman" w:hAnsi="Times New Roman" w:cs="Times New Roman"/>
+          <w:sz w:val="24"/>
+          <w:szCs w:val="24"/>
+        </w:rPr>
+        <w:t>merujuk</w:t>
+      </w:r>
+      <w:proofErr w:type="spellEnd"/>
+      <w:r>
+        <w:rPr>
+          <w:rFonts w:ascii="Times New Roman" w:hAnsi="Times New Roman" w:cs="Times New Roman"/>
+          <w:sz w:val="24"/>
+          <w:szCs w:val="24"/>
+        </w:rPr>
+        <w:t xml:space="preserve"> pada </w:t>
+      </w:r>
+      <w:proofErr w:type="spellStart"/>
+      <w:r>
+        <w:rPr>
+          <w:rFonts w:ascii="Times New Roman" w:hAnsi="Times New Roman" w:cs="Times New Roman"/>
+          <w:sz w:val="24"/>
+          <w:szCs w:val="24"/>
+        </w:rPr>
+        <w:t>literatur</w:t>
+      </w:r>
+      <w:proofErr w:type="spellEnd"/>
+      <w:r>
+        <w:rPr>
+          <w:rFonts w:ascii="Times New Roman" w:hAnsi="Times New Roman" w:cs="Times New Roman"/>
+          <w:sz w:val="24"/>
+          <w:szCs w:val="24"/>
+        </w:rPr>
+        <w:t xml:space="preserve"> </w:t>
+      </w:r>
+      <w:proofErr w:type="spellStart"/>
+      <w:r>
+        <w:rPr>
+          <w:rFonts w:ascii="Times New Roman" w:hAnsi="Times New Roman" w:cs="Times New Roman"/>
+          <w:sz w:val="24"/>
+          <w:szCs w:val="24"/>
+        </w:rPr>
+        <w:t>sampah</w:t>
+      </w:r>
+      <w:proofErr w:type="spellEnd"/>
+      <w:r>
+        <w:rPr>
+          <w:rFonts w:ascii="Times New Roman" w:hAnsi="Times New Roman" w:cs="Times New Roman"/>
+          <w:sz w:val="24"/>
+          <w:szCs w:val="24"/>
+        </w:rPr>
+        <w:t xml:space="preserve"> </w:t>
+      </w:r>
+      <w:proofErr w:type="spellStart"/>
+      <w:r>
+        <w:rPr>
+          <w:rFonts w:ascii="Times New Roman" w:hAnsi="Times New Roman" w:cs="Times New Roman"/>
+          <w:sz w:val="24"/>
+          <w:szCs w:val="24"/>
+        </w:rPr>
+        <w:t>berbasis</w:t>
+      </w:r>
+      <w:proofErr w:type="spellEnd"/>
+      <w:r>
+        <w:rPr>
+          <w:rFonts w:ascii="Times New Roman" w:hAnsi="Times New Roman" w:cs="Times New Roman"/>
+          <w:sz w:val="24"/>
+          <w:szCs w:val="24"/>
+        </w:rPr>
+        <w:t xml:space="preserve"> </w:t>
+      </w:r>
+      <w:proofErr w:type="spellStart"/>
+      <w:r>
+        <w:rPr>
+          <w:rFonts w:ascii="Times New Roman" w:hAnsi="Times New Roman" w:cs="Times New Roman"/>
+          <w:sz w:val="24"/>
+          <w:szCs w:val="24"/>
+        </w:rPr>
+        <w:t>opencv</w:t>
+      </w:r>
+      <w:proofErr w:type="spellEnd"/>
+      <w:r>
+        <w:rPr>
+          <w:rFonts w:ascii="Times New Roman" w:hAnsi="Times New Roman" w:cs="Times New Roman"/>
+          <w:sz w:val="24"/>
+          <w:szCs w:val="24"/>
+        </w:rPr>
+        <w:t xml:space="preserve">, </w:t>
+      </w:r>
+      <w:proofErr w:type="spellStart"/>
+      <w:r>
+        <w:rPr>
+          <w:rFonts w:ascii="Times New Roman" w:hAnsi="Times New Roman" w:cs="Times New Roman"/>
+          <w:sz w:val="24"/>
+          <w:szCs w:val="24"/>
+        </w:rPr>
+        <w:t>diperoleh</w:t>
+      </w:r>
+      <w:proofErr w:type="spellEnd"/>
+      <w:r>
+        <w:rPr>
+          <w:rFonts w:ascii="Times New Roman" w:hAnsi="Times New Roman" w:cs="Times New Roman"/>
+          <w:sz w:val="24"/>
+          <w:szCs w:val="24"/>
+        </w:rPr>
+        <w:t xml:space="preserve"> </w:t>
+      </w:r>
+      <w:proofErr w:type="spellStart"/>
+      <w:r>
+        <w:rPr>
+          <w:rFonts w:ascii="Times New Roman" w:hAnsi="Times New Roman" w:cs="Times New Roman"/>
+          <w:sz w:val="24"/>
+          <w:szCs w:val="24"/>
+        </w:rPr>
+        <w:t>hasil</w:t>
+      </w:r>
+      <w:proofErr w:type="spellEnd"/>
+      <w:r>
+        <w:rPr>
+          <w:rFonts w:ascii="Times New Roman" w:hAnsi="Times New Roman" w:cs="Times New Roman"/>
+          <w:sz w:val="24"/>
+          <w:szCs w:val="24"/>
+        </w:rPr>
+        <w:t xml:space="preserve"> </w:t>
+      </w:r>
+      <w:proofErr w:type="spellStart"/>
+      <w:r>
+        <w:rPr>
+          <w:rFonts w:ascii="Times New Roman" w:hAnsi="Times New Roman" w:cs="Times New Roman"/>
+          <w:sz w:val="24"/>
+          <w:szCs w:val="24"/>
+        </w:rPr>
+        <w:t>evaluasi</w:t>
+      </w:r>
+      <w:proofErr w:type="spellEnd"/>
+      <w:r>
+        <w:rPr>
+          <w:rFonts w:ascii="Times New Roman" w:hAnsi="Times New Roman" w:cs="Times New Roman"/>
+          <w:sz w:val="24"/>
+          <w:szCs w:val="24"/>
+        </w:rPr>
+        <w:t xml:space="preserve"> </w:t>
+      </w:r>
+      <w:proofErr w:type="spellStart"/>
+      <w:r>
+        <w:rPr>
+          <w:rFonts w:ascii="Times New Roman" w:hAnsi="Times New Roman" w:cs="Times New Roman"/>
+          <w:sz w:val="24"/>
+          <w:szCs w:val="24"/>
+        </w:rPr>
+        <w:t>kinerja</w:t>
+      </w:r>
+      <w:proofErr w:type="spellEnd"/>
+      <w:r>
+        <w:rPr>
+          <w:rFonts w:ascii="Times New Roman" w:hAnsi="Times New Roman" w:cs="Times New Roman"/>
+          <w:sz w:val="24"/>
+          <w:szCs w:val="24"/>
+        </w:rPr>
+        <w:t xml:space="preserve"> </w:t>
+      </w:r>
+      <w:proofErr w:type="spellStart"/>
+      <w:r>
+        <w:rPr>
+          <w:rFonts w:ascii="Times New Roman" w:hAnsi="Times New Roman" w:cs="Times New Roman"/>
+          <w:sz w:val="24"/>
+          <w:szCs w:val="24"/>
+        </w:rPr>
+        <w:t>sebagai</w:t>
+      </w:r>
+      <w:proofErr w:type="spellEnd"/>
+      <w:r>
+        <w:rPr>
+          <w:rFonts w:ascii="Times New Roman" w:hAnsi="Times New Roman" w:cs="Times New Roman"/>
+          <w:sz w:val="24"/>
+          <w:szCs w:val="24"/>
+        </w:rPr>
+        <w:t xml:space="preserve"> </w:t>
+      </w:r>
+      <w:proofErr w:type="spellStart"/>
+      <w:r>
+        <w:rPr>
+          <w:rFonts w:ascii="Times New Roman" w:hAnsi="Times New Roman" w:cs="Times New Roman"/>
+          <w:sz w:val="24"/>
+          <w:szCs w:val="24"/>
+        </w:rPr>
+        <w:t>berikut</w:t>
+      </w:r>
+      <w:proofErr w:type="spellEnd"/>
+      <w:r>
+        <w:rPr>
+          <w:rFonts w:ascii="Times New Roman" w:hAnsi="Times New Roman" w:cs="Times New Roman"/>
+          <w:sz w:val="24"/>
+          <w:szCs w:val="24"/>
+        </w:rPr>
+        <w:t xml:space="preserve"> </w:t>
+      </w:r>
+    </w:p>
+    <w:p>
+      <w:pPr>
+        <w:ind w:left="720"/>
+        <w:rPr>
+          <w:rFonts w:ascii="Times New Roman" w:hAnsi="Times New Roman" w:cs="Times New Roman"/>
+          <w:sz w:val="24"/>
+          <w:szCs w:val="24"/>
+        </w:rPr>
+      </w:pPr>
+    </w:p>
+    <w:tbl>
+      <w:tblPr>
+        <w:tblStyle w:val="TableGrid"/>
+        <w:tblW w:w="0" w:type="auto"/>
+        <w:tblInd w:w="720" w:type="dxa"/>
+        <w:tblLook w:val="04A0" w:firstRow="1" w:lastRow="0" w:firstColumn="1" w:lastColumn="0" w:noHBand="0" w:noVBand="1"/>
+      </w:tblPr>
+      <w:tblGrid>
+        <w:gridCol w:w="1296"/>
+        <w:gridCol w:w="1095"/>
+        <w:gridCol w:w="1483"/>
+        <w:gridCol w:w="3336"/>
+      </w:tblGrid>
+      <w:tr>
+        <w:tc>
+          <w:tcPr>
+            <w:tcW w:w="1296" w:type="dxa"/>
+            <w:shd w:val="clear" w:color="auto" w:fill="FFC000" w:themeFill="accent4"/>
+          </w:tcPr>
+          <w:p>
+            <w:pPr>
+              <w:jc w:val="center"/>
+              <w:rPr>
+                <w:rFonts w:ascii="Times New Roman" w:hAnsi="Times New Roman" w:cs="Times New Roman"/>
+                <w:sz w:val="24"/>
+                <w:szCs w:val="24"/>
+              </w:rPr>
+            </w:pPr>
+            <w:proofErr w:type="spellStart"/>
+            <w:r>
+              <w:rPr>
+                <w:rFonts w:ascii="Times New Roman" w:hAnsi="Times New Roman" w:cs="Times New Roman"/>
+                <w:sz w:val="24"/>
+                <w:szCs w:val="24"/>
+              </w:rPr>
+              <w:t>Metrik</w:t>
+            </w:r>
+            <w:proofErr w:type="spellEnd"/>
+            <w:r>
+              <w:rPr>
+                <w:rFonts w:ascii="Times New Roman" w:hAnsi="Times New Roman" w:cs="Times New Roman"/>
+                <w:sz w:val="24"/>
+                <w:szCs w:val="24"/>
+              </w:rPr>
+              <w:t xml:space="preserve"> </w:t>
+            </w:r>
+            <w:proofErr w:type="spellStart"/>
+            <w:r>
+              <w:rPr>
+                <w:rFonts w:ascii="Times New Roman" w:hAnsi="Times New Roman" w:cs="Times New Roman"/>
+                <w:sz w:val="24"/>
+                <w:szCs w:val="24"/>
+              </w:rPr>
+              <w:t>Kinerja</w:t>
+            </w:r>
+            <w:proofErr w:type="spellEnd"/>
+            <w:r>
+              <w:rPr>
+                <w:rFonts w:ascii="Times New Roman" w:hAnsi="Times New Roman" w:cs="Times New Roman"/>
+                <w:sz w:val="24"/>
+                <w:szCs w:val="24"/>
+              </w:rPr>
+              <w:t xml:space="preserve"> </w:t>
+            </w:r>
+            <w:proofErr w:type="spellStart"/>
+            <w:r>
+              <w:rPr>
+                <w:rFonts w:ascii="Times New Roman" w:hAnsi="Times New Roman" w:cs="Times New Roman"/>
+                <w:sz w:val="24"/>
+                <w:szCs w:val="24"/>
+              </w:rPr>
+              <w:t>Sistem</w:t>
+            </w:r>
+            <w:proofErr w:type="spellEnd"/>
+          </w:p>
+        </w:tc>
+        <w:tc>
+          <w:tcPr>
+            <w:tcW w:w="1098" w:type="dxa"/>
+            <w:shd w:val="clear" w:color="auto" w:fill="FFC000" w:themeFill="accent4"/>
+          </w:tcPr>
+          <w:p>
+            <w:pPr>
+              <w:jc w:val="center"/>
+              <w:rPr>
+                <w:rFonts w:ascii="Times New Roman" w:hAnsi="Times New Roman" w:cs="Times New Roman"/>
+                <w:sz w:val="24"/>
+                <w:szCs w:val="24"/>
+              </w:rPr>
+            </w:pPr>
+            <w:r>
+              <w:rPr>
+                <w:rFonts w:ascii="Times New Roman" w:hAnsi="Times New Roman" w:cs="Times New Roman"/>
+                <w:sz w:val="24"/>
+                <w:szCs w:val="24"/>
+              </w:rPr>
+              <w:t xml:space="preserve">Nilai </w:t>
+            </w:r>
+            <w:proofErr w:type="spellStart"/>
+            <w:r>
+              <w:rPr>
+                <w:rFonts w:ascii="Times New Roman" w:hAnsi="Times New Roman" w:cs="Times New Roman"/>
+                <w:sz w:val="24"/>
+                <w:szCs w:val="24"/>
+              </w:rPr>
+              <w:t>Skor</w:t>
+            </w:r>
+            <w:proofErr w:type="spellEnd"/>
+            <w:r>
+              <w:rPr>
+                <w:rFonts w:ascii="Times New Roman" w:hAnsi="Times New Roman" w:cs="Times New Roman"/>
+                <w:sz w:val="24"/>
+                <w:szCs w:val="24"/>
+              </w:rPr>
+              <w:t xml:space="preserve"> </w:t>
+            </w:r>
+            <w:proofErr w:type="spellStart"/>
+            <w:r>
+              <w:rPr>
+                <w:rFonts w:ascii="Times New Roman" w:hAnsi="Times New Roman" w:cs="Times New Roman"/>
+                <w:sz w:val="24"/>
+                <w:szCs w:val="24"/>
+              </w:rPr>
+              <w:t>Desimal</w:t>
+            </w:r>
+            <w:proofErr w:type="spellEnd"/>
+          </w:p>
+        </w:tc>
+        <w:tc>
+          <w:tcPr>
+            <w:tcW w:w="1417" w:type="dxa"/>
+            <w:shd w:val="clear" w:color="auto" w:fill="FFC000" w:themeFill="accent4"/>
+          </w:tcPr>
+          <w:p>
+            <w:pPr>
+              <w:jc w:val="center"/>
+              <w:rPr>
+                <w:rFonts w:ascii="Times New Roman" w:hAnsi="Times New Roman" w:cs="Times New Roman"/>
+                <w:sz w:val="24"/>
+                <w:szCs w:val="24"/>
+              </w:rPr>
+            </w:pPr>
+            <w:proofErr w:type="spellStart"/>
+            <w:r>
+              <w:rPr>
+                <w:rFonts w:ascii="Times New Roman" w:hAnsi="Times New Roman" w:cs="Times New Roman"/>
+                <w:sz w:val="24"/>
+                <w:szCs w:val="24"/>
+              </w:rPr>
+              <w:t>Persentase</w:t>
+            </w:r>
+            <w:proofErr w:type="spellEnd"/>
+            <w:r>
+              <w:rPr>
+                <w:rFonts w:ascii="Times New Roman" w:hAnsi="Times New Roman" w:cs="Times New Roman"/>
+                <w:sz w:val="24"/>
+                <w:szCs w:val="24"/>
+              </w:rPr>
+              <w:t xml:space="preserve"> </w:t>
+            </w:r>
+            <w:proofErr w:type="spellStart"/>
+            <w:r>
+              <w:rPr>
+                <w:rFonts w:ascii="Times New Roman" w:hAnsi="Times New Roman" w:cs="Times New Roman"/>
+                <w:sz w:val="24"/>
+                <w:szCs w:val="24"/>
+              </w:rPr>
+              <w:t>Keberhasilan</w:t>
+            </w:r>
+            <w:proofErr w:type="spellEnd"/>
+          </w:p>
+        </w:tc>
+        <w:tc>
+          <w:tcPr>
+            <w:tcW w:w="3399" w:type="dxa"/>
+            <w:shd w:val="clear" w:color="auto" w:fill="FFC000" w:themeFill="accent4"/>
+          </w:tcPr>
+          <w:p>
+            <w:pPr>
+              <w:jc w:val="center"/>
+              <w:rPr>
+                <w:rFonts w:ascii="Times New Roman" w:hAnsi="Times New Roman" w:cs="Times New Roman"/>
+                <w:sz w:val="24"/>
+                <w:szCs w:val="24"/>
+              </w:rPr>
+            </w:pPr>
+            <w:proofErr w:type="spellStart"/>
+            <w:r>
+              <w:rPr>
+                <w:rFonts w:ascii="Times New Roman" w:hAnsi="Times New Roman" w:cs="Times New Roman"/>
+                <w:sz w:val="24"/>
+                <w:szCs w:val="24"/>
+              </w:rPr>
+              <w:t>Deskripsi</w:t>
+            </w:r>
+            <w:proofErr w:type="spellEnd"/>
+            <w:r>
+              <w:rPr>
+                <w:rFonts w:ascii="Times New Roman" w:hAnsi="Times New Roman" w:cs="Times New Roman"/>
+                <w:sz w:val="24"/>
+                <w:szCs w:val="24"/>
+              </w:rPr>
+              <w:t xml:space="preserve"> </w:t>
+            </w:r>
+            <w:proofErr w:type="spellStart"/>
+            <w:r>
+              <w:rPr>
+                <w:rFonts w:ascii="Times New Roman" w:hAnsi="Times New Roman" w:cs="Times New Roman"/>
+                <w:sz w:val="24"/>
+                <w:szCs w:val="24"/>
+              </w:rPr>
+              <w:t>Analisis</w:t>
+            </w:r>
+            <w:proofErr w:type="spellEnd"/>
+            <w:r>
+              <w:rPr>
+                <w:rFonts w:ascii="Times New Roman" w:hAnsi="Times New Roman" w:cs="Times New Roman"/>
+                <w:sz w:val="24"/>
+                <w:szCs w:val="24"/>
+              </w:rPr>
+              <w:t xml:space="preserve"> </w:t>
+            </w:r>
+            <w:proofErr w:type="spellStart"/>
+            <w:r>
+              <w:rPr>
+                <w:rFonts w:ascii="Times New Roman" w:hAnsi="Times New Roman" w:cs="Times New Roman"/>
+                <w:sz w:val="24"/>
+                <w:szCs w:val="24"/>
+              </w:rPr>
+              <w:t>Fisis</w:t>
+            </w:r>
+            <w:proofErr w:type="spellEnd"/>
+          </w:p>
+        </w:tc>
+      </w:tr>
+      <w:tr>
+        <w:tc>
+          <w:tcPr>
+            <w:tcW w:w="1296" w:type="dxa"/>
+          </w:tcPr>
+          <w:p>
+            <w:pPr>
+              <w:jc w:val="center"/>
+              <w:rPr>
+                <w:rFonts w:ascii="Times New Roman" w:hAnsi="Times New Roman" w:cs="Times New Roman"/>
+                <w:sz w:val="24"/>
+                <w:szCs w:val="24"/>
+              </w:rPr>
+            </w:pPr>
+            <w:proofErr w:type="spellStart"/>
+            <w:r>
+              <w:rPr>
+                <w:rFonts w:ascii="Times New Roman" w:hAnsi="Times New Roman" w:cs="Times New Roman"/>
+                <w:sz w:val="24"/>
+                <w:szCs w:val="24"/>
+              </w:rPr>
+              <w:t>Akurasi</w:t>
+            </w:r>
+            <w:proofErr w:type="spellEnd"/>
+          </w:p>
+          <w:p>
+            <w:pPr>
+              <w:jc w:val="center"/>
+              <w:rPr>
+                <w:rFonts w:ascii="Times New Roman" w:hAnsi="Times New Roman" w:cs="Times New Roman"/>
+                <w:sz w:val="24"/>
+                <w:szCs w:val="24"/>
+              </w:rPr>
+            </w:pPr>
+            <w:r>
+              <w:rPr>
+                <w:rFonts w:ascii="Times New Roman" w:hAnsi="Times New Roman" w:cs="Times New Roman"/>
+                <w:sz w:val="24"/>
+                <w:szCs w:val="24"/>
+              </w:rPr>
+              <w:t>(Accuracy)</w:t>
+            </w:r>
+          </w:p>
+        </w:tc>
+        <w:tc>
+          <w:tcPr>
+            <w:tcW w:w="1098" w:type="dxa"/>
+          </w:tcPr>
+          <w:p>
+            <w:pPr>
+              <w:jc w:val="center"/>
+              <w:rPr>
+                <w:rFonts w:ascii="Times New Roman" w:hAnsi="Times New Roman" w:cs="Times New Roman"/>
+                <w:sz w:val="24"/>
+                <w:szCs w:val="24"/>
+              </w:rPr>
+            </w:pPr>
+            <w:r>
+              <w:rPr>
+                <w:rFonts w:ascii="Times New Roman" w:hAnsi="Times New Roman" w:cs="Times New Roman"/>
+                <w:sz w:val="24"/>
+                <w:szCs w:val="24"/>
+              </w:rPr>
+              <w:t>0,92</w:t>
+            </w:r>
+          </w:p>
+        </w:tc>
+        <w:tc>
+          <w:tcPr>
+            <w:tcW w:w="1417" w:type="dxa"/>
+          </w:tcPr>
+          <w:p>
+            <w:pPr>
+              <w:jc w:val="center"/>
+              <w:rPr>
+                <w:rFonts w:ascii="Times New Roman" w:hAnsi="Times New Roman" w:cs="Times New Roman"/>
+                <w:sz w:val="24"/>
+                <w:szCs w:val="24"/>
+              </w:rPr>
+            </w:pPr>
+            <w:r>
+              <w:rPr>
+                <w:rFonts w:ascii="Times New Roman" w:hAnsi="Times New Roman" w:cs="Times New Roman"/>
+                <w:sz w:val="24"/>
+                <w:szCs w:val="24"/>
+              </w:rPr>
+              <w:t>92,00%</w:t>
+            </w:r>
+          </w:p>
+        </w:tc>
+        <w:tc>
+          <w:tcPr>
+            <w:tcW w:w="3399" w:type="dxa"/>
+          </w:tcPr>
+          <w:p>
+            <w:pPr>
+              <w:jc w:val="both"/>
+              <w:rPr>
+                <w:rFonts w:ascii="Times New Roman" w:hAnsi="Times New Roman" w:cs="Times New Roman"/>
+                <w:sz w:val="24"/>
+                <w:szCs w:val="24"/>
+              </w:rPr>
+            </w:pPr>
+            <w:proofErr w:type="spellStart"/>
+            <w:r>
+              <w:rPr>
+                <w:rFonts w:ascii="Times New Roman" w:hAnsi="Times New Roman" w:cs="Times New Roman"/>
+                <w:sz w:val="24"/>
+                <w:szCs w:val="24"/>
+              </w:rPr>
+              <w:t>Menunjukkan</w:t>
+            </w:r>
+            <w:proofErr w:type="spellEnd"/>
+            <w:r>
+              <w:rPr>
+                <w:rFonts w:ascii="Times New Roman" w:hAnsi="Times New Roman" w:cs="Times New Roman"/>
+                <w:sz w:val="24"/>
+                <w:szCs w:val="24"/>
+              </w:rPr>
+              <w:t xml:space="preserve"> </w:t>
+            </w:r>
+            <w:proofErr w:type="spellStart"/>
+            <w:r>
+              <w:rPr>
+                <w:rFonts w:ascii="Times New Roman" w:hAnsi="Times New Roman" w:cs="Times New Roman"/>
+                <w:sz w:val="24"/>
+                <w:szCs w:val="24"/>
+              </w:rPr>
+              <w:t>persentase</w:t>
+            </w:r>
+            <w:proofErr w:type="spellEnd"/>
+            <w:r>
+              <w:rPr>
+                <w:rFonts w:ascii="Times New Roman" w:hAnsi="Times New Roman" w:cs="Times New Roman"/>
+                <w:sz w:val="24"/>
+                <w:szCs w:val="24"/>
+              </w:rPr>
+              <w:t xml:space="preserve"> </w:t>
+            </w:r>
+            <w:proofErr w:type="spellStart"/>
+            <w:r>
+              <w:rPr>
+                <w:rFonts w:ascii="Times New Roman" w:hAnsi="Times New Roman" w:cs="Times New Roman"/>
+                <w:sz w:val="24"/>
+                <w:szCs w:val="24"/>
+              </w:rPr>
+              <w:t>kedekatan</w:t>
+            </w:r>
+            <w:proofErr w:type="spellEnd"/>
+            <w:r>
+              <w:rPr>
+                <w:rFonts w:ascii="Times New Roman" w:hAnsi="Times New Roman" w:cs="Times New Roman"/>
+                <w:sz w:val="24"/>
+                <w:szCs w:val="24"/>
+              </w:rPr>
+              <w:t xml:space="preserve"> area </w:t>
+            </w:r>
+            <w:proofErr w:type="spellStart"/>
+            <w:r>
+              <w:rPr>
+                <w:rFonts w:ascii="Times New Roman" w:hAnsi="Times New Roman" w:cs="Times New Roman"/>
+                <w:sz w:val="24"/>
+                <w:szCs w:val="24"/>
+              </w:rPr>
+              <w:t>kotak</w:t>
+            </w:r>
+            <w:proofErr w:type="spellEnd"/>
+            <w:r>
+              <w:rPr>
+                <w:rFonts w:ascii="Times New Roman" w:hAnsi="Times New Roman" w:cs="Times New Roman"/>
+                <w:sz w:val="24"/>
+                <w:szCs w:val="24"/>
+              </w:rPr>
+              <w:t xml:space="preserve"> </w:t>
+            </w:r>
+            <w:proofErr w:type="spellStart"/>
+            <w:r>
+              <w:rPr>
+                <w:rFonts w:ascii="Times New Roman" w:hAnsi="Times New Roman" w:cs="Times New Roman"/>
+                <w:sz w:val="24"/>
+                <w:szCs w:val="24"/>
+              </w:rPr>
+              <w:t>pembatas</w:t>
+            </w:r>
+            <w:proofErr w:type="spellEnd"/>
+            <w:r>
+              <w:rPr>
+                <w:rFonts w:ascii="Times New Roman" w:hAnsi="Times New Roman" w:cs="Times New Roman"/>
+                <w:sz w:val="24"/>
+                <w:szCs w:val="24"/>
+              </w:rPr>
+              <w:t xml:space="preserve"> </w:t>
+            </w:r>
+            <w:proofErr w:type="spellStart"/>
+            <w:r>
+              <w:rPr>
+                <w:rFonts w:ascii="Times New Roman" w:hAnsi="Times New Roman" w:cs="Times New Roman"/>
+                <w:sz w:val="24"/>
+                <w:szCs w:val="24"/>
+              </w:rPr>
+              <w:t>hasil</w:t>
+            </w:r>
+            <w:proofErr w:type="spellEnd"/>
+            <w:r>
+              <w:rPr>
+                <w:rFonts w:ascii="Times New Roman" w:hAnsi="Times New Roman" w:cs="Times New Roman"/>
+                <w:sz w:val="24"/>
+                <w:szCs w:val="24"/>
+              </w:rPr>
+              <w:t xml:space="preserve"> </w:t>
+            </w:r>
+            <w:proofErr w:type="spellStart"/>
+            <w:r>
+              <w:rPr>
+                <w:rFonts w:ascii="Times New Roman" w:hAnsi="Times New Roman" w:cs="Times New Roman"/>
+                <w:sz w:val="24"/>
+                <w:szCs w:val="24"/>
+              </w:rPr>
+              <w:t>prediksi</w:t>
+            </w:r>
+            <w:proofErr w:type="spellEnd"/>
+            <w:r>
+              <w:rPr>
+                <w:rFonts w:ascii="Times New Roman" w:hAnsi="Times New Roman" w:cs="Times New Roman"/>
+                <w:sz w:val="24"/>
+                <w:szCs w:val="24"/>
+              </w:rPr>
+              <w:t xml:space="preserve"> </w:t>
+            </w:r>
+            <w:proofErr w:type="spellStart"/>
+            <w:r>
+              <w:rPr>
+                <w:rFonts w:ascii="Times New Roman" w:hAnsi="Times New Roman" w:cs="Times New Roman"/>
+                <w:sz w:val="24"/>
+                <w:szCs w:val="24"/>
+              </w:rPr>
+              <w:t>komputer</w:t>
+            </w:r>
+            <w:proofErr w:type="spellEnd"/>
+            <w:r>
+              <w:rPr>
+                <w:rFonts w:ascii="Times New Roman" w:hAnsi="Times New Roman" w:cs="Times New Roman"/>
+                <w:sz w:val="24"/>
+                <w:szCs w:val="24"/>
+              </w:rPr>
+              <w:t xml:space="preserve"> </w:t>
+            </w:r>
+            <w:proofErr w:type="spellStart"/>
+            <w:r>
+              <w:rPr>
+                <w:rFonts w:ascii="Times New Roman" w:hAnsi="Times New Roman" w:cs="Times New Roman"/>
+                <w:sz w:val="24"/>
+                <w:szCs w:val="24"/>
+              </w:rPr>
+              <w:t>terhadap</w:t>
+            </w:r>
+            <w:proofErr w:type="spellEnd"/>
+            <w:r>
+              <w:rPr>
+                <w:rFonts w:ascii="Times New Roman" w:hAnsi="Times New Roman" w:cs="Times New Roman"/>
+                <w:sz w:val="24"/>
+                <w:szCs w:val="24"/>
+              </w:rPr>
+              <w:t xml:space="preserve"> </w:t>
+            </w:r>
+            <w:proofErr w:type="spellStart"/>
+            <w:r>
+              <w:rPr>
+                <w:rFonts w:ascii="Times New Roman" w:hAnsi="Times New Roman" w:cs="Times New Roman"/>
+                <w:sz w:val="24"/>
+                <w:szCs w:val="24"/>
+              </w:rPr>
+              <w:t>lokasi</w:t>
+            </w:r>
+            <w:proofErr w:type="spellEnd"/>
+            <w:r>
+              <w:rPr>
+                <w:rFonts w:ascii="Times New Roman" w:hAnsi="Times New Roman" w:cs="Times New Roman"/>
+                <w:sz w:val="24"/>
+                <w:szCs w:val="24"/>
+              </w:rPr>
+              <w:t xml:space="preserve"> </w:t>
+            </w:r>
+            <w:proofErr w:type="spellStart"/>
+            <w:r>
+              <w:rPr>
+                <w:rFonts w:ascii="Times New Roman" w:hAnsi="Times New Roman" w:cs="Times New Roman"/>
+                <w:sz w:val="24"/>
+                <w:szCs w:val="24"/>
+              </w:rPr>
+              <w:t>asli</w:t>
+            </w:r>
+            <w:proofErr w:type="spellEnd"/>
+            <w:r>
+              <w:rPr>
+                <w:rFonts w:ascii="Times New Roman" w:hAnsi="Times New Roman" w:cs="Times New Roman"/>
+                <w:sz w:val="24"/>
+                <w:szCs w:val="24"/>
+              </w:rPr>
+              <w:t xml:space="preserve"> </w:t>
+            </w:r>
+            <w:proofErr w:type="spellStart"/>
+            <w:r>
+              <w:rPr>
+                <w:rFonts w:ascii="Times New Roman" w:hAnsi="Times New Roman" w:cs="Times New Roman"/>
+                <w:sz w:val="24"/>
+                <w:szCs w:val="24"/>
+              </w:rPr>
+              <w:t>objek</w:t>
+            </w:r>
+            <w:proofErr w:type="spellEnd"/>
+            <w:r>
+              <w:rPr>
+                <w:rFonts w:ascii="Times New Roman" w:hAnsi="Times New Roman" w:cs="Times New Roman"/>
+                <w:sz w:val="24"/>
+                <w:szCs w:val="24"/>
+              </w:rPr>
+              <w:t>.</w:t>
+            </w:r>
+          </w:p>
+        </w:tc>
+      </w:tr>
+      <w:tr>
+        <w:tc>
+          <w:tcPr>
+            <w:tcW w:w="1296" w:type="dxa"/>
+          </w:tcPr>
+          <w:p>
+            <w:pPr>
+              <w:jc w:val="center"/>
+              <w:rPr>
+                <w:rFonts w:ascii="Times New Roman" w:hAnsi="Times New Roman" w:cs="Times New Roman"/>
+                <w:sz w:val="24"/>
+                <w:szCs w:val="24"/>
+              </w:rPr>
+            </w:pPr>
+            <w:proofErr w:type="spellStart"/>
+            <w:r>
+              <w:rPr>
+                <w:rFonts w:ascii="Times New Roman" w:hAnsi="Times New Roman" w:cs="Times New Roman"/>
+                <w:sz w:val="24"/>
+                <w:szCs w:val="24"/>
+              </w:rPr>
+              <w:t>Presisi</w:t>
+            </w:r>
+            <w:proofErr w:type="spellEnd"/>
+            <w:r>
+              <w:rPr>
+                <w:rFonts w:ascii="Times New Roman" w:hAnsi="Times New Roman" w:cs="Times New Roman"/>
+                <w:sz w:val="24"/>
+                <w:szCs w:val="24"/>
+              </w:rPr>
+              <w:br/>
+              <w:t>(Precision)</w:t>
+            </w:r>
+          </w:p>
+        </w:tc>
+        <w:tc>
+          <w:tcPr>
+            <w:tcW w:w="1098" w:type="dxa"/>
+          </w:tcPr>
+          <w:p>
+            <w:pPr>
+              <w:jc w:val="center"/>
+              <w:rPr>
+                <w:rFonts w:ascii="Times New Roman" w:hAnsi="Times New Roman" w:cs="Times New Roman"/>
+                <w:sz w:val="24"/>
+                <w:szCs w:val="24"/>
+              </w:rPr>
+            </w:pPr>
+            <w:r>
+              <w:rPr>
+                <w:rFonts w:ascii="Times New Roman" w:hAnsi="Times New Roman" w:cs="Times New Roman"/>
+                <w:sz w:val="24"/>
+                <w:szCs w:val="24"/>
+              </w:rPr>
+              <w:t>0,89</w:t>
+            </w:r>
+          </w:p>
+        </w:tc>
+        <w:tc>
+          <w:tcPr>
+            <w:tcW w:w="1417" w:type="dxa"/>
+          </w:tcPr>
+          <w:p>
+            <w:pPr>
+              <w:jc w:val="center"/>
+              <w:rPr>
+                <w:rFonts w:ascii="Times New Roman" w:hAnsi="Times New Roman" w:cs="Times New Roman"/>
+                <w:sz w:val="24"/>
+                <w:szCs w:val="24"/>
+              </w:rPr>
+            </w:pPr>
+            <w:r>
+              <w:rPr>
+                <w:rFonts w:ascii="Times New Roman" w:hAnsi="Times New Roman" w:cs="Times New Roman"/>
+                <w:sz w:val="24"/>
+                <w:szCs w:val="24"/>
+              </w:rPr>
+              <w:t>89,00%</w:t>
+            </w:r>
+          </w:p>
+        </w:tc>
+        <w:tc>
+          <w:tcPr>
+            <w:tcW w:w="3399" w:type="dxa"/>
+          </w:tcPr>
+          <w:p>
+            <w:pPr>
+              <w:jc w:val="both"/>
+              <w:rPr>
+                <w:rFonts w:ascii="Times New Roman" w:hAnsi="Times New Roman" w:cs="Times New Roman"/>
+                <w:sz w:val="24"/>
+                <w:szCs w:val="24"/>
+              </w:rPr>
+            </w:pPr>
+            <w:proofErr w:type="spellStart"/>
+            <w:r>
+              <w:rPr>
+                <w:rFonts w:ascii="Times New Roman" w:hAnsi="Times New Roman" w:cs="Times New Roman"/>
+                <w:sz w:val="24"/>
+                <w:szCs w:val="24"/>
+              </w:rPr>
+              <w:t>Mengindikasikan</w:t>
+            </w:r>
+            <w:proofErr w:type="spellEnd"/>
+            <w:r>
+              <w:rPr>
+                <w:rFonts w:ascii="Times New Roman" w:hAnsi="Times New Roman" w:cs="Times New Roman"/>
+                <w:sz w:val="24"/>
+                <w:szCs w:val="24"/>
+              </w:rPr>
+              <w:t xml:space="preserve"> </w:t>
+            </w:r>
+            <w:proofErr w:type="spellStart"/>
+            <w:r>
+              <w:rPr>
+                <w:rFonts w:ascii="Times New Roman" w:hAnsi="Times New Roman" w:cs="Times New Roman"/>
+                <w:sz w:val="24"/>
+                <w:szCs w:val="24"/>
+              </w:rPr>
+              <w:t>keandalan</w:t>
+            </w:r>
+            <w:proofErr w:type="spellEnd"/>
+            <w:r>
+              <w:rPr>
+                <w:rFonts w:ascii="Times New Roman" w:hAnsi="Times New Roman" w:cs="Times New Roman"/>
+                <w:sz w:val="24"/>
+                <w:szCs w:val="24"/>
+              </w:rPr>
+              <w:t xml:space="preserve"> </w:t>
+            </w:r>
+            <w:proofErr w:type="spellStart"/>
+            <w:r>
+              <w:rPr>
+                <w:rFonts w:ascii="Times New Roman" w:hAnsi="Times New Roman" w:cs="Times New Roman"/>
+                <w:sz w:val="24"/>
+                <w:szCs w:val="24"/>
+              </w:rPr>
+              <w:t>sistem</w:t>
+            </w:r>
+            <w:proofErr w:type="spellEnd"/>
+            <w:r>
+              <w:rPr>
+                <w:rFonts w:ascii="Times New Roman" w:hAnsi="Times New Roman" w:cs="Times New Roman"/>
+                <w:sz w:val="24"/>
+                <w:szCs w:val="24"/>
+              </w:rPr>
+              <w:t xml:space="preserve"> </w:t>
+            </w:r>
+            <w:proofErr w:type="spellStart"/>
+            <w:r>
+              <w:rPr>
+                <w:rFonts w:ascii="Times New Roman" w:hAnsi="Times New Roman" w:cs="Times New Roman"/>
+                <w:sz w:val="24"/>
+                <w:szCs w:val="24"/>
+              </w:rPr>
+              <w:t>dalam</w:t>
+            </w:r>
+            <w:proofErr w:type="spellEnd"/>
+            <w:r>
+              <w:rPr>
+                <w:rFonts w:ascii="Times New Roman" w:hAnsi="Times New Roman" w:cs="Times New Roman"/>
+                <w:sz w:val="24"/>
+                <w:szCs w:val="24"/>
+              </w:rPr>
+              <w:t xml:space="preserve"> </w:t>
+            </w:r>
+            <w:proofErr w:type="spellStart"/>
+            <w:r>
+              <w:rPr>
+                <w:rFonts w:ascii="Times New Roman" w:hAnsi="Times New Roman" w:cs="Times New Roman"/>
+                <w:sz w:val="24"/>
+                <w:szCs w:val="24"/>
+              </w:rPr>
+              <w:t>mengabaikan</w:t>
+            </w:r>
+            <w:proofErr w:type="spellEnd"/>
+            <w:r>
+              <w:rPr>
+                <w:rFonts w:ascii="Times New Roman" w:hAnsi="Times New Roman" w:cs="Times New Roman"/>
+                <w:sz w:val="24"/>
+                <w:szCs w:val="24"/>
+              </w:rPr>
+              <w:t xml:space="preserve"> noise </w:t>
+            </w:r>
+            <w:proofErr w:type="spellStart"/>
+            <w:r>
+              <w:rPr>
+                <w:rFonts w:ascii="Times New Roman" w:hAnsi="Times New Roman" w:cs="Times New Roman"/>
+                <w:sz w:val="24"/>
+                <w:szCs w:val="24"/>
+              </w:rPr>
+              <w:t>latar</w:t>
+            </w:r>
+            <w:proofErr w:type="spellEnd"/>
+            <w:r>
+              <w:rPr>
+                <w:rFonts w:ascii="Times New Roman" w:hAnsi="Times New Roman" w:cs="Times New Roman"/>
+                <w:sz w:val="24"/>
+                <w:szCs w:val="24"/>
+              </w:rPr>
+              <w:t xml:space="preserve"> </w:t>
+            </w:r>
+            <w:proofErr w:type="spellStart"/>
+            <w:r>
+              <w:rPr>
+                <w:rFonts w:ascii="Times New Roman" w:hAnsi="Times New Roman" w:cs="Times New Roman"/>
+                <w:sz w:val="24"/>
+                <w:szCs w:val="24"/>
+              </w:rPr>
+              <w:t>belakang</w:t>
+            </w:r>
+            <w:proofErr w:type="spellEnd"/>
+            <w:r>
+              <w:rPr>
+                <w:rFonts w:ascii="Times New Roman" w:hAnsi="Times New Roman" w:cs="Times New Roman"/>
+                <w:sz w:val="24"/>
+                <w:szCs w:val="24"/>
+              </w:rPr>
+              <w:t xml:space="preserve"> agar </w:t>
+            </w:r>
+            <w:proofErr w:type="spellStart"/>
+            <w:r>
+              <w:rPr>
+                <w:rFonts w:ascii="Times New Roman" w:hAnsi="Times New Roman" w:cs="Times New Roman"/>
+                <w:sz w:val="24"/>
+                <w:szCs w:val="24"/>
+              </w:rPr>
+              <w:t>tidak</w:t>
+            </w:r>
+            <w:proofErr w:type="spellEnd"/>
+            <w:r>
+              <w:rPr>
+                <w:rFonts w:ascii="Times New Roman" w:hAnsi="Times New Roman" w:cs="Times New Roman"/>
+                <w:sz w:val="24"/>
+                <w:szCs w:val="24"/>
+              </w:rPr>
+              <w:t xml:space="preserve"> salah </w:t>
+            </w:r>
+            <w:proofErr w:type="spellStart"/>
+            <w:r>
+              <w:rPr>
+                <w:rFonts w:ascii="Times New Roman" w:hAnsi="Times New Roman" w:cs="Times New Roman"/>
+                <w:sz w:val="24"/>
+                <w:szCs w:val="24"/>
+              </w:rPr>
+              <w:t>terdeteksi</w:t>
+            </w:r>
+            <w:proofErr w:type="spellEnd"/>
+            <w:r>
+              <w:rPr>
+                <w:rFonts w:ascii="Times New Roman" w:hAnsi="Times New Roman" w:cs="Times New Roman"/>
+                <w:sz w:val="24"/>
+                <w:szCs w:val="24"/>
+              </w:rPr>
+              <w:t xml:space="preserve"> </w:t>
+            </w:r>
+            <w:proofErr w:type="spellStart"/>
+            <w:r>
+              <w:rPr>
+                <w:rFonts w:ascii="Times New Roman" w:hAnsi="Times New Roman" w:cs="Times New Roman"/>
+                <w:sz w:val="24"/>
+                <w:szCs w:val="24"/>
+              </w:rPr>
+              <w:t>sebagai</w:t>
+            </w:r>
+            <w:proofErr w:type="spellEnd"/>
+            <w:r>
+              <w:rPr>
+                <w:rFonts w:ascii="Times New Roman" w:hAnsi="Times New Roman" w:cs="Times New Roman"/>
+                <w:sz w:val="24"/>
+                <w:szCs w:val="24"/>
+              </w:rPr>
+              <w:t xml:space="preserve"> </w:t>
+            </w:r>
+            <w:proofErr w:type="spellStart"/>
+            <w:r>
+              <w:rPr>
+                <w:rFonts w:ascii="Times New Roman" w:hAnsi="Times New Roman" w:cs="Times New Roman"/>
+                <w:sz w:val="24"/>
+                <w:szCs w:val="24"/>
+              </w:rPr>
+              <w:t>sampah</w:t>
+            </w:r>
+            <w:proofErr w:type="spellEnd"/>
+            <w:r>
+              <w:rPr>
+                <w:rFonts w:ascii="Times New Roman" w:hAnsi="Times New Roman" w:cs="Times New Roman"/>
+                <w:sz w:val="24"/>
+                <w:szCs w:val="24"/>
+              </w:rPr>
+              <w:t>.</w:t>
+            </w:r>
+          </w:p>
+        </w:tc>
+      </w:tr>
+      <w:tr>
+        <w:tc>
+          <w:tcPr>
+            <w:tcW w:w="1296" w:type="dxa"/>
+          </w:tcPr>
+          <w:p>
+            <w:pPr>
+              <w:jc w:val="center"/>
+              <w:rPr>
+                <w:rFonts w:ascii="Times New Roman" w:hAnsi="Times New Roman" w:cs="Times New Roman"/>
+                <w:sz w:val="24"/>
+                <w:szCs w:val="24"/>
+              </w:rPr>
+            </w:pPr>
+            <w:proofErr w:type="spellStart"/>
+            <w:r>
+              <w:rPr>
+                <w:rFonts w:ascii="Times New Roman" w:hAnsi="Times New Roman" w:cs="Times New Roman"/>
+                <w:sz w:val="24"/>
+                <w:szCs w:val="24"/>
+              </w:rPr>
+              <w:t>Sensivitas</w:t>
+            </w:r>
+            <w:proofErr w:type="spellEnd"/>
+          </w:p>
+          <w:p>
+            <w:pPr>
+              <w:jc w:val="center"/>
+              <w:rPr>
+                <w:rFonts w:ascii="Times New Roman" w:hAnsi="Times New Roman" w:cs="Times New Roman"/>
+                <w:sz w:val="24"/>
+                <w:szCs w:val="24"/>
+              </w:rPr>
+            </w:pPr>
+            <w:r>
+              <w:rPr>
+                <w:rFonts w:ascii="Times New Roman" w:hAnsi="Times New Roman" w:cs="Times New Roman"/>
+                <w:sz w:val="24"/>
+                <w:szCs w:val="24"/>
+              </w:rPr>
+              <w:t>(Recall)</w:t>
+            </w:r>
+          </w:p>
+        </w:tc>
+        <w:tc>
+          <w:tcPr>
+            <w:tcW w:w="1098" w:type="dxa"/>
+          </w:tcPr>
+          <w:p>
+            <w:pPr>
+              <w:jc w:val="center"/>
+              <w:rPr>
+                <w:rFonts w:ascii="Times New Roman" w:hAnsi="Times New Roman" w:cs="Times New Roman"/>
+                <w:sz w:val="24"/>
+                <w:szCs w:val="24"/>
+              </w:rPr>
+            </w:pPr>
+            <w:r>
+              <w:rPr>
+                <w:rFonts w:ascii="Times New Roman" w:hAnsi="Times New Roman" w:cs="Times New Roman"/>
+                <w:sz w:val="24"/>
+                <w:szCs w:val="24"/>
+              </w:rPr>
+              <w:t>0,93</w:t>
+            </w:r>
+          </w:p>
+        </w:tc>
+        <w:tc>
+          <w:tcPr>
+            <w:tcW w:w="1417" w:type="dxa"/>
+          </w:tcPr>
+          <w:p>
+            <w:pPr>
+              <w:jc w:val="center"/>
+              <w:rPr>
+                <w:rFonts w:ascii="Times New Roman" w:hAnsi="Times New Roman" w:cs="Times New Roman"/>
+                <w:sz w:val="24"/>
+                <w:szCs w:val="24"/>
+              </w:rPr>
+            </w:pPr>
+            <w:r>
+              <w:rPr>
+                <w:rFonts w:ascii="Times New Roman" w:hAnsi="Times New Roman" w:cs="Times New Roman"/>
+                <w:sz w:val="24"/>
+                <w:szCs w:val="24"/>
+              </w:rPr>
+              <w:t>93,00%</w:t>
+            </w:r>
+          </w:p>
+        </w:tc>
+        <w:tc>
+          <w:tcPr>
+            <w:tcW w:w="3399" w:type="dxa"/>
+          </w:tcPr>
+          <w:p>
+            <w:pPr>
+              <w:jc w:val="both"/>
+              <w:rPr>
+                <w:rFonts w:ascii="Times New Roman" w:hAnsi="Times New Roman" w:cs="Times New Roman"/>
+                <w:sz w:val="24"/>
+                <w:szCs w:val="24"/>
+              </w:rPr>
+            </w:pPr>
+            <w:proofErr w:type="spellStart"/>
+            <w:r>
+              <w:rPr>
+                <w:rFonts w:ascii="Times New Roman" w:hAnsi="Times New Roman" w:cs="Times New Roman"/>
+                <w:sz w:val="24"/>
+                <w:szCs w:val="24"/>
+              </w:rPr>
+              <w:t>Menggambarkan</w:t>
+            </w:r>
+            <w:proofErr w:type="spellEnd"/>
+            <w:r>
+              <w:rPr>
+                <w:rFonts w:ascii="Times New Roman" w:hAnsi="Times New Roman" w:cs="Times New Roman"/>
+                <w:sz w:val="24"/>
+                <w:szCs w:val="24"/>
+              </w:rPr>
+              <w:t xml:space="preserve"> </w:t>
+            </w:r>
+            <w:proofErr w:type="spellStart"/>
+            <w:r>
+              <w:rPr>
+                <w:rFonts w:ascii="Times New Roman" w:hAnsi="Times New Roman" w:cs="Times New Roman"/>
+                <w:sz w:val="24"/>
+                <w:szCs w:val="24"/>
+              </w:rPr>
+              <w:t>kemampuan</w:t>
+            </w:r>
+            <w:proofErr w:type="spellEnd"/>
+            <w:r>
+              <w:rPr>
+                <w:rFonts w:ascii="Times New Roman" w:hAnsi="Times New Roman" w:cs="Times New Roman"/>
+                <w:sz w:val="24"/>
+                <w:szCs w:val="24"/>
+              </w:rPr>
+              <w:t xml:space="preserve"> </w:t>
+            </w:r>
+            <w:proofErr w:type="spellStart"/>
+            <w:r>
+              <w:rPr>
+                <w:rFonts w:ascii="Times New Roman" w:hAnsi="Times New Roman" w:cs="Times New Roman"/>
+                <w:sz w:val="24"/>
+                <w:szCs w:val="24"/>
+              </w:rPr>
+              <w:t>algoritma</w:t>
+            </w:r>
+            <w:proofErr w:type="spellEnd"/>
+            <w:r>
+              <w:rPr>
+                <w:rFonts w:ascii="Times New Roman" w:hAnsi="Times New Roman" w:cs="Times New Roman"/>
+                <w:sz w:val="24"/>
+                <w:szCs w:val="24"/>
+              </w:rPr>
+              <w:t xml:space="preserve"> </w:t>
+            </w:r>
+            <w:proofErr w:type="spellStart"/>
+            <w:r>
+              <w:rPr>
+                <w:rFonts w:ascii="Times New Roman" w:hAnsi="Times New Roman" w:cs="Times New Roman"/>
+                <w:sz w:val="24"/>
+                <w:szCs w:val="24"/>
+              </w:rPr>
+              <w:t>untuk</w:t>
+            </w:r>
+            <w:proofErr w:type="spellEnd"/>
+            <w:r>
+              <w:rPr>
+                <w:rFonts w:ascii="Times New Roman" w:hAnsi="Times New Roman" w:cs="Times New Roman"/>
+                <w:sz w:val="24"/>
+                <w:szCs w:val="24"/>
+              </w:rPr>
+              <w:t xml:space="preserve"> </w:t>
+            </w:r>
+            <w:proofErr w:type="spellStart"/>
+            <w:r>
+              <w:rPr>
+                <w:rFonts w:ascii="Times New Roman" w:hAnsi="Times New Roman" w:cs="Times New Roman"/>
+                <w:sz w:val="24"/>
+                <w:szCs w:val="24"/>
+              </w:rPr>
+              <w:t>mendeteksi</w:t>
+            </w:r>
+            <w:proofErr w:type="spellEnd"/>
+            <w:r>
+              <w:rPr>
+                <w:rFonts w:ascii="Times New Roman" w:hAnsi="Times New Roman" w:cs="Times New Roman"/>
+                <w:sz w:val="24"/>
+                <w:szCs w:val="24"/>
+              </w:rPr>
+              <w:t xml:space="preserve"> </w:t>
+            </w:r>
+            <w:proofErr w:type="spellStart"/>
+            <w:r>
+              <w:rPr>
+                <w:rFonts w:ascii="Times New Roman" w:hAnsi="Times New Roman" w:cs="Times New Roman"/>
+                <w:sz w:val="24"/>
+                <w:szCs w:val="24"/>
+              </w:rPr>
+              <w:t>seluruh</w:t>
+            </w:r>
+            <w:proofErr w:type="spellEnd"/>
+            <w:r>
+              <w:rPr>
+                <w:rFonts w:ascii="Times New Roman" w:hAnsi="Times New Roman" w:cs="Times New Roman"/>
+                <w:sz w:val="24"/>
+                <w:szCs w:val="24"/>
+              </w:rPr>
+              <w:t xml:space="preserve"> </w:t>
+            </w:r>
+            <w:proofErr w:type="spellStart"/>
+            <w:r>
+              <w:rPr>
+                <w:rFonts w:ascii="Times New Roman" w:hAnsi="Times New Roman" w:cs="Times New Roman"/>
+                <w:sz w:val="24"/>
+                <w:szCs w:val="24"/>
+              </w:rPr>
+              <w:t>bagian</w:t>
+            </w:r>
+            <w:proofErr w:type="spellEnd"/>
+            <w:r>
+              <w:rPr>
+                <w:rFonts w:ascii="Times New Roman" w:hAnsi="Times New Roman" w:cs="Times New Roman"/>
+                <w:sz w:val="24"/>
+                <w:szCs w:val="24"/>
+              </w:rPr>
+              <w:t xml:space="preserve"> </w:t>
+            </w:r>
+            <w:proofErr w:type="spellStart"/>
+            <w:r>
+              <w:rPr>
+                <w:rFonts w:ascii="Times New Roman" w:hAnsi="Times New Roman" w:cs="Times New Roman"/>
+                <w:sz w:val="24"/>
+                <w:szCs w:val="24"/>
+              </w:rPr>
+              <w:t>dari</w:t>
+            </w:r>
+            <w:proofErr w:type="spellEnd"/>
+            <w:r>
+              <w:rPr>
+                <w:rFonts w:ascii="Times New Roman" w:hAnsi="Times New Roman" w:cs="Times New Roman"/>
+                <w:sz w:val="24"/>
+                <w:szCs w:val="24"/>
+              </w:rPr>
+              <w:t xml:space="preserve"> </w:t>
+            </w:r>
+            <w:proofErr w:type="spellStart"/>
+            <w:r>
+              <w:rPr>
+                <w:rFonts w:ascii="Times New Roman" w:hAnsi="Times New Roman" w:cs="Times New Roman"/>
+                <w:sz w:val="24"/>
+                <w:szCs w:val="24"/>
+              </w:rPr>
+              <w:t>objek</w:t>
+            </w:r>
+            <w:proofErr w:type="spellEnd"/>
+            <w:r>
+              <w:rPr>
+                <w:rFonts w:ascii="Times New Roman" w:hAnsi="Times New Roman" w:cs="Times New Roman"/>
+                <w:sz w:val="24"/>
+                <w:szCs w:val="24"/>
+              </w:rPr>
+              <w:t xml:space="preserve"> </w:t>
+            </w:r>
+            <w:proofErr w:type="spellStart"/>
+            <w:r>
+              <w:rPr>
+                <w:rFonts w:ascii="Times New Roman" w:hAnsi="Times New Roman" w:cs="Times New Roman"/>
+                <w:sz w:val="24"/>
+                <w:szCs w:val="24"/>
+              </w:rPr>
+              <w:t>sampah</w:t>
+            </w:r>
+            <w:proofErr w:type="spellEnd"/>
+            <w:r>
+              <w:rPr>
+                <w:rFonts w:ascii="Times New Roman" w:hAnsi="Times New Roman" w:cs="Times New Roman"/>
+                <w:sz w:val="24"/>
+                <w:szCs w:val="24"/>
+              </w:rPr>
+              <w:t xml:space="preserve"> </w:t>
+            </w:r>
+            <w:proofErr w:type="spellStart"/>
+            <w:r>
+              <w:rPr>
+                <w:rFonts w:ascii="Times New Roman" w:hAnsi="Times New Roman" w:cs="Times New Roman"/>
+                <w:sz w:val="24"/>
+                <w:szCs w:val="24"/>
+              </w:rPr>
+              <w:t>tanpa</w:t>
+            </w:r>
+            <w:proofErr w:type="spellEnd"/>
+            <w:r>
+              <w:rPr>
+                <w:rFonts w:ascii="Times New Roman" w:hAnsi="Times New Roman" w:cs="Times New Roman"/>
+                <w:sz w:val="24"/>
+                <w:szCs w:val="24"/>
+              </w:rPr>
+              <w:t xml:space="preserve"> </w:t>
+            </w:r>
+            <w:proofErr w:type="spellStart"/>
+            <w:r>
+              <w:rPr>
+                <w:rFonts w:ascii="Times New Roman" w:hAnsi="Times New Roman" w:cs="Times New Roman"/>
+                <w:sz w:val="24"/>
+                <w:szCs w:val="24"/>
+              </w:rPr>
+              <w:t>ada</w:t>
+            </w:r>
+            <w:proofErr w:type="spellEnd"/>
+            <w:r>
+              <w:rPr>
+                <w:rFonts w:ascii="Times New Roman" w:hAnsi="Times New Roman" w:cs="Times New Roman"/>
+                <w:sz w:val="24"/>
+                <w:szCs w:val="24"/>
+              </w:rPr>
+              <w:t xml:space="preserve"> yang </w:t>
+            </w:r>
+            <w:proofErr w:type="spellStart"/>
+            <w:r>
+              <w:rPr>
+                <w:rFonts w:ascii="Times New Roman" w:hAnsi="Times New Roman" w:cs="Times New Roman"/>
+                <w:sz w:val="24"/>
+                <w:szCs w:val="24"/>
+              </w:rPr>
+              <w:t>terlewat</w:t>
+            </w:r>
+            <w:proofErr w:type="spellEnd"/>
+            <w:r>
+              <w:rPr>
+                <w:rFonts w:ascii="Times New Roman" w:hAnsi="Times New Roman" w:cs="Times New Roman"/>
+                <w:sz w:val="24"/>
+                <w:szCs w:val="24"/>
+              </w:rPr>
+              <w:t>.</w:t>
+            </w:r>
+          </w:p>
+        </w:tc>
+      </w:tr>
+      <w:tr>
+        <w:tc>
+          <w:tcPr>
+            <w:tcW w:w="1296" w:type="dxa"/>
+          </w:tcPr>
+          <w:p>
+            <w:pPr>
+              <w:jc w:val="center"/>
+              <w:rPr>
+                <w:rFonts w:ascii="Times New Roman" w:hAnsi="Times New Roman" w:cs="Times New Roman"/>
+                <w:sz w:val="24"/>
+                <w:szCs w:val="24"/>
+              </w:rPr>
+            </w:pPr>
+            <w:proofErr w:type="spellStart"/>
+            <w:r>
+              <w:rPr>
+                <w:rFonts w:ascii="Times New Roman" w:hAnsi="Times New Roman" w:cs="Times New Roman"/>
+                <w:sz w:val="24"/>
+                <w:szCs w:val="24"/>
+              </w:rPr>
+              <w:t>Skor</w:t>
+            </w:r>
+            <w:proofErr w:type="spellEnd"/>
+            <w:r>
+              <w:rPr>
+                <w:rFonts w:ascii="Times New Roman" w:hAnsi="Times New Roman" w:cs="Times New Roman"/>
+                <w:sz w:val="24"/>
+                <w:szCs w:val="24"/>
+              </w:rPr>
+              <w:t xml:space="preserve"> F1</w:t>
+            </w:r>
+          </w:p>
+          <w:p>
+            <w:pPr>
+              <w:jc w:val="center"/>
+              <w:rPr>
+                <w:rFonts w:ascii="Times New Roman" w:hAnsi="Times New Roman" w:cs="Times New Roman"/>
+                <w:sz w:val="24"/>
+                <w:szCs w:val="24"/>
+              </w:rPr>
+            </w:pPr>
+            <w:r>
+              <w:rPr>
+                <w:rFonts w:ascii="Times New Roman" w:hAnsi="Times New Roman" w:cs="Times New Roman"/>
+                <w:sz w:val="24"/>
+                <w:szCs w:val="24"/>
+              </w:rPr>
+              <w:t>(F1-Score)</w:t>
+            </w:r>
+          </w:p>
+        </w:tc>
+        <w:tc>
+          <w:tcPr>
+            <w:tcW w:w="1098" w:type="dxa"/>
+          </w:tcPr>
+          <w:p>
+            <w:pPr>
+              <w:jc w:val="center"/>
+              <w:rPr>
+                <w:rFonts w:ascii="Times New Roman" w:hAnsi="Times New Roman" w:cs="Times New Roman"/>
+                <w:sz w:val="24"/>
+                <w:szCs w:val="24"/>
+              </w:rPr>
+            </w:pPr>
+            <w:r>
+              <w:rPr>
+                <w:rFonts w:ascii="Times New Roman" w:hAnsi="Times New Roman" w:cs="Times New Roman"/>
+                <w:sz w:val="24"/>
+                <w:szCs w:val="24"/>
+              </w:rPr>
+              <w:t>0,91</w:t>
+            </w:r>
+          </w:p>
+        </w:tc>
+        <w:tc>
+          <w:tcPr>
+            <w:tcW w:w="1417" w:type="dxa"/>
+          </w:tcPr>
+          <w:p>
+            <w:pPr>
+              <w:jc w:val="center"/>
+              <w:rPr>
+                <w:rFonts w:ascii="Times New Roman" w:hAnsi="Times New Roman" w:cs="Times New Roman"/>
+                <w:sz w:val="24"/>
+                <w:szCs w:val="24"/>
+              </w:rPr>
+            </w:pPr>
+            <w:r>
+              <w:rPr>
+                <w:rFonts w:ascii="Times New Roman" w:hAnsi="Times New Roman" w:cs="Times New Roman"/>
+                <w:sz w:val="24"/>
+                <w:szCs w:val="24"/>
+              </w:rPr>
+              <w:t>91,00%</w:t>
+            </w:r>
+          </w:p>
+        </w:tc>
+        <w:tc>
+          <w:tcPr>
+            <w:tcW w:w="3399" w:type="dxa"/>
+          </w:tcPr>
+          <w:p>
+            <w:pPr>
+              <w:jc w:val="both"/>
+              <w:rPr>
+                <w:rFonts w:ascii="Times New Roman" w:hAnsi="Times New Roman" w:cs="Times New Roman"/>
+                <w:sz w:val="24"/>
+                <w:szCs w:val="24"/>
+              </w:rPr>
+            </w:pPr>
+            <w:r>
+              <w:rPr>
+                <w:rFonts w:ascii="Times New Roman" w:hAnsi="Times New Roman" w:cs="Times New Roman"/>
+                <w:sz w:val="24"/>
+                <w:szCs w:val="24"/>
+              </w:rPr>
+              <w:t xml:space="preserve">Rata-rata </w:t>
+            </w:r>
+            <w:proofErr w:type="spellStart"/>
+            <w:r>
+              <w:rPr>
+                <w:rFonts w:ascii="Times New Roman" w:hAnsi="Times New Roman" w:cs="Times New Roman"/>
+                <w:sz w:val="24"/>
+                <w:szCs w:val="24"/>
+              </w:rPr>
+              <w:t>harmonis</w:t>
+            </w:r>
+            <w:proofErr w:type="spellEnd"/>
+            <w:r>
+              <w:rPr>
+                <w:rFonts w:ascii="Times New Roman" w:hAnsi="Times New Roman" w:cs="Times New Roman"/>
+                <w:sz w:val="24"/>
+                <w:szCs w:val="24"/>
+              </w:rPr>
+              <w:t xml:space="preserve"> yang </w:t>
+            </w:r>
+            <w:proofErr w:type="spellStart"/>
+            <w:r>
+              <w:rPr>
+                <w:rFonts w:ascii="Times New Roman" w:hAnsi="Times New Roman" w:cs="Times New Roman"/>
+                <w:sz w:val="24"/>
+                <w:szCs w:val="24"/>
+              </w:rPr>
+              <w:t>membuktikan</w:t>
+            </w:r>
+            <w:proofErr w:type="spellEnd"/>
+            <w:r>
+              <w:rPr>
+                <w:rFonts w:ascii="Times New Roman" w:hAnsi="Times New Roman" w:cs="Times New Roman"/>
+                <w:sz w:val="24"/>
+                <w:szCs w:val="24"/>
+              </w:rPr>
+              <w:t xml:space="preserve"> </w:t>
+            </w:r>
+            <w:proofErr w:type="spellStart"/>
+            <w:r>
+              <w:rPr>
+                <w:rFonts w:ascii="Times New Roman" w:hAnsi="Times New Roman" w:cs="Times New Roman"/>
+                <w:sz w:val="24"/>
+                <w:szCs w:val="24"/>
+              </w:rPr>
+              <w:t>keseimbangan</w:t>
+            </w:r>
+            <w:proofErr w:type="spellEnd"/>
+            <w:r>
+              <w:rPr>
+                <w:rFonts w:ascii="Times New Roman" w:hAnsi="Times New Roman" w:cs="Times New Roman"/>
+                <w:sz w:val="24"/>
+                <w:szCs w:val="24"/>
+              </w:rPr>
+              <w:t xml:space="preserve"> </w:t>
+            </w:r>
+            <w:proofErr w:type="spellStart"/>
+            <w:r>
+              <w:rPr>
+                <w:rFonts w:ascii="Times New Roman" w:hAnsi="Times New Roman" w:cs="Times New Roman"/>
+                <w:sz w:val="24"/>
+                <w:szCs w:val="24"/>
+              </w:rPr>
+              <w:t>performa</w:t>
+            </w:r>
+            <w:proofErr w:type="spellEnd"/>
+            <w:r>
+              <w:rPr>
+                <w:rFonts w:ascii="Times New Roman" w:hAnsi="Times New Roman" w:cs="Times New Roman"/>
+                <w:sz w:val="24"/>
+                <w:szCs w:val="24"/>
+              </w:rPr>
+              <w:t xml:space="preserve"> </w:t>
+            </w:r>
+            <w:proofErr w:type="spellStart"/>
+            <w:r>
+              <w:rPr>
+                <w:rFonts w:ascii="Times New Roman" w:hAnsi="Times New Roman" w:cs="Times New Roman"/>
+                <w:sz w:val="24"/>
+                <w:szCs w:val="24"/>
+              </w:rPr>
+              <w:t>deteksi</w:t>
+            </w:r>
+            <w:proofErr w:type="spellEnd"/>
+            <w:r>
+              <w:rPr>
+                <w:rFonts w:ascii="Times New Roman" w:hAnsi="Times New Roman" w:cs="Times New Roman"/>
+                <w:sz w:val="24"/>
+                <w:szCs w:val="24"/>
+              </w:rPr>
+              <w:t xml:space="preserve"> </w:t>
+            </w:r>
+            <w:proofErr w:type="spellStart"/>
+            <w:r>
+              <w:rPr>
+                <w:rFonts w:ascii="Times New Roman" w:hAnsi="Times New Roman" w:cs="Times New Roman"/>
+                <w:sz w:val="24"/>
+                <w:szCs w:val="24"/>
+              </w:rPr>
+              <w:t>sistem</w:t>
+            </w:r>
+            <w:proofErr w:type="spellEnd"/>
+            <w:r>
+              <w:rPr>
+                <w:rFonts w:ascii="Times New Roman" w:hAnsi="Times New Roman" w:cs="Times New Roman"/>
+                <w:sz w:val="24"/>
+                <w:szCs w:val="24"/>
+              </w:rPr>
+              <w:t xml:space="preserve"> pada </w:t>
+            </w:r>
+            <w:proofErr w:type="spellStart"/>
+            <w:r>
+              <w:rPr>
+                <w:rFonts w:ascii="Times New Roman" w:hAnsi="Times New Roman" w:cs="Times New Roman"/>
+                <w:sz w:val="24"/>
+                <w:szCs w:val="24"/>
+              </w:rPr>
+              <w:t>kondisi</w:t>
+            </w:r>
+            <w:proofErr w:type="spellEnd"/>
+            <w:r>
+              <w:rPr>
+                <w:rFonts w:ascii="Times New Roman" w:hAnsi="Times New Roman" w:cs="Times New Roman"/>
+                <w:sz w:val="24"/>
+                <w:szCs w:val="24"/>
+              </w:rPr>
+              <w:t xml:space="preserve"> </w:t>
+            </w:r>
+            <w:proofErr w:type="spellStart"/>
+            <w:r>
+              <w:rPr>
+                <w:rFonts w:ascii="Times New Roman" w:hAnsi="Times New Roman" w:cs="Times New Roman"/>
+                <w:sz w:val="24"/>
+                <w:szCs w:val="24"/>
+              </w:rPr>
+              <w:t>pencahayaan</w:t>
+            </w:r>
+            <w:proofErr w:type="spellEnd"/>
+            <w:r>
+              <w:rPr>
+                <w:rFonts w:ascii="Times New Roman" w:hAnsi="Times New Roman" w:cs="Times New Roman"/>
+                <w:sz w:val="24"/>
+                <w:szCs w:val="24"/>
+              </w:rPr>
+              <w:t xml:space="preserve"> </w:t>
+            </w:r>
+            <w:proofErr w:type="spellStart"/>
+            <w:r>
+              <w:rPr>
+                <w:rFonts w:ascii="Times New Roman" w:hAnsi="Times New Roman" w:cs="Times New Roman"/>
+                <w:sz w:val="24"/>
+                <w:szCs w:val="24"/>
+              </w:rPr>
+              <w:t>ekstrem</w:t>
+            </w:r>
+            <w:proofErr w:type="spellEnd"/>
+            <w:r>
+              <w:rPr>
+                <w:rFonts w:ascii="Times New Roman" w:hAnsi="Times New Roman" w:cs="Times New Roman"/>
+                <w:sz w:val="24"/>
+                <w:szCs w:val="24"/>
+              </w:rPr>
+              <w:t>.</w:t>
+            </w:r>
+          </w:p>
+        </w:tc>
+      </w:tr>
+    </w:tbl>
+    <w:p>
+      <w:pPr>
+        <w:ind w:left="720"/>
         <w:rPr>
           <w:rFonts w:ascii="Times New Roman" w:hAnsi="Times New Roman" w:cs="Times New Roman"/>
           <w:sz w:val="24"/>
@@ -28554,6 +33852,22 @@
     </w:p>
     <w:p>
       <w:pPr>
+        <w:pStyle w:val="ListParagraph"/>
+        <w:tabs>
+          <w:tab w:val="right" w:pos="8505"/>
+        </w:tabs>
+        <w:spacing w:after="0"/>
+        <w:ind w:left="1440"/>
+        <w:jc w:val="both"/>
+        <w:rPr>
+          <w:rFonts w:ascii="Times New Roman" w:hAnsi="Times New Roman" w:cs="Times New Roman"/>
+          <w:sz w:val="24"/>
+          <w:szCs w:val="24"/>
+        </w:rPr>
+      </w:pPr>
+    </w:p>
+    <w:p>
+      <w:pPr>
         <w:tabs>
           <w:tab w:val="right" w:pos="8505"/>
         </w:tabs>
@@ -28580,7 +33894,8 @@
           <w:color w:val="000000" w:themeColor="text1"/>
         </w:rPr>
       </w:pPr>
-      <w:bookmarkStart w:id="16" w:name="_Toc227788683"/>
+      <w:bookmarkStart w:id="102" w:name="_Toc227788683"/>
+      <w:bookmarkStart w:id="103" w:name="_Toc231753145"/>
       <w:r>
         <w:rPr>
           <w:rFonts w:ascii="Times New Roman" w:hAnsi="Times New Roman" w:cs="Times New Roman"/>
@@ -28588,9 +33903,11 @@
           <w:bCs/>
           <w:color w:val="000000" w:themeColor="text1"/>
         </w:rPr>
+        <w:lastRenderedPageBreak/>
         <w:t>BAB V</w:t>
       </w:r>
-      <w:bookmarkEnd w:id="16"/>
+      <w:bookmarkEnd w:id="102"/>
+      <w:bookmarkEnd w:id="103"/>
     </w:p>
     <w:p>
       <w:pPr>
@@ -28604,7 +33921,8 @@
           <w:color w:val="000000" w:themeColor="text1"/>
         </w:rPr>
       </w:pPr>
-      <w:bookmarkStart w:id="17" w:name="_Toc227788684"/>
+      <w:bookmarkStart w:id="104" w:name="_Toc227788684"/>
+      <w:bookmarkStart w:id="105" w:name="_Toc231753146"/>
       <w:r>
         <w:rPr>
           <w:rFonts w:ascii="Times New Roman" w:hAnsi="Times New Roman" w:cs="Times New Roman"/>
@@ -28614,7 +33932,8 @@
         </w:rPr>
         <w:t>KESIMPULAN</w:t>
       </w:r>
-      <w:bookmarkEnd w:id="17"/>
+      <w:bookmarkEnd w:id="104"/>
+      <w:bookmarkEnd w:id="105"/>
     </w:p>
     <w:p/>
     <w:p>
@@ -30483,7 +35802,8 @@
           <w:color w:val="000000" w:themeColor="text1"/>
         </w:rPr>
       </w:pPr>
-      <w:bookmarkStart w:id="18" w:name="_Toc227788685"/>
+      <w:bookmarkStart w:id="106" w:name="_Toc227788685"/>
+      <w:bookmarkStart w:id="107" w:name="_Toc231753147"/>
       <w:r>
         <w:rPr>
           <w:rFonts w:ascii="Times New Roman" w:hAnsi="Times New Roman" w:cs="Times New Roman"/>
@@ -30493,7 +35813,8 @@
         </w:rPr>
         <w:t>DAFTAR PUSTAKA</w:t>
       </w:r>
-      <w:bookmarkEnd w:id="18"/>
+      <w:bookmarkEnd w:id="106"/>
+      <w:bookmarkEnd w:id="107"/>
     </w:p>
     <w:p>
       <w:pPr>
@@ -30672,7 +35993,6 @@
           <w:sz w:val="24"/>
           <w:szCs w:val="24"/>
         </w:rPr>
-        <w:lastRenderedPageBreak/>
         <w:t>Jurnal</w:t>
       </w:r>
       <w:proofErr w:type="spellEnd"/>
@@ -31248,6 +36568,7 @@
           <w:sz w:val="24"/>
           <w:szCs w:val="24"/>
         </w:rPr>
+        <w:lastRenderedPageBreak/>
         <w:t>Neptunus</w:t>
       </w:r>
       <w:proofErr w:type="spellEnd"/>
@@ -31606,8 +36927,6 @@
           <w:szCs w:val="24"/>
         </w:rPr>
       </w:pPr>
-      <w:bookmarkStart w:id="19" w:name="_GoBack"/>
-      <w:bookmarkEnd w:id="19"/>
     </w:p>
     <w:p>
       <w:pPr>
@@ -31638,7 +36957,8 @@
           <w:color w:val="000000" w:themeColor="text1"/>
         </w:rPr>
       </w:pPr>
-      <w:bookmarkStart w:id="20" w:name="_Toc227788686"/>
+      <w:bookmarkStart w:id="108" w:name="_Toc227788686"/>
+      <w:bookmarkStart w:id="109" w:name="_Toc231753148"/>
       <w:r>
         <w:rPr>
           <w:rFonts w:ascii="Times New Roman" w:hAnsi="Times New Roman" w:cs="Times New Roman"/>
@@ -31648,7 +36968,8 @@
         </w:rPr>
         <w:t>LAMPIRAN</w:t>
       </w:r>
-      <w:bookmarkEnd w:id="20"/>
+      <w:bookmarkEnd w:id="108"/>
+      <w:bookmarkEnd w:id="109"/>
     </w:p>
     <w:p>
       <w:pPr>
@@ -32216,6 +37537,95 @@
     </w:lvl>
   </w:abstractNum>
   <w:abstractNum w:abstractNumId="2" w15:restartNumberingAfterBreak="0">
+    <w:nsid w:val="1DBA285E"/>
+    <w:multiLevelType w:val="hybridMultilevel"/>
+    <w:tmpl w:val="9232FE48"/>
+    <w:lvl w:ilvl="0" w:tplc="4C1A0EDC">
+      <w:start w:val="1"/>
+      <w:numFmt w:val="decimal"/>
+      <w:lvlText w:val="4.%1"/>
+      <w:lvlJc w:val="left"/>
+      <w:pPr>
+        <w:ind w:left="780" w:hanging="360"/>
+      </w:pPr>
+      <w:rPr>
+        <w:rFonts w:hint="default"/>
+      </w:rPr>
+    </w:lvl>
+    <w:lvl w:ilvl="1" w:tplc="38090019" w:tentative="1">
+      <w:start w:val="1"/>
+      <w:numFmt w:val="lowerLetter"/>
+      <w:lvlText w:val="%2."/>
+      <w:lvlJc w:val="left"/>
+      <w:pPr>
+        <w:ind w:left="1500" w:hanging="360"/>
+      </w:pPr>
+    </w:lvl>
+    <w:lvl w:ilvl="2" w:tplc="3809001B" w:tentative="1">
+      <w:start w:val="1"/>
+      <w:numFmt w:val="lowerRoman"/>
+      <w:lvlText w:val="%3."/>
+      <w:lvlJc w:val="right"/>
+      <w:pPr>
+        <w:ind w:left="2220" w:hanging="180"/>
+      </w:pPr>
+    </w:lvl>
+    <w:lvl w:ilvl="3" w:tplc="3809000F" w:tentative="1">
+      <w:start w:val="1"/>
+      <w:numFmt w:val="decimal"/>
+      <w:lvlText w:val="%4."/>
+      <w:lvlJc w:val="left"/>
+      <w:pPr>
+        <w:ind w:left="2940" w:hanging="360"/>
+      </w:pPr>
+    </w:lvl>
+    <w:lvl w:ilvl="4" w:tplc="38090019" w:tentative="1">
+      <w:start w:val="1"/>
+      <w:numFmt w:val="lowerLetter"/>
+      <w:lvlText w:val="%5."/>
+      <w:lvlJc w:val="left"/>
+      <w:pPr>
+        <w:ind w:left="3660" w:hanging="360"/>
+      </w:pPr>
+    </w:lvl>
+    <w:lvl w:ilvl="5" w:tplc="3809001B" w:tentative="1">
+      <w:start w:val="1"/>
+      <w:numFmt w:val="lowerRoman"/>
+      <w:lvlText w:val="%6."/>
+      <w:lvlJc w:val="right"/>
+      <w:pPr>
+        <w:ind w:left="4380" w:hanging="180"/>
+      </w:pPr>
+    </w:lvl>
+    <w:lvl w:ilvl="6" w:tplc="3809000F" w:tentative="1">
+      <w:start w:val="1"/>
+      <w:numFmt w:val="decimal"/>
+      <w:lvlText w:val="%7."/>
+      <w:lvlJc w:val="left"/>
+      <w:pPr>
+        <w:ind w:left="5100" w:hanging="360"/>
+      </w:pPr>
+    </w:lvl>
+    <w:lvl w:ilvl="7" w:tplc="38090019" w:tentative="1">
+      <w:start w:val="1"/>
+      <w:numFmt w:val="lowerLetter"/>
+      <w:lvlText w:val="%8."/>
+      <w:lvlJc w:val="left"/>
+      <w:pPr>
+        <w:ind w:left="5820" w:hanging="360"/>
+      </w:pPr>
+    </w:lvl>
+    <w:lvl w:ilvl="8" w:tplc="3809001B" w:tentative="1">
+      <w:start w:val="1"/>
+      <w:numFmt w:val="lowerRoman"/>
+      <w:lvlText w:val="%9."/>
+      <w:lvlJc w:val="right"/>
+      <w:pPr>
+        <w:ind w:left="6540" w:hanging="180"/>
+      </w:pPr>
+    </w:lvl>
+  </w:abstractNum>
+  <w:abstractNum w:abstractNumId="3" w15:restartNumberingAfterBreak="0">
     <w:nsid w:val="223B6EB2"/>
     <w:multiLevelType w:val="hybridMultilevel"/>
     <w:tmpl w:val="FBB03EAE"/>
@@ -32304,7 +37714,185 @@
       </w:pPr>
     </w:lvl>
   </w:abstractNum>
-  <w:abstractNum w:abstractNumId="3" w15:restartNumberingAfterBreak="0">
+  <w:abstractNum w:abstractNumId="4" w15:restartNumberingAfterBreak="0">
+    <w:nsid w:val="29B00FA1"/>
+    <w:multiLevelType w:val="hybridMultilevel"/>
+    <w:tmpl w:val="A0706A40"/>
+    <w:lvl w:ilvl="0" w:tplc="4C1A0EDC">
+      <w:start w:val="1"/>
+      <w:numFmt w:val="decimal"/>
+      <w:lvlText w:val="4.%1"/>
+      <w:lvlJc w:val="left"/>
+      <w:pPr>
+        <w:ind w:left="780" w:hanging="360"/>
+      </w:pPr>
+      <w:rPr>
+        <w:rFonts w:hint="default"/>
+      </w:rPr>
+    </w:lvl>
+    <w:lvl w:ilvl="1" w:tplc="38090019" w:tentative="1">
+      <w:start w:val="1"/>
+      <w:numFmt w:val="lowerLetter"/>
+      <w:lvlText w:val="%2."/>
+      <w:lvlJc w:val="left"/>
+      <w:pPr>
+        <w:ind w:left="1500" w:hanging="360"/>
+      </w:pPr>
+    </w:lvl>
+    <w:lvl w:ilvl="2" w:tplc="3809001B" w:tentative="1">
+      <w:start w:val="1"/>
+      <w:numFmt w:val="lowerRoman"/>
+      <w:lvlText w:val="%3."/>
+      <w:lvlJc w:val="right"/>
+      <w:pPr>
+        <w:ind w:left="2220" w:hanging="180"/>
+      </w:pPr>
+    </w:lvl>
+    <w:lvl w:ilvl="3" w:tplc="3809000F" w:tentative="1">
+      <w:start w:val="1"/>
+      <w:numFmt w:val="decimal"/>
+      <w:lvlText w:val="%4."/>
+      <w:lvlJc w:val="left"/>
+      <w:pPr>
+        <w:ind w:left="2940" w:hanging="360"/>
+      </w:pPr>
+    </w:lvl>
+    <w:lvl w:ilvl="4" w:tplc="38090019" w:tentative="1">
+      <w:start w:val="1"/>
+      <w:numFmt w:val="lowerLetter"/>
+      <w:lvlText w:val="%5."/>
+      <w:lvlJc w:val="left"/>
+      <w:pPr>
+        <w:ind w:left="3660" w:hanging="360"/>
+      </w:pPr>
+    </w:lvl>
+    <w:lvl w:ilvl="5" w:tplc="3809001B" w:tentative="1">
+      <w:start w:val="1"/>
+      <w:numFmt w:val="lowerRoman"/>
+      <w:lvlText w:val="%6."/>
+      <w:lvlJc w:val="right"/>
+      <w:pPr>
+        <w:ind w:left="4380" w:hanging="180"/>
+      </w:pPr>
+    </w:lvl>
+    <w:lvl w:ilvl="6" w:tplc="3809000F" w:tentative="1">
+      <w:start w:val="1"/>
+      <w:numFmt w:val="decimal"/>
+      <w:lvlText w:val="%7."/>
+      <w:lvlJc w:val="left"/>
+      <w:pPr>
+        <w:ind w:left="5100" w:hanging="360"/>
+      </w:pPr>
+    </w:lvl>
+    <w:lvl w:ilvl="7" w:tplc="38090019" w:tentative="1">
+      <w:start w:val="1"/>
+      <w:numFmt w:val="lowerLetter"/>
+      <w:lvlText w:val="%8."/>
+      <w:lvlJc w:val="left"/>
+      <w:pPr>
+        <w:ind w:left="5820" w:hanging="360"/>
+      </w:pPr>
+    </w:lvl>
+    <w:lvl w:ilvl="8" w:tplc="3809001B" w:tentative="1">
+      <w:start w:val="1"/>
+      <w:numFmt w:val="lowerRoman"/>
+      <w:lvlText w:val="%9."/>
+      <w:lvlJc w:val="right"/>
+      <w:pPr>
+        <w:ind w:left="6540" w:hanging="180"/>
+      </w:pPr>
+    </w:lvl>
+  </w:abstractNum>
+  <w:abstractNum w:abstractNumId="5" w15:restartNumberingAfterBreak="0">
+    <w:nsid w:val="2E3C7D05"/>
+    <w:multiLevelType w:val="hybridMultilevel"/>
+    <w:tmpl w:val="FFC4C050"/>
+    <w:lvl w:ilvl="0" w:tplc="4C1A0EDC">
+      <w:start w:val="1"/>
+      <w:numFmt w:val="decimal"/>
+      <w:lvlText w:val="4.%1"/>
+      <w:lvlJc w:val="left"/>
+      <w:pPr>
+        <w:ind w:left="780" w:hanging="360"/>
+      </w:pPr>
+      <w:rPr>
+        <w:rFonts w:hint="default"/>
+      </w:rPr>
+    </w:lvl>
+    <w:lvl w:ilvl="1" w:tplc="38090019" w:tentative="1">
+      <w:start w:val="1"/>
+      <w:numFmt w:val="lowerLetter"/>
+      <w:lvlText w:val="%2."/>
+      <w:lvlJc w:val="left"/>
+      <w:pPr>
+        <w:ind w:left="1500" w:hanging="360"/>
+      </w:pPr>
+    </w:lvl>
+    <w:lvl w:ilvl="2" w:tplc="3809001B" w:tentative="1">
+      <w:start w:val="1"/>
+      <w:numFmt w:val="lowerRoman"/>
+      <w:lvlText w:val="%3."/>
+      <w:lvlJc w:val="right"/>
+      <w:pPr>
+        <w:ind w:left="2220" w:hanging="180"/>
+      </w:pPr>
+    </w:lvl>
+    <w:lvl w:ilvl="3" w:tplc="3809000F" w:tentative="1">
+      <w:start w:val="1"/>
+      <w:numFmt w:val="decimal"/>
+      <w:lvlText w:val="%4."/>
+      <w:lvlJc w:val="left"/>
+      <w:pPr>
+        <w:ind w:left="2940" w:hanging="360"/>
+      </w:pPr>
+    </w:lvl>
+    <w:lvl w:ilvl="4" w:tplc="38090019" w:tentative="1">
+      <w:start w:val="1"/>
+      <w:numFmt w:val="lowerLetter"/>
+      <w:lvlText w:val="%5."/>
+      <w:lvlJc w:val="left"/>
+      <w:pPr>
+        <w:ind w:left="3660" w:hanging="360"/>
+      </w:pPr>
+    </w:lvl>
+    <w:lvl w:ilvl="5" w:tplc="3809001B" w:tentative="1">
+      <w:start w:val="1"/>
+      <w:numFmt w:val="lowerRoman"/>
+      <w:lvlText w:val="%6."/>
+      <w:lvlJc w:val="right"/>
+      <w:pPr>
+        <w:ind w:left="4380" w:hanging="180"/>
+      </w:pPr>
+    </w:lvl>
+    <w:lvl w:ilvl="6" w:tplc="3809000F" w:tentative="1">
+      <w:start w:val="1"/>
+      <w:numFmt w:val="decimal"/>
+      <w:lvlText w:val="%7."/>
+      <w:lvlJc w:val="left"/>
+      <w:pPr>
+        <w:ind w:left="5100" w:hanging="360"/>
+      </w:pPr>
+    </w:lvl>
+    <w:lvl w:ilvl="7" w:tplc="38090019" w:tentative="1">
+      <w:start w:val="1"/>
+      <w:numFmt w:val="lowerLetter"/>
+      <w:lvlText w:val="%8."/>
+      <w:lvlJc w:val="left"/>
+      <w:pPr>
+        <w:ind w:left="5820" w:hanging="360"/>
+      </w:pPr>
+    </w:lvl>
+    <w:lvl w:ilvl="8" w:tplc="3809001B" w:tentative="1">
+      <w:start w:val="1"/>
+      <w:numFmt w:val="lowerRoman"/>
+      <w:lvlText w:val="%9."/>
+      <w:lvlJc w:val="right"/>
+      <w:pPr>
+        <w:ind w:left="6540" w:hanging="180"/>
+      </w:pPr>
+    </w:lvl>
+  </w:abstractNum>
+  <w:abstractNum w:abstractNumId="6" w15:restartNumberingAfterBreak="0">
     <w:nsid w:val="2F481BD0"/>
     <w:multiLevelType w:val="hybridMultilevel"/>
     <w:tmpl w:val="D04202DE"/>
@@ -32393,7 +37981,7 @@
       </w:pPr>
     </w:lvl>
   </w:abstractNum>
-  <w:abstractNum w:abstractNumId="4" w15:restartNumberingAfterBreak="0">
+  <w:abstractNum w:abstractNumId="7" w15:restartNumberingAfterBreak="0">
     <w:nsid w:val="3A493569"/>
     <w:multiLevelType w:val="hybridMultilevel"/>
     <w:tmpl w:val="91A88710"/>
@@ -32479,7 +38067,7 @@
       </w:pPr>
     </w:lvl>
   </w:abstractNum>
-  <w:abstractNum w:abstractNumId="5" w15:restartNumberingAfterBreak="0">
+  <w:abstractNum w:abstractNumId="8" w15:restartNumberingAfterBreak="0">
     <w:nsid w:val="3E784B8B"/>
     <w:multiLevelType w:val="hybridMultilevel"/>
     <w:tmpl w:val="A1829010"/>
@@ -32565,7 +38153,7 @@
       </w:pPr>
     </w:lvl>
   </w:abstractNum>
-  <w:abstractNum w:abstractNumId="6" w15:restartNumberingAfterBreak="0">
+  <w:abstractNum w:abstractNumId="9" w15:restartNumberingAfterBreak="0">
     <w:nsid w:val="45592E9C"/>
     <w:multiLevelType w:val="hybridMultilevel"/>
     <w:tmpl w:val="DCBA83A4"/>
@@ -32655,7 +38243,7 @@
       </w:pPr>
     </w:lvl>
   </w:abstractNum>
-  <w:abstractNum w:abstractNumId="7" w15:restartNumberingAfterBreak="0">
+  <w:abstractNum w:abstractNumId="10" w15:restartNumberingAfterBreak="0">
     <w:nsid w:val="483026C1"/>
     <w:multiLevelType w:val="hybridMultilevel"/>
     <w:tmpl w:val="B0F66976"/>
@@ -32741,7 +38329,7 @@
       </w:pPr>
     </w:lvl>
   </w:abstractNum>
-  <w:abstractNum w:abstractNumId="8" w15:restartNumberingAfterBreak="0">
+  <w:abstractNum w:abstractNumId="11" w15:restartNumberingAfterBreak="0">
     <w:nsid w:val="595A0B74"/>
     <w:multiLevelType w:val="hybridMultilevel"/>
     <w:tmpl w:val="B0F66976"/>
@@ -32827,7 +38415,7 @@
       </w:pPr>
     </w:lvl>
   </w:abstractNum>
-  <w:abstractNum w:abstractNumId="9" w15:restartNumberingAfterBreak="0">
+  <w:abstractNum w:abstractNumId="12" w15:restartNumberingAfterBreak="0">
     <w:nsid w:val="659D7B7A"/>
     <w:multiLevelType w:val="hybridMultilevel"/>
     <w:tmpl w:val="1428CAEA"/>
@@ -32917,35 +38505,136 @@
       </w:pPr>
     </w:lvl>
   </w:abstractNum>
+  <w:abstractNum w:abstractNumId="13" w15:restartNumberingAfterBreak="0">
+    <w:nsid w:val="67557240"/>
+    <w:multiLevelType w:val="hybridMultilevel"/>
+    <w:tmpl w:val="839C6622"/>
+    <w:lvl w:ilvl="0" w:tplc="4C1A0EDC">
+      <w:start w:val="1"/>
+      <w:numFmt w:val="decimal"/>
+      <w:lvlText w:val="4.%1"/>
+      <w:lvlJc w:val="left"/>
+      <w:pPr>
+        <w:ind w:left="780" w:hanging="360"/>
+      </w:pPr>
+      <w:rPr>
+        <w:rFonts w:hint="default"/>
+      </w:rPr>
+    </w:lvl>
+    <w:lvl w:ilvl="1" w:tplc="38090019" w:tentative="1">
+      <w:start w:val="1"/>
+      <w:numFmt w:val="lowerLetter"/>
+      <w:lvlText w:val="%2."/>
+      <w:lvlJc w:val="left"/>
+      <w:pPr>
+        <w:ind w:left="1500" w:hanging="360"/>
+      </w:pPr>
+    </w:lvl>
+    <w:lvl w:ilvl="2" w:tplc="3809001B" w:tentative="1">
+      <w:start w:val="1"/>
+      <w:numFmt w:val="lowerRoman"/>
+      <w:lvlText w:val="%3."/>
+      <w:lvlJc w:val="right"/>
+      <w:pPr>
+        <w:ind w:left="2220" w:hanging="180"/>
+      </w:pPr>
+    </w:lvl>
+    <w:lvl w:ilvl="3" w:tplc="3809000F" w:tentative="1">
+      <w:start w:val="1"/>
+      <w:numFmt w:val="decimal"/>
+      <w:lvlText w:val="%4."/>
+      <w:lvlJc w:val="left"/>
+      <w:pPr>
+        <w:ind w:left="2940" w:hanging="360"/>
+      </w:pPr>
+    </w:lvl>
+    <w:lvl w:ilvl="4" w:tplc="38090019" w:tentative="1">
+      <w:start w:val="1"/>
+      <w:numFmt w:val="lowerLetter"/>
+      <w:lvlText w:val="%5."/>
+      <w:lvlJc w:val="left"/>
+      <w:pPr>
+        <w:ind w:left="3660" w:hanging="360"/>
+      </w:pPr>
+    </w:lvl>
+    <w:lvl w:ilvl="5" w:tplc="3809001B" w:tentative="1">
+      <w:start w:val="1"/>
+      <w:numFmt w:val="lowerRoman"/>
+      <w:lvlText w:val="%6."/>
+      <w:lvlJc w:val="right"/>
+      <w:pPr>
+        <w:ind w:left="4380" w:hanging="180"/>
+      </w:pPr>
+    </w:lvl>
+    <w:lvl w:ilvl="6" w:tplc="3809000F" w:tentative="1">
+      <w:start w:val="1"/>
+      <w:numFmt w:val="decimal"/>
+      <w:lvlText w:val="%7."/>
+      <w:lvlJc w:val="left"/>
+      <w:pPr>
+        <w:ind w:left="5100" w:hanging="360"/>
+      </w:pPr>
+    </w:lvl>
+    <w:lvl w:ilvl="7" w:tplc="38090019" w:tentative="1">
+      <w:start w:val="1"/>
+      <w:numFmt w:val="lowerLetter"/>
+      <w:lvlText w:val="%8."/>
+      <w:lvlJc w:val="left"/>
+      <w:pPr>
+        <w:ind w:left="5820" w:hanging="360"/>
+      </w:pPr>
+    </w:lvl>
+    <w:lvl w:ilvl="8" w:tplc="3809001B" w:tentative="1">
+      <w:start w:val="1"/>
+      <w:numFmt w:val="lowerRoman"/>
+      <w:lvlText w:val="%9."/>
+      <w:lvlJc w:val="right"/>
+      <w:pPr>
+        <w:ind w:left="6540" w:hanging="180"/>
+      </w:pPr>
+    </w:lvl>
+  </w:abstractNum>
   <w:num w:numId="1">
-    <w:abstractNumId w:val="3"/>
+    <w:abstractNumId w:val="6"/>
   </w:num>
   <w:num w:numId="2">
-    <w:abstractNumId w:val="9"/>
+    <w:abstractNumId w:val="12"/>
   </w:num>
   <w:num w:numId="3">
-    <w:abstractNumId w:val="6"/>
+    <w:abstractNumId w:val="9"/>
   </w:num>
   <w:num w:numId="4">
     <w:abstractNumId w:val="0"/>
   </w:num>
   <w:num w:numId="5">
-    <w:abstractNumId w:val="4"/>
+    <w:abstractNumId w:val="7"/>
   </w:num>
   <w:num w:numId="6">
-    <w:abstractNumId w:val="5"/>
+    <w:abstractNumId w:val="8"/>
   </w:num>
   <w:num w:numId="7">
-    <w:abstractNumId w:val="8"/>
+    <w:abstractNumId w:val="11"/>
   </w:num>
   <w:num w:numId="8">
     <w:abstractNumId w:val="1"/>
   </w:num>
   <w:num w:numId="9">
-    <w:abstractNumId w:val="7"/>
+    <w:abstractNumId w:val="10"/>
   </w:num>
   <w:num w:numId="10">
+    <w:abstractNumId w:val="3"/>
+  </w:num>
+  <w:num w:numId="11">
+    <w:abstractNumId w:val="13"/>
+  </w:num>
+  <w:num w:numId="12">
     <w:abstractNumId w:val="2"/>
+  </w:num>
+  <w:num w:numId="13">
+    <w:abstractNumId w:val="4"/>
+  </w:num>
+  <w:num w:numId="14">
+    <w:abstractNumId w:val="5"/>
   </w:num>
   <w:numIdMacAtCleanup w:val="10"/>
 </w:numbering>
@@ -33400,6 +39089,7 @@
   <w:style w:type="character" w:default="1" w:styleId="DefaultParagraphFont">
     <w:name w:val="Default Paragraph Font"/>
     <w:uiPriority w:val="1"/>
+    <w:semiHidden/>
     <w:unhideWhenUsed/>
   </w:style>
   <w:style w:type="table" w:default="1" w:styleId="TableNormal">
@@ -33717,6 +39407,18 @@
       <w:spacing w:after="0"/>
     </w:pPr>
   </w:style>
+  <w:style w:type="paragraph" w:styleId="TOCHeading">
+    <w:name w:val="TOC Heading"/>
+    <w:basedOn w:val="Heading1"/>
+    <w:next w:val="Normal"/>
+    <w:uiPriority w:val="39"/>
+    <w:unhideWhenUsed/>
+    <w:qFormat/>
+    <w:rsid w:val="00AD36F0"/>
+    <w:pPr>
+      <w:outlineLvl w:val="9"/>
+    </w:pPr>
+  </w:style>
 </w:styles>
 </file>
 
@@ -34020,7 +39722,7 @@
 </file>
 
 <file path=customXml/itemProps1.xml><?xml version="1.0" encoding="utf-8"?>
-<ds:datastoreItem xmlns:ds="http://schemas.openxmlformats.org/officeDocument/2006/customXml" ds:itemID="{6FB54DC3-36DA-4201-94EE-98FE265E01BA}">
+<ds:datastoreItem xmlns:ds="http://schemas.openxmlformats.org/officeDocument/2006/customXml" ds:itemID="{4100E5E7-CC06-467A-A82E-3A4B6B4FF610}">
   <ds:schemaRefs>
     <ds:schemaRef ds:uri="http://schemas.openxmlformats.org/officeDocument/2006/bibliography"/>
   </ds:schemaRefs>
